--- a/datasheet_gen/word_templates/SURGE.docx
+++ b/datasheet_gen/word_templates/SURGE.docx
@@ -6682,329 +6682,112 @@
         </w:tc>
       </w:tr>
       <w:tr>
-        <w:trPr>
-          <w:trHeight w:val="300"/>
-        </w:trPr>
-        <w:tc>
-          <w:tcPr>
-            <w:tcW w:w="607" w:type="pct"/>
-            <w:vAlign w:val="center"/>
-          </w:tcPr>
-          <w:p>
-            <w:pPr>
-              <w:spacing w:after="0" w:line="240" w:lineRule="auto"/>
-              <w:rPr>
-                <w:rFonts w:ascii="Arial" w:eastAsia="Times New Roman" w:hAnsi="Arial" w:cs="Arial"/>
-                <w:b/>
-                <w:bCs/>
-                <w:lang w:val="en-US" w:eastAsia="en-IN"/>
-              </w:rPr>
-            </w:pPr>
-          </w:p>
-        </w:tc>
-        <w:tc>
-          <w:tcPr>
-            <w:tcW w:w="275" w:type="pct"/>
-            <w:vAlign w:val="center"/>
-          </w:tcPr>
-          <w:p>
-            <w:pPr>
-              <w:spacing w:after="0" w:line="240" w:lineRule="auto"/>
-              <w:jc w:val="center"/>
-              <w:textAlignment w:val="baseline"/>
-              <w:rPr>
-                <w:rFonts w:ascii="Arial" w:eastAsia="Times New Roman" w:hAnsi="Arial" w:cs="Arial"/>
-                <w:b/>
-                <w:bCs/>
-                <w:lang w:val="en-US" w:eastAsia="en-IN"/>
-              </w:rPr>
-            </w:pPr>
-          </w:p>
-        </w:tc>
-        <w:tc>
-          <w:tcPr>
-            <w:tcW w:w="275" w:type="pct"/>
-            <w:vAlign w:val="center"/>
-          </w:tcPr>
-          <w:p>
-            <w:pPr>
-              <w:spacing w:after="0" w:line="240" w:lineRule="auto"/>
-              <w:jc w:val="center"/>
-              <w:textAlignment w:val="baseline"/>
-              <w:rPr>
-                <w:rFonts w:ascii="Arial" w:eastAsia="Times New Roman" w:hAnsi="Arial" w:cs="Arial"/>
-                <w:b/>
-                <w:bCs/>
-                <w:lang w:val="en-US" w:eastAsia="en-IN"/>
-              </w:rPr>
-            </w:pPr>
-          </w:p>
-        </w:tc>
-        <w:tc>
-          <w:tcPr>
-            <w:tcW w:w="274" w:type="pct"/>
-            <w:vAlign w:val="center"/>
-          </w:tcPr>
-          <w:p>
-            <w:pPr>
-              <w:spacing w:after="0" w:line="240" w:lineRule="auto"/>
-              <w:jc w:val="center"/>
-              <w:textAlignment w:val="baseline"/>
-              <w:rPr>
-                <w:rFonts w:ascii="Arial" w:eastAsia="Times New Roman" w:hAnsi="Arial" w:cs="Arial"/>
-                <w:b/>
-                <w:bCs/>
-                <w:lang w:val="en-US" w:eastAsia="en-IN"/>
-              </w:rPr>
-            </w:pPr>
-          </w:p>
-        </w:tc>
-        <w:tc>
-          <w:tcPr>
-            <w:tcW w:w="275" w:type="pct"/>
-            <w:vAlign w:val="center"/>
-          </w:tcPr>
-          <w:p>
-            <w:pPr>
-              <w:spacing w:after="0" w:line="240" w:lineRule="auto"/>
-              <w:jc w:val="center"/>
-              <w:textAlignment w:val="baseline"/>
-              <w:rPr>
-                <w:rFonts w:ascii="Arial" w:eastAsia="Times New Roman" w:hAnsi="Arial" w:cs="Arial"/>
-                <w:b/>
-                <w:bCs/>
-                <w:lang w:val="en-US" w:eastAsia="en-IN"/>
-              </w:rPr>
-            </w:pPr>
-          </w:p>
-        </w:tc>
-        <w:tc>
-          <w:tcPr>
-            <w:tcW w:w="274" w:type="pct"/>
-            <w:vAlign w:val="center"/>
-          </w:tcPr>
-          <w:p>
-            <w:pPr>
-              <w:spacing w:after="0" w:line="240" w:lineRule="auto"/>
-              <w:jc w:val="center"/>
-              <w:textAlignment w:val="baseline"/>
-              <w:rPr>
-                <w:rFonts w:ascii="Arial" w:eastAsia="Times New Roman" w:hAnsi="Arial" w:cs="Arial"/>
-                <w:b/>
-                <w:bCs/>
-                <w:lang w:val="en-US" w:eastAsia="en-IN"/>
-              </w:rPr>
-            </w:pPr>
-          </w:p>
-        </w:tc>
-        <w:tc>
-          <w:tcPr>
-            <w:tcW w:w="275" w:type="pct"/>
-            <w:vAlign w:val="center"/>
-          </w:tcPr>
-          <w:p>
-            <w:pPr>
-              <w:spacing w:after="0" w:line="240" w:lineRule="auto"/>
-              <w:jc w:val="center"/>
-              <w:textAlignment w:val="baseline"/>
-              <w:rPr>
-                <w:rFonts w:ascii="Arial" w:eastAsia="Times New Roman" w:hAnsi="Arial" w:cs="Arial"/>
-                <w:b/>
-                <w:bCs/>
-                <w:lang w:val="en-US" w:eastAsia="en-IN"/>
-              </w:rPr>
-            </w:pPr>
-          </w:p>
-        </w:tc>
-        <w:tc>
-          <w:tcPr>
-            <w:tcW w:w="275" w:type="pct"/>
-            <w:vAlign w:val="center"/>
-          </w:tcPr>
-          <w:p>
-            <w:pPr>
-              <w:spacing w:after="0" w:line="240" w:lineRule="auto"/>
-              <w:jc w:val="center"/>
-              <w:textAlignment w:val="baseline"/>
-              <w:rPr>
-                <w:rFonts w:ascii="Arial" w:eastAsia="Times New Roman" w:hAnsi="Arial" w:cs="Arial"/>
-                <w:b/>
-                <w:bCs/>
-                <w:lang w:val="en-US" w:eastAsia="en-IN"/>
-              </w:rPr>
-            </w:pPr>
-          </w:p>
-        </w:tc>
-        <w:tc>
-          <w:tcPr>
-            <w:tcW w:w="275" w:type="pct"/>
-            <w:vAlign w:val="center"/>
-          </w:tcPr>
-          <w:p>
-            <w:pPr>
-              <w:spacing w:after="0" w:line="240" w:lineRule="auto"/>
-              <w:jc w:val="center"/>
-              <w:textAlignment w:val="baseline"/>
-              <w:rPr>
-                <w:rFonts w:ascii="Arial" w:eastAsia="Times New Roman" w:hAnsi="Arial" w:cs="Arial"/>
-                <w:b/>
-                <w:bCs/>
-                <w:lang w:val="en-US" w:eastAsia="en-IN"/>
-              </w:rPr>
-            </w:pPr>
-          </w:p>
-        </w:tc>
-        <w:tc>
-          <w:tcPr>
-            <w:tcW w:w="274" w:type="pct"/>
-            <w:vAlign w:val="center"/>
-          </w:tcPr>
-          <w:p>
-            <w:pPr>
-              <w:spacing w:after="0" w:line="240" w:lineRule="auto"/>
-              <w:jc w:val="center"/>
-              <w:textAlignment w:val="baseline"/>
-              <w:rPr>
-                <w:rFonts w:ascii="Arial" w:eastAsia="Times New Roman" w:hAnsi="Arial" w:cs="Arial"/>
-                <w:b/>
-                <w:bCs/>
-                <w:lang w:val="en-US" w:eastAsia="en-IN"/>
-              </w:rPr>
-            </w:pPr>
-          </w:p>
-        </w:tc>
-        <w:tc>
-          <w:tcPr>
-            <w:tcW w:w="275" w:type="pct"/>
-            <w:vAlign w:val="center"/>
-          </w:tcPr>
-          <w:p>
-            <w:pPr>
-              <w:spacing w:after="0" w:line="240" w:lineRule="auto"/>
-              <w:jc w:val="center"/>
-              <w:textAlignment w:val="baseline"/>
-              <w:rPr>
-                <w:rFonts w:ascii="Arial" w:eastAsia="Times New Roman" w:hAnsi="Arial" w:cs="Arial"/>
-                <w:b/>
-                <w:bCs/>
-                <w:lang w:val="en-US" w:eastAsia="en-IN"/>
-              </w:rPr>
-            </w:pPr>
-          </w:p>
-        </w:tc>
-        <w:tc>
-          <w:tcPr>
-            <w:tcW w:w="274" w:type="pct"/>
-            <w:vAlign w:val="center"/>
-          </w:tcPr>
-          <w:p>
-            <w:pPr>
-              <w:spacing w:after="0" w:line="240" w:lineRule="auto"/>
-              <w:jc w:val="center"/>
-              <w:textAlignment w:val="baseline"/>
-              <w:rPr>
-                <w:rFonts w:ascii="Arial" w:eastAsia="Times New Roman" w:hAnsi="Arial" w:cs="Arial"/>
-                <w:b/>
-                <w:bCs/>
-                <w:lang w:val="en-US" w:eastAsia="en-IN"/>
-              </w:rPr>
-            </w:pPr>
-          </w:p>
-        </w:tc>
-        <w:tc>
-          <w:tcPr>
-            <w:tcW w:w="275" w:type="pct"/>
-            <w:vAlign w:val="center"/>
-          </w:tcPr>
-          <w:p>
-            <w:pPr>
-              <w:spacing w:after="0" w:line="240" w:lineRule="auto"/>
-              <w:jc w:val="center"/>
-              <w:textAlignment w:val="baseline"/>
-              <w:rPr>
-                <w:rFonts w:ascii="Arial" w:eastAsia="Times New Roman" w:hAnsi="Arial" w:cs="Arial"/>
-                <w:b/>
-                <w:bCs/>
-                <w:lang w:val="en-US" w:eastAsia="en-IN"/>
-              </w:rPr>
-            </w:pPr>
-          </w:p>
-        </w:tc>
-        <w:tc>
-          <w:tcPr>
-            <w:tcW w:w="274" w:type="pct"/>
-            <w:vAlign w:val="center"/>
-          </w:tcPr>
-          <w:p>
-            <w:pPr>
-              <w:spacing w:after="0" w:line="240" w:lineRule="auto"/>
-              <w:jc w:val="center"/>
-              <w:textAlignment w:val="baseline"/>
-              <w:rPr>
-                <w:rFonts w:ascii="Arial" w:eastAsia="Times New Roman" w:hAnsi="Arial" w:cs="Arial"/>
-                <w:b/>
-                <w:bCs/>
-                <w:lang w:val="en-US" w:eastAsia="en-IN"/>
-              </w:rPr>
-            </w:pPr>
-          </w:p>
-        </w:tc>
-        <w:tc>
-          <w:tcPr>
-            <w:tcW w:w="275" w:type="pct"/>
-            <w:vAlign w:val="center"/>
-          </w:tcPr>
-          <w:p>
-            <w:pPr>
-              <w:spacing w:after="0" w:line="240" w:lineRule="auto"/>
-              <w:jc w:val="center"/>
-              <w:textAlignment w:val="baseline"/>
-              <w:rPr>
-                <w:rFonts w:ascii="Arial" w:eastAsia="Times New Roman" w:hAnsi="Arial" w:cs="Arial"/>
-                <w:b/>
-                <w:bCs/>
-                <w:lang w:val="en-US" w:eastAsia="en-IN"/>
-              </w:rPr>
-            </w:pPr>
-          </w:p>
-        </w:tc>
-        <w:tc>
-          <w:tcPr>
-            <w:tcW w:w="274" w:type="pct"/>
-            <w:vAlign w:val="center"/>
-          </w:tcPr>
-          <w:p>
-            <w:pPr>
-              <w:spacing w:after="0" w:line="240" w:lineRule="auto"/>
-              <w:jc w:val="center"/>
-              <w:textAlignment w:val="baseline"/>
-              <w:rPr>
-                <w:rFonts w:ascii="Arial" w:eastAsia="Times New Roman" w:hAnsi="Arial" w:cs="Arial"/>
-                <w:b/>
-                <w:bCs/>
-                <w:lang w:val="en-US" w:eastAsia="en-IN"/>
-              </w:rPr>
-            </w:pPr>
-          </w:p>
-        </w:tc>
-        <w:tc>
-          <w:tcPr>
-            <w:tcW w:w="274" w:type="pct"/>
-            <w:vAlign w:val="center"/>
-          </w:tcPr>
-          <w:p>
-            <w:pPr>
-              <w:spacing w:after="0" w:line="240" w:lineRule="auto"/>
-              <w:jc w:val="center"/>
-              <w:textAlignment w:val="baseline"/>
-              <w:rPr>
-                <w:rFonts w:ascii="Arial" w:eastAsia="Times New Roman" w:hAnsi="Arial" w:cs="Arial"/>
-                <w:b/>
-                <w:bCs/>
-                <w:lang w:val="en-US" w:eastAsia="en-IN"/>
-              </w:rPr>
-            </w:pPr>
-          </w:p>
+        <w:tc>
+          <w:tcPr>
+            <w:tcW w:type="dxa" w:w="1094"/>
+          </w:tcPr>
+          <w:p>
+            <w:r/>
+            <w:r>
+              <w:t>{%tr for r in obs_surge %}</w:t>
+            </w:r>
+          </w:p>
+        </w:tc>
+        <w:tc>
+          <w:tcPr>
+            <w:tcW w:type="dxa" w:w="496"/>
+          </w:tcPr>
+          <w:p/>
+        </w:tc>
+        <w:tc>
+          <w:tcPr>
+            <w:tcW w:type="dxa" w:w="496"/>
+          </w:tcPr>
+          <w:p/>
+        </w:tc>
+        <w:tc>
+          <w:tcPr>
+            <w:tcW w:type="dxa" w:w="494"/>
+          </w:tcPr>
+          <w:p/>
+        </w:tc>
+        <w:tc>
+          <w:tcPr>
+            <w:tcW w:type="dxa" w:w="496"/>
+          </w:tcPr>
+          <w:p/>
+        </w:tc>
+        <w:tc>
+          <w:tcPr>
+            <w:tcW w:type="dxa" w:w="494"/>
+          </w:tcPr>
+          <w:p/>
+        </w:tc>
+        <w:tc>
+          <w:tcPr>
+            <w:tcW w:type="dxa" w:w="496"/>
+          </w:tcPr>
+          <w:p/>
+        </w:tc>
+        <w:tc>
+          <w:tcPr>
+            <w:tcW w:type="dxa" w:w="496"/>
+          </w:tcPr>
+          <w:p/>
+        </w:tc>
+        <w:tc>
+          <w:tcPr>
+            <w:tcW w:type="dxa" w:w="496"/>
+          </w:tcPr>
+          <w:p/>
+        </w:tc>
+        <w:tc>
+          <w:tcPr>
+            <w:tcW w:type="dxa" w:w="494"/>
+          </w:tcPr>
+          <w:p/>
+        </w:tc>
+        <w:tc>
+          <w:tcPr>
+            <w:tcW w:type="dxa" w:w="496"/>
+          </w:tcPr>
+          <w:p/>
+        </w:tc>
+        <w:tc>
+          <w:tcPr>
+            <w:tcW w:type="dxa" w:w="494"/>
+          </w:tcPr>
+          <w:p/>
+        </w:tc>
+        <w:tc>
+          <w:tcPr>
+            <w:tcW w:type="dxa" w:w="496"/>
+          </w:tcPr>
+          <w:p/>
+        </w:tc>
+        <w:tc>
+          <w:tcPr>
+            <w:tcW w:type="dxa" w:w="494"/>
+          </w:tcPr>
+          <w:p/>
+        </w:tc>
+        <w:tc>
+          <w:tcPr>
+            <w:tcW w:type="dxa" w:w="496"/>
+          </w:tcPr>
+          <w:p/>
+        </w:tc>
+        <w:tc>
+          <w:tcPr>
+            <w:tcW w:type="dxa" w:w="494"/>
+          </w:tcPr>
+          <w:p/>
+        </w:tc>
+        <w:tc>
+          <w:tcPr>
+            <w:tcW w:type="dxa" w:w="494"/>
+          </w:tcPr>
+          <w:p/>
         </w:tc>
       </w:tr>
       <w:tr>
@@ -7017,15 +6800,10 @@
             <w:vAlign w:val="center"/>
           </w:tcPr>
           <w:p>
-            <w:pPr>
-              <w:spacing w:after="0" w:line="240" w:lineRule="auto"/>
-              <w:rPr>
-                <w:rFonts w:ascii="Arial" w:eastAsia="Times New Roman" w:hAnsi="Arial" w:cs="Arial"/>
-                <w:b/>
-                <w:bCs/>
-                <w:lang w:val="en-US" w:eastAsia="en-IN"/>
-              </w:rPr>
-            </w:pPr>
+            <w:r/>
+            <w:r>
+              <w:t>{{ r.c0 }}</w:t>
+            </w:r>
           </w:p>
         </w:tc>
         <w:tc>
@@ -7034,17 +6812,10 @@
             <w:vAlign w:val="center"/>
           </w:tcPr>
           <w:p>
-            <w:pPr>
-              <w:spacing w:after="0" w:line="240" w:lineRule="auto"/>
-              <w:jc w:val="center"/>
-              <w:textAlignment w:val="baseline"/>
-              <w:rPr>
-                <w:rFonts w:ascii="Arial" w:eastAsia="Times New Roman" w:hAnsi="Arial" w:cs="Arial"/>
-                <w:b/>
-                <w:bCs/>
-                <w:lang w:val="en-US" w:eastAsia="en-IN"/>
-              </w:rPr>
-            </w:pPr>
+            <w:r/>
+            <w:r>
+              <w:t>{{ r.c1 }}</w:t>
+            </w:r>
           </w:p>
         </w:tc>
         <w:tc>
@@ -7053,36 +6824,22 @@
             <w:vAlign w:val="center"/>
           </w:tcPr>
           <w:p>
-            <w:pPr>
-              <w:spacing w:after="0" w:line="240" w:lineRule="auto"/>
-              <w:jc w:val="center"/>
-              <w:textAlignment w:val="baseline"/>
-              <w:rPr>
-                <w:rFonts w:ascii="Arial" w:eastAsia="Times New Roman" w:hAnsi="Arial" w:cs="Arial"/>
-                <w:b/>
-                <w:bCs/>
-                <w:lang w:val="en-US" w:eastAsia="en-IN"/>
-              </w:rPr>
-            </w:pPr>
-          </w:p>
-        </w:tc>
-        <w:tc>
-          <w:tcPr>
-            <w:tcW w:w="274" w:type="pct"/>
-            <w:vAlign w:val="center"/>
-          </w:tcPr>
-          <w:p>
-            <w:pPr>
-              <w:spacing w:after="0" w:line="240" w:lineRule="auto"/>
-              <w:jc w:val="center"/>
-              <w:textAlignment w:val="baseline"/>
-              <w:rPr>
-                <w:rFonts w:ascii="Arial" w:eastAsia="Times New Roman" w:hAnsi="Arial" w:cs="Arial"/>
-                <w:b/>
-                <w:bCs/>
-                <w:lang w:val="en-US" w:eastAsia="en-IN"/>
-              </w:rPr>
-            </w:pPr>
+            <w:r/>
+            <w:r>
+              <w:t>{{ r.c2 }}</w:t>
+            </w:r>
+          </w:p>
+        </w:tc>
+        <w:tc>
+          <w:tcPr>
+            <w:tcW w:w="274" w:type="pct"/>
+            <w:vAlign w:val="center"/>
+          </w:tcPr>
+          <w:p>
+            <w:r/>
+            <w:r>
+              <w:t>{{ r.c3 }}</w:t>
+            </w:r>
           </w:p>
         </w:tc>
         <w:tc>
@@ -7091,36 +6848,22 @@
             <w:vAlign w:val="center"/>
           </w:tcPr>
           <w:p>
-            <w:pPr>
-              <w:spacing w:after="0" w:line="240" w:lineRule="auto"/>
-              <w:jc w:val="center"/>
-              <w:textAlignment w:val="baseline"/>
-              <w:rPr>
-                <w:rFonts w:ascii="Arial" w:eastAsia="Times New Roman" w:hAnsi="Arial" w:cs="Arial"/>
-                <w:b/>
-                <w:bCs/>
-                <w:lang w:val="en-US" w:eastAsia="en-IN"/>
-              </w:rPr>
-            </w:pPr>
-          </w:p>
-        </w:tc>
-        <w:tc>
-          <w:tcPr>
-            <w:tcW w:w="274" w:type="pct"/>
-            <w:vAlign w:val="center"/>
-          </w:tcPr>
-          <w:p>
-            <w:pPr>
-              <w:spacing w:after="0" w:line="240" w:lineRule="auto"/>
-              <w:jc w:val="center"/>
-              <w:textAlignment w:val="baseline"/>
-              <w:rPr>
-                <w:rFonts w:ascii="Arial" w:eastAsia="Times New Roman" w:hAnsi="Arial" w:cs="Arial"/>
-                <w:b/>
-                <w:bCs/>
-                <w:lang w:val="en-US" w:eastAsia="en-IN"/>
-              </w:rPr>
-            </w:pPr>
+            <w:r/>
+            <w:r>
+              <w:t>{{ r.c4 }}</w:t>
+            </w:r>
+          </w:p>
+        </w:tc>
+        <w:tc>
+          <w:tcPr>
+            <w:tcW w:w="274" w:type="pct"/>
+            <w:vAlign w:val="center"/>
+          </w:tcPr>
+          <w:p>
+            <w:r/>
+            <w:r>
+              <w:t>{{ r.c5 }}</w:t>
+            </w:r>
           </w:p>
         </w:tc>
         <w:tc>
@@ -7129,17 +6872,10 @@
             <w:vAlign w:val="center"/>
           </w:tcPr>
           <w:p>
-            <w:pPr>
-              <w:spacing w:after="0" w:line="240" w:lineRule="auto"/>
-              <w:jc w:val="center"/>
-              <w:textAlignment w:val="baseline"/>
-              <w:rPr>
-                <w:rFonts w:ascii="Arial" w:eastAsia="Times New Roman" w:hAnsi="Arial" w:cs="Arial"/>
-                <w:b/>
-                <w:bCs/>
-                <w:lang w:val="en-US" w:eastAsia="en-IN"/>
-              </w:rPr>
-            </w:pPr>
+            <w:r/>
+            <w:r>
+              <w:t>{{ r.c6 }}</w:t>
+            </w:r>
           </w:p>
         </w:tc>
         <w:tc>
@@ -7148,17 +6884,10 @@
             <w:vAlign w:val="center"/>
           </w:tcPr>
           <w:p>
-            <w:pPr>
-              <w:spacing w:after="0" w:line="240" w:lineRule="auto"/>
-              <w:jc w:val="center"/>
-              <w:textAlignment w:val="baseline"/>
-              <w:rPr>
-                <w:rFonts w:ascii="Arial" w:eastAsia="Times New Roman" w:hAnsi="Arial" w:cs="Arial"/>
-                <w:b/>
-                <w:bCs/>
-                <w:lang w:val="en-US" w:eastAsia="en-IN"/>
-              </w:rPr>
-            </w:pPr>
+            <w:r/>
+            <w:r>
+              <w:t>{{ r.c7 }}</w:t>
+            </w:r>
           </w:p>
         </w:tc>
         <w:tc>
@@ -7167,36 +6896,22 @@
             <w:vAlign w:val="center"/>
           </w:tcPr>
           <w:p>
-            <w:pPr>
-              <w:spacing w:after="0" w:line="240" w:lineRule="auto"/>
-              <w:jc w:val="center"/>
-              <w:textAlignment w:val="baseline"/>
-              <w:rPr>
-                <w:rFonts w:ascii="Arial" w:eastAsia="Times New Roman" w:hAnsi="Arial" w:cs="Arial"/>
-                <w:b/>
-                <w:bCs/>
-                <w:lang w:val="en-US" w:eastAsia="en-IN"/>
-              </w:rPr>
-            </w:pPr>
-          </w:p>
-        </w:tc>
-        <w:tc>
-          <w:tcPr>
-            <w:tcW w:w="274" w:type="pct"/>
-            <w:vAlign w:val="center"/>
-          </w:tcPr>
-          <w:p>
-            <w:pPr>
-              <w:spacing w:after="0" w:line="240" w:lineRule="auto"/>
-              <w:jc w:val="center"/>
-              <w:textAlignment w:val="baseline"/>
-              <w:rPr>
-                <w:rFonts w:ascii="Arial" w:eastAsia="Times New Roman" w:hAnsi="Arial" w:cs="Arial"/>
-                <w:b/>
-                <w:bCs/>
-                <w:lang w:val="en-US" w:eastAsia="en-IN"/>
-              </w:rPr>
-            </w:pPr>
+            <w:r/>
+            <w:r>
+              <w:t>{{ r.c8 }}</w:t>
+            </w:r>
+          </w:p>
+        </w:tc>
+        <w:tc>
+          <w:tcPr>
+            <w:tcW w:w="274" w:type="pct"/>
+            <w:vAlign w:val="center"/>
+          </w:tcPr>
+          <w:p>
+            <w:r/>
+            <w:r>
+              <w:t>{{ r.c9 }}</w:t>
+            </w:r>
           </w:p>
         </w:tc>
         <w:tc>
@@ -7205,36 +6920,22 @@
             <w:vAlign w:val="center"/>
           </w:tcPr>
           <w:p>
-            <w:pPr>
-              <w:spacing w:after="0" w:line="240" w:lineRule="auto"/>
-              <w:jc w:val="center"/>
-              <w:textAlignment w:val="baseline"/>
-              <w:rPr>
-                <w:rFonts w:ascii="Arial" w:eastAsia="Times New Roman" w:hAnsi="Arial" w:cs="Arial"/>
-                <w:b/>
-                <w:bCs/>
-                <w:lang w:val="en-US" w:eastAsia="en-IN"/>
-              </w:rPr>
-            </w:pPr>
-          </w:p>
-        </w:tc>
-        <w:tc>
-          <w:tcPr>
-            <w:tcW w:w="274" w:type="pct"/>
-            <w:vAlign w:val="center"/>
-          </w:tcPr>
-          <w:p>
-            <w:pPr>
-              <w:spacing w:after="0" w:line="240" w:lineRule="auto"/>
-              <w:jc w:val="center"/>
-              <w:textAlignment w:val="baseline"/>
-              <w:rPr>
-                <w:rFonts w:ascii="Arial" w:eastAsia="Times New Roman" w:hAnsi="Arial" w:cs="Arial"/>
-                <w:b/>
-                <w:bCs/>
-                <w:lang w:val="en-US" w:eastAsia="en-IN"/>
-              </w:rPr>
-            </w:pPr>
+            <w:r/>
+            <w:r>
+              <w:t>{{ r.c10 }}</w:t>
+            </w:r>
+          </w:p>
+        </w:tc>
+        <w:tc>
+          <w:tcPr>
+            <w:tcW w:w="274" w:type="pct"/>
+            <w:vAlign w:val="center"/>
+          </w:tcPr>
+          <w:p>
+            <w:r/>
+            <w:r>
+              <w:t>{{ r.c11 }}</w:t>
+            </w:r>
           </w:p>
         </w:tc>
         <w:tc>
@@ -7243,36 +6944,22 @@
             <w:vAlign w:val="center"/>
           </w:tcPr>
           <w:p>
-            <w:pPr>
-              <w:spacing w:after="0" w:line="240" w:lineRule="auto"/>
-              <w:jc w:val="center"/>
-              <w:textAlignment w:val="baseline"/>
-              <w:rPr>
-                <w:rFonts w:ascii="Arial" w:eastAsia="Times New Roman" w:hAnsi="Arial" w:cs="Arial"/>
-                <w:b/>
-                <w:bCs/>
-                <w:lang w:val="en-US" w:eastAsia="en-IN"/>
-              </w:rPr>
-            </w:pPr>
-          </w:p>
-        </w:tc>
-        <w:tc>
-          <w:tcPr>
-            <w:tcW w:w="274" w:type="pct"/>
-            <w:vAlign w:val="center"/>
-          </w:tcPr>
-          <w:p>
-            <w:pPr>
-              <w:spacing w:after="0" w:line="240" w:lineRule="auto"/>
-              <w:jc w:val="center"/>
-              <w:textAlignment w:val="baseline"/>
-              <w:rPr>
-                <w:rFonts w:ascii="Arial" w:eastAsia="Times New Roman" w:hAnsi="Arial" w:cs="Arial"/>
-                <w:b/>
-                <w:bCs/>
-                <w:lang w:val="en-US" w:eastAsia="en-IN"/>
-              </w:rPr>
-            </w:pPr>
+            <w:r/>
+            <w:r>
+              <w:t>{{ r.c12 }}</w:t>
+            </w:r>
+          </w:p>
+        </w:tc>
+        <w:tc>
+          <w:tcPr>
+            <w:tcW w:w="274" w:type="pct"/>
+            <w:vAlign w:val="center"/>
+          </w:tcPr>
+          <w:p>
+            <w:r/>
+            <w:r>
+              <w:t>{{ r.c13 }}</w:t>
+            </w:r>
           </w:p>
         </w:tc>
         <w:tc>
@@ -7281,382 +6968,144 @@
             <w:vAlign w:val="center"/>
           </w:tcPr>
           <w:p>
-            <w:pPr>
-              <w:spacing w:after="0" w:line="240" w:lineRule="auto"/>
-              <w:jc w:val="center"/>
-              <w:textAlignment w:val="baseline"/>
-              <w:rPr>
-                <w:rFonts w:ascii="Arial" w:eastAsia="Times New Roman" w:hAnsi="Arial" w:cs="Arial"/>
-                <w:b/>
-                <w:bCs/>
-                <w:lang w:val="en-US" w:eastAsia="en-IN"/>
-              </w:rPr>
-            </w:pPr>
-          </w:p>
-        </w:tc>
-        <w:tc>
-          <w:tcPr>
-            <w:tcW w:w="274" w:type="pct"/>
-            <w:vAlign w:val="center"/>
-          </w:tcPr>
-          <w:p>
-            <w:pPr>
-              <w:spacing w:after="0" w:line="240" w:lineRule="auto"/>
-              <w:jc w:val="center"/>
-              <w:textAlignment w:val="baseline"/>
-              <w:rPr>
-                <w:rFonts w:ascii="Arial" w:eastAsia="Times New Roman" w:hAnsi="Arial" w:cs="Arial"/>
-                <w:b/>
-                <w:bCs/>
-                <w:lang w:val="en-US" w:eastAsia="en-IN"/>
-              </w:rPr>
-            </w:pPr>
-          </w:p>
-        </w:tc>
-        <w:tc>
-          <w:tcPr>
-            <w:tcW w:w="274" w:type="pct"/>
-            <w:vAlign w:val="center"/>
-          </w:tcPr>
-          <w:p>
-            <w:pPr>
-              <w:spacing w:after="0" w:line="240" w:lineRule="auto"/>
-              <w:jc w:val="center"/>
-              <w:textAlignment w:val="baseline"/>
-              <w:rPr>
-                <w:rFonts w:ascii="Arial" w:eastAsia="Times New Roman" w:hAnsi="Arial" w:cs="Arial"/>
-                <w:b/>
-                <w:bCs/>
-                <w:lang w:val="en-US" w:eastAsia="en-IN"/>
-              </w:rPr>
-            </w:pPr>
+            <w:r/>
+            <w:r>
+              <w:t>{{ r.c14 }}</w:t>
+            </w:r>
+          </w:p>
+        </w:tc>
+        <w:tc>
+          <w:tcPr>
+            <w:tcW w:w="274" w:type="pct"/>
+            <w:vAlign w:val="center"/>
+          </w:tcPr>
+          <w:p>
+            <w:r/>
+            <w:r>
+              <w:t>{{ r.c15 }}</w:t>
+            </w:r>
+          </w:p>
+        </w:tc>
+        <w:tc>
+          <w:tcPr>
+            <w:tcW w:w="274" w:type="pct"/>
+            <w:vAlign w:val="center"/>
+          </w:tcPr>
+          <w:p>
+            <w:r/>
+            <w:r>
+              <w:t>{{ r.c16 }}</w:t>
+            </w:r>
           </w:p>
         </w:tc>
       </w:tr>
       <w:tr>
-        <w:trPr>
-          <w:trHeight w:val="300"/>
-        </w:trPr>
-        <w:tc>
-          <w:tcPr>
-            <w:tcW w:w="607" w:type="pct"/>
-            <w:vAlign w:val="center"/>
-          </w:tcPr>
-          <w:p>
-            <w:pPr>
-              <w:spacing w:after="0" w:line="240" w:lineRule="auto"/>
-              <w:rPr>
-                <w:rFonts w:ascii="Arial" w:eastAsia="Times New Roman" w:hAnsi="Arial" w:cs="Arial"/>
-                <w:b/>
-                <w:bCs/>
-                <w:lang w:val="en-US" w:eastAsia="en-IN"/>
-              </w:rPr>
-            </w:pPr>
-          </w:p>
-        </w:tc>
-        <w:tc>
-          <w:tcPr>
-            <w:tcW w:w="275" w:type="pct"/>
-            <w:vAlign w:val="center"/>
-          </w:tcPr>
-          <w:p>
-            <w:pPr>
-              <w:spacing w:after="0" w:line="240" w:lineRule="auto"/>
-              <w:jc w:val="center"/>
-              <w:textAlignment w:val="baseline"/>
-              <w:rPr>
-                <w:rFonts w:ascii="Arial" w:eastAsia="Times New Roman" w:hAnsi="Arial" w:cs="Arial"/>
-                <w:b/>
-                <w:bCs/>
-                <w:lang w:val="en-US" w:eastAsia="en-IN"/>
-              </w:rPr>
-            </w:pPr>
-          </w:p>
-        </w:tc>
-        <w:tc>
-          <w:tcPr>
-            <w:tcW w:w="275" w:type="pct"/>
-            <w:vAlign w:val="center"/>
-          </w:tcPr>
-          <w:p>
-            <w:pPr>
-              <w:spacing w:after="0" w:line="240" w:lineRule="auto"/>
-              <w:jc w:val="center"/>
-              <w:textAlignment w:val="baseline"/>
-              <w:rPr>
-                <w:rFonts w:ascii="Arial" w:eastAsia="Times New Roman" w:hAnsi="Arial" w:cs="Arial"/>
-                <w:b/>
-                <w:bCs/>
-                <w:lang w:val="en-US" w:eastAsia="en-IN"/>
-              </w:rPr>
-            </w:pPr>
-          </w:p>
-        </w:tc>
-        <w:tc>
-          <w:tcPr>
-            <w:tcW w:w="274" w:type="pct"/>
-            <w:vAlign w:val="center"/>
-          </w:tcPr>
-          <w:p>
-            <w:pPr>
-              <w:spacing w:after="0" w:line="240" w:lineRule="auto"/>
-              <w:jc w:val="center"/>
-              <w:textAlignment w:val="baseline"/>
-              <w:rPr>
-                <w:rFonts w:ascii="Arial" w:eastAsia="Times New Roman" w:hAnsi="Arial" w:cs="Arial"/>
-                <w:b/>
-                <w:bCs/>
-                <w:lang w:val="en-US" w:eastAsia="en-IN"/>
-              </w:rPr>
-            </w:pPr>
-          </w:p>
-        </w:tc>
-        <w:tc>
-          <w:tcPr>
-            <w:tcW w:w="275" w:type="pct"/>
-            <w:vAlign w:val="center"/>
-          </w:tcPr>
-          <w:p>
-            <w:pPr>
-              <w:spacing w:after="0" w:line="240" w:lineRule="auto"/>
-              <w:jc w:val="center"/>
-              <w:textAlignment w:val="baseline"/>
-              <w:rPr>
-                <w:rFonts w:ascii="Arial" w:eastAsia="Times New Roman" w:hAnsi="Arial" w:cs="Arial"/>
-                <w:b/>
-                <w:bCs/>
-                <w:lang w:val="en-US" w:eastAsia="en-IN"/>
-              </w:rPr>
-            </w:pPr>
-          </w:p>
-        </w:tc>
-        <w:tc>
-          <w:tcPr>
-            <w:tcW w:w="274" w:type="pct"/>
-            <w:vAlign w:val="center"/>
-          </w:tcPr>
-          <w:p>
-            <w:pPr>
-              <w:spacing w:after="0" w:line="240" w:lineRule="auto"/>
-              <w:jc w:val="center"/>
-              <w:textAlignment w:val="baseline"/>
-              <w:rPr>
-                <w:rFonts w:ascii="Arial" w:eastAsia="Times New Roman" w:hAnsi="Arial" w:cs="Arial"/>
-                <w:b/>
-                <w:bCs/>
-                <w:lang w:val="en-US" w:eastAsia="en-IN"/>
-              </w:rPr>
-            </w:pPr>
-          </w:p>
-        </w:tc>
-        <w:tc>
-          <w:tcPr>
-            <w:tcW w:w="275" w:type="pct"/>
-            <w:vAlign w:val="center"/>
-          </w:tcPr>
-          <w:p>
-            <w:pPr>
-              <w:spacing w:after="0" w:line="240" w:lineRule="auto"/>
-              <w:jc w:val="center"/>
-              <w:textAlignment w:val="baseline"/>
-              <w:rPr>
-                <w:rFonts w:ascii="Arial" w:eastAsia="Times New Roman" w:hAnsi="Arial" w:cs="Arial"/>
-                <w:b/>
-                <w:bCs/>
-                <w:lang w:val="en-US" w:eastAsia="en-IN"/>
-              </w:rPr>
-            </w:pPr>
-          </w:p>
-        </w:tc>
-        <w:tc>
-          <w:tcPr>
-            <w:tcW w:w="275" w:type="pct"/>
-            <w:vAlign w:val="center"/>
-          </w:tcPr>
-          <w:p>
-            <w:pPr>
-              <w:spacing w:after="0" w:line="240" w:lineRule="auto"/>
-              <w:jc w:val="center"/>
-              <w:textAlignment w:val="baseline"/>
-              <w:rPr>
-                <w:rFonts w:ascii="Arial" w:eastAsia="Times New Roman" w:hAnsi="Arial" w:cs="Arial"/>
-                <w:b/>
-                <w:bCs/>
-                <w:lang w:val="en-US" w:eastAsia="en-IN"/>
-              </w:rPr>
-            </w:pPr>
-          </w:p>
-        </w:tc>
-        <w:tc>
-          <w:tcPr>
-            <w:tcW w:w="275" w:type="pct"/>
-            <w:vAlign w:val="center"/>
-          </w:tcPr>
-          <w:p>
-            <w:pPr>
-              <w:spacing w:after="0" w:line="240" w:lineRule="auto"/>
-              <w:jc w:val="center"/>
-              <w:textAlignment w:val="baseline"/>
-              <w:rPr>
-                <w:rFonts w:ascii="Arial" w:eastAsia="Times New Roman" w:hAnsi="Arial" w:cs="Arial"/>
-                <w:b/>
-                <w:bCs/>
-                <w:lang w:val="en-US" w:eastAsia="en-IN"/>
-              </w:rPr>
-            </w:pPr>
-          </w:p>
-        </w:tc>
-        <w:tc>
-          <w:tcPr>
-            <w:tcW w:w="274" w:type="pct"/>
-            <w:vAlign w:val="center"/>
-          </w:tcPr>
-          <w:p>
-            <w:pPr>
-              <w:spacing w:after="0" w:line="240" w:lineRule="auto"/>
-              <w:jc w:val="center"/>
-              <w:textAlignment w:val="baseline"/>
-              <w:rPr>
-                <w:rFonts w:ascii="Arial" w:eastAsia="Times New Roman" w:hAnsi="Arial" w:cs="Arial"/>
-                <w:b/>
-                <w:bCs/>
-                <w:lang w:val="en-US" w:eastAsia="en-IN"/>
-              </w:rPr>
-            </w:pPr>
-          </w:p>
-        </w:tc>
-        <w:tc>
-          <w:tcPr>
-            <w:tcW w:w="275" w:type="pct"/>
-            <w:vAlign w:val="center"/>
-          </w:tcPr>
-          <w:p>
-            <w:pPr>
-              <w:spacing w:after="0" w:line="240" w:lineRule="auto"/>
-              <w:jc w:val="center"/>
-              <w:textAlignment w:val="baseline"/>
-              <w:rPr>
-                <w:rFonts w:ascii="Arial" w:eastAsia="Times New Roman" w:hAnsi="Arial" w:cs="Arial"/>
-                <w:b/>
-                <w:bCs/>
-                <w:lang w:val="en-US" w:eastAsia="en-IN"/>
-              </w:rPr>
-            </w:pPr>
-          </w:p>
-        </w:tc>
-        <w:tc>
-          <w:tcPr>
-            <w:tcW w:w="274" w:type="pct"/>
-            <w:vAlign w:val="center"/>
-          </w:tcPr>
-          <w:p>
-            <w:pPr>
-              <w:spacing w:after="0" w:line="240" w:lineRule="auto"/>
-              <w:jc w:val="center"/>
-              <w:textAlignment w:val="baseline"/>
-              <w:rPr>
-                <w:rFonts w:ascii="Arial" w:eastAsia="Times New Roman" w:hAnsi="Arial" w:cs="Arial"/>
-                <w:b/>
-                <w:bCs/>
-                <w:lang w:val="en-US" w:eastAsia="en-IN"/>
-              </w:rPr>
-            </w:pPr>
-          </w:p>
-        </w:tc>
-        <w:tc>
-          <w:tcPr>
-            <w:tcW w:w="275" w:type="pct"/>
-            <w:vAlign w:val="center"/>
-          </w:tcPr>
-          <w:p>
-            <w:pPr>
-              <w:spacing w:after="0" w:line="240" w:lineRule="auto"/>
-              <w:jc w:val="center"/>
-              <w:textAlignment w:val="baseline"/>
-              <w:rPr>
-                <w:rFonts w:ascii="Arial" w:eastAsia="Times New Roman" w:hAnsi="Arial" w:cs="Arial"/>
-                <w:b/>
-                <w:bCs/>
-                <w:lang w:val="en-US" w:eastAsia="en-IN"/>
-              </w:rPr>
-            </w:pPr>
-          </w:p>
-        </w:tc>
-        <w:tc>
-          <w:tcPr>
-            <w:tcW w:w="274" w:type="pct"/>
-            <w:vAlign w:val="center"/>
-          </w:tcPr>
-          <w:p>
-            <w:pPr>
-              <w:spacing w:after="0" w:line="240" w:lineRule="auto"/>
-              <w:jc w:val="center"/>
-              <w:textAlignment w:val="baseline"/>
-              <w:rPr>
-                <w:rFonts w:ascii="Arial" w:eastAsia="Times New Roman" w:hAnsi="Arial" w:cs="Arial"/>
-                <w:b/>
-                <w:bCs/>
-                <w:lang w:val="en-US" w:eastAsia="en-IN"/>
-              </w:rPr>
-            </w:pPr>
-          </w:p>
-        </w:tc>
-        <w:tc>
-          <w:tcPr>
-            <w:tcW w:w="275" w:type="pct"/>
-            <w:vAlign w:val="center"/>
-          </w:tcPr>
-          <w:p>
-            <w:pPr>
-              <w:spacing w:after="0" w:line="240" w:lineRule="auto"/>
-              <w:jc w:val="center"/>
-              <w:textAlignment w:val="baseline"/>
-              <w:rPr>
-                <w:rFonts w:ascii="Arial" w:eastAsia="Times New Roman" w:hAnsi="Arial" w:cs="Arial"/>
-                <w:b/>
-                <w:bCs/>
-                <w:lang w:val="en-US" w:eastAsia="en-IN"/>
-              </w:rPr>
-            </w:pPr>
-          </w:p>
-        </w:tc>
-        <w:tc>
-          <w:tcPr>
-            <w:tcW w:w="274" w:type="pct"/>
-            <w:vAlign w:val="center"/>
-          </w:tcPr>
-          <w:p>
-            <w:pPr>
-              <w:spacing w:after="0" w:line="240" w:lineRule="auto"/>
-              <w:jc w:val="center"/>
-              <w:textAlignment w:val="baseline"/>
-              <w:rPr>
-                <w:rFonts w:ascii="Arial" w:eastAsia="Times New Roman" w:hAnsi="Arial" w:cs="Arial"/>
-                <w:b/>
-                <w:bCs/>
-                <w:lang w:val="en-US" w:eastAsia="en-IN"/>
-              </w:rPr>
-            </w:pPr>
-          </w:p>
-        </w:tc>
-        <w:tc>
-          <w:tcPr>
-            <w:tcW w:w="274" w:type="pct"/>
-            <w:vAlign w:val="center"/>
-          </w:tcPr>
-          <w:p>
-            <w:pPr>
-              <w:spacing w:after="0" w:line="240" w:lineRule="auto"/>
-              <w:jc w:val="center"/>
-              <w:textAlignment w:val="baseline"/>
-              <w:rPr>
-                <w:rFonts w:ascii="Arial" w:eastAsia="Times New Roman" w:hAnsi="Arial" w:cs="Arial"/>
-                <w:b/>
-                <w:bCs/>
-                <w:lang w:val="en-US" w:eastAsia="en-IN"/>
-              </w:rPr>
-            </w:pPr>
-          </w:p>
+        <w:tc>
+          <w:tcPr>
+            <w:tcW w:type="dxa" w:w="1094"/>
+          </w:tcPr>
+          <w:p>
+            <w:r/>
+            <w:r>
+              <w:t>{%tr endfor %}</w:t>
+            </w:r>
+          </w:p>
+        </w:tc>
+        <w:tc>
+          <w:tcPr>
+            <w:tcW w:type="dxa" w:w="496"/>
+          </w:tcPr>
+          <w:p/>
+        </w:tc>
+        <w:tc>
+          <w:tcPr>
+            <w:tcW w:type="dxa" w:w="496"/>
+          </w:tcPr>
+          <w:p/>
+        </w:tc>
+        <w:tc>
+          <w:tcPr>
+            <w:tcW w:type="dxa" w:w="494"/>
+          </w:tcPr>
+          <w:p/>
+        </w:tc>
+        <w:tc>
+          <w:tcPr>
+            <w:tcW w:type="dxa" w:w="496"/>
+          </w:tcPr>
+          <w:p/>
+        </w:tc>
+        <w:tc>
+          <w:tcPr>
+            <w:tcW w:type="dxa" w:w="494"/>
+          </w:tcPr>
+          <w:p/>
+        </w:tc>
+        <w:tc>
+          <w:tcPr>
+            <w:tcW w:type="dxa" w:w="496"/>
+          </w:tcPr>
+          <w:p/>
+        </w:tc>
+        <w:tc>
+          <w:tcPr>
+            <w:tcW w:type="dxa" w:w="496"/>
+          </w:tcPr>
+          <w:p/>
+        </w:tc>
+        <w:tc>
+          <w:tcPr>
+            <w:tcW w:type="dxa" w:w="496"/>
+          </w:tcPr>
+          <w:p/>
+        </w:tc>
+        <w:tc>
+          <w:tcPr>
+            <w:tcW w:type="dxa" w:w="494"/>
+          </w:tcPr>
+          <w:p/>
+        </w:tc>
+        <w:tc>
+          <w:tcPr>
+            <w:tcW w:type="dxa" w:w="496"/>
+          </w:tcPr>
+          <w:p/>
+        </w:tc>
+        <w:tc>
+          <w:tcPr>
+            <w:tcW w:type="dxa" w:w="494"/>
+          </w:tcPr>
+          <w:p/>
+        </w:tc>
+        <w:tc>
+          <w:tcPr>
+            <w:tcW w:type="dxa" w:w="496"/>
+          </w:tcPr>
+          <w:p/>
+        </w:tc>
+        <w:tc>
+          <w:tcPr>
+            <w:tcW w:type="dxa" w:w="494"/>
+          </w:tcPr>
+          <w:p/>
+        </w:tc>
+        <w:tc>
+          <w:tcPr>
+            <w:tcW w:type="dxa" w:w="496"/>
+          </w:tcPr>
+          <w:p/>
+        </w:tc>
+        <w:tc>
+          <w:tcPr>
+            <w:tcW w:type="dxa" w:w="494"/>
+          </w:tcPr>
+          <w:p/>
+        </w:tc>
+        <w:tc>
+          <w:tcPr>
+            <w:tcW w:type="dxa" w:w="494"/>
+          </w:tcPr>
+          <w:p/>
         </w:tc>
       </w:tr>
     </w:tbl>

--- a/datasheet_gen/word_templates/SURGE.docx
+++ b/datasheet_gen/word_templates/SURGE.docx
@@ -433,6 +433,7 @@
       <w:tr>
         <w:trPr>
           <w:trHeight w:val="737"/>
+          <w:tblHeader/>
         </w:trPr>
         <w:tc>
           <w:tcPr>
@@ -1199,9 +1200,19 @@
             <w:vAlign w:val="center"/>
           </w:tcPr>
           <w:p>
-            <w:r/>
-            <w:r>
-              <w:t>{{ product_standard }}</w:t>
+            <w:pPr>
+              <w:spacing w:line="276" w:lineRule="auto"/>
+              <w:rPr>
+                <w:rFonts w:ascii="Arial" w:hAnsi="Arial" w:cs="Arial"/>
+                <w:lang w:val="en-US"/>
+              </w:rPr>
+            </w:pPr>
+            <w:r>
+              <w:rPr>
+                <w:rFonts w:ascii="Arial" w:hAnsi="Arial" w:cs="Arial"/>
+                <w:lang w:val="en-US"/>
+              </w:rPr>
+              <w:t>Product Standard</w:t>
             </w:r>
           </w:p>
         </w:tc>
@@ -1213,7 +1224,9 @@
           </w:tcPr>
           <w:p>
             <w:r/>
-            <w:r/>
+            <w:r>
+              <w:t>{{ product_standard }}</w:t>
+            </w:r>
           </w:p>
         </w:tc>
       </w:tr>
@@ -1229,9 +1242,19 @@
             <w:vAlign w:val="center"/>
           </w:tcPr>
           <w:p>
-            <w:r/>
-            <w:r>
-              <w:t>{{ basic_standard }}</w:t>
+            <w:pPr>
+              <w:spacing w:line="276" w:lineRule="auto"/>
+              <w:rPr>
+                <w:rFonts w:ascii="Arial" w:hAnsi="Arial" w:cs="Arial"/>
+                <w:lang w:val="en-US"/>
+              </w:rPr>
+            </w:pPr>
+            <w:r>
+              <w:rPr>
+                <w:rFonts w:ascii="Arial" w:hAnsi="Arial" w:cs="Arial"/>
+                <w:lang w:val="en-US"/>
+              </w:rPr>
+              <w:t>Basic Standard</w:t>
             </w:r>
           </w:p>
         </w:tc>
@@ -1243,7 +1266,9 @@
           </w:tcPr>
           <w:p>
             <w:r/>
-            <w:r/>
+            <w:r>
+              <w:t>{{ basic_standard }}</w:t>
+            </w:r>
           </w:p>
         </w:tc>
       </w:tr>
@@ -1259,9 +1284,19 @@
             <w:vAlign w:val="center"/>
           </w:tcPr>
           <w:p>
-            <w:r/>
-            <w:r>
-              <w:t>{{ immunity_test_requirement }}</w:t>
+            <w:pPr>
+              <w:spacing w:line="276" w:lineRule="auto"/>
+              <w:rPr>
+                <w:rFonts w:ascii="Arial" w:hAnsi="Arial" w:cs="Arial"/>
+                <w:lang w:val="en-US"/>
+              </w:rPr>
+            </w:pPr>
+            <w:r>
+              <w:rPr>
+                <w:rFonts w:ascii="Arial" w:hAnsi="Arial" w:cs="Arial"/>
+                <w:lang w:val="en-US"/>
+              </w:rPr>
+              <w:t>Immunity test requirement</w:t>
             </w:r>
           </w:p>
         </w:tc>
@@ -1273,7 +1308,9 @@
           </w:tcPr>
           <w:p>
             <w:r/>
-            <w:r/>
+            <w:r>
+              <w:t>{{ immunity_test_requirement }}</w:t>
+            </w:r>
           </w:p>
         </w:tc>
       </w:tr>
@@ -1289,9 +1326,19 @@
             <w:vAlign w:val="center"/>
           </w:tcPr>
           <w:p>
-            <w:r/>
-            <w:r>
-              <w:t>{{ test_port }}</w:t>
+            <w:pPr>
+              <w:spacing w:line="276" w:lineRule="auto"/>
+              <w:rPr>
+                <w:rFonts w:ascii="Arial" w:hAnsi="Arial" w:cs="Arial"/>
+                <w:lang w:val="en-US"/>
+              </w:rPr>
+            </w:pPr>
+            <w:r>
+              <w:rPr>
+                <w:rFonts w:ascii="Arial" w:hAnsi="Arial" w:cs="Arial"/>
+                <w:lang w:val="en-US"/>
+              </w:rPr>
+              <w:t>Test Port</w:t>
             </w:r>
           </w:p>
         </w:tc>
@@ -1302,7 +1349,9 @@
           </w:tcPr>
           <w:p>
             <w:r/>
-            <w:r/>
+            <w:r>
+              <w:t>{{ test_port_col_2 }}</w:t>
+            </w:r>
           </w:p>
         </w:tc>
         <w:tc>
@@ -1312,7 +1361,9 @@
           </w:tcPr>
           <w:p>
             <w:r/>
-            <w:r/>
+            <w:r>
+              <w:t>{{ test_port_col_3 }}</w:t>
+            </w:r>
           </w:p>
         </w:tc>
       </w:tr>
@@ -1350,9 +1401,19 @@
             <w:vAlign w:val="center"/>
           </w:tcPr>
           <w:p>
-            <w:r/>
-            <w:r>
-              <w:t>{{ test_voltage }}</w:t>
+            <w:pPr>
+              <w:spacing w:line="276" w:lineRule="auto"/>
+              <w:rPr>
+                <w:rFonts w:ascii="Arial" w:hAnsi="Arial" w:cs="Arial"/>
+                <w:lang w:val="en-US"/>
+              </w:rPr>
+            </w:pPr>
+            <w:r>
+              <w:rPr>
+                <w:rFonts w:ascii="Arial" w:hAnsi="Arial" w:cs="Arial"/>
+                <w:lang w:val="en-US"/>
+              </w:rPr>
+              <w:t>Common Mode (CM)</w:t>
             </w:r>
           </w:p>
         </w:tc>
@@ -1363,7 +1424,9 @@
           </w:tcPr>
           <w:p>
             <w:r/>
-            <w:r/>
+            <w:r>
+              <w:t>{{ test_voltage_common_mode_col_2 }}</w:t>
+            </w:r>
           </w:p>
         </w:tc>
         <w:tc>
@@ -1373,7 +1436,9 @@
           </w:tcPr>
           <w:p>
             <w:r/>
-            <w:r/>
+            <w:r>
+              <w:t>{{ test_voltage_common_mode_col_3 }}</w:t>
+            </w:r>
           </w:p>
         </w:tc>
       </w:tr>
@@ -1404,9 +1469,19 @@
             <w:vAlign w:val="center"/>
           </w:tcPr>
           <w:p>
-            <w:r/>
-            <w:r>
-              <w:t>{{ test_voltage_2 }}</w:t>
+            <w:pPr>
+              <w:spacing w:line="276" w:lineRule="auto"/>
+              <w:rPr>
+                <w:rFonts w:ascii="Arial" w:hAnsi="Arial" w:cs="Arial"/>
+                <w:lang w:val="en-US"/>
+              </w:rPr>
+            </w:pPr>
+            <w:r>
+              <w:rPr>
+                <w:rFonts w:ascii="Arial" w:hAnsi="Arial" w:cs="Arial"/>
+                <w:lang w:val="en-US"/>
+              </w:rPr>
+              <w:t>Differential Mode (DM)</w:t>
             </w:r>
           </w:p>
         </w:tc>
@@ -1417,7 +1492,9 @@
           </w:tcPr>
           <w:p>
             <w:r/>
-            <w:r/>
+            <w:r>
+              <w:t>{{ test_voltage_differential_mode_col_2 }}</w:t>
+            </w:r>
           </w:p>
         </w:tc>
         <w:tc>
@@ -1427,7 +1504,9 @@
           </w:tcPr>
           <w:p>
             <w:r/>
-            <w:r/>
+            <w:r>
+              <w:t>{{ test_voltage_differential_mode_col_3 }}</w:t>
+            </w:r>
           </w:p>
         </w:tc>
       </w:tr>
@@ -1443,9 +1522,19 @@
             <w:vAlign w:val="center"/>
           </w:tcPr>
           <w:p>
-            <w:r/>
-            <w:r>
-              <w:t>{{ coupling_phases }}</w:t>
+            <w:pPr>
+              <w:spacing w:line="276" w:lineRule="auto"/>
+              <w:rPr>
+                <w:rFonts w:ascii="Arial" w:hAnsi="Arial" w:cs="Arial"/>
+                <w:lang w:val="en-US"/>
+              </w:rPr>
+            </w:pPr>
+            <w:r>
+              <w:rPr>
+                <w:rFonts w:ascii="Arial" w:hAnsi="Arial" w:cs="Arial"/>
+                <w:lang w:val="en-US"/>
+              </w:rPr>
+              <w:t>Coupling Phases:</w:t>
             </w:r>
           </w:p>
         </w:tc>
@@ -1457,7 +1546,9 @@
           </w:tcPr>
           <w:p>
             <w:r/>
-            <w:r/>
+            <w:r>
+              <w:t>{{ coupling_phases }}</w:t>
+            </w:r>
           </w:p>
         </w:tc>
       </w:tr>
@@ -1473,9 +1564,19 @@
             <w:vAlign w:val="center"/>
           </w:tcPr>
           <w:p>
-            <w:r/>
-            <w:r>
-              <w:t>{{ repetition_rate }}</w:t>
+            <w:pPr>
+              <w:spacing w:line="276" w:lineRule="auto"/>
+              <w:rPr>
+                <w:rFonts w:ascii="Arial" w:hAnsi="Arial" w:cs="Arial"/>
+                <w:lang w:val="en-US"/>
+              </w:rPr>
+            </w:pPr>
+            <w:r>
+              <w:rPr>
+                <w:rFonts w:ascii="Arial" w:hAnsi="Arial" w:cs="Arial"/>
+                <w:lang w:val="en-US"/>
+              </w:rPr>
+              <w:t>Repetition Rate</w:t>
             </w:r>
           </w:p>
         </w:tc>
@@ -1487,7 +1588,9 @@
           </w:tcPr>
           <w:p>
             <w:r/>
-            <w:r/>
+            <w:r>
+              <w:t>{{ repetition_rate }}</w:t>
+            </w:r>
           </w:p>
         </w:tc>
       </w:tr>
@@ -1503,9 +1606,26 @@
             <w:vAlign w:val="center"/>
           </w:tcPr>
           <w:p>
-            <w:r/>
-            <w:r>
-              <w:t>{{ test_mode }}</w:t>
+            <w:pPr>
+              <w:spacing w:line="276" w:lineRule="auto"/>
+              <w:rPr>
+                <w:rFonts w:ascii="Arial" w:hAnsi="Arial" w:cs="Arial"/>
+                <w:lang w:val="en-US"/>
+              </w:rPr>
+            </w:pPr>
+            <w:r>
+              <w:rPr>
+                <w:rFonts w:ascii="Arial" w:hAnsi="Arial" w:cs="Arial"/>
+                <w:lang w:val="en-US"/>
+              </w:rPr>
+              <w:t>Test Mode</w:t>
+            </w:r>
+            <w:r>
+              <w:rPr>
+                <w:rFonts w:ascii="Arial" w:hAnsi="Arial" w:cs="Arial"/>
+                <w:lang w:val="en-US"/>
+              </w:rPr>
+              <w:t xml:space="preserve"> </w:t>
             </w:r>
           </w:p>
         </w:tc>
@@ -1517,7 +1637,9 @@
           </w:tcPr>
           <w:p>
             <w:r/>
-            <w:r/>
+            <w:r>
+              <w:t>{{ test_mode }}</w:t>
+            </w:r>
           </w:p>
         </w:tc>
       </w:tr>
@@ -1533,9 +1655,76 @@
             <w:vAlign w:val="center"/>
           </w:tcPr>
           <w:p>
-            <w:r/>
-            <w:r>
-              <w:t>{{ eut_modification_state }}</w:t>
+            <w:pPr>
+              <w:spacing w:line="276" w:lineRule="auto"/>
+              <w:rPr>
+                <w:rFonts w:ascii="Arial" w:hAnsi="Arial" w:cs="Arial"/>
+                <w:lang w:val="en-US"/>
+              </w:rPr>
+            </w:pPr>
+            <w:r>
+              <w:rPr>
+                <w:rFonts w:ascii="Arial" w:hAnsi="Arial" w:cs="Arial"/>
+                <w:lang w:val="en-US"/>
+              </w:rPr>
+              <w:t xml:space="preserve">EUT Modification state </w:t>
+            </w:r>
+          </w:p>
+          <w:p>
+            <w:pPr>
+              <w:spacing w:line="276" w:lineRule="auto"/>
+              <w:rPr>
+                <w:rFonts w:ascii="Arial" w:hAnsi="Arial" w:cs="Arial"/>
+                <w:lang w:val="en-US"/>
+              </w:rPr>
+            </w:pPr>
+            <w:r>
+              <w:rPr>
+                <w:rFonts w:ascii="Arial" w:hAnsi="Arial" w:cs="Arial"/>
+                <w:lang w:val="en-US"/>
+              </w:rPr>
+              <w:t>(</w:t>
+            </w:r>
+            <w:hyperlink w:anchor="_EUT_MODIFICATION_RECORD_1" w:history="1">
+              <w:r>
+                <w:rPr>
+                  <w:rStyle w:val="Hyperlink"/>
+                  <w:rFonts w:ascii="Arial" w:hAnsi="Arial" w:cs="Arial"/>
+                  <w:lang w:val="en-US"/>
+                </w:rPr>
+                <w:t xml:space="preserve">Refer </w:t>
+              </w:r>
+              <w:r>
+                <w:rPr>
+                  <w:rStyle w:val="Hyperlink"/>
+                  <w:rFonts w:ascii="Arial" w:hAnsi="Arial" w:cs="Arial"/>
+                  <w:lang w:val="en-US"/>
+                </w:rPr>
+                <w:t>1</w:t>
+              </w:r>
+              <w:r>
+                <w:rPr>
+                  <w:rStyle w:val="Hyperlink"/>
+                  <w:rFonts w:ascii="Arial" w:hAnsi="Arial" w:cs="Arial"/>
+                  <w:lang w:val="en-US"/>
+                </w:rPr>
+                <w:t>.</w:t>
+              </w:r>
+              <w:r>
+                <w:rPr>
+                  <w:rStyle w:val="Hyperlink"/>
+                  <w:rFonts w:ascii="Arial" w:hAnsi="Arial" w:cs="Arial"/>
+                  <w:lang w:val="en-US"/>
+                </w:rPr>
+                <w:t>2</w:t>
+              </w:r>
+            </w:hyperlink>
+            <w:r>
+              <w:rPr>
+                <w:rFonts w:ascii="Arial" w:hAnsi="Arial" w:cs="Arial"/>
+                <w:lang w:val="en-US"/>
+              </w:rPr>
+              <w:t>)</w:t>
             </w:r>
           </w:p>
         </w:tc>
@@ -1547,7 +1736,9 @@
           </w:tcPr>
           <w:p>
             <w:r/>
-            <w:r/>
+            <w:r>
+              <w:t>{{ eut_modification_state }}</w:t>
+            </w:r>
           </w:p>
         </w:tc>
       </w:tr>
@@ -1563,9 +1754,19 @@
             <w:vAlign w:val="center"/>
           </w:tcPr>
           <w:p>
-            <w:r/>
-            <w:r>
-              <w:t>{{ eut_configuration }}</w:t>
+            <w:pPr>
+              <w:spacing w:line="276" w:lineRule="auto"/>
+              <w:rPr>
+                <w:rFonts w:ascii="Arial" w:hAnsi="Arial" w:cs="Arial"/>
+                <w:lang w:val="en-US"/>
+              </w:rPr>
+            </w:pPr>
+            <w:r>
+              <w:rPr>
+                <w:rFonts w:ascii="Arial" w:hAnsi="Arial" w:cs="Arial"/>
+                <w:lang w:val="en-US"/>
+              </w:rPr>
+              <w:t>EUT Configuration</w:t>
             </w:r>
           </w:p>
         </w:tc>
@@ -1576,7 +1777,9 @@
           </w:tcPr>
           <w:p>
             <w:r/>
-            <w:r/>
+            <w:r>
+              <w:t>{{ eut_configuration_col_2 }}</w:t>
+            </w:r>
           </w:p>
         </w:tc>
         <w:tc>
@@ -1586,7 +1789,9 @@
           </w:tcPr>
           <w:p>
             <w:r/>
-            <w:r/>
+            <w:r>
+              <w:t>{{ eut_configuration_col_3 }}</w:t>
+            </w:r>
           </w:p>
         </w:tc>
       </w:tr>
@@ -1602,9 +1807,19 @@
             <w:vAlign w:val="center"/>
           </w:tcPr>
           <w:p>
-            <w:r/>
-            <w:r>
-              <w:t>{{ eut_input_voltage_frequency }}</w:t>
+            <w:pPr>
+              <w:spacing w:line="276" w:lineRule="auto"/>
+              <w:rPr>
+                <w:rFonts w:ascii="Arial" w:hAnsi="Arial" w:cs="Arial"/>
+                <w:lang w:val="en-US"/>
+              </w:rPr>
+            </w:pPr>
+            <w:r>
+              <w:rPr>
+                <w:rFonts w:ascii="Arial" w:hAnsi="Arial" w:cs="Arial"/>
+                <w:lang w:val="en-US"/>
+              </w:rPr>
+              <w:t>EUT Input Voltage &amp; Frequency</w:t>
             </w:r>
           </w:p>
         </w:tc>
@@ -1616,7 +1831,9 @@
           </w:tcPr>
           <w:p>
             <w:r/>
-            <w:r/>
+            <w:r>
+              <w:t>{{ eut_input_voltage_frequency }}</w:t>
+            </w:r>
           </w:p>
         </w:tc>
       </w:tr>
@@ -1632,9 +1849,19 @@
             <w:vAlign w:val="center"/>
           </w:tcPr>
           <w:p>
-            <w:r/>
-            <w:r>
-              <w:t>{{ ambient_temperature }}</w:t>
+            <w:pPr>
+              <w:spacing w:line="276" w:lineRule="auto"/>
+              <w:rPr>
+                <w:rFonts w:ascii="Arial" w:hAnsi="Arial" w:cs="Arial"/>
+                <w:lang w:val="en-US"/>
+              </w:rPr>
+            </w:pPr>
+            <w:r>
+              <w:rPr>
+                <w:rFonts w:ascii="Arial" w:hAnsi="Arial" w:cs="Arial"/>
+                <w:lang w:val="en-US"/>
+              </w:rPr>
+              <w:t>Ambient Temperature (°C)</w:t>
             </w:r>
           </w:p>
         </w:tc>
@@ -1646,7 +1873,9 @@
           </w:tcPr>
           <w:p>
             <w:r/>
-            <w:r/>
+            <w:r>
+              <w:t>{{ ambient_temperature }}</w:t>
+            </w:r>
           </w:p>
         </w:tc>
       </w:tr>
@@ -1662,9 +1891,19 @@
             <w:vAlign w:val="center"/>
           </w:tcPr>
           <w:p>
-            <w:r/>
-            <w:r>
-              <w:t>{{ relative_humidity }}</w:t>
+            <w:pPr>
+              <w:spacing w:line="276" w:lineRule="auto"/>
+              <w:rPr>
+                <w:rFonts w:ascii="Arial" w:hAnsi="Arial" w:cs="Arial"/>
+                <w:lang w:val="en-US"/>
+              </w:rPr>
+            </w:pPr>
+            <w:r>
+              <w:rPr>
+                <w:rFonts w:ascii="Arial" w:hAnsi="Arial" w:cs="Arial"/>
+                <w:lang w:val="en-US"/>
+              </w:rPr>
+              <w:t>Relative Humidity (%)</w:t>
             </w:r>
           </w:p>
         </w:tc>
@@ -1676,7 +1915,9 @@
           </w:tcPr>
           <w:p>
             <w:r/>
-            <w:r/>
+            <w:r>
+              <w:t>{{ relative_humidity }}</w:t>
+            </w:r>
           </w:p>
         </w:tc>
       </w:tr>
@@ -1692,9 +1933,19 @@
             <w:vAlign w:val="center"/>
           </w:tcPr>
           <w:p>
-            <w:r/>
-            <w:r>
-              <w:t>{{ test_date }}</w:t>
+            <w:pPr>
+              <w:spacing w:line="276" w:lineRule="auto"/>
+              <w:rPr>
+                <w:rFonts w:ascii="Arial" w:hAnsi="Arial" w:cs="Arial"/>
+                <w:lang w:val="en-US"/>
+              </w:rPr>
+            </w:pPr>
+            <w:r>
+              <w:rPr>
+                <w:rFonts w:ascii="Arial" w:hAnsi="Arial" w:cs="Arial"/>
+                <w:lang w:val="en-US"/>
+              </w:rPr>
+              <w:t>Test Date</w:t>
             </w:r>
           </w:p>
         </w:tc>
@@ -1706,7 +1957,9 @@
           </w:tcPr>
           <w:p>
             <w:r/>
-            <w:r/>
+            <w:r>
+              <w:t>{{ test_date }}</w:t>
+            </w:r>
           </w:p>
         </w:tc>
       </w:tr>
@@ -1722,9 +1975,19 @@
             <w:vAlign w:val="center"/>
           </w:tcPr>
           <w:p>
-            <w:r/>
-            <w:r>
-              <w:t>{{ tested_by }}</w:t>
+            <w:pPr>
+              <w:spacing w:line="276" w:lineRule="auto"/>
+              <w:rPr>
+                <w:rFonts w:ascii="Arial" w:hAnsi="Arial" w:cs="Arial"/>
+                <w:lang w:val="en-US"/>
+              </w:rPr>
+            </w:pPr>
+            <w:r>
+              <w:rPr>
+                <w:rFonts w:ascii="Arial" w:hAnsi="Arial" w:cs="Arial"/>
+                <w:lang w:val="en-US"/>
+              </w:rPr>
+              <w:t>Tested by</w:t>
             </w:r>
           </w:p>
         </w:tc>
@@ -1736,7 +1999,9 @@
           </w:tcPr>
           <w:p>
             <w:r/>
-            <w:r/>
+            <w:r>
+              <w:t>{{ tested_by }}</w:t>
+            </w:r>
           </w:p>
         </w:tc>
       </w:tr>
@@ -2054,9 +2319,25 @@
             <w:vAlign w:val="center"/>
           </w:tcPr>
           <w:p>
-            <w:r/>
-            <w:r>
-              <w:t>{{ test_level }}</w:t>
+            <w:pPr>
+              <w:spacing w:after="0" w:line="240" w:lineRule="auto"/>
+              <w:jc w:val="center"/>
+              <w:textAlignment w:val="baseline"/>
+              <w:rPr>
+                <w:rFonts w:ascii="Arial" w:eastAsia="Times New Roman" w:hAnsi="Arial" w:cs="Arial"/>
+                <w:b/>
+                <w:bCs/>
+                <w:lang w:val="en-US" w:eastAsia="en-IN"/>
+              </w:rPr>
+            </w:pPr>
+            <w:r>
+              <w:rPr>
+                <w:rFonts w:ascii="Arial" w:eastAsia="Times New Roman" w:hAnsi="Arial" w:cs="Arial"/>
+                <w:b/>
+                <w:bCs/>
+                <w:lang w:val="en-US" w:eastAsia="en-IN"/>
+              </w:rPr>
+              <w:t>Common Mode</w:t>
             </w:r>
           </w:p>
         </w:tc>
@@ -2067,8 +2348,26 @@
             <w:vAlign w:val="center"/>
           </w:tcPr>
           <w:p>
-            <w:r/>
-            <w:r/>
+            <w:pPr>
+              <w:spacing w:after="0" w:line="240" w:lineRule="auto"/>
+              <w:jc w:val="center"/>
+              <w:textAlignment w:val="baseline"/>
+              <w:rPr>
+                <w:rFonts w:ascii="Arial" w:eastAsia="Times New Roman" w:hAnsi="Arial" w:cs="Arial"/>
+                <w:b/>
+                <w:bCs/>
+                <w:lang w:val="en-US" w:eastAsia="en-IN"/>
+              </w:rPr>
+            </w:pPr>
+            <w:r>
+              <w:rPr>
+                <w:rFonts w:ascii="Arial" w:eastAsia="Times New Roman" w:hAnsi="Arial" w:cs="Arial"/>
+                <w:b/>
+                <w:bCs/>
+                <w:lang w:val="en-US" w:eastAsia="en-IN"/>
+              </w:rPr>
+              <w:t>Differential Mode</w:t>
+            </w:r>
           </w:p>
         </w:tc>
       </w:tr>
@@ -2101,9 +2400,25 @@
             <w:vAlign w:val="center"/>
           </w:tcPr>
           <w:p>
-            <w:r/>
-            <w:r>
-              <w:t>{{ test_level_2 }}</w:t>
+            <w:pPr>
+              <w:spacing w:after="0" w:line="240" w:lineRule="auto"/>
+              <w:jc w:val="center"/>
+              <w:textAlignment w:val="baseline"/>
+              <w:rPr>
+                <w:rFonts w:ascii="Arial" w:eastAsia="Times New Roman" w:hAnsi="Arial" w:cs="Arial"/>
+                <w:b/>
+                <w:bCs/>
+                <w:lang w:val="en-US" w:eastAsia="en-IN"/>
+              </w:rPr>
+            </w:pPr>
+            <w:r>
+              <w:rPr>
+                <w:rFonts w:ascii="Arial" w:eastAsia="Times New Roman" w:hAnsi="Arial" w:cs="Arial"/>
+                <w:b/>
+                <w:bCs/>
+                <w:lang w:val="en-US" w:eastAsia="en-IN"/>
+              </w:rPr>
+              <w:t>L→PE</w:t>
             </w:r>
           </w:p>
         </w:tc>
@@ -2114,8 +2429,26 @@
             <w:vAlign w:val="center"/>
           </w:tcPr>
           <w:p>
-            <w:r/>
-            <w:r/>
+            <w:pPr>
+              <w:spacing w:after="0" w:line="240" w:lineRule="auto"/>
+              <w:jc w:val="center"/>
+              <w:textAlignment w:val="baseline"/>
+              <w:rPr>
+                <w:rFonts w:ascii="Arial" w:eastAsia="Times New Roman" w:hAnsi="Arial" w:cs="Arial"/>
+                <w:b/>
+                <w:bCs/>
+                <w:lang w:val="en-US" w:eastAsia="en-IN"/>
+              </w:rPr>
+            </w:pPr>
+            <w:r>
+              <w:rPr>
+                <w:rFonts w:ascii="Arial" w:eastAsia="Times New Roman" w:hAnsi="Arial" w:cs="Arial"/>
+                <w:b/>
+                <w:bCs/>
+                <w:lang w:val="en-US" w:eastAsia="en-IN"/>
+              </w:rPr>
+              <w:t>N→PE</w:t>
+            </w:r>
           </w:p>
         </w:tc>
         <w:tc>
@@ -2125,8 +2458,27 @@
             <w:vAlign w:val="center"/>
           </w:tcPr>
           <w:p>
-            <w:r/>
-            <w:r/>
+            <w:pPr>
+              <w:spacing w:after="0" w:line="240" w:lineRule="auto"/>
+              <w:ind w:right="162"/>
+              <w:jc w:val="center"/>
+              <w:textAlignment w:val="baseline"/>
+              <w:rPr>
+                <w:rFonts w:ascii="Arial" w:eastAsia="Times New Roman" w:hAnsi="Arial" w:cs="Arial"/>
+                <w:b/>
+                <w:bCs/>
+                <w:lang w:val="en-US" w:eastAsia="en-IN"/>
+              </w:rPr>
+            </w:pPr>
+            <w:r>
+              <w:rPr>
+                <w:rFonts w:ascii="Arial" w:eastAsia="Times New Roman" w:hAnsi="Arial" w:cs="Arial"/>
+                <w:b/>
+                <w:bCs/>
+                <w:lang w:val="en-US" w:eastAsia="en-IN"/>
+              </w:rPr>
+              <w:t>L+N→PE</w:t>
+            </w:r>
           </w:p>
         </w:tc>
         <w:tc>
@@ -2136,8 +2488,26 @@
             <w:vAlign w:val="center"/>
           </w:tcPr>
           <w:p>
-            <w:r/>
-            <w:r/>
+            <w:pPr>
+              <w:spacing w:after="0" w:line="240" w:lineRule="auto"/>
+              <w:jc w:val="center"/>
+              <w:textAlignment w:val="baseline"/>
+              <w:rPr>
+                <w:rFonts w:ascii="Arial" w:eastAsia="Times New Roman" w:hAnsi="Arial" w:cs="Arial"/>
+                <w:b/>
+                <w:bCs/>
+                <w:lang w:val="en-US" w:eastAsia="en-IN"/>
+              </w:rPr>
+            </w:pPr>
+            <w:r>
+              <w:rPr>
+                <w:rFonts w:ascii="Arial" w:eastAsia="Times New Roman" w:hAnsi="Arial" w:cs="Arial"/>
+                <w:b/>
+                <w:bCs/>
+                <w:lang w:val="en-US" w:eastAsia="en-IN"/>
+              </w:rPr>
+              <w:t>L→N</w:t>
+            </w:r>
           </w:p>
         </w:tc>
       </w:tr>
@@ -2169,30 +2539,76 @@
             <w:vAlign w:val="center"/>
           </w:tcPr>
           <w:p>
-            <w:r/>
-            <w:r>
-              <w:t>{{ test_level_3 }}</w:t>
-            </w:r>
-          </w:p>
-        </w:tc>
-        <w:tc>
-          <w:tcPr>
-            <w:tcW w:w="274" w:type="pct"/>
-            <w:vAlign w:val="center"/>
-          </w:tcPr>
-          <w:p>
-            <w:r/>
-            <w:r/>
-          </w:p>
-        </w:tc>
-        <w:tc>
-          <w:tcPr>
-            <w:tcW w:w="274" w:type="pct"/>
-            <w:vAlign w:val="center"/>
-          </w:tcPr>
-          <w:p>
-            <w:r/>
-            <w:r/>
+            <w:pPr>
+              <w:spacing w:after="0" w:line="240" w:lineRule="auto"/>
+              <w:jc w:val="center"/>
+              <w:textAlignment w:val="baseline"/>
+              <w:rPr>
+                <w:rFonts w:ascii="Arial" w:hAnsi="Arial" w:cs="Arial"/>
+                <w:b/>
+                <w:bCs/>
+              </w:rPr>
+            </w:pPr>
+            <w:r>
+              <w:rPr>
+                <w:rFonts w:ascii="Arial" w:hAnsi="Arial" w:cs="Arial"/>
+                <w:b/>
+                <w:bCs/>
+              </w:rPr>
+              <w:t>0°</w:t>
+            </w:r>
+          </w:p>
+        </w:tc>
+        <w:tc>
+          <w:tcPr>
+            <w:tcW w:w="274" w:type="pct"/>
+            <w:vAlign w:val="center"/>
+          </w:tcPr>
+          <w:p>
+            <w:pPr>
+              <w:spacing w:after="0" w:line="240" w:lineRule="auto"/>
+              <w:jc w:val="center"/>
+              <w:textAlignment w:val="baseline"/>
+              <w:rPr>
+                <w:rFonts w:ascii="Arial" w:hAnsi="Arial" w:cs="Arial"/>
+                <w:b/>
+                <w:bCs/>
+              </w:rPr>
+            </w:pPr>
+            <w:r>
+              <w:rPr>
+                <w:rFonts w:ascii="Arial" w:hAnsi="Arial" w:cs="Arial"/>
+                <w:b/>
+                <w:bCs/>
+              </w:rPr>
+              <w:t>90°</w:t>
+            </w:r>
+          </w:p>
+        </w:tc>
+        <w:tc>
+          <w:tcPr>
+            <w:tcW w:w="274" w:type="pct"/>
+            <w:vAlign w:val="center"/>
+          </w:tcPr>
+          <w:p>
+            <w:pPr>
+              <w:spacing w:after="0" w:line="240" w:lineRule="auto"/>
+              <w:jc w:val="center"/>
+              <w:textAlignment w:val="baseline"/>
+              <w:rPr>
+                <w:rFonts w:ascii="Arial" w:hAnsi="Arial" w:cs="Arial"/>
+                <w:b/>
+                <w:bCs/>
+              </w:rPr>
+            </w:pPr>
+            <w:r>
+              <w:rPr>
+                <w:rFonts w:ascii="Arial" w:hAnsi="Arial" w:cs="Arial"/>
+                <w:b/>
+                <w:bCs/>
+              </w:rPr>
+              <w:t>180°</w:t>
+            </w:r>
           </w:p>
         </w:tc>
         <w:tc>
@@ -2201,38 +2617,102 @@
             <w:vAlign w:val="center"/>
           </w:tcPr>
           <w:p>
-            <w:r/>
-            <w:r/>
-          </w:p>
-        </w:tc>
-        <w:tc>
-          <w:tcPr>
-            <w:tcW w:w="274" w:type="pct"/>
-            <w:vAlign w:val="center"/>
-          </w:tcPr>
-          <w:p>
-            <w:r/>
-            <w:r/>
-          </w:p>
-        </w:tc>
-        <w:tc>
-          <w:tcPr>
-            <w:tcW w:w="274" w:type="pct"/>
-            <w:vAlign w:val="center"/>
-          </w:tcPr>
-          <w:p>
-            <w:r/>
-            <w:r/>
-          </w:p>
-        </w:tc>
-        <w:tc>
-          <w:tcPr>
-            <w:tcW w:w="274" w:type="pct"/>
-            <w:vAlign w:val="center"/>
-          </w:tcPr>
-          <w:p>
-            <w:r/>
-            <w:r/>
+            <w:pPr>
+              <w:spacing w:after="0" w:line="240" w:lineRule="auto"/>
+              <w:jc w:val="center"/>
+              <w:textAlignment w:val="baseline"/>
+              <w:rPr>
+                <w:rFonts w:ascii="Arial" w:hAnsi="Arial" w:cs="Arial"/>
+                <w:b/>
+                <w:bCs/>
+              </w:rPr>
+            </w:pPr>
+            <w:r>
+              <w:rPr>
+                <w:rFonts w:ascii="Arial" w:hAnsi="Arial" w:cs="Arial"/>
+                <w:b/>
+                <w:bCs/>
+              </w:rPr>
+              <w:t>270°</w:t>
+            </w:r>
+          </w:p>
+        </w:tc>
+        <w:tc>
+          <w:tcPr>
+            <w:tcW w:w="274" w:type="pct"/>
+            <w:vAlign w:val="center"/>
+          </w:tcPr>
+          <w:p>
+            <w:pPr>
+              <w:spacing w:after="0" w:line="240" w:lineRule="auto"/>
+              <w:jc w:val="center"/>
+              <w:textAlignment w:val="baseline"/>
+              <w:rPr>
+                <w:rFonts w:ascii="Arial" w:hAnsi="Arial" w:cs="Arial"/>
+                <w:b/>
+                <w:bCs/>
+              </w:rPr>
+            </w:pPr>
+            <w:r>
+              <w:rPr>
+                <w:rFonts w:ascii="Arial" w:hAnsi="Arial" w:cs="Arial"/>
+                <w:b/>
+                <w:bCs/>
+              </w:rPr>
+              <w:t>0°</w:t>
+            </w:r>
+          </w:p>
+        </w:tc>
+        <w:tc>
+          <w:tcPr>
+            <w:tcW w:w="274" w:type="pct"/>
+            <w:vAlign w:val="center"/>
+          </w:tcPr>
+          <w:p>
+            <w:pPr>
+              <w:spacing w:after="0" w:line="240" w:lineRule="auto"/>
+              <w:jc w:val="center"/>
+              <w:textAlignment w:val="baseline"/>
+              <w:rPr>
+                <w:rFonts w:ascii="Arial" w:hAnsi="Arial" w:cs="Arial"/>
+                <w:b/>
+                <w:bCs/>
+              </w:rPr>
+            </w:pPr>
+            <w:r>
+              <w:rPr>
+                <w:rFonts w:ascii="Arial" w:hAnsi="Arial" w:cs="Arial"/>
+                <w:b/>
+                <w:bCs/>
+              </w:rPr>
+              <w:t>90°</w:t>
+            </w:r>
+          </w:p>
+        </w:tc>
+        <w:tc>
+          <w:tcPr>
+            <w:tcW w:w="274" w:type="pct"/>
+            <w:vAlign w:val="center"/>
+          </w:tcPr>
+          <w:p>
+            <w:pPr>
+              <w:spacing w:after="0" w:line="240" w:lineRule="auto"/>
+              <w:jc w:val="center"/>
+              <w:textAlignment w:val="baseline"/>
+              <w:rPr>
+                <w:rFonts w:ascii="Arial" w:hAnsi="Arial" w:cs="Arial"/>
+                <w:b/>
+                <w:bCs/>
+              </w:rPr>
+            </w:pPr>
+            <w:r>
+              <w:rPr>
+                <w:rFonts w:ascii="Arial" w:hAnsi="Arial" w:cs="Arial"/>
+                <w:b/>
+                <w:bCs/>
+              </w:rPr>
+              <w:t>180°</w:t>
+            </w:r>
           </w:p>
         </w:tc>
         <w:tc>
@@ -2241,38 +2721,102 @@
             <w:vAlign w:val="center"/>
           </w:tcPr>
           <w:p>
-            <w:r/>
-            <w:r/>
-          </w:p>
-        </w:tc>
-        <w:tc>
-          <w:tcPr>
-            <w:tcW w:w="274" w:type="pct"/>
-            <w:vAlign w:val="center"/>
-          </w:tcPr>
-          <w:p>
-            <w:r/>
-            <w:r/>
-          </w:p>
-        </w:tc>
-        <w:tc>
-          <w:tcPr>
-            <w:tcW w:w="274" w:type="pct"/>
-            <w:vAlign w:val="center"/>
-          </w:tcPr>
-          <w:p>
-            <w:r/>
-            <w:r/>
-          </w:p>
-        </w:tc>
-        <w:tc>
-          <w:tcPr>
-            <w:tcW w:w="274" w:type="pct"/>
-            <w:vAlign w:val="center"/>
-          </w:tcPr>
-          <w:p>
-            <w:r/>
-            <w:r/>
+            <w:pPr>
+              <w:spacing w:after="0" w:line="240" w:lineRule="auto"/>
+              <w:jc w:val="center"/>
+              <w:textAlignment w:val="baseline"/>
+              <w:rPr>
+                <w:rFonts w:ascii="Arial" w:hAnsi="Arial" w:cs="Arial"/>
+                <w:b/>
+                <w:bCs/>
+              </w:rPr>
+            </w:pPr>
+            <w:r>
+              <w:rPr>
+                <w:rFonts w:ascii="Arial" w:hAnsi="Arial" w:cs="Arial"/>
+                <w:b/>
+                <w:bCs/>
+              </w:rPr>
+              <w:t>270°</w:t>
+            </w:r>
+          </w:p>
+        </w:tc>
+        <w:tc>
+          <w:tcPr>
+            <w:tcW w:w="274" w:type="pct"/>
+            <w:vAlign w:val="center"/>
+          </w:tcPr>
+          <w:p>
+            <w:pPr>
+              <w:spacing w:after="0" w:line="240" w:lineRule="auto"/>
+              <w:jc w:val="center"/>
+              <w:textAlignment w:val="baseline"/>
+              <w:rPr>
+                <w:rFonts w:ascii="Arial" w:hAnsi="Arial" w:cs="Arial"/>
+                <w:b/>
+                <w:bCs/>
+              </w:rPr>
+            </w:pPr>
+            <w:r>
+              <w:rPr>
+                <w:rFonts w:ascii="Arial" w:hAnsi="Arial" w:cs="Arial"/>
+                <w:b/>
+                <w:bCs/>
+              </w:rPr>
+              <w:t>0°</w:t>
+            </w:r>
+          </w:p>
+        </w:tc>
+        <w:tc>
+          <w:tcPr>
+            <w:tcW w:w="274" w:type="pct"/>
+            <w:vAlign w:val="center"/>
+          </w:tcPr>
+          <w:p>
+            <w:pPr>
+              <w:spacing w:after="0" w:line="240" w:lineRule="auto"/>
+              <w:jc w:val="center"/>
+              <w:textAlignment w:val="baseline"/>
+              <w:rPr>
+                <w:rFonts w:ascii="Arial" w:hAnsi="Arial" w:cs="Arial"/>
+                <w:b/>
+                <w:bCs/>
+              </w:rPr>
+            </w:pPr>
+            <w:r>
+              <w:rPr>
+                <w:rFonts w:ascii="Arial" w:hAnsi="Arial" w:cs="Arial"/>
+                <w:b/>
+                <w:bCs/>
+              </w:rPr>
+              <w:t>90°</w:t>
+            </w:r>
+          </w:p>
+        </w:tc>
+        <w:tc>
+          <w:tcPr>
+            <w:tcW w:w="274" w:type="pct"/>
+            <w:vAlign w:val="center"/>
+          </w:tcPr>
+          <w:p>
+            <w:pPr>
+              <w:spacing w:after="0" w:line="240" w:lineRule="auto"/>
+              <w:jc w:val="center"/>
+              <w:textAlignment w:val="baseline"/>
+              <w:rPr>
+                <w:rFonts w:ascii="Arial" w:hAnsi="Arial" w:cs="Arial"/>
+                <w:b/>
+                <w:bCs/>
+              </w:rPr>
+            </w:pPr>
+            <w:r>
+              <w:rPr>
+                <w:rFonts w:ascii="Arial" w:hAnsi="Arial" w:cs="Arial"/>
+                <w:b/>
+                <w:bCs/>
+              </w:rPr>
+              <w:t>180°</w:t>
+            </w:r>
           </w:p>
         </w:tc>
         <w:tc>
@@ -2281,38 +2825,105 @@
             <w:vAlign w:val="center"/>
           </w:tcPr>
           <w:p>
-            <w:r/>
-            <w:r/>
-          </w:p>
-        </w:tc>
-        <w:tc>
-          <w:tcPr>
-            <w:tcW w:w="274" w:type="pct"/>
-            <w:vAlign w:val="center"/>
-          </w:tcPr>
-          <w:p>
-            <w:r/>
-            <w:r/>
-          </w:p>
-        </w:tc>
-        <w:tc>
-          <w:tcPr>
-            <w:tcW w:w="274" w:type="pct"/>
-            <w:vAlign w:val="center"/>
-          </w:tcPr>
-          <w:p>
-            <w:r/>
-            <w:r/>
-          </w:p>
-        </w:tc>
-        <w:tc>
-          <w:tcPr>
-            <w:tcW w:w="274" w:type="pct"/>
-            <w:vAlign w:val="center"/>
-          </w:tcPr>
-          <w:p>
-            <w:r/>
-            <w:r/>
+            <w:pPr>
+              <w:spacing w:after="0" w:line="240" w:lineRule="auto"/>
+              <w:jc w:val="center"/>
+              <w:textAlignment w:val="baseline"/>
+              <w:rPr>
+                <w:rFonts w:ascii="Arial" w:hAnsi="Arial" w:cs="Arial"/>
+                <w:b/>
+                <w:bCs/>
+              </w:rPr>
+            </w:pPr>
+            <w:r>
+              <w:rPr>
+                <w:rFonts w:ascii="Arial" w:hAnsi="Arial" w:cs="Arial"/>
+                <w:b/>
+                <w:bCs/>
+              </w:rPr>
+              <w:t>270°</w:t>
+            </w:r>
+          </w:p>
+        </w:tc>
+        <w:tc>
+          <w:tcPr>
+            <w:tcW w:w="274" w:type="pct"/>
+            <w:vAlign w:val="center"/>
+          </w:tcPr>
+          <w:p>
+            <w:pPr>
+              <w:spacing w:after="0" w:line="240" w:lineRule="auto"/>
+              <w:jc w:val="center"/>
+              <w:textAlignment w:val="baseline"/>
+              <w:rPr>
+                <w:rFonts w:ascii="Arial" w:eastAsia="Times New Roman" w:hAnsi="Arial" w:cs="Arial"/>
+                <w:b/>
+                <w:bCs/>
+                <w:lang w:val="en-US" w:eastAsia="en-IN"/>
+              </w:rPr>
+            </w:pPr>
+            <w:r>
+              <w:rPr>
+                <w:rFonts w:ascii="Arial" w:hAnsi="Arial" w:cs="Arial"/>
+                <w:b/>
+                <w:bCs/>
+              </w:rPr>
+              <w:t>0°</w:t>
+            </w:r>
+          </w:p>
+        </w:tc>
+        <w:tc>
+          <w:tcPr>
+            <w:tcW w:w="274" w:type="pct"/>
+            <w:vAlign w:val="center"/>
+          </w:tcPr>
+          <w:p>
+            <w:pPr>
+              <w:spacing w:after="0" w:line="240" w:lineRule="auto"/>
+              <w:jc w:val="center"/>
+              <w:textAlignment w:val="baseline"/>
+              <w:rPr>
+                <w:rFonts w:ascii="Arial" w:eastAsia="Times New Roman" w:hAnsi="Arial" w:cs="Arial"/>
+                <w:b/>
+                <w:bCs/>
+                <w:lang w:val="en-US" w:eastAsia="en-IN"/>
+              </w:rPr>
+            </w:pPr>
+            <w:r>
+              <w:rPr>
+                <w:rFonts w:ascii="Arial" w:hAnsi="Arial" w:cs="Arial"/>
+                <w:b/>
+                <w:bCs/>
+              </w:rPr>
+              <w:t>90°</w:t>
+            </w:r>
+          </w:p>
+        </w:tc>
+        <w:tc>
+          <w:tcPr>
+            <w:tcW w:w="274" w:type="pct"/>
+            <w:vAlign w:val="center"/>
+          </w:tcPr>
+          <w:p>
+            <w:pPr>
+              <w:spacing w:after="0" w:line="240" w:lineRule="auto"/>
+              <w:jc w:val="center"/>
+              <w:textAlignment w:val="baseline"/>
+              <w:rPr>
+                <w:rFonts w:ascii="Arial" w:eastAsia="Times New Roman" w:hAnsi="Arial" w:cs="Arial"/>
+                <w:b/>
+                <w:bCs/>
+                <w:lang w:val="en-US" w:eastAsia="en-IN"/>
+              </w:rPr>
+            </w:pPr>
+            <w:r>
+              <w:rPr>
+                <w:rFonts w:ascii="Arial" w:hAnsi="Arial" w:cs="Arial"/>
+                <w:b/>
+                <w:bCs/>
+              </w:rPr>
+              <w:t>180°</w:t>
+            </w:r>
           </w:p>
         </w:tc>
         <w:tc>
@@ -2321,8 +2932,27 @@
             <w:vAlign w:val="center"/>
           </w:tcPr>
           <w:p>
-            <w:r/>
-            <w:r/>
+            <w:pPr>
+              <w:spacing w:after="0" w:line="240" w:lineRule="auto"/>
+              <w:jc w:val="center"/>
+              <w:textAlignment w:val="baseline"/>
+              <w:rPr>
+                <w:rFonts w:ascii="Arial" w:eastAsia="Times New Roman" w:hAnsi="Arial" w:cs="Arial"/>
+                <w:b/>
+                <w:bCs/>
+                <w:i/>
+                <w:iCs/>
+                <w:lang w:val="en-US" w:eastAsia="en-IN"/>
+              </w:rPr>
+            </w:pPr>
+            <w:r>
+              <w:rPr>
+                <w:rFonts w:ascii="Arial" w:hAnsi="Arial" w:cs="Arial"/>
+                <w:b/>
+                <w:bCs/>
+              </w:rPr>
+              <w:t>270°</w:t>
+            </w:r>
           </w:p>
         </w:tc>
       </w:tr>
@@ -2365,28 +2995,32 @@
           <w:p>
             <w:r/>
             <w:r>
-              <w:t>{{ f_0_5 }}</w:t>
-            </w:r>
-          </w:p>
-        </w:tc>
-        <w:tc>
-          <w:tcPr>
-            <w:tcW w:w="274" w:type="pct"/>
-            <w:vAlign w:val="center"/>
-          </w:tcPr>
-          <w:p>
-            <w:r/>
-            <w:r/>
-          </w:p>
-        </w:tc>
-        <w:tc>
-          <w:tcPr>
-            <w:tcW w:w="274" w:type="pct"/>
-            <w:vAlign w:val="center"/>
-          </w:tcPr>
-          <w:p>
-            <w:r/>
-            <w:r/>
+              <w:t>{{ f_0_5_common_mode_l_pe_0 }}</w:t>
+            </w:r>
+          </w:p>
+        </w:tc>
+        <w:tc>
+          <w:tcPr>
+            <w:tcW w:w="274" w:type="pct"/>
+            <w:vAlign w:val="center"/>
+          </w:tcPr>
+          <w:p>
+            <w:r/>
+            <w:r>
+              <w:t>{{ f_0_5_common_mode_l_pe_90 }}</w:t>
+            </w:r>
+          </w:p>
+        </w:tc>
+        <w:tc>
+          <w:tcPr>
+            <w:tcW w:w="274" w:type="pct"/>
+            <w:vAlign w:val="center"/>
+          </w:tcPr>
+          <w:p>
+            <w:r/>
+            <w:r>
+              <w:t>{{ f_0_5_common_mode_l_pe_180 }}</w:t>
+            </w:r>
           </w:p>
         </w:tc>
         <w:tc>
@@ -2396,37 +3030,45 @@
           </w:tcPr>
           <w:p>
             <w:r/>
-            <w:r/>
-          </w:p>
-        </w:tc>
-        <w:tc>
-          <w:tcPr>
-            <w:tcW w:w="274" w:type="pct"/>
-            <w:vAlign w:val="center"/>
-          </w:tcPr>
-          <w:p>
-            <w:r/>
-            <w:r/>
-          </w:p>
-        </w:tc>
-        <w:tc>
-          <w:tcPr>
-            <w:tcW w:w="274" w:type="pct"/>
-            <w:vAlign w:val="center"/>
-          </w:tcPr>
-          <w:p>
-            <w:r/>
-            <w:r/>
-          </w:p>
-        </w:tc>
-        <w:tc>
-          <w:tcPr>
-            <w:tcW w:w="274" w:type="pct"/>
-            <w:vAlign w:val="center"/>
-          </w:tcPr>
-          <w:p>
-            <w:r/>
-            <w:r/>
+            <w:r>
+              <w:t>{{ f_0_5_common_mode_l_pe }}</w:t>
+            </w:r>
+          </w:p>
+        </w:tc>
+        <w:tc>
+          <w:tcPr>
+            <w:tcW w:w="274" w:type="pct"/>
+            <w:vAlign w:val="center"/>
+          </w:tcPr>
+          <w:p>
+            <w:r/>
+            <w:r>
+              <w:t>{{ f_0_5_common_mode_n_pe_0 }}</w:t>
+            </w:r>
+          </w:p>
+        </w:tc>
+        <w:tc>
+          <w:tcPr>
+            <w:tcW w:w="274" w:type="pct"/>
+            <w:vAlign w:val="center"/>
+          </w:tcPr>
+          <w:p>
+            <w:r/>
+            <w:r>
+              <w:t>{{ f_0_5_common_mode_n_pe_90 }}</w:t>
+            </w:r>
+          </w:p>
+        </w:tc>
+        <w:tc>
+          <w:tcPr>
+            <w:tcW w:w="274" w:type="pct"/>
+            <w:vAlign w:val="center"/>
+          </w:tcPr>
+          <w:p>
+            <w:r/>
+            <w:r>
+              <w:t>{{ f_0_5_common_mode_n_pe_180 }}</w:t>
+            </w:r>
           </w:p>
         </w:tc>
         <w:tc>
@@ -2436,37 +3078,45 @@
           </w:tcPr>
           <w:p>
             <w:r/>
-            <w:r/>
-          </w:p>
-        </w:tc>
-        <w:tc>
-          <w:tcPr>
-            <w:tcW w:w="274" w:type="pct"/>
-            <w:vAlign w:val="center"/>
-          </w:tcPr>
-          <w:p>
-            <w:r/>
-            <w:r/>
-          </w:p>
-        </w:tc>
-        <w:tc>
-          <w:tcPr>
-            <w:tcW w:w="274" w:type="pct"/>
-            <w:vAlign w:val="center"/>
-          </w:tcPr>
-          <w:p>
-            <w:r/>
-            <w:r/>
-          </w:p>
-        </w:tc>
-        <w:tc>
-          <w:tcPr>
-            <w:tcW w:w="274" w:type="pct"/>
-            <w:vAlign w:val="center"/>
-          </w:tcPr>
-          <w:p>
-            <w:r/>
-            <w:r/>
+            <w:r>
+              <w:t>{{ f_0_5_common_mode_n_pe_270 }}</w:t>
+            </w:r>
+          </w:p>
+        </w:tc>
+        <w:tc>
+          <w:tcPr>
+            <w:tcW w:w="274" w:type="pct"/>
+            <w:vAlign w:val="center"/>
+          </w:tcPr>
+          <w:p>
+            <w:r/>
+            <w:r>
+              <w:t>{{ f_0_5_common_mode_l_n_pe_0 }}</w:t>
+            </w:r>
+          </w:p>
+        </w:tc>
+        <w:tc>
+          <w:tcPr>
+            <w:tcW w:w="274" w:type="pct"/>
+            <w:vAlign w:val="center"/>
+          </w:tcPr>
+          <w:p>
+            <w:r/>
+            <w:r>
+              <w:t>{{ f_0_5_common_mode_l_n_pe_90 }}</w:t>
+            </w:r>
+          </w:p>
+        </w:tc>
+        <w:tc>
+          <w:tcPr>
+            <w:tcW w:w="274" w:type="pct"/>
+            <w:vAlign w:val="center"/>
+          </w:tcPr>
+          <w:p>
+            <w:r/>
+            <w:r>
+              <w:t>{{ f_0_5_common_mode_l_n_pe_180 }}</w:t>
+            </w:r>
           </w:p>
         </w:tc>
         <w:tc>
@@ -2476,37 +3126,45 @@
           </w:tcPr>
           <w:p>
             <w:r/>
-            <w:r/>
-          </w:p>
-        </w:tc>
-        <w:tc>
-          <w:tcPr>
-            <w:tcW w:w="274" w:type="pct"/>
-            <w:vAlign w:val="center"/>
-          </w:tcPr>
-          <w:p>
-            <w:r/>
-            <w:r/>
-          </w:p>
-        </w:tc>
-        <w:tc>
-          <w:tcPr>
-            <w:tcW w:w="274" w:type="pct"/>
-            <w:vAlign w:val="center"/>
-          </w:tcPr>
-          <w:p>
-            <w:r/>
-            <w:r/>
-          </w:p>
-        </w:tc>
-        <w:tc>
-          <w:tcPr>
-            <w:tcW w:w="274" w:type="pct"/>
-            <w:vAlign w:val="center"/>
-          </w:tcPr>
-          <w:p>
-            <w:r/>
-            <w:r/>
+            <w:r>
+              <w:t>{{ f_0_5_common_mode_l_n_pe_270 }}</w:t>
+            </w:r>
+          </w:p>
+        </w:tc>
+        <w:tc>
+          <w:tcPr>
+            <w:tcW w:w="274" w:type="pct"/>
+            <w:vAlign w:val="center"/>
+          </w:tcPr>
+          <w:p>
+            <w:r/>
+            <w:r>
+              <w:t>{{ f_0_5_differential_mode_l_n_0 }}</w:t>
+            </w:r>
+          </w:p>
+        </w:tc>
+        <w:tc>
+          <w:tcPr>
+            <w:tcW w:w="274" w:type="pct"/>
+            <w:vAlign w:val="center"/>
+          </w:tcPr>
+          <w:p>
+            <w:r/>
+            <w:r>
+              <w:t>{{ f_0_5_differential_mode_l_n_90 }}</w:t>
+            </w:r>
+          </w:p>
+        </w:tc>
+        <w:tc>
+          <w:tcPr>
+            <w:tcW w:w="274" w:type="pct"/>
+            <w:vAlign w:val="center"/>
+          </w:tcPr>
+          <w:p>
+            <w:r/>
+            <w:r>
+              <w:t>{{ f_0_5_differential_mode_l_n_180 }}</w:t>
+            </w:r>
           </w:p>
         </w:tc>
         <w:tc>
@@ -2516,7 +3174,9 @@
           </w:tcPr>
           <w:p>
             <w:r/>
-            <w:r/>
+            <w:r>
+              <w:t>{{ f_0_5_differential_mode_l_n_270 }}</w:t>
+            </w:r>
           </w:p>
         </w:tc>
       </w:tr>
@@ -2559,28 +3219,32 @@
           <w:p>
             <w:r/>
             <w:r>
-              <w:t>{{ f_0_5_2 }}</w:t>
-            </w:r>
-          </w:p>
-        </w:tc>
-        <w:tc>
-          <w:tcPr>
-            <w:tcW w:w="274" w:type="pct"/>
-            <w:vAlign w:val="center"/>
-          </w:tcPr>
-          <w:p>
-            <w:r/>
-            <w:r/>
-          </w:p>
-        </w:tc>
-        <w:tc>
-          <w:tcPr>
-            <w:tcW w:w="274" w:type="pct"/>
-            <w:vAlign w:val="center"/>
-          </w:tcPr>
-          <w:p>
-            <w:r/>
-            <w:r/>
+              <w:t>{{ f_0_5_common_mode_l_pe_0_2 }}</w:t>
+            </w:r>
+          </w:p>
+        </w:tc>
+        <w:tc>
+          <w:tcPr>
+            <w:tcW w:w="274" w:type="pct"/>
+            <w:vAlign w:val="center"/>
+          </w:tcPr>
+          <w:p>
+            <w:r/>
+            <w:r>
+              <w:t>{{ f_0_5_common_mode_l_pe_90_2 }}</w:t>
+            </w:r>
+          </w:p>
+        </w:tc>
+        <w:tc>
+          <w:tcPr>
+            <w:tcW w:w="274" w:type="pct"/>
+            <w:vAlign w:val="center"/>
+          </w:tcPr>
+          <w:p>
+            <w:r/>
+            <w:r>
+              <w:t>{{ f_0_5_common_mode_l_pe_180_2 }}</w:t>
+            </w:r>
           </w:p>
         </w:tc>
         <w:tc>
@@ -2590,37 +3254,45 @@
           </w:tcPr>
           <w:p>
             <w:r/>
-            <w:r/>
-          </w:p>
-        </w:tc>
-        <w:tc>
-          <w:tcPr>
-            <w:tcW w:w="274" w:type="pct"/>
-            <w:vAlign w:val="center"/>
-          </w:tcPr>
-          <w:p>
-            <w:r/>
-            <w:r/>
-          </w:p>
-        </w:tc>
-        <w:tc>
-          <w:tcPr>
-            <w:tcW w:w="274" w:type="pct"/>
-            <w:vAlign w:val="center"/>
-          </w:tcPr>
-          <w:p>
-            <w:r/>
-            <w:r/>
-          </w:p>
-        </w:tc>
-        <w:tc>
-          <w:tcPr>
-            <w:tcW w:w="274" w:type="pct"/>
-            <w:vAlign w:val="center"/>
-          </w:tcPr>
-          <w:p>
-            <w:r/>
-            <w:r/>
+            <w:r>
+              <w:t>{{ f_0_5_common_mode_l_pe_2 }}</w:t>
+            </w:r>
+          </w:p>
+        </w:tc>
+        <w:tc>
+          <w:tcPr>
+            <w:tcW w:w="274" w:type="pct"/>
+            <w:vAlign w:val="center"/>
+          </w:tcPr>
+          <w:p>
+            <w:r/>
+            <w:r>
+              <w:t>{{ f_0_5_common_mode_n_pe_0_2 }}</w:t>
+            </w:r>
+          </w:p>
+        </w:tc>
+        <w:tc>
+          <w:tcPr>
+            <w:tcW w:w="274" w:type="pct"/>
+            <w:vAlign w:val="center"/>
+          </w:tcPr>
+          <w:p>
+            <w:r/>
+            <w:r>
+              <w:t>{{ f_0_5_common_mode_n_pe_90_2 }}</w:t>
+            </w:r>
+          </w:p>
+        </w:tc>
+        <w:tc>
+          <w:tcPr>
+            <w:tcW w:w="274" w:type="pct"/>
+            <w:vAlign w:val="center"/>
+          </w:tcPr>
+          <w:p>
+            <w:r/>
+            <w:r>
+              <w:t>{{ f_0_5_common_mode_n_pe_180_2 }}</w:t>
+            </w:r>
           </w:p>
         </w:tc>
         <w:tc>
@@ -2630,37 +3302,45 @@
           </w:tcPr>
           <w:p>
             <w:r/>
-            <w:r/>
-          </w:p>
-        </w:tc>
-        <w:tc>
-          <w:tcPr>
-            <w:tcW w:w="274" w:type="pct"/>
-            <w:vAlign w:val="center"/>
-          </w:tcPr>
-          <w:p>
-            <w:r/>
-            <w:r/>
-          </w:p>
-        </w:tc>
-        <w:tc>
-          <w:tcPr>
-            <w:tcW w:w="274" w:type="pct"/>
-            <w:vAlign w:val="center"/>
-          </w:tcPr>
-          <w:p>
-            <w:r/>
-            <w:r/>
-          </w:p>
-        </w:tc>
-        <w:tc>
-          <w:tcPr>
-            <w:tcW w:w="274" w:type="pct"/>
-            <w:vAlign w:val="center"/>
-          </w:tcPr>
-          <w:p>
-            <w:r/>
-            <w:r/>
+            <w:r>
+              <w:t>{{ f_0_5_common_mode_n_pe_270_2 }}</w:t>
+            </w:r>
+          </w:p>
+        </w:tc>
+        <w:tc>
+          <w:tcPr>
+            <w:tcW w:w="274" w:type="pct"/>
+            <w:vAlign w:val="center"/>
+          </w:tcPr>
+          <w:p>
+            <w:r/>
+            <w:r>
+              <w:t>{{ f_0_5_common_mode_l_n_pe_0_2 }}</w:t>
+            </w:r>
+          </w:p>
+        </w:tc>
+        <w:tc>
+          <w:tcPr>
+            <w:tcW w:w="274" w:type="pct"/>
+            <w:vAlign w:val="center"/>
+          </w:tcPr>
+          <w:p>
+            <w:r/>
+            <w:r>
+              <w:t>{{ f_0_5_common_mode_l_n_pe_90_2 }}</w:t>
+            </w:r>
+          </w:p>
+        </w:tc>
+        <w:tc>
+          <w:tcPr>
+            <w:tcW w:w="274" w:type="pct"/>
+            <w:vAlign w:val="center"/>
+          </w:tcPr>
+          <w:p>
+            <w:r/>
+            <w:r>
+              <w:t>{{ f_0_5_common_mode_l_n_pe_180_2 }}</w:t>
+            </w:r>
           </w:p>
         </w:tc>
         <w:tc>
@@ -2670,37 +3350,45 @@
           </w:tcPr>
           <w:p>
             <w:r/>
-            <w:r/>
-          </w:p>
-        </w:tc>
-        <w:tc>
-          <w:tcPr>
-            <w:tcW w:w="274" w:type="pct"/>
-            <w:vAlign w:val="center"/>
-          </w:tcPr>
-          <w:p>
-            <w:r/>
-            <w:r/>
-          </w:p>
-        </w:tc>
-        <w:tc>
-          <w:tcPr>
-            <w:tcW w:w="274" w:type="pct"/>
-            <w:vAlign w:val="center"/>
-          </w:tcPr>
-          <w:p>
-            <w:r/>
-            <w:r/>
-          </w:p>
-        </w:tc>
-        <w:tc>
-          <w:tcPr>
-            <w:tcW w:w="274" w:type="pct"/>
-            <w:vAlign w:val="center"/>
-          </w:tcPr>
-          <w:p>
-            <w:r/>
-            <w:r/>
+            <w:r>
+              <w:t>{{ f_0_5_common_mode_l_n_pe_270_2 }}</w:t>
+            </w:r>
+          </w:p>
+        </w:tc>
+        <w:tc>
+          <w:tcPr>
+            <w:tcW w:w="274" w:type="pct"/>
+            <w:vAlign w:val="center"/>
+          </w:tcPr>
+          <w:p>
+            <w:r/>
+            <w:r>
+              <w:t>{{ f_0_5_differential_mode_l_n_0_2 }}</w:t>
+            </w:r>
+          </w:p>
+        </w:tc>
+        <w:tc>
+          <w:tcPr>
+            <w:tcW w:w="274" w:type="pct"/>
+            <w:vAlign w:val="center"/>
+          </w:tcPr>
+          <w:p>
+            <w:r/>
+            <w:r>
+              <w:t>{{ f_0_5_differential_mode_l_n_90_2 }}</w:t>
+            </w:r>
+          </w:p>
+        </w:tc>
+        <w:tc>
+          <w:tcPr>
+            <w:tcW w:w="274" w:type="pct"/>
+            <w:vAlign w:val="center"/>
+          </w:tcPr>
+          <w:p>
+            <w:r/>
+            <w:r>
+              <w:t>{{ f_0_5_differential_mode_l_n_180_2 }}</w:t>
+            </w:r>
           </w:p>
         </w:tc>
         <w:tc>
@@ -2710,7 +3398,9 @@
           </w:tcPr>
           <w:p>
             <w:r/>
-            <w:r/>
+            <w:r>
+              <w:t>{{ f_0_5_differential_mode_l_n_270_2 }}</w:t>
+            </w:r>
           </w:p>
         </w:tc>
       </w:tr>
@@ -2753,28 +3443,32 @@
           <w:p>
             <w:r/>
             <w:r>
-              <w:t>{{ f_1_0 }}</w:t>
-            </w:r>
-          </w:p>
-        </w:tc>
-        <w:tc>
-          <w:tcPr>
-            <w:tcW w:w="274" w:type="pct"/>
-            <w:vAlign w:val="center"/>
-          </w:tcPr>
-          <w:p>
-            <w:r/>
-            <w:r/>
-          </w:p>
-        </w:tc>
-        <w:tc>
-          <w:tcPr>
-            <w:tcW w:w="274" w:type="pct"/>
-            <w:vAlign w:val="center"/>
-          </w:tcPr>
-          <w:p>
-            <w:r/>
-            <w:r/>
+              <w:t>{{ f_1_0_common_mode_l_pe }}</w:t>
+            </w:r>
+          </w:p>
+        </w:tc>
+        <w:tc>
+          <w:tcPr>
+            <w:tcW w:w="274" w:type="pct"/>
+            <w:vAlign w:val="center"/>
+          </w:tcPr>
+          <w:p>
+            <w:r/>
+            <w:r>
+              <w:t>{{ f_1_0_common_mode_l_pe_90 }}</w:t>
+            </w:r>
+          </w:p>
+        </w:tc>
+        <w:tc>
+          <w:tcPr>
+            <w:tcW w:w="274" w:type="pct"/>
+            <w:vAlign w:val="center"/>
+          </w:tcPr>
+          <w:p>
+            <w:r/>
+            <w:r>
+              <w:t>{{ f_1_0_common_mode_l_pe_180 }}</w:t>
+            </w:r>
           </w:p>
         </w:tc>
         <w:tc>
@@ -2784,37 +3478,45 @@
           </w:tcPr>
           <w:p>
             <w:r/>
-            <w:r/>
-          </w:p>
-        </w:tc>
-        <w:tc>
-          <w:tcPr>
-            <w:tcW w:w="274" w:type="pct"/>
-            <w:vAlign w:val="center"/>
-          </w:tcPr>
-          <w:p>
-            <w:r/>
-            <w:r/>
-          </w:p>
-        </w:tc>
-        <w:tc>
-          <w:tcPr>
-            <w:tcW w:w="274" w:type="pct"/>
-            <w:vAlign w:val="center"/>
-          </w:tcPr>
-          <w:p>
-            <w:r/>
-            <w:r/>
-          </w:p>
-        </w:tc>
-        <w:tc>
-          <w:tcPr>
-            <w:tcW w:w="274" w:type="pct"/>
-            <w:vAlign w:val="center"/>
-          </w:tcPr>
-          <w:p>
-            <w:r/>
-            <w:r/>
+            <w:r>
+              <w:t>{{ f_1_0_common_mode_l_pe_2 }}</w:t>
+            </w:r>
+          </w:p>
+        </w:tc>
+        <w:tc>
+          <w:tcPr>
+            <w:tcW w:w="274" w:type="pct"/>
+            <w:vAlign w:val="center"/>
+          </w:tcPr>
+          <w:p>
+            <w:r/>
+            <w:r>
+              <w:t>{{ f_1_0_common_mode_n_pe_0 }}</w:t>
+            </w:r>
+          </w:p>
+        </w:tc>
+        <w:tc>
+          <w:tcPr>
+            <w:tcW w:w="274" w:type="pct"/>
+            <w:vAlign w:val="center"/>
+          </w:tcPr>
+          <w:p>
+            <w:r/>
+            <w:r>
+              <w:t>{{ f_1_0_common_mode_n_pe_90 }}</w:t>
+            </w:r>
+          </w:p>
+        </w:tc>
+        <w:tc>
+          <w:tcPr>
+            <w:tcW w:w="274" w:type="pct"/>
+            <w:vAlign w:val="center"/>
+          </w:tcPr>
+          <w:p>
+            <w:r/>
+            <w:r>
+              <w:t>{{ f_1_0_common_mode_n_pe_180 }}</w:t>
+            </w:r>
           </w:p>
         </w:tc>
         <w:tc>
@@ -2824,37 +3526,45 @@
           </w:tcPr>
           <w:p>
             <w:r/>
-            <w:r/>
-          </w:p>
-        </w:tc>
-        <w:tc>
-          <w:tcPr>
-            <w:tcW w:w="274" w:type="pct"/>
-            <w:vAlign w:val="center"/>
-          </w:tcPr>
-          <w:p>
-            <w:r/>
-            <w:r/>
-          </w:p>
-        </w:tc>
-        <w:tc>
-          <w:tcPr>
-            <w:tcW w:w="274" w:type="pct"/>
-            <w:vAlign w:val="center"/>
-          </w:tcPr>
-          <w:p>
-            <w:r/>
-            <w:r/>
-          </w:p>
-        </w:tc>
-        <w:tc>
-          <w:tcPr>
-            <w:tcW w:w="274" w:type="pct"/>
-            <w:vAlign w:val="center"/>
-          </w:tcPr>
-          <w:p>
-            <w:r/>
-            <w:r/>
+            <w:r>
+              <w:t>{{ f_1_0_common_mode_n_pe_270 }}</w:t>
+            </w:r>
+          </w:p>
+        </w:tc>
+        <w:tc>
+          <w:tcPr>
+            <w:tcW w:w="274" w:type="pct"/>
+            <w:vAlign w:val="center"/>
+          </w:tcPr>
+          <w:p>
+            <w:r/>
+            <w:r>
+              <w:t>{{ f_1_0_common_mode_l_n_pe_0 }}</w:t>
+            </w:r>
+          </w:p>
+        </w:tc>
+        <w:tc>
+          <w:tcPr>
+            <w:tcW w:w="274" w:type="pct"/>
+            <w:vAlign w:val="center"/>
+          </w:tcPr>
+          <w:p>
+            <w:r/>
+            <w:r>
+              <w:t>{{ f_1_0_common_mode_l_n_pe_90 }}</w:t>
+            </w:r>
+          </w:p>
+        </w:tc>
+        <w:tc>
+          <w:tcPr>
+            <w:tcW w:w="274" w:type="pct"/>
+            <w:vAlign w:val="center"/>
+          </w:tcPr>
+          <w:p>
+            <w:r/>
+            <w:r>
+              <w:t>{{ f_1_0_common_mode_l_n_pe_180 }}</w:t>
+            </w:r>
           </w:p>
         </w:tc>
         <w:tc>
@@ -2864,37 +3574,45 @@
           </w:tcPr>
           <w:p>
             <w:r/>
-            <w:r/>
-          </w:p>
-        </w:tc>
-        <w:tc>
-          <w:tcPr>
-            <w:tcW w:w="274" w:type="pct"/>
-            <w:vAlign w:val="center"/>
-          </w:tcPr>
-          <w:p>
-            <w:r/>
-            <w:r/>
-          </w:p>
-        </w:tc>
-        <w:tc>
-          <w:tcPr>
-            <w:tcW w:w="274" w:type="pct"/>
-            <w:vAlign w:val="center"/>
-          </w:tcPr>
-          <w:p>
-            <w:r/>
-            <w:r/>
-          </w:p>
-        </w:tc>
-        <w:tc>
-          <w:tcPr>
-            <w:tcW w:w="274" w:type="pct"/>
-            <w:vAlign w:val="center"/>
-          </w:tcPr>
-          <w:p>
-            <w:r/>
-            <w:r/>
+            <w:r>
+              <w:t>{{ f_1_0_common_mode_l_n_pe_270 }}</w:t>
+            </w:r>
+          </w:p>
+        </w:tc>
+        <w:tc>
+          <w:tcPr>
+            <w:tcW w:w="274" w:type="pct"/>
+            <w:vAlign w:val="center"/>
+          </w:tcPr>
+          <w:p>
+            <w:r/>
+            <w:r>
+              <w:t>{{ f_1_0_differential_mode_l_n_0 }}</w:t>
+            </w:r>
+          </w:p>
+        </w:tc>
+        <w:tc>
+          <w:tcPr>
+            <w:tcW w:w="274" w:type="pct"/>
+            <w:vAlign w:val="center"/>
+          </w:tcPr>
+          <w:p>
+            <w:r/>
+            <w:r>
+              <w:t>{{ f_1_0_differential_mode_l_n_90 }}</w:t>
+            </w:r>
+          </w:p>
+        </w:tc>
+        <w:tc>
+          <w:tcPr>
+            <w:tcW w:w="274" w:type="pct"/>
+            <w:vAlign w:val="center"/>
+          </w:tcPr>
+          <w:p>
+            <w:r/>
+            <w:r>
+              <w:t>{{ f_1_0_differential_mode_l_n_180 }}</w:t>
+            </w:r>
           </w:p>
         </w:tc>
         <w:tc>
@@ -2904,7 +3622,9 @@
           </w:tcPr>
           <w:p>
             <w:r/>
-            <w:r/>
+            <w:r>
+              <w:t>{{ f_1_0_differential_mode_l_n_270 }}</w:t>
+            </w:r>
           </w:p>
         </w:tc>
       </w:tr>
@@ -2947,28 +3667,32 @@
           <w:p>
             <w:r/>
             <w:r>
-              <w:t>{{ f_1_0_2 }}</w:t>
-            </w:r>
-          </w:p>
-        </w:tc>
-        <w:tc>
-          <w:tcPr>
-            <w:tcW w:w="274" w:type="pct"/>
-            <w:vAlign w:val="center"/>
-          </w:tcPr>
-          <w:p>
-            <w:r/>
-            <w:r/>
-          </w:p>
-        </w:tc>
-        <w:tc>
-          <w:tcPr>
-            <w:tcW w:w="274" w:type="pct"/>
-            <w:vAlign w:val="center"/>
-          </w:tcPr>
-          <w:p>
-            <w:r/>
-            <w:r/>
+              <w:t>{{ f_1_0_common_mode_l_pe_0 }}</w:t>
+            </w:r>
+          </w:p>
+        </w:tc>
+        <w:tc>
+          <w:tcPr>
+            <w:tcW w:w="274" w:type="pct"/>
+            <w:vAlign w:val="center"/>
+          </w:tcPr>
+          <w:p>
+            <w:r/>
+            <w:r>
+              <w:t>{{ f_1_0_common_mode_l_pe_90_2 }}</w:t>
+            </w:r>
+          </w:p>
+        </w:tc>
+        <w:tc>
+          <w:tcPr>
+            <w:tcW w:w="274" w:type="pct"/>
+            <w:vAlign w:val="center"/>
+          </w:tcPr>
+          <w:p>
+            <w:r/>
+            <w:r>
+              <w:t>{{ f_1_0_common_mode_l_pe_3 }}</w:t>
+            </w:r>
           </w:p>
         </w:tc>
         <w:tc>
@@ -2978,37 +3702,45 @@
           </w:tcPr>
           <w:p>
             <w:r/>
-            <w:r/>
-          </w:p>
-        </w:tc>
-        <w:tc>
-          <w:tcPr>
-            <w:tcW w:w="274" w:type="pct"/>
-            <w:vAlign w:val="center"/>
-          </w:tcPr>
-          <w:p>
-            <w:r/>
-            <w:r/>
-          </w:p>
-        </w:tc>
-        <w:tc>
-          <w:tcPr>
-            <w:tcW w:w="274" w:type="pct"/>
-            <w:vAlign w:val="center"/>
-          </w:tcPr>
-          <w:p>
-            <w:r/>
-            <w:r/>
-          </w:p>
-        </w:tc>
-        <w:tc>
-          <w:tcPr>
-            <w:tcW w:w="274" w:type="pct"/>
-            <w:vAlign w:val="center"/>
-          </w:tcPr>
-          <w:p>
-            <w:r/>
-            <w:r/>
+            <w:r>
+              <w:t>{{ f_1_0_common_mode_l_pe_270 }}</w:t>
+            </w:r>
+          </w:p>
+        </w:tc>
+        <w:tc>
+          <w:tcPr>
+            <w:tcW w:w="274" w:type="pct"/>
+            <w:vAlign w:val="center"/>
+          </w:tcPr>
+          <w:p>
+            <w:r/>
+            <w:r>
+              <w:t>{{ f_1_0_common_mode_n_pe_0_2 }}</w:t>
+            </w:r>
+          </w:p>
+        </w:tc>
+        <w:tc>
+          <w:tcPr>
+            <w:tcW w:w="274" w:type="pct"/>
+            <w:vAlign w:val="center"/>
+          </w:tcPr>
+          <w:p>
+            <w:r/>
+            <w:r>
+              <w:t>{{ f_1_0_common_mode_n_pe_90_2 }}</w:t>
+            </w:r>
+          </w:p>
+        </w:tc>
+        <w:tc>
+          <w:tcPr>
+            <w:tcW w:w="274" w:type="pct"/>
+            <w:vAlign w:val="center"/>
+          </w:tcPr>
+          <w:p>
+            <w:r/>
+            <w:r>
+              <w:t>{{ f_1_0_common_mode_n_pe_180_2 }}</w:t>
+            </w:r>
           </w:p>
         </w:tc>
         <w:tc>
@@ -3018,37 +3750,45 @@
           </w:tcPr>
           <w:p>
             <w:r/>
-            <w:r/>
-          </w:p>
-        </w:tc>
-        <w:tc>
-          <w:tcPr>
-            <w:tcW w:w="274" w:type="pct"/>
-            <w:vAlign w:val="center"/>
-          </w:tcPr>
-          <w:p>
-            <w:r/>
-            <w:r/>
-          </w:p>
-        </w:tc>
-        <w:tc>
-          <w:tcPr>
-            <w:tcW w:w="274" w:type="pct"/>
-            <w:vAlign w:val="center"/>
-          </w:tcPr>
-          <w:p>
-            <w:r/>
-            <w:r/>
-          </w:p>
-        </w:tc>
-        <w:tc>
-          <w:tcPr>
-            <w:tcW w:w="274" w:type="pct"/>
-            <w:vAlign w:val="center"/>
-          </w:tcPr>
-          <w:p>
-            <w:r/>
-            <w:r/>
+            <w:r>
+              <w:t>{{ f_1_0_common_mode_n_pe_270_2 }}</w:t>
+            </w:r>
+          </w:p>
+        </w:tc>
+        <w:tc>
+          <w:tcPr>
+            <w:tcW w:w="274" w:type="pct"/>
+            <w:vAlign w:val="center"/>
+          </w:tcPr>
+          <w:p>
+            <w:r/>
+            <w:r>
+              <w:t>{{ f_1_0_common_mode_l_n_pe_0_2 }}</w:t>
+            </w:r>
+          </w:p>
+        </w:tc>
+        <w:tc>
+          <w:tcPr>
+            <w:tcW w:w="274" w:type="pct"/>
+            <w:vAlign w:val="center"/>
+          </w:tcPr>
+          <w:p>
+            <w:r/>
+            <w:r>
+              <w:t>{{ f_1_0_common_mode_l_n_pe_90_2 }}</w:t>
+            </w:r>
+          </w:p>
+        </w:tc>
+        <w:tc>
+          <w:tcPr>
+            <w:tcW w:w="274" w:type="pct"/>
+            <w:vAlign w:val="center"/>
+          </w:tcPr>
+          <w:p>
+            <w:r/>
+            <w:r>
+              <w:t>{{ f_1_0_common_mode_l_n_pe_180_2 }}</w:t>
+            </w:r>
           </w:p>
         </w:tc>
         <w:tc>
@@ -3058,37 +3798,45 @@
           </w:tcPr>
           <w:p>
             <w:r/>
-            <w:r/>
-          </w:p>
-        </w:tc>
-        <w:tc>
-          <w:tcPr>
-            <w:tcW w:w="274" w:type="pct"/>
-            <w:vAlign w:val="center"/>
-          </w:tcPr>
-          <w:p>
-            <w:r/>
-            <w:r/>
-          </w:p>
-        </w:tc>
-        <w:tc>
-          <w:tcPr>
-            <w:tcW w:w="274" w:type="pct"/>
-            <w:vAlign w:val="center"/>
-          </w:tcPr>
-          <w:p>
-            <w:r/>
-            <w:r/>
-          </w:p>
-        </w:tc>
-        <w:tc>
-          <w:tcPr>
-            <w:tcW w:w="274" w:type="pct"/>
-            <w:vAlign w:val="center"/>
-          </w:tcPr>
-          <w:p>
-            <w:r/>
-            <w:r/>
+            <w:r>
+              <w:t>{{ f_1_0_common_mode_l_n_pe_270_2 }}</w:t>
+            </w:r>
+          </w:p>
+        </w:tc>
+        <w:tc>
+          <w:tcPr>
+            <w:tcW w:w="274" w:type="pct"/>
+            <w:vAlign w:val="center"/>
+          </w:tcPr>
+          <w:p>
+            <w:r/>
+            <w:r>
+              <w:t>{{ f_1_0_differential_mode_l_n_0_2 }}</w:t>
+            </w:r>
+          </w:p>
+        </w:tc>
+        <w:tc>
+          <w:tcPr>
+            <w:tcW w:w="274" w:type="pct"/>
+            <w:vAlign w:val="center"/>
+          </w:tcPr>
+          <w:p>
+            <w:r/>
+            <w:r>
+              <w:t>{{ f_1_0_differential_mode_l_n_90_2 }}</w:t>
+            </w:r>
+          </w:p>
+        </w:tc>
+        <w:tc>
+          <w:tcPr>
+            <w:tcW w:w="274" w:type="pct"/>
+            <w:vAlign w:val="center"/>
+          </w:tcPr>
+          <w:p>
+            <w:r/>
+            <w:r>
+              <w:t>{{ f_1_0_differential_mode_l_n_180_2 }}</w:t>
+            </w:r>
           </w:p>
         </w:tc>
         <w:tc>
@@ -3098,7 +3846,9 @@
           </w:tcPr>
           <w:p>
             <w:r/>
-            <w:r/>
+            <w:r>
+              <w:t>{{ f_1_0_differential_mode_l_n_270_2 }}</w:t>
+            </w:r>
           </w:p>
         </w:tc>
       </w:tr>
@@ -3141,28 +3891,32 @@
           <w:p>
             <w:r/>
             <w:r>
-              <w:t>{{ f_2_0 }}</w:t>
-            </w:r>
-          </w:p>
-        </w:tc>
-        <w:tc>
-          <w:tcPr>
-            <w:tcW w:w="274" w:type="pct"/>
-            <w:vAlign w:val="center"/>
-          </w:tcPr>
-          <w:p>
-            <w:r/>
-            <w:r/>
-          </w:p>
-        </w:tc>
-        <w:tc>
-          <w:tcPr>
-            <w:tcW w:w="274" w:type="pct"/>
-            <w:vAlign w:val="center"/>
-          </w:tcPr>
-          <w:p>
-            <w:r/>
-            <w:r/>
+              <w:t>{{ f_2_0_common_mode_l_pe_0 }}</w:t>
+            </w:r>
+          </w:p>
+        </w:tc>
+        <w:tc>
+          <w:tcPr>
+            <w:tcW w:w="274" w:type="pct"/>
+            <w:vAlign w:val="center"/>
+          </w:tcPr>
+          <w:p>
+            <w:r/>
+            <w:r>
+              <w:t>{{ f_2_0_common_mode_l_pe_90 }}</w:t>
+            </w:r>
+          </w:p>
+        </w:tc>
+        <w:tc>
+          <w:tcPr>
+            <w:tcW w:w="274" w:type="pct"/>
+            <w:vAlign w:val="center"/>
+          </w:tcPr>
+          <w:p>
+            <w:r/>
+            <w:r>
+              <w:t>{{ f_2_0_common_mode_l_pe_180 }}</w:t>
+            </w:r>
           </w:p>
         </w:tc>
         <w:tc>
@@ -3172,37 +3926,45 @@
           </w:tcPr>
           <w:p>
             <w:r/>
-            <w:r/>
-          </w:p>
-        </w:tc>
-        <w:tc>
-          <w:tcPr>
-            <w:tcW w:w="274" w:type="pct"/>
-            <w:vAlign w:val="center"/>
-          </w:tcPr>
-          <w:p>
-            <w:r/>
-            <w:r/>
-          </w:p>
-        </w:tc>
-        <w:tc>
-          <w:tcPr>
-            <w:tcW w:w="274" w:type="pct"/>
-            <w:vAlign w:val="center"/>
-          </w:tcPr>
-          <w:p>
-            <w:r/>
-            <w:r/>
-          </w:p>
-        </w:tc>
-        <w:tc>
-          <w:tcPr>
-            <w:tcW w:w="274" w:type="pct"/>
-            <w:vAlign w:val="center"/>
-          </w:tcPr>
-          <w:p>
-            <w:r/>
-            <w:r/>
+            <w:r>
+              <w:t>{{ f_2_0_common_mode_l_pe_270 }}</w:t>
+            </w:r>
+          </w:p>
+        </w:tc>
+        <w:tc>
+          <w:tcPr>
+            <w:tcW w:w="274" w:type="pct"/>
+            <w:vAlign w:val="center"/>
+          </w:tcPr>
+          <w:p>
+            <w:r/>
+            <w:r>
+              <w:t>{{ f_2_0_common_mode_n_pe_0 }}</w:t>
+            </w:r>
+          </w:p>
+        </w:tc>
+        <w:tc>
+          <w:tcPr>
+            <w:tcW w:w="274" w:type="pct"/>
+            <w:vAlign w:val="center"/>
+          </w:tcPr>
+          <w:p>
+            <w:r/>
+            <w:r>
+              <w:t>{{ f_2_0_common_mode_n_pe_90 }}</w:t>
+            </w:r>
+          </w:p>
+        </w:tc>
+        <w:tc>
+          <w:tcPr>
+            <w:tcW w:w="274" w:type="pct"/>
+            <w:vAlign w:val="center"/>
+          </w:tcPr>
+          <w:p>
+            <w:r/>
+            <w:r>
+              <w:t>{{ f_2_0_common_mode_n_pe_180 }}</w:t>
+            </w:r>
           </w:p>
         </w:tc>
         <w:tc>
@@ -3212,37 +3974,45 @@
           </w:tcPr>
           <w:p>
             <w:r/>
-            <w:r/>
-          </w:p>
-        </w:tc>
-        <w:tc>
-          <w:tcPr>
-            <w:tcW w:w="274" w:type="pct"/>
-            <w:vAlign w:val="center"/>
-          </w:tcPr>
-          <w:p>
-            <w:r/>
-            <w:r/>
-          </w:p>
-        </w:tc>
-        <w:tc>
-          <w:tcPr>
-            <w:tcW w:w="274" w:type="pct"/>
-            <w:vAlign w:val="center"/>
-          </w:tcPr>
-          <w:p>
-            <w:r/>
-            <w:r/>
-          </w:p>
-        </w:tc>
-        <w:tc>
-          <w:tcPr>
-            <w:tcW w:w="274" w:type="pct"/>
-            <w:vAlign w:val="center"/>
-          </w:tcPr>
-          <w:p>
-            <w:r/>
-            <w:r/>
+            <w:r>
+              <w:t>{{ f_2_0_common_mode_n_pe_270 }}</w:t>
+            </w:r>
+          </w:p>
+        </w:tc>
+        <w:tc>
+          <w:tcPr>
+            <w:tcW w:w="274" w:type="pct"/>
+            <w:vAlign w:val="center"/>
+          </w:tcPr>
+          <w:p>
+            <w:r/>
+            <w:r>
+              <w:t>{{ f_2_0_common_mode_l_n_pe_0 }}</w:t>
+            </w:r>
+          </w:p>
+        </w:tc>
+        <w:tc>
+          <w:tcPr>
+            <w:tcW w:w="274" w:type="pct"/>
+            <w:vAlign w:val="center"/>
+          </w:tcPr>
+          <w:p>
+            <w:r/>
+            <w:r>
+              <w:t>{{ f_2_0_common_mode_l_n_pe_90 }}</w:t>
+            </w:r>
+          </w:p>
+        </w:tc>
+        <w:tc>
+          <w:tcPr>
+            <w:tcW w:w="274" w:type="pct"/>
+            <w:vAlign w:val="center"/>
+          </w:tcPr>
+          <w:p>
+            <w:r/>
+            <w:r>
+              <w:t>{{ f_2_0_common_mode_l_n_pe_180 }}</w:t>
+            </w:r>
           </w:p>
         </w:tc>
         <w:tc>
@@ -3252,37 +4022,45 @@
           </w:tcPr>
           <w:p>
             <w:r/>
-            <w:r/>
-          </w:p>
-        </w:tc>
-        <w:tc>
-          <w:tcPr>
-            <w:tcW w:w="274" w:type="pct"/>
-            <w:vAlign w:val="center"/>
-          </w:tcPr>
-          <w:p>
-            <w:r/>
-            <w:r/>
-          </w:p>
-        </w:tc>
-        <w:tc>
-          <w:tcPr>
-            <w:tcW w:w="274" w:type="pct"/>
-            <w:vAlign w:val="center"/>
-          </w:tcPr>
-          <w:p>
-            <w:r/>
-            <w:r/>
-          </w:p>
-        </w:tc>
-        <w:tc>
-          <w:tcPr>
-            <w:tcW w:w="274" w:type="pct"/>
-            <w:vAlign w:val="center"/>
-          </w:tcPr>
-          <w:p>
-            <w:r/>
-            <w:r/>
+            <w:r>
+              <w:t>{{ f_2_0_common_mode_l_n_pe_270 }}</w:t>
+            </w:r>
+          </w:p>
+        </w:tc>
+        <w:tc>
+          <w:tcPr>
+            <w:tcW w:w="274" w:type="pct"/>
+            <w:vAlign w:val="center"/>
+          </w:tcPr>
+          <w:p>
+            <w:r/>
+            <w:r>
+              <w:t>{{ f_2_0_differential_mode_l_n_0 }}</w:t>
+            </w:r>
+          </w:p>
+        </w:tc>
+        <w:tc>
+          <w:tcPr>
+            <w:tcW w:w="274" w:type="pct"/>
+            <w:vAlign w:val="center"/>
+          </w:tcPr>
+          <w:p>
+            <w:r/>
+            <w:r>
+              <w:t>{{ f_2_0_differential_mode_l_n_90 }}</w:t>
+            </w:r>
+          </w:p>
+        </w:tc>
+        <w:tc>
+          <w:tcPr>
+            <w:tcW w:w="274" w:type="pct"/>
+            <w:vAlign w:val="center"/>
+          </w:tcPr>
+          <w:p>
+            <w:r/>
+            <w:r>
+              <w:t>{{ f_2_0_differential_mode_l_n_180 }}</w:t>
+            </w:r>
           </w:p>
         </w:tc>
         <w:tc>
@@ -3292,7 +4070,9 @@
           </w:tcPr>
           <w:p>
             <w:r/>
-            <w:r/>
+            <w:r>
+              <w:t>{{ f_2_0_differential_mode_l_n_270 }}</w:t>
+            </w:r>
           </w:p>
         </w:tc>
       </w:tr>
@@ -3335,28 +4115,32 @@
           <w:p>
             <w:r/>
             <w:r>
-              <w:t>{{ f_2_0_2 }}</w:t>
-            </w:r>
-          </w:p>
-        </w:tc>
-        <w:tc>
-          <w:tcPr>
-            <w:tcW w:w="274" w:type="pct"/>
-            <w:vAlign w:val="center"/>
-          </w:tcPr>
-          <w:p>
-            <w:r/>
-            <w:r/>
-          </w:p>
-        </w:tc>
-        <w:tc>
-          <w:tcPr>
-            <w:tcW w:w="274" w:type="pct"/>
-            <w:vAlign w:val="center"/>
-          </w:tcPr>
-          <w:p>
-            <w:r/>
-            <w:r/>
+              <w:t>{{ f_2_0_common_mode_l_pe_0_2 }}</w:t>
+            </w:r>
+          </w:p>
+        </w:tc>
+        <w:tc>
+          <w:tcPr>
+            <w:tcW w:w="274" w:type="pct"/>
+            <w:vAlign w:val="center"/>
+          </w:tcPr>
+          <w:p>
+            <w:r/>
+            <w:r>
+              <w:t>{{ f_2_0_common_mode_l_pe_90_2 }}</w:t>
+            </w:r>
+          </w:p>
+        </w:tc>
+        <w:tc>
+          <w:tcPr>
+            <w:tcW w:w="274" w:type="pct"/>
+            <w:vAlign w:val="center"/>
+          </w:tcPr>
+          <w:p>
+            <w:r/>
+            <w:r>
+              <w:t>{{ f_2_0_common_mode_l_pe_180_2 }}</w:t>
+            </w:r>
           </w:p>
         </w:tc>
         <w:tc>
@@ -3366,37 +4150,45 @@
           </w:tcPr>
           <w:p>
             <w:r/>
-            <w:r/>
-          </w:p>
-        </w:tc>
-        <w:tc>
-          <w:tcPr>
-            <w:tcW w:w="274" w:type="pct"/>
-            <w:vAlign w:val="center"/>
-          </w:tcPr>
-          <w:p>
-            <w:r/>
-            <w:r/>
-          </w:p>
-        </w:tc>
-        <w:tc>
-          <w:tcPr>
-            <w:tcW w:w="274" w:type="pct"/>
-            <w:vAlign w:val="center"/>
-          </w:tcPr>
-          <w:p>
-            <w:r/>
-            <w:r/>
-          </w:p>
-        </w:tc>
-        <w:tc>
-          <w:tcPr>
-            <w:tcW w:w="274" w:type="pct"/>
-            <w:vAlign w:val="center"/>
-          </w:tcPr>
-          <w:p>
-            <w:r/>
-            <w:r/>
+            <w:r>
+              <w:t>{{ f_2_0_common_mode_l_pe }}</w:t>
+            </w:r>
+          </w:p>
+        </w:tc>
+        <w:tc>
+          <w:tcPr>
+            <w:tcW w:w="274" w:type="pct"/>
+            <w:vAlign w:val="center"/>
+          </w:tcPr>
+          <w:p>
+            <w:r/>
+            <w:r>
+              <w:t>{{ f_2_0_common_mode_n_pe_0_2 }}</w:t>
+            </w:r>
+          </w:p>
+        </w:tc>
+        <w:tc>
+          <w:tcPr>
+            <w:tcW w:w="274" w:type="pct"/>
+            <w:vAlign w:val="center"/>
+          </w:tcPr>
+          <w:p>
+            <w:r/>
+            <w:r>
+              <w:t>{{ f_2_0_common_mode_n_pe_90_2 }}</w:t>
+            </w:r>
+          </w:p>
+        </w:tc>
+        <w:tc>
+          <w:tcPr>
+            <w:tcW w:w="274" w:type="pct"/>
+            <w:vAlign w:val="center"/>
+          </w:tcPr>
+          <w:p>
+            <w:r/>
+            <w:r>
+              <w:t>{{ f_2_0_common_mode_n_pe_180_2 }}</w:t>
+            </w:r>
           </w:p>
         </w:tc>
         <w:tc>
@@ -3406,37 +4198,45 @@
           </w:tcPr>
           <w:p>
             <w:r/>
-            <w:r/>
-          </w:p>
-        </w:tc>
-        <w:tc>
-          <w:tcPr>
-            <w:tcW w:w="274" w:type="pct"/>
-            <w:vAlign w:val="center"/>
-          </w:tcPr>
-          <w:p>
-            <w:r/>
-            <w:r/>
-          </w:p>
-        </w:tc>
-        <w:tc>
-          <w:tcPr>
-            <w:tcW w:w="274" w:type="pct"/>
-            <w:vAlign w:val="center"/>
-          </w:tcPr>
-          <w:p>
-            <w:r/>
-            <w:r/>
-          </w:p>
-        </w:tc>
-        <w:tc>
-          <w:tcPr>
-            <w:tcW w:w="274" w:type="pct"/>
-            <w:vAlign w:val="center"/>
-          </w:tcPr>
-          <w:p>
-            <w:r/>
-            <w:r/>
+            <w:r>
+              <w:t>{{ f_2_0_common_mode_n_pe_270_2 }}</w:t>
+            </w:r>
+          </w:p>
+        </w:tc>
+        <w:tc>
+          <w:tcPr>
+            <w:tcW w:w="274" w:type="pct"/>
+            <w:vAlign w:val="center"/>
+          </w:tcPr>
+          <w:p>
+            <w:r/>
+            <w:r>
+              <w:t>{{ f_2_0_common_mode_l_n_pe_0_2 }}</w:t>
+            </w:r>
+          </w:p>
+        </w:tc>
+        <w:tc>
+          <w:tcPr>
+            <w:tcW w:w="274" w:type="pct"/>
+            <w:vAlign w:val="center"/>
+          </w:tcPr>
+          <w:p>
+            <w:r/>
+            <w:r>
+              <w:t>{{ f_2_0_common_mode_l_n_pe_90_2 }}</w:t>
+            </w:r>
+          </w:p>
+        </w:tc>
+        <w:tc>
+          <w:tcPr>
+            <w:tcW w:w="274" w:type="pct"/>
+            <w:vAlign w:val="center"/>
+          </w:tcPr>
+          <w:p>
+            <w:r/>
+            <w:r>
+              <w:t>{{ f_2_0_common_mode_l_n_pe_180_2 }}</w:t>
+            </w:r>
           </w:p>
         </w:tc>
         <w:tc>
@@ -3446,37 +4246,45 @@
           </w:tcPr>
           <w:p>
             <w:r/>
-            <w:r/>
-          </w:p>
-        </w:tc>
-        <w:tc>
-          <w:tcPr>
-            <w:tcW w:w="274" w:type="pct"/>
-            <w:vAlign w:val="center"/>
-          </w:tcPr>
-          <w:p>
-            <w:r/>
-            <w:r/>
-          </w:p>
-        </w:tc>
-        <w:tc>
-          <w:tcPr>
-            <w:tcW w:w="274" w:type="pct"/>
-            <w:vAlign w:val="center"/>
-          </w:tcPr>
-          <w:p>
-            <w:r/>
-            <w:r/>
-          </w:p>
-        </w:tc>
-        <w:tc>
-          <w:tcPr>
-            <w:tcW w:w="274" w:type="pct"/>
-            <w:vAlign w:val="center"/>
-          </w:tcPr>
-          <w:p>
-            <w:r/>
-            <w:r/>
+            <w:r>
+              <w:t>{{ f_2_0_common_mode_l_n_pe_270_2 }}</w:t>
+            </w:r>
+          </w:p>
+        </w:tc>
+        <w:tc>
+          <w:tcPr>
+            <w:tcW w:w="274" w:type="pct"/>
+            <w:vAlign w:val="center"/>
+          </w:tcPr>
+          <w:p>
+            <w:r/>
+            <w:r>
+              <w:t>{{ f_2_0_differential_mode_l_n_0_2 }}</w:t>
+            </w:r>
+          </w:p>
+        </w:tc>
+        <w:tc>
+          <w:tcPr>
+            <w:tcW w:w="274" w:type="pct"/>
+            <w:vAlign w:val="center"/>
+          </w:tcPr>
+          <w:p>
+            <w:r/>
+            <w:r>
+              <w:t>{{ f_2_0_differential_mode_l_n_90_2 }}</w:t>
+            </w:r>
+          </w:p>
+        </w:tc>
+        <w:tc>
+          <w:tcPr>
+            <w:tcW w:w="274" w:type="pct"/>
+            <w:vAlign w:val="center"/>
+          </w:tcPr>
+          <w:p>
+            <w:r/>
+            <w:r>
+              <w:t>{{ f_2_0_differential_mode_l_n_180_2 }}</w:t>
+            </w:r>
           </w:p>
         </w:tc>
         <w:tc>
@@ -3486,7 +4294,9 @@
           </w:tcPr>
           <w:p>
             <w:r/>
-            <w:r/>
+            <w:r>
+              <w:t>{{ f_2_0_differential_mode_l_n_270_2 }}</w:t>
+            </w:r>
           </w:p>
         </w:tc>
       </w:tr>
@@ -3529,28 +4339,32 @@
           <w:p>
             <w:r/>
             <w:r>
-              <w:t>{{ f_4_0 }}</w:t>
-            </w:r>
-          </w:p>
-        </w:tc>
-        <w:tc>
-          <w:tcPr>
-            <w:tcW w:w="274" w:type="pct"/>
-            <w:vAlign w:val="center"/>
-          </w:tcPr>
-          <w:p>
-            <w:r/>
-            <w:r/>
-          </w:p>
-        </w:tc>
-        <w:tc>
-          <w:tcPr>
-            <w:tcW w:w="274" w:type="pct"/>
-            <w:vAlign w:val="center"/>
-          </w:tcPr>
-          <w:p>
-            <w:r/>
-            <w:r/>
+              <w:t>{{ f_4_0_common_mode_l_pe_0 }}</w:t>
+            </w:r>
+          </w:p>
+        </w:tc>
+        <w:tc>
+          <w:tcPr>
+            <w:tcW w:w="274" w:type="pct"/>
+            <w:vAlign w:val="center"/>
+          </w:tcPr>
+          <w:p>
+            <w:r/>
+            <w:r>
+              <w:t>{{ f_4_0_common_mode_l_pe_90 }}</w:t>
+            </w:r>
+          </w:p>
+        </w:tc>
+        <w:tc>
+          <w:tcPr>
+            <w:tcW w:w="274" w:type="pct"/>
+            <w:vAlign w:val="center"/>
+          </w:tcPr>
+          <w:p>
+            <w:r/>
+            <w:r>
+              <w:t>{{ f_4_0_common_mode_l_pe_180 }}</w:t>
+            </w:r>
           </w:p>
         </w:tc>
         <w:tc>
@@ -3560,37 +4374,45 @@
           </w:tcPr>
           <w:p>
             <w:r/>
-            <w:r/>
-          </w:p>
-        </w:tc>
-        <w:tc>
-          <w:tcPr>
-            <w:tcW w:w="274" w:type="pct"/>
-            <w:vAlign w:val="center"/>
-          </w:tcPr>
-          <w:p>
-            <w:r/>
-            <w:r/>
-          </w:p>
-        </w:tc>
-        <w:tc>
-          <w:tcPr>
-            <w:tcW w:w="274" w:type="pct"/>
-            <w:vAlign w:val="center"/>
-          </w:tcPr>
-          <w:p>
-            <w:r/>
-            <w:r/>
-          </w:p>
-        </w:tc>
-        <w:tc>
-          <w:tcPr>
-            <w:tcW w:w="274" w:type="pct"/>
-            <w:vAlign w:val="center"/>
-          </w:tcPr>
-          <w:p>
-            <w:r/>
-            <w:r/>
+            <w:r>
+              <w:t>{{ f_4_0_common_mode_l_pe }}</w:t>
+            </w:r>
+          </w:p>
+        </w:tc>
+        <w:tc>
+          <w:tcPr>
+            <w:tcW w:w="274" w:type="pct"/>
+            <w:vAlign w:val="center"/>
+          </w:tcPr>
+          <w:p>
+            <w:r/>
+            <w:r>
+              <w:t>{{ f_4_0_common_mode_n_pe_0 }}</w:t>
+            </w:r>
+          </w:p>
+        </w:tc>
+        <w:tc>
+          <w:tcPr>
+            <w:tcW w:w="274" w:type="pct"/>
+            <w:vAlign w:val="center"/>
+          </w:tcPr>
+          <w:p>
+            <w:r/>
+            <w:r>
+              <w:t>{{ f_4_0_common_mode_n_pe_90 }}</w:t>
+            </w:r>
+          </w:p>
+        </w:tc>
+        <w:tc>
+          <w:tcPr>
+            <w:tcW w:w="274" w:type="pct"/>
+            <w:vAlign w:val="center"/>
+          </w:tcPr>
+          <w:p>
+            <w:r/>
+            <w:r>
+              <w:t>{{ f_4_0_common_mode_n_pe_180 }}</w:t>
+            </w:r>
           </w:p>
         </w:tc>
         <w:tc>
@@ -3600,37 +4422,45 @@
           </w:tcPr>
           <w:p>
             <w:r/>
-            <w:r/>
-          </w:p>
-        </w:tc>
-        <w:tc>
-          <w:tcPr>
-            <w:tcW w:w="274" w:type="pct"/>
-            <w:vAlign w:val="center"/>
-          </w:tcPr>
-          <w:p>
-            <w:r/>
-            <w:r/>
-          </w:p>
-        </w:tc>
-        <w:tc>
-          <w:tcPr>
-            <w:tcW w:w="274" w:type="pct"/>
-            <w:vAlign w:val="center"/>
-          </w:tcPr>
-          <w:p>
-            <w:r/>
-            <w:r/>
-          </w:p>
-        </w:tc>
-        <w:tc>
-          <w:tcPr>
-            <w:tcW w:w="274" w:type="pct"/>
-            <w:vAlign w:val="center"/>
-          </w:tcPr>
-          <w:p>
-            <w:r/>
-            <w:r/>
+            <w:r>
+              <w:t>{{ f_4_0_common_mode_n_pe_270 }}</w:t>
+            </w:r>
+          </w:p>
+        </w:tc>
+        <w:tc>
+          <w:tcPr>
+            <w:tcW w:w="274" w:type="pct"/>
+            <w:vAlign w:val="center"/>
+          </w:tcPr>
+          <w:p>
+            <w:r/>
+            <w:r>
+              <w:t>{{ f_4_0_common_mode_l_n_pe_0 }}</w:t>
+            </w:r>
+          </w:p>
+        </w:tc>
+        <w:tc>
+          <w:tcPr>
+            <w:tcW w:w="274" w:type="pct"/>
+            <w:vAlign w:val="center"/>
+          </w:tcPr>
+          <w:p>
+            <w:r/>
+            <w:r>
+              <w:t>{{ f_4_0_common_mode_l_n_pe_90 }}</w:t>
+            </w:r>
+          </w:p>
+        </w:tc>
+        <w:tc>
+          <w:tcPr>
+            <w:tcW w:w="274" w:type="pct"/>
+            <w:vAlign w:val="center"/>
+          </w:tcPr>
+          <w:p>
+            <w:r/>
+            <w:r>
+              <w:t>{{ f_4_0_common_mode_l_n_pe_180 }}</w:t>
+            </w:r>
           </w:p>
         </w:tc>
         <w:tc>
@@ -3640,37 +4470,45 @@
           </w:tcPr>
           <w:p>
             <w:r/>
-            <w:r/>
-          </w:p>
-        </w:tc>
-        <w:tc>
-          <w:tcPr>
-            <w:tcW w:w="274" w:type="pct"/>
-            <w:vAlign w:val="center"/>
-          </w:tcPr>
-          <w:p>
-            <w:r/>
-            <w:r/>
-          </w:p>
-        </w:tc>
-        <w:tc>
-          <w:tcPr>
-            <w:tcW w:w="274" w:type="pct"/>
-            <w:vAlign w:val="center"/>
-          </w:tcPr>
-          <w:p>
-            <w:r/>
-            <w:r/>
-          </w:p>
-        </w:tc>
-        <w:tc>
-          <w:tcPr>
-            <w:tcW w:w="274" w:type="pct"/>
-            <w:vAlign w:val="center"/>
-          </w:tcPr>
-          <w:p>
-            <w:r/>
-            <w:r/>
+            <w:r>
+              <w:t>{{ f_4_0_common_mode_l_n_pe_270 }}</w:t>
+            </w:r>
+          </w:p>
+        </w:tc>
+        <w:tc>
+          <w:tcPr>
+            <w:tcW w:w="274" w:type="pct"/>
+            <w:vAlign w:val="center"/>
+          </w:tcPr>
+          <w:p>
+            <w:r/>
+            <w:r>
+              <w:t>{{ f_4_0_differential_mode_l_n_0 }}</w:t>
+            </w:r>
+          </w:p>
+        </w:tc>
+        <w:tc>
+          <w:tcPr>
+            <w:tcW w:w="274" w:type="pct"/>
+            <w:vAlign w:val="center"/>
+          </w:tcPr>
+          <w:p>
+            <w:r/>
+            <w:r>
+              <w:t>{{ f_4_0_differential_mode_l_n_90 }}</w:t>
+            </w:r>
+          </w:p>
+        </w:tc>
+        <w:tc>
+          <w:tcPr>
+            <w:tcW w:w="274" w:type="pct"/>
+            <w:vAlign w:val="center"/>
+          </w:tcPr>
+          <w:p>
+            <w:r/>
+            <w:r>
+              <w:t>{{ f_4_0_differential_mode_l_n_180 }}</w:t>
+            </w:r>
           </w:p>
         </w:tc>
         <w:tc>
@@ -3680,7 +4518,9 @@
           </w:tcPr>
           <w:p>
             <w:r/>
-            <w:r/>
+            <w:r>
+              <w:t>{{ f_4_0_differential_mode_l_n_270 }}</w:t>
+            </w:r>
           </w:p>
         </w:tc>
       </w:tr>
@@ -3723,28 +4563,32 @@
           <w:p>
             <w:r/>
             <w:r>
-              <w:t>{{ f_4_0_2 }}</w:t>
-            </w:r>
-          </w:p>
-        </w:tc>
-        <w:tc>
-          <w:tcPr>
-            <w:tcW w:w="274" w:type="pct"/>
-            <w:vAlign w:val="center"/>
-          </w:tcPr>
-          <w:p>
-            <w:r/>
-            <w:r/>
-          </w:p>
-        </w:tc>
-        <w:tc>
-          <w:tcPr>
-            <w:tcW w:w="274" w:type="pct"/>
-            <w:vAlign w:val="center"/>
-          </w:tcPr>
-          <w:p>
-            <w:r/>
-            <w:r/>
+              <w:t>{{ f_4_0_common_mode_l_pe_0_2 }}</w:t>
+            </w:r>
+          </w:p>
+        </w:tc>
+        <w:tc>
+          <w:tcPr>
+            <w:tcW w:w="274" w:type="pct"/>
+            <w:vAlign w:val="center"/>
+          </w:tcPr>
+          <w:p>
+            <w:r/>
+            <w:r>
+              <w:t>{{ f_4_0_common_mode_l_pe_90_2 }}</w:t>
+            </w:r>
+          </w:p>
+        </w:tc>
+        <w:tc>
+          <w:tcPr>
+            <w:tcW w:w="274" w:type="pct"/>
+            <w:vAlign w:val="center"/>
+          </w:tcPr>
+          <w:p>
+            <w:r/>
+            <w:r>
+              <w:t>{{ f_4_0_common_mode_l_pe_180_2 }}</w:t>
+            </w:r>
           </w:p>
         </w:tc>
         <w:tc>
@@ -3754,37 +4598,45 @@
           </w:tcPr>
           <w:p>
             <w:r/>
-            <w:r/>
-          </w:p>
-        </w:tc>
-        <w:tc>
-          <w:tcPr>
-            <w:tcW w:w="274" w:type="pct"/>
-            <w:vAlign w:val="center"/>
-          </w:tcPr>
-          <w:p>
-            <w:r/>
-            <w:r/>
-          </w:p>
-        </w:tc>
-        <w:tc>
-          <w:tcPr>
-            <w:tcW w:w="274" w:type="pct"/>
-            <w:vAlign w:val="center"/>
-          </w:tcPr>
-          <w:p>
-            <w:r/>
-            <w:r/>
-          </w:p>
-        </w:tc>
-        <w:tc>
-          <w:tcPr>
-            <w:tcW w:w="274" w:type="pct"/>
-            <w:vAlign w:val="center"/>
-          </w:tcPr>
-          <w:p>
-            <w:r/>
-            <w:r/>
+            <w:r>
+              <w:t>{{ f_4_0_common_mode_l_pe_2 }}</w:t>
+            </w:r>
+          </w:p>
+        </w:tc>
+        <w:tc>
+          <w:tcPr>
+            <w:tcW w:w="274" w:type="pct"/>
+            <w:vAlign w:val="center"/>
+          </w:tcPr>
+          <w:p>
+            <w:r/>
+            <w:r>
+              <w:t>{{ f_4_0_common_mode_n_pe_0_2 }}</w:t>
+            </w:r>
+          </w:p>
+        </w:tc>
+        <w:tc>
+          <w:tcPr>
+            <w:tcW w:w="274" w:type="pct"/>
+            <w:vAlign w:val="center"/>
+          </w:tcPr>
+          <w:p>
+            <w:r/>
+            <w:r>
+              <w:t>{{ f_4_0_common_mode_n_pe_90_2 }}</w:t>
+            </w:r>
+          </w:p>
+        </w:tc>
+        <w:tc>
+          <w:tcPr>
+            <w:tcW w:w="274" w:type="pct"/>
+            <w:vAlign w:val="center"/>
+          </w:tcPr>
+          <w:p>
+            <w:r/>
+            <w:r>
+              <w:t>{{ f_4_0_common_mode_n_pe_180_2 }}</w:t>
+            </w:r>
           </w:p>
         </w:tc>
         <w:tc>
@@ -3794,37 +4646,45 @@
           </w:tcPr>
           <w:p>
             <w:r/>
-            <w:r/>
-          </w:p>
-        </w:tc>
-        <w:tc>
-          <w:tcPr>
-            <w:tcW w:w="274" w:type="pct"/>
-            <w:vAlign w:val="center"/>
-          </w:tcPr>
-          <w:p>
-            <w:r/>
-            <w:r/>
-          </w:p>
-        </w:tc>
-        <w:tc>
-          <w:tcPr>
-            <w:tcW w:w="274" w:type="pct"/>
-            <w:vAlign w:val="center"/>
-          </w:tcPr>
-          <w:p>
-            <w:r/>
-            <w:r/>
-          </w:p>
-        </w:tc>
-        <w:tc>
-          <w:tcPr>
-            <w:tcW w:w="274" w:type="pct"/>
-            <w:vAlign w:val="center"/>
-          </w:tcPr>
-          <w:p>
-            <w:r/>
-            <w:r/>
+            <w:r>
+              <w:t>{{ f_4_0_common_mode_n_pe_270_2 }}</w:t>
+            </w:r>
+          </w:p>
+        </w:tc>
+        <w:tc>
+          <w:tcPr>
+            <w:tcW w:w="274" w:type="pct"/>
+            <w:vAlign w:val="center"/>
+          </w:tcPr>
+          <w:p>
+            <w:r/>
+            <w:r>
+              <w:t>{{ f_4_0_common_mode_l_n_pe_0_2 }}</w:t>
+            </w:r>
+          </w:p>
+        </w:tc>
+        <w:tc>
+          <w:tcPr>
+            <w:tcW w:w="274" w:type="pct"/>
+            <w:vAlign w:val="center"/>
+          </w:tcPr>
+          <w:p>
+            <w:r/>
+            <w:r>
+              <w:t>{{ f_4_0_common_mode_l_n_pe_90_2 }}</w:t>
+            </w:r>
+          </w:p>
+        </w:tc>
+        <w:tc>
+          <w:tcPr>
+            <w:tcW w:w="274" w:type="pct"/>
+            <w:vAlign w:val="center"/>
+          </w:tcPr>
+          <w:p>
+            <w:r/>
+            <w:r>
+              <w:t>{{ f_4_0_common_mode_l_n_pe_180_2 }}</w:t>
+            </w:r>
           </w:p>
         </w:tc>
         <w:tc>
@@ -3834,37 +4694,45 @@
           </w:tcPr>
           <w:p>
             <w:r/>
-            <w:r/>
-          </w:p>
-        </w:tc>
-        <w:tc>
-          <w:tcPr>
-            <w:tcW w:w="274" w:type="pct"/>
-            <w:vAlign w:val="center"/>
-          </w:tcPr>
-          <w:p>
-            <w:r/>
-            <w:r/>
-          </w:p>
-        </w:tc>
-        <w:tc>
-          <w:tcPr>
-            <w:tcW w:w="274" w:type="pct"/>
-            <w:vAlign w:val="center"/>
-          </w:tcPr>
-          <w:p>
-            <w:r/>
-            <w:r/>
-          </w:p>
-        </w:tc>
-        <w:tc>
-          <w:tcPr>
-            <w:tcW w:w="274" w:type="pct"/>
-            <w:vAlign w:val="center"/>
-          </w:tcPr>
-          <w:p>
-            <w:r/>
-            <w:r/>
+            <w:r>
+              <w:t>{{ f_4_0_common_mode_l_n_pe_270_2 }}</w:t>
+            </w:r>
+          </w:p>
+        </w:tc>
+        <w:tc>
+          <w:tcPr>
+            <w:tcW w:w="274" w:type="pct"/>
+            <w:vAlign w:val="center"/>
+          </w:tcPr>
+          <w:p>
+            <w:r/>
+            <w:r>
+              <w:t>{{ f_4_0_differential_mode_l_n_0_2 }}</w:t>
+            </w:r>
+          </w:p>
+        </w:tc>
+        <w:tc>
+          <w:tcPr>
+            <w:tcW w:w="274" w:type="pct"/>
+            <w:vAlign w:val="center"/>
+          </w:tcPr>
+          <w:p>
+            <w:r/>
+            <w:r>
+              <w:t>{{ f_4_0_differential_mode_l_n_90_2 }}</w:t>
+            </w:r>
+          </w:p>
+        </w:tc>
+        <w:tc>
+          <w:tcPr>
+            <w:tcW w:w="274" w:type="pct"/>
+            <w:vAlign w:val="center"/>
+          </w:tcPr>
+          <w:p>
+            <w:r/>
+            <w:r>
+              <w:t>{{ f_4_0_differential_mode_l_n_180_2 }}</w:t>
+            </w:r>
           </w:p>
         </w:tc>
         <w:tc>
@@ -3874,7 +4742,9 @@
           </w:tcPr>
           <w:p>
             <w:r/>
-            <w:r/>
+            <w:r>
+              <w:t>{{ f_4_0_differential_mode_l_n_270_2 }}</w:t>
+            </w:r>
           </w:p>
         </w:tc>
       </w:tr>
@@ -3998,9 +4868,25 @@
             <w:vAlign w:val="center"/>
           </w:tcPr>
           <w:p>
-            <w:r/>
-            <w:r>
-              <w:t>{{ test_level_4 }}</w:t>
+            <w:pPr>
+              <w:spacing w:after="0" w:line="240" w:lineRule="auto"/>
+              <w:jc w:val="center"/>
+              <w:textAlignment w:val="baseline"/>
+              <w:rPr>
+                <w:rFonts w:ascii="Arial" w:eastAsia="Times New Roman" w:hAnsi="Arial" w:cs="Arial"/>
+                <w:b/>
+                <w:bCs/>
+                <w:lang w:val="en-US" w:eastAsia="en-IN"/>
+              </w:rPr>
+            </w:pPr>
+            <w:r>
+              <w:rPr>
+                <w:rFonts w:ascii="Arial" w:eastAsia="Times New Roman" w:hAnsi="Arial" w:cs="Arial"/>
+                <w:b/>
+                <w:bCs/>
+                <w:lang w:val="en-US" w:eastAsia="en-IN"/>
+              </w:rPr>
+              <w:t>Common Mode</w:t>
             </w:r>
           </w:p>
         </w:tc>
@@ -4011,8 +4897,26 @@
             <w:vAlign w:val="center"/>
           </w:tcPr>
           <w:p>
-            <w:r/>
-            <w:r/>
+            <w:pPr>
+              <w:spacing w:after="0" w:line="240" w:lineRule="auto"/>
+              <w:jc w:val="center"/>
+              <w:textAlignment w:val="baseline"/>
+              <w:rPr>
+                <w:rFonts w:ascii="Arial" w:eastAsia="Times New Roman" w:hAnsi="Arial" w:cs="Arial"/>
+                <w:b/>
+                <w:bCs/>
+                <w:lang w:val="en-US" w:eastAsia="en-IN"/>
+              </w:rPr>
+            </w:pPr>
+            <w:r>
+              <w:rPr>
+                <w:rFonts w:ascii="Arial" w:eastAsia="Times New Roman" w:hAnsi="Arial" w:cs="Arial"/>
+                <w:b/>
+                <w:bCs/>
+                <w:lang w:val="en-US" w:eastAsia="en-IN"/>
+              </w:rPr>
+              <w:t>Differential Mode</w:t>
+            </w:r>
           </w:p>
         </w:tc>
       </w:tr>
@@ -4045,9 +4949,25 @@
             <w:vAlign w:val="center"/>
           </w:tcPr>
           <w:p>
-            <w:r/>
-            <w:r>
-              <w:t>{{ test_level_5 }}</w:t>
+            <w:pPr>
+              <w:spacing w:after="0" w:line="240" w:lineRule="auto"/>
+              <w:jc w:val="center"/>
+              <w:textAlignment w:val="baseline"/>
+              <w:rPr>
+                <w:rFonts w:ascii="Arial" w:eastAsia="Times New Roman" w:hAnsi="Arial" w:cs="Arial"/>
+                <w:b/>
+                <w:bCs/>
+                <w:lang w:val="en-US" w:eastAsia="en-IN"/>
+              </w:rPr>
+            </w:pPr>
+            <w:r>
+              <w:rPr>
+                <w:rFonts w:ascii="Arial" w:eastAsia="Times New Roman" w:hAnsi="Arial" w:cs="Arial"/>
+                <w:b/>
+                <w:bCs/>
+                <w:lang w:val="en-US" w:eastAsia="en-IN"/>
+              </w:rPr>
+              <w:t>L(Pos)→PE</w:t>
             </w:r>
           </w:p>
         </w:tc>
@@ -4058,8 +4978,26 @@
             <w:vAlign w:val="center"/>
           </w:tcPr>
           <w:p>
-            <w:r/>
-            <w:r/>
+            <w:pPr>
+              <w:spacing w:after="0" w:line="240" w:lineRule="auto"/>
+              <w:jc w:val="center"/>
+              <w:textAlignment w:val="baseline"/>
+              <w:rPr>
+                <w:rFonts w:ascii="Arial" w:eastAsia="Times New Roman" w:hAnsi="Arial" w:cs="Arial"/>
+                <w:b/>
+                <w:bCs/>
+                <w:lang w:val="en-US" w:eastAsia="en-IN"/>
+              </w:rPr>
+            </w:pPr>
+            <w:r>
+              <w:rPr>
+                <w:rFonts w:ascii="Arial" w:eastAsia="Times New Roman" w:hAnsi="Arial" w:cs="Arial"/>
+                <w:b/>
+                <w:bCs/>
+                <w:lang w:val="en-US" w:eastAsia="en-IN"/>
+              </w:rPr>
+              <w:t>N(Neg)→PE</w:t>
+            </w:r>
           </w:p>
         </w:tc>
         <w:tc>
@@ -4069,8 +5007,27 @@
             <w:vAlign w:val="center"/>
           </w:tcPr>
           <w:p>
-            <w:r/>
-            <w:r/>
+            <w:pPr>
+              <w:spacing w:after="0" w:line="240" w:lineRule="auto"/>
+              <w:ind w:right="162"/>
+              <w:jc w:val="center"/>
+              <w:textAlignment w:val="baseline"/>
+              <w:rPr>
+                <w:rFonts w:ascii="Arial" w:eastAsia="Times New Roman" w:hAnsi="Arial" w:cs="Arial"/>
+                <w:b/>
+                <w:bCs/>
+                <w:lang w:val="en-US" w:eastAsia="en-IN"/>
+              </w:rPr>
+            </w:pPr>
+            <w:r>
+              <w:rPr>
+                <w:rFonts w:ascii="Arial" w:eastAsia="Times New Roman" w:hAnsi="Arial" w:cs="Arial"/>
+                <w:b/>
+                <w:bCs/>
+                <w:lang w:val="en-US" w:eastAsia="en-IN"/>
+              </w:rPr>
+              <w:t>L(Pos)+N(Neg)→PE</w:t>
+            </w:r>
           </w:p>
         </w:tc>
         <w:tc>
@@ -4080,8 +5037,26 @@
             <w:vAlign w:val="center"/>
           </w:tcPr>
           <w:p>
-            <w:r/>
-            <w:r/>
+            <w:pPr>
+              <w:spacing w:after="0" w:line="240" w:lineRule="auto"/>
+              <w:jc w:val="center"/>
+              <w:textAlignment w:val="baseline"/>
+              <w:rPr>
+                <w:rFonts w:ascii="Arial" w:eastAsia="Times New Roman" w:hAnsi="Arial" w:cs="Arial"/>
+                <w:b/>
+                <w:bCs/>
+                <w:lang w:val="en-US" w:eastAsia="en-IN"/>
+              </w:rPr>
+            </w:pPr>
+            <w:r>
+              <w:rPr>
+                <w:rFonts w:ascii="Arial" w:eastAsia="Times New Roman" w:hAnsi="Arial" w:cs="Arial"/>
+                <w:b/>
+                <w:bCs/>
+                <w:lang w:val="en-US" w:eastAsia="en-IN"/>
+              </w:rPr>
+              <w:t>L(Pos)→N(Neg)</w:t>
+            </w:r>
           </w:p>
         </w:tc>
       </w:tr>
@@ -4113,30 +5088,76 @@
             <w:vAlign w:val="center"/>
           </w:tcPr>
           <w:p>
-            <w:r/>
-            <w:r>
-              <w:t>{{ test_level_6 }}</w:t>
-            </w:r>
-          </w:p>
-        </w:tc>
-        <w:tc>
-          <w:tcPr>
-            <w:tcW w:w="274" w:type="pct"/>
-            <w:vAlign w:val="center"/>
-          </w:tcPr>
-          <w:p>
-            <w:r/>
-            <w:r/>
-          </w:p>
-        </w:tc>
-        <w:tc>
-          <w:tcPr>
-            <w:tcW w:w="274" w:type="pct"/>
-            <w:vAlign w:val="center"/>
-          </w:tcPr>
-          <w:p>
-            <w:r/>
-            <w:r/>
+            <w:pPr>
+              <w:spacing w:after="0" w:line="240" w:lineRule="auto"/>
+              <w:jc w:val="center"/>
+              <w:textAlignment w:val="baseline"/>
+              <w:rPr>
+                <w:rFonts w:ascii="Arial" w:hAnsi="Arial" w:cs="Arial"/>
+                <w:b/>
+                <w:bCs/>
+              </w:rPr>
+            </w:pPr>
+            <w:r>
+              <w:rPr>
+                <w:rFonts w:ascii="Arial" w:hAnsi="Arial" w:cs="Arial"/>
+                <w:b/>
+                <w:bCs/>
+              </w:rPr>
+              <w:t>0°</w:t>
+            </w:r>
+          </w:p>
+        </w:tc>
+        <w:tc>
+          <w:tcPr>
+            <w:tcW w:w="274" w:type="pct"/>
+            <w:vAlign w:val="center"/>
+          </w:tcPr>
+          <w:p>
+            <w:pPr>
+              <w:spacing w:after="0" w:line="240" w:lineRule="auto"/>
+              <w:jc w:val="center"/>
+              <w:textAlignment w:val="baseline"/>
+              <w:rPr>
+                <w:rFonts w:ascii="Arial" w:hAnsi="Arial" w:cs="Arial"/>
+                <w:b/>
+                <w:bCs/>
+              </w:rPr>
+            </w:pPr>
+            <w:r>
+              <w:rPr>
+                <w:rFonts w:ascii="Arial" w:hAnsi="Arial" w:cs="Arial"/>
+                <w:b/>
+                <w:bCs/>
+              </w:rPr>
+              <w:t>90°</w:t>
+            </w:r>
+          </w:p>
+        </w:tc>
+        <w:tc>
+          <w:tcPr>
+            <w:tcW w:w="274" w:type="pct"/>
+            <w:vAlign w:val="center"/>
+          </w:tcPr>
+          <w:p>
+            <w:pPr>
+              <w:spacing w:after="0" w:line="240" w:lineRule="auto"/>
+              <w:jc w:val="center"/>
+              <w:textAlignment w:val="baseline"/>
+              <w:rPr>
+                <w:rFonts w:ascii="Arial" w:hAnsi="Arial" w:cs="Arial"/>
+                <w:b/>
+                <w:bCs/>
+              </w:rPr>
+            </w:pPr>
+            <w:r>
+              <w:rPr>
+                <w:rFonts w:ascii="Arial" w:hAnsi="Arial" w:cs="Arial"/>
+                <w:b/>
+                <w:bCs/>
+              </w:rPr>
+              <w:t>180°</w:t>
+            </w:r>
           </w:p>
         </w:tc>
         <w:tc>
@@ -4145,38 +5166,102 @@
             <w:vAlign w:val="center"/>
           </w:tcPr>
           <w:p>
-            <w:r/>
-            <w:r/>
-          </w:p>
-        </w:tc>
-        <w:tc>
-          <w:tcPr>
-            <w:tcW w:w="274" w:type="pct"/>
-            <w:vAlign w:val="center"/>
-          </w:tcPr>
-          <w:p>
-            <w:r/>
-            <w:r/>
-          </w:p>
-        </w:tc>
-        <w:tc>
-          <w:tcPr>
-            <w:tcW w:w="274" w:type="pct"/>
-            <w:vAlign w:val="center"/>
-          </w:tcPr>
-          <w:p>
-            <w:r/>
-            <w:r/>
-          </w:p>
-        </w:tc>
-        <w:tc>
-          <w:tcPr>
-            <w:tcW w:w="274" w:type="pct"/>
-            <w:vAlign w:val="center"/>
-          </w:tcPr>
-          <w:p>
-            <w:r/>
-            <w:r/>
+            <w:pPr>
+              <w:spacing w:after="0" w:line="240" w:lineRule="auto"/>
+              <w:jc w:val="center"/>
+              <w:textAlignment w:val="baseline"/>
+              <w:rPr>
+                <w:rFonts w:ascii="Arial" w:hAnsi="Arial" w:cs="Arial"/>
+                <w:b/>
+                <w:bCs/>
+              </w:rPr>
+            </w:pPr>
+            <w:r>
+              <w:rPr>
+                <w:rFonts w:ascii="Arial" w:hAnsi="Arial" w:cs="Arial"/>
+                <w:b/>
+                <w:bCs/>
+              </w:rPr>
+              <w:t>270°</w:t>
+            </w:r>
+          </w:p>
+        </w:tc>
+        <w:tc>
+          <w:tcPr>
+            <w:tcW w:w="274" w:type="pct"/>
+            <w:vAlign w:val="center"/>
+          </w:tcPr>
+          <w:p>
+            <w:pPr>
+              <w:spacing w:after="0" w:line="240" w:lineRule="auto"/>
+              <w:jc w:val="center"/>
+              <w:textAlignment w:val="baseline"/>
+              <w:rPr>
+                <w:rFonts w:ascii="Arial" w:hAnsi="Arial" w:cs="Arial"/>
+                <w:b/>
+                <w:bCs/>
+              </w:rPr>
+            </w:pPr>
+            <w:r>
+              <w:rPr>
+                <w:rFonts w:ascii="Arial" w:hAnsi="Arial" w:cs="Arial"/>
+                <w:b/>
+                <w:bCs/>
+              </w:rPr>
+              <w:t>0°</w:t>
+            </w:r>
+          </w:p>
+        </w:tc>
+        <w:tc>
+          <w:tcPr>
+            <w:tcW w:w="274" w:type="pct"/>
+            <w:vAlign w:val="center"/>
+          </w:tcPr>
+          <w:p>
+            <w:pPr>
+              <w:spacing w:after="0" w:line="240" w:lineRule="auto"/>
+              <w:jc w:val="center"/>
+              <w:textAlignment w:val="baseline"/>
+              <w:rPr>
+                <w:rFonts w:ascii="Arial" w:hAnsi="Arial" w:cs="Arial"/>
+                <w:b/>
+                <w:bCs/>
+              </w:rPr>
+            </w:pPr>
+            <w:r>
+              <w:rPr>
+                <w:rFonts w:ascii="Arial" w:hAnsi="Arial" w:cs="Arial"/>
+                <w:b/>
+                <w:bCs/>
+              </w:rPr>
+              <w:t>90°</w:t>
+            </w:r>
+          </w:p>
+        </w:tc>
+        <w:tc>
+          <w:tcPr>
+            <w:tcW w:w="274" w:type="pct"/>
+            <w:vAlign w:val="center"/>
+          </w:tcPr>
+          <w:p>
+            <w:pPr>
+              <w:spacing w:after="0" w:line="240" w:lineRule="auto"/>
+              <w:jc w:val="center"/>
+              <w:textAlignment w:val="baseline"/>
+              <w:rPr>
+                <w:rFonts w:ascii="Arial" w:hAnsi="Arial" w:cs="Arial"/>
+                <w:b/>
+                <w:bCs/>
+              </w:rPr>
+            </w:pPr>
+            <w:r>
+              <w:rPr>
+                <w:rFonts w:ascii="Arial" w:hAnsi="Arial" w:cs="Arial"/>
+                <w:b/>
+                <w:bCs/>
+              </w:rPr>
+              <w:t>180°</w:t>
+            </w:r>
           </w:p>
         </w:tc>
         <w:tc>
@@ -4185,38 +5270,102 @@
             <w:vAlign w:val="center"/>
           </w:tcPr>
           <w:p>
-            <w:r/>
-            <w:r/>
-          </w:p>
-        </w:tc>
-        <w:tc>
-          <w:tcPr>
-            <w:tcW w:w="274" w:type="pct"/>
-            <w:vAlign w:val="center"/>
-          </w:tcPr>
-          <w:p>
-            <w:r/>
-            <w:r/>
-          </w:p>
-        </w:tc>
-        <w:tc>
-          <w:tcPr>
-            <w:tcW w:w="274" w:type="pct"/>
-            <w:vAlign w:val="center"/>
-          </w:tcPr>
-          <w:p>
-            <w:r/>
-            <w:r/>
-          </w:p>
-        </w:tc>
-        <w:tc>
-          <w:tcPr>
-            <w:tcW w:w="274" w:type="pct"/>
-            <w:vAlign w:val="center"/>
-          </w:tcPr>
-          <w:p>
-            <w:r/>
-            <w:r/>
+            <w:pPr>
+              <w:spacing w:after="0" w:line="240" w:lineRule="auto"/>
+              <w:jc w:val="center"/>
+              <w:textAlignment w:val="baseline"/>
+              <w:rPr>
+                <w:rFonts w:ascii="Arial" w:hAnsi="Arial" w:cs="Arial"/>
+                <w:b/>
+                <w:bCs/>
+              </w:rPr>
+            </w:pPr>
+            <w:r>
+              <w:rPr>
+                <w:rFonts w:ascii="Arial" w:hAnsi="Arial" w:cs="Arial"/>
+                <w:b/>
+                <w:bCs/>
+              </w:rPr>
+              <w:t>270°</w:t>
+            </w:r>
+          </w:p>
+        </w:tc>
+        <w:tc>
+          <w:tcPr>
+            <w:tcW w:w="274" w:type="pct"/>
+            <w:vAlign w:val="center"/>
+          </w:tcPr>
+          <w:p>
+            <w:pPr>
+              <w:spacing w:after="0" w:line="240" w:lineRule="auto"/>
+              <w:jc w:val="center"/>
+              <w:textAlignment w:val="baseline"/>
+              <w:rPr>
+                <w:rFonts w:ascii="Arial" w:hAnsi="Arial" w:cs="Arial"/>
+                <w:b/>
+                <w:bCs/>
+              </w:rPr>
+            </w:pPr>
+            <w:r>
+              <w:rPr>
+                <w:rFonts w:ascii="Arial" w:hAnsi="Arial" w:cs="Arial"/>
+                <w:b/>
+                <w:bCs/>
+              </w:rPr>
+              <w:t>0°</w:t>
+            </w:r>
+          </w:p>
+        </w:tc>
+        <w:tc>
+          <w:tcPr>
+            <w:tcW w:w="274" w:type="pct"/>
+            <w:vAlign w:val="center"/>
+          </w:tcPr>
+          <w:p>
+            <w:pPr>
+              <w:spacing w:after="0" w:line="240" w:lineRule="auto"/>
+              <w:jc w:val="center"/>
+              <w:textAlignment w:val="baseline"/>
+              <w:rPr>
+                <w:rFonts w:ascii="Arial" w:hAnsi="Arial" w:cs="Arial"/>
+                <w:b/>
+                <w:bCs/>
+              </w:rPr>
+            </w:pPr>
+            <w:r>
+              <w:rPr>
+                <w:rFonts w:ascii="Arial" w:hAnsi="Arial" w:cs="Arial"/>
+                <w:b/>
+                <w:bCs/>
+              </w:rPr>
+              <w:t>90°</w:t>
+            </w:r>
+          </w:p>
+        </w:tc>
+        <w:tc>
+          <w:tcPr>
+            <w:tcW w:w="274" w:type="pct"/>
+            <w:vAlign w:val="center"/>
+          </w:tcPr>
+          <w:p>
+            <w:pPr>
+              <w:spacing w:after="0" w:line="240" w:lineRule="auto"/>
+              <w:jc w:val="center"/>
+              <w:textAlignment w:val="baseline"/>
+              <w:rPr>
+                <w:rFonts w:ascii="Arial" w:hAnsi="Arial" w:cs="Arial"/>
+                <w:b/>
+                <w:bCs/>
+              </w:rPr>
+            </w:pPr>
+            <w:r>
+              <w:rPr>
+                <w:rFonts w:ascii="Arial" w:hAnsi="Arial" w:cs="Arial"/>
+                <w:b/>
+                <w:bCs/>
+              </w:rPr>
+              <w:t>180°</w:t>
+            </w:r>
           </w:p>
         </w:tc>
         <w:tc>
@@ -4225,38 +5374,105 @@
             <w:vAlign w:val="center"/>
           </w:tcPr>
           <w:p>
-            <w:r/>
-            <w:r/>
-          </w:p>
-        </w:tc>
-        <w:tc>
-          <w:tcPr>
-            <w:tcW w:w="274" w:type="pct"/>
-            <w:vAlign w:val="center"/>
-          </w:tcPr>
-          <w:p>
-            <w:r/>
-            <w:r/>
-          </w:p>
-        </w:tc>
-        <w:tc>
-          <w:tcPr>
-            <w:tcW w:w="274" w:type="pct"/>
-            <w:vAlign w:val="center"/>
-          </w:tcPr>
-          <w:p>
-            <w:r/>
-            <w:r/>
-          </w:p>
-        </w:tc>
-        <w:tc>
-          <w:tcPr>
-            <w:tcW w:w="274" w:type="pct"/>
-            <w:vAlign w:val="center"/>
-          </w:tcPr>
-          <w:p>
-            <w:r/>
-            <w:r/>
+            <w:pPr>
+              <w:spacing w:after="0" w:line="240" w:lineRule="auto"/>
+              <w:jc w:val="center"/>
+              <w:textAlignment w:val="baseline"/>
+              <w:rPr>
+                <w:rFonts w:ascii="Arial" w:hAnsi="Arial" w:cs="Arial"/>
+                <w:b/>
+                <w:bCs/>
+              </w:rPr>
+            </w:pPr>
+            <w:r>
+              <w:rPr>
+                <w:rFonts w:ascii="Arial" w:hAnsi="Arial" w:cs="Arial"/>
+                <w:b/>
+                <w:bCs/>
+              </w:rPr>
+              <w:t>270°</w:t>
+            </w:r>
+          </w:p>
+        </w:tc>
+        <w:tc>
+          <w:tcPr>
+            <w:tcW w:w="274" w:type="pct"/>
+            <w:vAlign w:val="center"/>
+          </w:tcPr>
+          <w:p>
+            <w:pPr>
+              <w:spacing w:after="0" w:line="240" w:lineRule="auto"/>
+              <w:jc w:val="center"/>
+              <w:textAlignment w:val="baseline"/>
+              <w:rPr>
+                <w:rFonts w:ascii="Arial" w:eastAsia="Times New Roman" w:hAnsi="Arial" w:cs="Arial"/>
+                <w:b/>
+                <w:bCs/>
+                <w:lang w:val="en-US" w:eastAsia="en-IN"/>
+              </w:rPr>
+            </w:pPr>
+            <w:r>
+              <w:rPr>
+                <w:rFonts w:ascii="Arial" w:hAnsi="Arial" w:cs="Arial"/>
+                <w:b/>
+                <w:bCs/>
+              </w:rPr>
+              <w:t>0°</w:t>
+            </w:r>
+          </w:p>
+        </w:tc>
+        <w:tc>
+          <w:tcPr>
+            <w:tcW w:w="274" w:type="pct"/>
+            <w:vAlign w:val="center"/>
+          </w:tcPr>
+          <w:p>
+            <w:pPr>
+              <w:spacing w:after="0" w:line="240" w:lineRule="auto"/>
+              <w:jc w:val="center"/>
+              <w:textAlignment w:val="baseline"/>
+              <w:rPr>
+                <w:rFonts w:ascii="Arial" w:eastAsia="Times New Roman" w:hAnsi="Arial" w:cs="Arial"/>
+                <w:b/>
+                <w:bCs/>
+                <w:lang w:val="en-US" w:eastAsia="en-IN"/>
+              </w:rPr>
+            </w:pPr>
+            <w:r>
+              <w:rPr>
+                <w:rFonts w:ascii="Arial" w:hAnsi="Arial" w:cs="Arial"/>
+                <w:b/>
+                <w:bCs/>
+              </w:rPr>
+              <w:t>90°</w:t>
+            </w:r>
+          </w:p>
+        </w:tc>
+        <w:tc>
+          <w:tcPr>
+            <w:tcW w:w="274" w:type="pct"/>
+            <w:vAlign w:val="center"/>
+          </w:tcPr>
+          <w:p>
+            <w:pPr>
+              <w:spacing w:after="0" w:line="240" w:lineRule="auto"/>
+              <w:jc w:val="center"/>
+              <w:textAlignment w:val="baseline"/>
+              <w:rPr>
+                <w:rFonts w:ascii="Arial" w:eastAsia="Times New Roman" w:hAnsi="Arial" w:cs="Arial"/>
+                <w:b/>
+                <w:bCs/>
+                <w:lang w:val="en-US" w:eastAsia="en-IN"/>
+              </w:rPr>
+            </w:pPr>
+            <w:r>
+              <w:rPr>
+                <w:rFonts w:ascii="Arial" w:hAnsi="Arial" w:cs="Arial"/>
+                <w:b/>
+                <w:bCs/>
+              </w:rPr>
+              <w:t>180°</w:t>
+            </w:r>
           </w:p>
         </w:tc>
         <w:tc>
@@ -4265,8 +5481,27 @@
             <w:vAlign w:val="center"/>
           </w:tcPr>
           <w:p>
-            <w:r/>
-            <w:r/>
+            <w:pPr>
+              <w:spacing w:after="0" w:line="240" w:lineRule="auto"/>
+              <w:jc w:val="center"/>
+              <w:textAlignment w:val="baseline"/>
+              <w:rPr>
+                <w:rFonts w:ascii="Arial" w:eastAsia="Times New Roman" w:hAnsi="Arial" w:cs="Arial"/>
+                <w:b/>
+                <w:bCs/>
+                <w:i/>
+                <w:iCs/>
+                <w:lang w:val="en-US" w:eastAsia="en-IN"/>
+              </w:rPr>
+            </w:pPr>
+            <w:r>
+              <w:rPr>
+                <w:rFonts w:ascii="Arial" w:hAnsi="Arial" w:cs="Arial"/>
+                <w:b/>
+                <w:bCs/>
+              </w:rPr>
+              <w:t>270°</w:t>
+            </w:r>
           </w:p>
         </w:tc>
       </w:tr>
@@ -4309,28 +5544,32 @@
           <w:p>
             <w:r/>
             <w:r>
-              <w:t>{{ f_0_5_3 }}</w:t>
-            </w:r>
-          </w:p>
-        </w:tc>
-        <w:tc>
-          <w:tcPr>
-            <w:tcW w:w="274" w:type="pct"/>
-            <w:vAlign w:val="center"/>
-          </w:tcPr>
-          <w:p>
-            <w:r/>
-            <w:r/>
-          </w:p>
-        </w:tc>
-        <w:tc>
-          <w:tcPr>
-            <w:tcW w:w="274" w:type="pct"/>
-            <w:vAlign w:val="center"/>
-          </w:tcPr>
-          <w:p>
-            <w:r/>
-            <w:r/>
+              <w:t>{{ f_0_5_common_mode_l_pe_0_3 }}</w:t>
+            </w:r>
+          </w:p>
+        </w:tc>
+        <w:tc>
+          <w:tcPr>
+            <w:tcW w:w="274" w:type="pct"/>
+            <w:vAlign w:val="center"/>
+          </w:tcPr>
+          <w:p>
+            <w:r/>
+            <w:r>
+              <w:t>{{ f_0_5_common_mode_l_pe_90_3 }}</w:t>
+            </w:r>
+          </w:p>
+        </w:tc>
+        <w:tc>
+          <w:tcPr>
+            <w:tcW w:w="274" w:type="pct"/>
+            <w:vAlign w:val="center"/>
+          </w:tcPr>
+          <w:p>
+            <w:r/>
+            <w:r>
+              <w:t>{{ f_0_5_common_mode_l_pe_180_3 }}</w:t>
+            </w:r>
           </w:p>
         </w:tc>
         <w:tc>
@@ -4340,37 +5579,45 @@
           </w:tcPr>
           <w:p>
             <w:r/>
-            <w:r/>
-          </w:p>
-        </w:tc>
-        <w:tc>
-          <w:tcPr>
-            <w:tcW w:w="274" w:type="pct"/>
-            <w:vAlign w:val="center"/>
-          </w:tcPr>
-          <w:p>
-            <w:r/>
-            <w:r/>
-          </w:p>
-        </w:tc>
-        <w:tc>
-          <w:tcPr>
-            <w:tcW w:w="274" w:type="pct"/>
-            <w:vAlign w:val="center"/>
-          </w:tcPr>
-          <w:p>
-            <w:r/>
-            <w:r/>
-          </w:p>
-        </w:tc>
-        <w:tc>
-          <w:tcPr>
-            <w:tcW w:w="274" w:type="pct"/>
-            <w:vAlign w:val="center"/>
-          </w:tcPr>
-          <w:p>
-            <w:r/>
-            <w:r/>
+            <w:r>
+              <w:t>{{ f_0_5_common_mode_l_pe_3 }}</w:t>
+            </w:r>
+          </w:p>
+        </w:tc>
+        <w:tc>
+          <w:tcPr>
+            <w:tcW w:w="274" w:type="pct"/>
+            <w:vAlign w:val="center"/>
+          </w:tcPr>
+          <w:p>
+            <w:r/>
+            <w:r>
+              <w:t>{{ f_0_5_common_mode_n_pe_0_3 }}</w:t>
+            </w:r>
+          </w:p>
+        </w:tc>
+        <w:tc>
+          <w:tcPr>
+            <w:tcW w:w="274" w:type="pct"/>
+            <w:vAlign w:val="center"/>
+          </w:tcPr>
+          <w:p>
+            <w:r/>
+            <w:r>
+              <w:t>{{ f_0_5_common_mode_n_pe_90_3 }}</w:t>
+            </w:r>
+          </w:p>
+        </w:tc>
+        <w:tc>
+          <w:tcPr>
+            <w:tcW w:w="274" w:type="pct"/>
+            <w:vAlign w:val="center"/>
+          </w:tcPr>
+          <w:p>
+            <w:r/>
+            <w:r>
+              <w:t>{{ f_0_5_common_mode_n_pe_180_3 }}</w:t>
+            </w:r>
           </w:p>
         </w:tc>
         <w:tc>
@@ -4380,37 +5627,45 @@
           </w:tcPr>
           <w:p>
             <w:r/>
-            <w:r/>
-          </w:p>
-        </w:tc>
-        <w:tc>
-          <w:tcPr>
-            <w:tcW w:w="274" w:type="pct"/>
-            <w:vAlign w:val="center"/>
-          </w:tcPr>
-          <w:p>
-            <w:r/>
-            <w:r/>
-          </w:p>
-        </w:tc>
-        <w:tc>
-          <w:tcPr>
-            <w:tcW w:w="274" w:type="pct"/>
-            <w:vAlign w:val="center"/>
-          </w:tcPr>
-          <w:p>
-            <w:r/>
-            <w:r/>
-          </w:p>
-        </w:tc>
-        <w:tc>
-          <w:tcPr>
-            <w:tcW w:w="274" w:type="pct"/>
-            <w:vAlign w:val="center"/>
-          </w:tcPr>
-          <w:p>
-            <w:r/>
-            <w:r/>
+            <w:r>
+              <w:t>{{ f_0_5_common_mode_n_pe_270_3 }}</w:t>
+            </w:r>
+          </w:p>
+        </w:tc>
+        <w:tc>
+          <w:tcPr>
+            <w:tcW w:w="274" w:type="pct"/>
+            <w:vAlign w:val="center"/>
+          </w:tcPr>
+          <w:p>
+            <w:r/>
+            <w:r>
+              <w:t>{{ f_0_5_common_mode_l_n_pe_0_3 }}</w:t>
+            </w:r>
+          </w:p>
+        </w:tc>
+        <w:tc>
+          <w:tcPr>
+            <w:tcW w:w="274" w:type="pct"/>
+            <w:vAlign w:val="center"/>
+          </w:tcPr>
+          <w:p>
+            <w:r/>
+            <w:r>
+              <w:t>{{ f_0_5_common_mode_l_n_pe_90_3 }}</w:t>
+            </w:r>
+          </w:p>
+        </w:tc>
+        <w:tc>
+          <w:tcPr>
+            <w:tcW w:w="274" w:type="pct"/>
+            <w:vAlign w:val="center"/>
+          </w:tcPr>
+          <w:p>
+            <w:r/>
+            <w:r>
+              <w:t>{{ f_0_5_common_mode_l_n_pe_180_3 }}</w:t>
+            </w:r>
           </w:p>
         </w:tc>
         <w:tc>
@@ -4420,37 +5675,45 @@
           </w:tcPr>
           <w:p>
             <w:r/>
-            <w:r/>
-          </w:p>
-        </w:tc>
-        <w:tc>
-          <w:tcPr>
-            <w:tcW w:w="274" w:type="pct"/>
-            <w:vAlign w:val="center"/>
-          </w:tcPr>
-          <w:p>
-            <w:r/>
-            <w:r/>
-          </w:p>
-        </w:tc>
-        <w:tc>
-          <w:tcPr>
-            <w:tcW w:w="274" w:type="pct"/>
-            <w:vAlign w:val="center"/>
-          </w:tcPr>
-          <w:p>
-            <w:r/>
-            <w:r/>
-          </w:p>
-        </w:tc>
-        <w:tc>
-          <w:tcPr>
-            <w:tcW w:w="274" w:type="pct"/>
-            <w:vAlign w:val="center"/>
-          </w:tcPr>
-          <w:p>
-            <w:r/>
-            <w:r/>
+            <w:r>
+              <w:t>{{ f_0_5_common_mode_l_n_pe_270_3 }}</w:t>
+            </w:r>
+          </w:p>
+        </w:tc>
+        <w:tc>
+          <w:tcPr>
+            <w:tcW w:w="274" w:type="pct"/>
+            <w:vAlign w:val="center"/>
+          </w:tcPr>
+          <w:p>
+            <w:r/>
+            <w:r>
+              <w:t>{{ f_0_5_differential_mode_l_n_0_3 }}</w:t>
+            </w:r>
+          </w:p>
+        </w:tc>
+        <w:tc>
+          <w:tcPr>
+            <w:tcW w:w="274" w:type="pct"/>
+            <w:vAlign w:val="center"/>
+          </w:tcPr>
+          <w:p>
+            <w:r/>
+            <w:r>
+              <w:t>{{ f_0_5_differential_mode_l_n_90_3 }}</w:t>
+            </w:r>
+          </w:p>
+        </w:tc>
+        <w:tc>
+          <w:tcPr>
+            <w:tcW w:w="274" w:type="pct"/>
+            <w:vAlign w:val="center"/>
+          </w:tcPr>
+          <w:p>
+            <w:r/>
+            <w:r>
+              <w:t>{{ f_0_5_differential_mode_l_n_180_3 }}</w:t>
+            </w:r>
           </w:p>
         </w:tc>
         <w:tc>
@@ -4460,7 +5723,9 @@
           </w:tcPr>
           <w:p>
             <w:r/>
-            <w:r/>
+            <w:r>
+              <w:t>{{ f_0_5_differential_mode_l_n_270_3 }}</w:t>
+            </w:r>
           </w:p>
         </w:tc>
       </w:tr>
@@ -4503,28 +5768,32 @@
           <w:p>
             <w:r/>
             <w:r>
-              <w:t>{{ f_0_5_4 }}</w:t>
-            </w:r>
-          </w:p>
-        </w:tc>
-        <w:tc>
-          <w:tcPr>
-            <w:tcW w:w="274" w:type="pct"/>
-            <w:vAlign w:val="center"/>
-          </w:tcPr>
-          <w:p>
-            <w:r/>
-            <w:r/>
-          </w:p>
-        </w:tc>
-        <w:tc>
-          <w:tcPr>
-            <w:tcW w:w="274" w:type="pct"/>
-            <w:vAlign w:val="center"/>
-          </w:tcPr>
-          <w:p>
-            <w:r/>
-            <w:r/>
+              <w:t>{{ f_0_5_common_mode_l_pe_0_4 }}</w:t>
+            </w:r>
+          </w:p>
+        </w:tc>
+        <w:tc>
+          <w:tcPr>
+            <w:tcW w:w="274" w:type="pct"/>
+            <w:vAlign w:val="center"/>
+          </w:tcPr>
+          <w:p>
+            <w:r/>
+            <w:r>
+              <w:t>{{ f_0_5_common_mode_l_pe_90_4 }}</w:t>
+            </w:r>
+          </w:p>
+        </w:tc>
+        <w:tc>
+          <w:tcPr>
+            <w:tcW w:w="274" w:type="pct"/>
+            <w:vAlign w:val="center"/>
+          </w:tcPr>
+          <w:p>
+            <w:r/>
+            <w:r>
+              <w:t>{{ f_0_5_common_mode_l_pe_180_4 }}</w:t>
+            </w:r>
           </w:p>
         </w:tc>
         <w:tc>
@@ -4534,37 +5803,45 @@
           </w:tcPr>
           <w:p>
             <w:r/>
-            <w:r/>
-          </w:p>
-        </w:tc>
-        <w:tc>
-          <w:tcPr>
-            <w:tcW w:w="274" w:type="pct"/>
-            <w:vAlign w:val="center"/>
-          </w:tcPr>
-          <w:p>
-            <w:r/>
-            <w:r/>
-          </w:p>
-        </w:tc>
-        <w:tc>
-          <w:tcPr>
-            <w:tcW w:w="274" w:type="pct"/>
-            <w:vAlign w:val="center"/>
-          </w:tcPr>
-          <w:p>
-            <w:r/>
-            <w:r/>
-          </w:p>
-        </w:tc>
-        <w:tc>
-          <w:tcPr>
-            <w:tcW w:w="274" w:type="pct"/>
-            <w:vAlign w:val="center"/>
-          </w:tcPr>
-          <w:p>
-            <w:r/>
-            <w:r/>
+            <w:r>
+              <w:t>{{ f_0_5_common_mode_l_pe_4 }}</w:t>
+            </w:r>
+          </w:p>
+        </w:tc>
+        <w:tc>
+          <w:tcPr>
+            <w:tcW w:w="274" w:type="pct"/>
+            <w:vAlign w:val="center"/>
+          </w:tcPr>
+          <w:p>
+            <w:r/>
+            <w:r>
+              <w:t>{{ f_0_5_common_mode_n_pe_0_4 }}</w:t>
+            </w:r>
+          </w:p>
+        </w:tc>
+        <w:tc>
+          <w:tcPr>
+            <w:tcW w:w="274" w:type="pct"/>
+            <w:vAlign w:val="center"/>
+          </w:tcPr>
+          <w:p>
+            <w:r/>
+            <w:r>
+              <w:t>{{ f_0_5_common_mode_n_pe_90_4 }}</w:t>
+            </w:r>
+          </w:p>
+        </w:tc>
+        <w:tc>
+          <w:tcPr>
+            <w:tcW w:w="274" w:type="pct"/>
+            <w:vAlign w:val="center"/>
+          </w:tcPr>
+          <w:p>
+            <w:r/>
+            <w:r>
+              <w:t>{{ f_0_5_common_mode_n_pe_180_4 }}</w:t>
+            </w:r>
           </w:p>
         </w:tc>
         <w:tc>
@@ -4574,37 +5851,45 @@
           </w:tcPr>
           <w:p>
             <w:r/>
-            <w:r/>
-          </w:p>
-        </w:tc>
-        <w:tc>
-          <w:tcPr>
-            <w:tcW w:w="274" w:type="pct"/>
-            <w:vAlign w:val="center"/>
-          </w:tcPr>
-          <w:p>
-            <w:r/>
-            <w:r/>
-          </w:p>
-        </w:tc>
-        <w:tc>
-          <w:tcPr>
-            <w:tcW w:w="274" w:type="pct"/>
-            <w:vAlign w:val="center"/>
-          </w:tcPr>
-          <w:p>
-            <w:r/>
-            <w:r/>
-          </w:p>
-        </w:tc>
-        <w:tc>
-          <w:tcPr>
-            <w:tcW w:w="274" w:type="pct"/>
-            <w:vAlign w:val="center"/>
-          </w:tcPr>
-          <w:p>
-            <w:r/>
-            <w:r/>
+            <w:r>
+              <w:t>{{ f_0_5_common_mode_n_pe_270_4 }}</w:t>
+            </w:r>
+          </w:p>
+        </w:tc>
+        <w:tc>
+          <w:tcPr>
+            <w:tcW w:w="274" w:type="pct"/>
+            <w:vAlign w:val="center"/>
+          </w:tcPr>
+          <w:p>
+            <w:r/>
+            <w:r>
+              <w:t>{{ f_0_5_common_mode_l_n_pe_0_4 }}</w:t>
+            </w:r>
+          </w:p>
+        </w:tc>
+        <w:tc>
+          <w:tcPr>
+            <w:tcW w:w="274" w:type="pct"/>
+            <w:vAlign w:val="center"/>
+          </w:tcPr>
+          <w:p>
+            <w:r/>
+            <w:r>
+              <w:t>{{ f_0_5_common_mode_l_n_pe_90_4 }}</w:t>
+            </w:r>
+          </w:p>
+        </w:tc>
+        <w:tc>
+          <w:tcPr>
+            <w:tcW w:w="274" w:type="pct"/>
+            <w:vAlign w:val="center"/>
+          </w:tcPr>
+          <w:p>
+            <w:r/>
+            <w:r>
+              <w:t>{{ f_0_5_common_mode_l_n_pe_180_4 }}</w:t>
+            </w:r>
           </w:p>
         </w:tc>
         <w:tc>
@@ -4614,37 +5899,45 @@
           </w:tcPr>
           <w:p>
             <w:r/>
-            <w:r/>
-          </w:p>
-        </w:tc>
-        <w:tc>
-          <w:tcPr>
-            <w:tcW w:w="274" w:type="pct"/>
-            <w:vAlign w:val="center"/>
-          </w:tcPr>
-          <w:p>
-            <w:r/>
-            <w:r/>
-          </w:p>
-        </w:tc>
-        <w:tc>
-          <w:tcPr>
-            <w:tcW w:w="274" w:type="pct"/>
-            <w:vAlign w:val="center"/>
-          </w:tcPr>
-          <w:p>
-            <w:r/>
-            <w:r/>
-          </w:p>
-        </w:tc>
-        <w:tc>
-          <w:tcPr>
-            <w:tcW w:w="274" w:type="pct"/>
-            <w:vAlign w:val="center"/>
-          </w:tcPr>
-          <w:p>
-            <w:r/>
-            <w:r/>
+            <w:r>
+              <w:t>{{ f_0_5_common_mode_l_n_pe_270_4 }}</w:t>
+            </w:r>
+          </w:p>
+        </w:tc>
+        <w:tc>
+          <w:tcPr>
+            <w:tcW w:w="274" w:type="pct"/>
+            <w:vAlign w:val="center"/>
+          </w:tcPr>
+          <w:p>
+            <w:r/>
+            <w:r>
+              <w:t>{{ f_0_5_differential_mode_l_n_0_4 }}</w:t>
+            </w:r>
+          </w:p>
+        </w:tc>
+        <w:tc>
+          <w:tcPr>
+            <w:tcW w:w="274" w:type="pct"/>
+            <w:vAlign w:val="center"/>
+          </w:tcPr>
+          <w:p>
+            <w:r/>
+            <w:r>
+              <w:t>{{ f_0_5_differential_mode_l_n_90_4 }}</w:t>
+            </w:r>
+          </w:p>
+        </w:tc>
+        <w:tc>
+          <w:tcPr>
+            <w:tcW w:w="274" w:type="pct"/>
+            <w:vAlign w:val="center"/>
+          </w:tcPr>
+          <w:p>
+            <w:r/>
+            <w:r>
+              <w:t>{{ f_0_5_differential_mode_l_n_180_4 }}</w:t>
+            </w:r>
           </w:p>
         </w:tc>
         <w:tc>
@@ -4654,7 +5947,9 @@
           </w:tcPr>
           <w:p>
             <w:r/>
-            <w:r/>
+            <w:r>
+              <w:t>{{ f_0_5_differential_mode_l_n_270_4 }}</w:t>
+            </w:r>
           </w:p>
         </w:tc>
       </w:tr>
@@ -4697,28 +5992,32 @@
           <w:p>
             <w:r/>
             <w:r>
-              <w:t>{{ f_1_0_3 }}</w:t>
-            </w:r>
-          </w:p>
-        </w:tc>
-        <w:tc>
-          <w:tcPr>
-            <w:tcW w:w="274" w:type="pct"/>
-            <w:vAlign w:val="center"/>
-          </w:tcPr>
-          <w:p>
-            <w:r/>
-            <w:r/>
-          </w:p>
-        </w:tc>
-        <w:tc>
-          <w:tcPr>
-            <w:tcW w:w="274" w:type="pct"/>
-            <w:vAlign w:val="center"/>
-          </w:tcPr>
-          <w:p>
-            <w:r/>
-            <w:r/>
+              <w:t>{{ f_1_0_common_mode_l_pe_0_2 }}</w:t>
+            </w:r>
+          </w:p>
+        </w:tc>
+        <w:tc>
+          <w:tcPr>
+            <w:tcW w:w="274" w:type="pct"/>
+            <w:vAlign w:val="center"/>
+          </w:tcPr>
+          <w:p>
+            <w:r/>
+            <w:r>
+              <w:t>{{ f_1_0_common_mode_l_pe_90_3 }}</w:t>
+            </w:r>
+          </w:p>
+        </w:tc>
+        <w:tc>
+          <w:tcPr>
+            <w:tcW w:w="274" w:type="pct"/>
+            <w:vAlign w:val="center"/>
+          </w:tcPr>
+          <w:p>
+            <w:r/>
+            <w:r>
+              <w:t>{{ f_1_0_common_mode_l_pe_180_2 }}</w:t>
+            </w:r>
           </w:p>
         </w:tc>
         <w:tc>
@@ -4728,37 +6027,45 @@
           </w:tcPr>
           <w:p>
             <w:r/>
-            <w:r/>
-          </w:p>
-        </w:tc>
-        <w:tc>
-          <w:tcPr>
-            <w:tcW w:w="274" w:type="pct"/>
-            <w:vAlign w:val="center"/>
-          </w:tcPr>
-          <w:p>
-            <w:r/>
-            <w:r/>
-          </w:p>
-        </w:tc>
-        <w:tc>
-          <w:tcPr>
-            <w:tcW w:w="274" w:type="pct"/>
-            <w:vAlign w:val="center"/>
-          </w:tcPr>
-          <w:p>
-            <w:r/>
-            <w:r/>
-          </w:p>
-        </w:tc>
-        <w:tc>
-          <w:tcPr>
-            <w:tcW w:w="274" w:type="pct"/>
-            <w:vAlign w:val="center"/>
-          </w:tcPr>
-          <w:p>
-            <w:r/>
-            <w:r/>
+            <w:r>
+              <w:t>{{ f_1_0_common_mode_l_pe_4 }}</w:t>
+            </w:r>
+          </w:p>
+        </w:tc>
+        <w:tc>
+          <w:tcPr>
+            <w:tcW w:w="274" w:type="pct"/>
+            <w:vAlign w:val="center"/>
+          </w:tcPr>
+          <w:p>
+            <w:r/>
+            <w:r>
+              <w:t>{{ f_1_0_common_mode_n_pe_0_3 }}</w:t>
+            </w:r>
+          </w:p>
+        </w:tc>
+        <w:tc>
+          <w:tcPr>
+            <w:tcW w:w="274" w:type="pct"/>
+            <w:vAlign w:val="center"/>
+          </w:tcPr>
+          <w:p>
+            <w:r/>
+            <w:r>
+              <w:t>{{ f_1_0_common_mode_n_pe_90_3 }}</w:t>
+            </w:r>
+          </w:p>
+        </w:tc>
+        <w:tc>
+          <w:tcPr>
+            <w:tcW w:w="274" w:type="pct"/>
+            <w:vAlign w:val="center"/>
+          </w:tcPr>
+          <w:p>
+            <w:r/>
+            <w:r>
+              <w:t>{{ f_1_0_common_mode_n_pe_180_3 }}</w:t>
+            </w:r>
           </w:p>
         </w:tc>
         <w:tc>
@@ -4768,37 +6075,45 @@
           </w:tcPr>
           <w:p>
             <w:r/>
-            <w:r/>
-          </w:p>
-        </w:tc>
-        <w:tc>
-          <w:tcPr>
-            <w:tcW w:w="274" w:type="pct"/>
-            <w:vAlign w:val="center"/>
-          </w:tcPr>
-          <w:p>
-            <w:r/>
-            <w:r/>
-          </w:p>
-        </w:tc>
-        <w:tc>
-          <w:tcPr>
-            <w:tcW w:w="274" w:type="pct"/>
-            <w:vAlign w:val="center"/>
-          </w:tcPr>
-          <w:p>
-            <w:r/>
-            <w:r/>
-          </w:p>
-        </w:tc>
-        <w:tc>
-          <w:tcPr>
-            <w:tcW w:w="274" w:type="pct"/>
-            <w:vAlign w:val="center"/>
-          </w:tcPr>
-          <w:p>
-            <w:r/>
-            <w:r/>
+            <w:r>
+              <w:t>{{ f_1_0_common_mode_n_pe_270_3 }}</w:t>
+            </w:r>
+          </w:p>
+        </w:tc>
+        <w:tc>
+          <w:tcPr>
+            <w:tcW w:w="274" w:type="pct"/>
+            <w:vAlign w:val="center"/>
+          </w:tcPr>
+          <w:p>
+            <w:r/>
+            <w:r>
+              <w:t>{{ f_1_0_common_mode_l_n_pe_0_3 }}</w:t>
+            </w:r>
+          </w:p>
+        </w:tc>
+        <w:tc>
+          <w:tcPr>
+            <w:tcW w:w="274" w:type="pct"/>
+            <w:vAlign w:val="center"/>
+          </w:tcPr>
+          <w:p>
+            <w:r/>
+            <w:r>
+              <w:t>{{ f_1_0_common_mode_l_n_pe_90_3 }}</w:t>
+            </w:r>
+          </w:p>
+        </w:tc>
+        <w:tc>
+          <w:tcPr>
+            <w:tcW w:w="274" w:type="pct"/>
+            <w:vAlign w:val="center"/>
+          </w:tcPr>
+          <w:p>
+            <w:r/>
+            <w:r>
+              <w:t>{{ f_1_0_common_mode_l_n_pe_180_3 }}</w:t>
+            </w:r>
           </w:p>
         </w:tc>
         <w:tc>
@@ -4808,37 +6123,45 @@
           </w:tcPr>
           <w:p>
             <w:r/>
-            <w:r/>
-          </w:p>
-        </w:tc>
-        <w:tc>
-          <w:tcPr>
-            <w:tcW w:w="274" w:type="pct"/>
-            <w:vAlign w:val="center"/>
-          </w:tcPr>
-          <w:p>
-            <w:r/>
-            <w:r/>
-          </w:p>
-        </w:tc>
-        <w:tc>
-          <w:tcPr>
-            <w:tcW w:w="274" w:type="pct"/>
-            <w:vAlign w:val="center"/>
-          </w:tcPr>
-          <w:p>
-            <w:r/>
-            <w:r/>
-          </w:p>
-        </w:tc>
-        <w:tc>
-          <w:tcPr>
-            <w:tcW w:w="274" w:type="pct"/>
-            <w:vAlign w:val="center"/>
-          </w:tcPr>
-          <w:p>
-            <w:r/>
-            <w:r/>
+            <w:r>
+              <w:t>{{ f_1_0_common_mode_l_n_pe_270_3 }}</w:t>
+            </w:r>
+          </w:p>
+        </w:tc>
+        <w:tc>
+          <w:tcPr>
+            <w:tcW w:w="274" w:type="pct"/>
+            <w:vAlign w:val="center"/>
+          </w:tcPr>
+          <w:p>
+            <w:r/>
+            <w:r>
+              <w:t>{{ f_1_0_differential_mode_l_n_0_3 }}</w:t>
+            </w:r>
+          </w:p>
+        </w:tc>
+        <w:tc>
+          <w:tcPr>
+            <w:tcW w:w="274" w:type="pct"/>
+            <w:vAlign w:val="center"/>
+          </w:tcPr>
+          <w:p>
+            <w:r/>
+            <w:r>
+              <w:t>{{ f_1_0_differential_mode_l_n_90_3 }}</w:t>
+            </w:r>
+          </w:p>
+        </w:tc>
+        <w:tc>
+          <w:tcPr>
+            <w:tcW w:w="274" w:type="pct"/>
+            <w:vAlign w:val="center"/>
+          </w:tcPr>
+          <w:p>
+            <w:r/>
+            <w:r>
+              <w:t>{{ f_1_0_differential_mode_l_n_180_3 }}</w:t>
+            </w:r>
           </w:p>
         </w:tc>
         <w:tc>
@@ -4848,7 +6171,9 @@
           </w:tcPr>
           <w:p>
             <w:r/>
-            <w:r/>
+            <w:r>
+              <w:t>{{ f_1_0_differential_mode_l_n_270_3 }}</w:t>
+            </w:r>
           </w:p>
         </w:tc>
       </w:tr>
@@ -4891,28 +6216,32 @@
           <w:p>
             <w:r/>
             <w:r>
-              <w:t>{{ f_1_0_4 }}</w:t>
-            </w:r>
-          </w:p>
-        </w:tc>
-        <w:tc>
-          <w:tcPr>
-            <w:tcW w:w="274" w:type="pct"/>
-            <w:vAlign w:val="center"/>
-          </w:tcPr>
-          <w:p>
-            <w:r/>
-            <w:r/>
-          </w:p>
-        </w:tc>
-        <w:tc>
-          <w:tcPr>
-            <w:tcW w:w="274" w:type="pct"/>
-            <w:vAlign w:val="center"/>
-          </w:tcPr>
-          <w:p>
-            <w:r/>
-            <w:r/>
+              <w:t>{{ f_1_0_common_mode_l_pe_0_3 }}</w:t>
+            </w:r>
+          </w:p>
+        </w:tc>
+        <w:tc>
+          <w:tcPr>
+            <w:tcW w:w="274" w:type="pct"/>
+            <w:vAlign w:val="center"/>
+          </w:tcPr>
+          <w:p>
+            <w:r/>
+            <w:r>
+              <w:t>{{ f_1_0_common_mode_l_pe_90_4 }}</w:t>
+            </w:r>
+          </w:p>
+        </w:tc>
+        <w:tc>
+          <w:tcPr>
+            <w:tcW w:w="274" w:type="pct"/>
+            <w:vAlign w:val="center"/>
+          </w:tcPr>
+          <w:p>
+            <w:r/>
+            <w:r>
+              <w:t>{{ f_1_0_common_mode_l_pe_180_3 }}</w:t>
+            </w:r>
           </w:p>
         </w:tc>
         <w:tc>
@@ -4922,37 +6251,45 @@
           </w:tcPr>
           <w:p>
             <w:r/>
-            <w:r/>
-          </w:p>
-        </w:tc>
-        <w:tc>
-          <w:tcPr>
-            <w:tcW w:w="274" w:type="pct"/>
-            <w:vAlign w:val="center"/>
-          </w:tcPr>
-          <w:p>
-            <w:r/>
-            <w:r/>
-          </w:p>
-        </w:tc>
-        <w:tc>
-          <w:tcPr>
-            <w:tcW w:w="274" w:type="pct"/>
-            <w:vAlign w:val="center"/>
-          </w:tcPr>
-          <w:p>
-            <w:r/>
-            <w:r/>
-          </w:p>
-        </w:tc>
-        <w:tc>
-          <w:tcPr>
-            <w:tcW w:w="274" w:type="pct"/>
-            <w:vAlign w:val="center"/>
-          </w:tcPr>
-          <w:p>
-            <w:r/>
-            <w:r/>
+            <w:r>
+              <w:t>{{ f_1_0_common_mode_l_pe_5 }}</w:t>
+            </w:r>
+          </w:p>
+        </w:tc>
+        <w:tc>
+          <w:tcPr>
+            <w:tcW w:w="274" w:type="pct"/>
+            <w:vAlign w:val="center"/>
+          </w:tcPr>
+          <w:p>
+            <w:r/>
+            <w:r>
+              <w:t>{{ f_1_0_common_mode_n_pe_0_4 }}</w:t>
+            </w:r>
+          </w:p>
+        </w:tc>
+        <w:tc>
+          <w:tcPr>
+            <w:tcW w:w="274" w:type="pct"/>
+            <w:vAlign w:val="center"/>
+          </w:tcPr>
+          <w:p>
+            <w:r/>
+            <w:r>
+              <w:t>{{ f_1_0_common_mode_n_pe_90_4 }}</w:t>
+            </w:r>
+          </w:p>
+        </w:tc>
+        <w:tc>
+          <w:tcPr>
+            <w:tcW w:w="274" w:type="pct"/>
+            <w:vAlign w:val="center"/>
+          </w:tcPr>
+          <w:p>
+            <w:r/>
+            <w:r>
+              <w:t>{{ f_1_0_common_mode_n_pe_180_4 }}</w:t>
+            </w:r>
           </w:p>
         </w:tc>
         <w:tc>
@@ -4962,37 +6299,45 @@
           </w:tcPr>
           <w:p>
             <w:r/>
-            <w:r/>
-          </w:p>
-        </w:tc>
-        <w:tc>
-          <w:tcPr>
-            <w:tcW w:w="274" w:type="pct"/>
-            <w:vAlign w:val="center"/>
-          </w:tcPr>
-          <w:p>
-            <w:r/>
-            <w:r/>
-          </w:p>
-        </w:tc>
-        <w:tc>
-          <w:tcPr>
-            <w:tcW w:w="274" w:type="pct"/>
-            <w:vAlign w:val="center"/>
-          </w:tcPr>
-          <w:p>
-            <w:r/>
-            <w:r/>
-          </w:p>
-        </w:tc>
-        <w:tc>
-          <w:tcPr>
-            <w:tcW w:w="274" w:type="pct"/>
-            <w:vAlign w:val="center"/>
-          </w:tcPr>
-          <w:p>
-            <w:r/>
-            <w:r/>
+            <w:r>
+              <w:t>{{ f_1_0_common_mode_n_pe_270_4 }}</w:t>
+            </w:r>
+          </w:p>
+        </w:tc>
+        <w:tc>
+          <w:tcPr>
+            <w:tcW w:w="274" w:type="pct"/>
+            <w:vAlign w:val="center"/>
+          </w:tcPr>
+          <w:p>
+            <w:r/>
+            <w:r>
+              <w:t>{{ f_1_0_common_mode_l_n_pe_0_4 }}</w:t>
+            </w:r>
+          </w:p>
+        </w:tc>
+        <w:tc>
+          <w:tcPr>
+            <w:tcW w:w="274" w:type="pct"/>
+            <w:vAlign w:val="center"/>
+          </w:tcPr>
+          <w:p>
+            <w:r/>
+            <w:r>
+              <w:t>{{ f_1_0_common_mode_l_n_pe_90_4 }}</w:t>
+            </w:r>
+          </w:p>
+        </w:tc>
+        <w:tc>
+          <w:tcPr>
+            <w:tcW w:w="274" w:type="pct"/>
+            <w:vAlign w:val="center"/>
+          </w:tcPr>
+          <w:p>
+            <w:r/>
+            <w:r>
+              <w:t>{{ f_1_0_common_mode_l_n_pe_180_4 }}</w:t>
+            </w:r>
           </w:p>
         </w:tc>
         <w:tc>
@@ -5002,37 +6347,45 @@
           </w:tcPr>
           <w:p>
             <w:r/>
-            <w:r/>
-          </w:p>
-        </w:tc>
-        <w:tc>
-          <w:tcPr>
-            <w:tcW w:w="274" w:type="pct"/>
-            <w:vAlign w:val="center"/>
-          </w:tcPr>
-          <w:p>
-            <w:r/>
-            <w:r/>
-          </w:p>
-        </w:tc>
-        <w:tc>
-          <w:tcPr>
-            <w:tcW w:w="274" w:type="pct"/>
-            <w:vAlign w:val="center"/>
-          </w:tcPr>
-          <w:p>
-            <w:r/>
-            <w:r/>
-          </w:p>
-        </w:tc>
-        <w:tc>
-          <w:tcPr>
-            <w:tcW w:w="274" w:type="pct"/>
-            <w:vAlign w:val="center"/>
-          </w:tcPr>
-          <w:p>
-            <w:r/>
-            <w:r/>
+            <w:r>
+              <w:t>{{ f_1_0_common_mode_l_n_pe_270_4 }}</w:t>
+            </w:r>
+          </w:p>
+        </w:tc>
+        <w:tc>
+          <w:tcPr>
+            <w:tcW w:w="274" w:type="pct"/>
+            <w:vAlign w:val="center"/>
+          </w:tcPr>
+          <w:p>
+            <w:r/>
+            <w:r>
+              <w:t>{{ f_1_0_differential_mode_l_n_0_4 }}</w:t>
+            </w:r>
+          </w:p>
+        </w:tc>
+        <w:tc>
+          <w:tcPr>
+            <w:tcW w:w="274" w:type="pct"/>
+            <w:vAlign w:val="center"/>
+          </w:tcPr>
+          <w:p>
+            <w:r/>
+            <w:r>
+              <w:t>{{ f_1_0_differential_mode_l_n_90_4 }}</w:t>
+            </w:r>
+          </w:p>
+        </w:tc>
+        <w:tc>
+          <w:tcPr>
+            <w:tcW w:w="274" w:type="pct"/>
+            <w:vAlign w:val="center"/>
+          </w:tcPr>
+          <w:p>
+            <w:r/>
+            <w:r>
+              <w:t>{{ f_1_0_differential_mode_l_n_180_4 }}</w:t>
+            </w:r>
           </w:p>
         </w:tc>
         <w:tc>
@@ -5042,7 +6395,9 @@
           </w:tcPr>
           <w:p>
             <w:r/>
-            <w:r/>
+            <w:r>
+              <w:t>{{ f_1_0_differential_mode_l_n_270_4 }}</w:t>
+            </w:r>
           </w:p>
         </w:tc>
       </w:tr>
@@ -5085,28 +6440,32 @@
           <w:p>
             <w:r/>
             <w:r>
-              <w:t>{{ f_2_0_3 }}</w:t>
-            </w:r>
-          </w:p>
-        </w:tc>
-        <w:tc>
-          <w:tcPr>
-            <w:tcW w:w="274" w:type="pct"/>
-            <w:vAlign w:val="center"/>
-          </w:tcPr>
-          <w:p>
-            <w:r/>
-            <w:r/>
-          </w:p>
-        </w:tc>
-        <w:tc>
-          <w:tcPr>
-            <w:tcW w:w="274" w:type="pct"/>
-            <w:vAlign w:val="center"/>
-          </w:tcPr>
-          <w:p>
-            <w:r/>
-            <w:r/>
+              <w:t>{{ f_2_0_common_mode_l_pe_0_3 }}</w:t>
+            </w:r>
+          </w:p>
+        </w:tc>
+        <w:tc>
+          <w:tcPr>
+            <w:tcW w:w="274" w:type="pct"/>
+            <w:vAlign w:val="center"/>
+          </w:tcPr>
+          <w:p>
+            <w:r/>
+            <w:r>
+              <w:t>{{ f_2_0_common_mode_l_pe_90_3 }}</w:t>
+            </w:r>
+          </w:p>
+        </w:tc>
+        <w:tc>
+          <w:tcPr>
+            <w:tcW w:w="274" w:type="pct"/>
+            <w:vAlign w:val="center"/>
+          </w:tcPr>
+          <w:p>
+            <w:r/>
+            <w:r>
+              <w:t>{{ f_2_0_common_mode_l_pe_180_3 }}</w:t>
+            </w:r>
           </w:p>
         </w:tc>
         <w:tc>
@@ -5116,37 +6475,45 @@
           </w:tcPr>
           <w:p>
             <w:r/>
-            <w:r/>
-          </w:p>
-        </w:tc>
-        <w:tc>
-          <w:tcPr>
-            <w:tcW w:w="274" w:type="pct"/>
-            <w:vAlign w:val="center"/>
-          </w:tcPr>
-          <w:p>
-            <w:r/>
-            <w:r/>
-          </w:p>
-        </w:tc>
-        <w:tc>
-          <w:tcPr>
-            <w:tcW w:w="274" w:type="pct"/>
-            <w:vAlign w:val="center"/>
-          </w:tcPr>
-          <w:p>
-            <w:r/>
-            <w:r/>
-          </w:p>
-        </w:tc>
-        <w:tc>
-          <w:tcPr>
-            <w:tcW w:w="274" w:type="pct"/>
-            <w:vAlign w:val="center"/>
-          </w:tcPr>
-          <w:p>
-            <w:r/>
-            <w:r/>
+            <w:r>
+              <w:t>{{ f_2_0_common_mode_l_pe_270_2 }}</w:t>
+            </w:r>
+          </w:p>
+        </w:tc>
+        <w:tc>
+          <w:tcPr>
+            <w:tcW w:w="274" w:type="pct"/>
+            <w:vAlign w:val="center"/>
+          </w:tcPr>
+          <w:p>
+            <w:r/>
+            <w:r>
+              <w:t>{{ f_2_0_common_mode_n_pe_0_3 }}</w:t>
+            </w:r>
+          </w:p>
+        </w:tc>
+        <w:tc>
+          <w:tcPr>
+            <w:tcW w:w="274" w:type="pct"/>
+            <w:vAlign w:val="center"/>
+          </w:tcPr>
+          <w:p>
+            <w:r/>
+            <w:r>
+              <w:t>{{ f_2_0_common_mode_n_pe_90_3 }}</w:t>
+            </w:r>
+          </w:p>
+        </w:tc>
+        <w:tc>
+          <w:tcPr>
+            <w:tcW w:w="274" w:type="pct"/>
+            <w:vAlign w:val="center"/>
+          </w:tcPr>
+          <w:p>
+            <w:r/>
+            <w:r>
+              <w:t>{{ f_2_0_common_mode_n_pe_180_3 }}</w:t>
+            </w:r>
           </w:p>
         </w:tc>
         <w:tc>
@@ -5156,37 +6523,45 @@
           </w:tcPr>
           <w:p>
             <w:r/>
-            <w:r/>
-          </w:p>
-        </w:tc>
-        <w:tc>
-          <w:tcPr>
-            <w:tcW w:w="274" w:type="pct"/>
-            <w:vAlign w:val="center"/>
-          </w:tcPr>
-          <w:p>
-            <w:r/>
-            <w:r/>
-          </w:p>
-        </w:tc>
-        <w:tc>
-          <w:tcPr>
-            <w:tcW w:w="274" w:type="pct"/>
-            <w:vAlign w:val="center"/>
-          </w:tcPr>
-          <w:p>
-            <w:r/>
-            <w:r/>
-          </w:p>
-        </w:tc>
-        <w:tc>
-          <w:tcPr>
-            <w:tcW w:w="274" w:type="pct"/>
-            <w:vAlign w:val="center"/>
-          </w:tcPr>
-          <w:p>
-            <w:r/>
-            <w:r/>
+            <w:r>
+              <w:t>{{ f_2_0_common_mode_n_pe_270_3 }}</w:t>
+            </w:r>
+          </w:p>
+        </w:tc>
+        <w:tc>
+          <w:tcPr>
+            <w:tcW w:w="274" w:type="pct"/>
+            <w:vAlign w:val="center"/>
+          </w:tcPr>
+          <w:p>
+            <w:r/>
+            <w:r>
+              <w:t>{{ f_2_0_common_mode_l_n_pe_0_3 }}</w:t>
+            </w:r>
+          </w:p>
+        </w:tc>
+        <w:tc>
+          <w:tcPr>
+            <w:tcW w:w="274" w:type="pct"/>
+            <w:vAlign w:val="center"/>
+          </w:tcPr>
+          <w:p>
+            <w:r/>
+            <w:r>
+              <w:t>{{ f_2_0_common_mode_l_n_pe_90_3 }}</w:t>
+            </w:r>
+          </w:p>
+        </w:tc>
+        <w:tc>
+          <w:tcPr>
+            <w:tcW w:w="274" w:type="pct"/>
+            <w:vAlign w:val="center"/>
+          </w:tcPr>
+          <w:p>
+            <w:r/>
+            <w:r>
+              <w:t>{{ f_2_0_common_mode_l_n_pe_180_3 }}</w:t>
+            </w:r>
           </w:p>
         </w:tc>
         <w:tc>
@@ -5196,37 +6571,45 @@
           </w:tcPr>
           <w:p>
             <w:r/>
-            <w:r/>
-          </w:p>
-        </w:tc>
-        <w:tc>
-          <w:tcPr>
-            <w:tcW w:w="274" w:type="pct"/>
-            <w:vAlign w:val="center"/>
-          </w:tcPr>
-          <w:p>
-            <w:r/>
-            <w:r/>
-          </w:p>
-        </w:tc>
-        <w:tc>
-          <w:tcPr>
-            <w:tcW w:w="274" w:type="pct"/>
-            <w:vAlign w:val="center"/>
-          </w:tcPr>
-          <w:p>
-            <w:r/>
-            <w:r/>
-          </w:p>
-        </w:tc>
-        <w:tc>
-          <w:tcPr>
-            <w:tcW w:w="274" w:type="pct"/>
-            <w:vAlign w:val="center"/>
-          </w:tcPr>
-          <w:p>
-            <w:r/>
-            <w:r/>
+            <w:r>
+              <w:t>{{ f_2_0_common_mode_l_n_pe_270_3 }}</w:t>
+            </w:r>
+          </w:p>
+        </w:tc>
+        <w:tc>
+          <w:tcPr>
+            <w:tcW w:w="274" w:type="pct"/>
+            <w:vAlign w:val="center"/>
+          </w:tcPr>
+          <w:p>
+            <w:r/>
+            <w:r>
+              <w:t>{{ f_2_0_differential_mode_l_n_0_3 }}</w:t>
+            </w:r>
+          </w:p>
+        </w:tc>
+        <w:tc>
+          <w:tcPr>
+            <w:tcW w:w="274" w:type="pct"/>
+            <w:vAlign w:val="center"/>
+          </w:tcPr>
+          <w:p>
+            <w:r/>
+            <w:r>
+              <w:t>{{ f_2_0_differential_mode_l_n_90_3 }}</w:t>
+            </w:r>
+          </w:p>
+        </w:tc>
+        <w:tc>
+          <w:tcPr>
+            <w:tcW w:w="274" w:type="pct"/>
+            <w:vAlign w:val="center"/>
+          </w:tcPr>
+          <w:p>
+            <w:r/>
+            <w:r>
+              <w:t>{{ f_2_0_differential_mode_l_n_180_3 }}</w:t>
+            </w:r>
           </w:p>
         </w:tc>
         <w:tc>
@@ -5236,7 +6619,9 @@
           </w:tcPr>
           <w:p>
             <w:r/>
-            <w:r/>
+            <w:r>
+              <w:t>{{ f_2_0_differential_mode_l_n_270_3 }}</w:t>
+            </w:r>
           </w:p>
         </w:tc>
       </w:tr>
@@ -5279,28 +6664,32 @@
           <w:p>
             <w:r/>
             <w:r>
-              <w:t>{{ f_2_0_4 }}</w:t>
-            </w:r>
-          </w:p>
-        </w:tc>
-        <w:tc>
-          <w:tcPr>
-            <w:tcW w:w="274" w:type="pct"/>
-            <w:vAlign w:val="center"/>
-          </w:tcPr>
-          <w:p>
-            <w:r/>
-            <w:r/>
-          </w:p>
-        </w:tc>
-        <w:tc>
-          <w:tcPr>
-            <w:tcW w:w="274" w:type="pct"/>
-            <w:vAlign w:val="center"/>
-          </w:tcPr>
-          <w:p>
-            <w:r/>
-            <w:r/>
+              <w:t>{{ f_2_0_common_mode_l_pe_0_4 }}</w:t>
+            </w:r>
+          </w:p>
+        </w:tc>
+        <w:tc>
+          <w:tcPr>
+            <w:tcW w:w="274" w:type="pct"/>
+            <w:vAlign w:val="center"/>
+          </w:tcPr>
+          <w:p>
+            <w:r/>
+            <w:r>
+              <w:t>{{ f_2_0_common_mode_l_pe_90_4 }}</w:t>
+            </w:r>
+          </w:p>
+        </w:tc>
+        <w:tc>
+          <w:tcPr>
+            <w:tcW w:w="274" w:type="pct"/>
+            <w:vAlign w:val="center"/>
+          </w:tcPr>
+          <w:p>
+            <w:r/>
+            <w:r>
+              <w:t>{{ f_2_0_common_mode_l_pe_180_4 }}</w:t>
+            </w:r>
           </w:p>
         </w:tc>
         <w:tc>
@@ -5310,37 +6699,45 @@
           </w:tcPr>
           <w:p>
             <w:r/>
-            <w:r/>
-          </w:p>
-        </w:tc>
-        <w:tc>
-          <w:tcPr>
-            <w:tcW w:w="274" w:type="pct"/>
-            <w:vAlign w:val="center"/>
-          </w:tcPr>
-          <w:p>
-            <w:r/>
-            <w:r/>
-          </w:p>
-        </w:tc>
-        <w:tc>
-          <w:tcPr>
-            <w:tcW w:w="274" w:type="pct"/>
-            <w:vAlign w:val="center"/>
-          </w:tcPr>
-          <w:p>
-            <w:r/>
-            <w:r/>
-          </w:p>
-        </w:tc>
-        <w:tc>
-          <w:tcPr>
-            <w:tcW w:w="274" w:type="pct"/>
-            <w:vAlign w:val="center"/>
-          </w:tcPr>
-          <w:p>
-            <w:r/>
-            <w:r/>
+            <w:r>
+              <w:t>{{ f_2_0_common_mode_l_pe_2 }}</w:t>
+            </w:r>
+          </w:p>
+        </w:tc>
+        <w:tc>
+          <w:tcPr>
+            <w:tcW w:w="274" w:type="pct"/>
+            <w:vAlign w:val="center"/>
+          </w:tcPr>
+          <w:p>
+            <w:r/>
+            <w:r>
+              <w:t>{{ f_2_0_common_mode_n_pe_0_4 }}</w:t>
+            </w:r>
+          </w:p>
+        </w:tc>
+        <w:tc>
+          <w:tcPr>
+            <w:tcW w:w="274" w:type="pct"/>
+            <w:vAlign w:val="center"/>
+          </w:tcPr>
+          <w:p>
+            <w:r/>
+            <w:r>
+              <w:t>{{ f_2_0_common_mode_n_pe_90_4 }}</w:t>
+            </w:r>
+          </w:p>
+        </w:tc>
+        <w:tc>
+          <w:tcPr>
+            <w:tcW w:w="274" w:type="pct"/>
+            <w:vAlign w:val="center"/>
+          </w:tcPr>
+          <w:p>
+            <w:r/>
+            <w:r>
+              <w:t>{{ f_2_0_common_mode_n_pe_180_4 }}</w:t>
+            </w:r>
           </w:p>
         </w:tc>
         <w:tc>
@@ -5350,37 +6747,45 @@
           </w:tcPr>
           <w:p>
             <w:r/>
-            <w:r/>
-          </w:p>
-        </w:tc>
-        <w:tc>
-          <w:tcPr>
-            <w:tcW w:w="274" w:type="pct"/>
-            <w:vAlign w:val="center"/>
-          </w:tcPr>
-          <w:p>
-            <w:r/>
-            <w:r/>
-          </w:p>
-        </w:tc>
-        <w:tc>
-          <w:tcPr>
-            <w:tcW w:w="274" w:type="pct"/>
-            <w:vAlign w:val="center"/>
-          </w:tcPr>
-          <w:p>
-            <w:r/>
-            <w:r/>
-          </w:p>
-        </w:tc>
-        <w:tc>
-          <w:tcPr>
-            <w:tcW w:w="274" w:type="pct"/>
-            <w:vAlign w:val="center"/>
-          </w:tcPr>
-          <w:p>
-            <w:r/>
-            <w:r/>
+            <w:r>
+              <w:t>{{ f_2_0_common_mode_n_pe_270_4 }}</w:t>
+            </w:r>
+          </w:p>
+        </w:tc>
+        <w:tc>
+          <w:tcPr>
+            <w:tcW w:w="274" w:type="pct"/>
+            <w:vAlign w:val="center"/>
+          </w:tcPr>
+          <w:p>
+            <w:r/>
+            <w:r>
+              <w:t>{{ f_2_0_common_mode_l_n_pe_0_4 }}</w:t>
+            </w:r>
+          </w:p>
+        </w:tc>
+        <w:tc>
+          <w:tcPr>
+            <w:tcW w:w="274" w:type="pct"/>
+            <w:vAlign w:val="center"/>
+          </w:tcPr>
+          <w:p>
+            <w:r/>
+            <w:r>
+              <w:t>{{ f_2_0_common_mode_l_n_pe_90_4 }}</w:t>
+            </w:r>
+          </w:p>
+        </w:tc>
+        <w:tc>
+          <w:tcPr>
+            <w:tcW w:w="274" w:type="pct"/>
+            <w:vAlign w:val="center"/>
+          </w:tcPr>
+          <w:p>
+            <w:r/>
+            <w:r>
+              <w:t>{{ f_2_0_common_mode_l_n_pe_180_4 }}</w:t>
+            </w:r>
           </w:p>
         </w:tc>
         <w:tc>
@@ -5390,37 +6795,45 @@
           </w:tcPr>
           <w:p>
             <w:r/>
-            <w:r/>
-          </w:p>
-        </w:tc>
-        <w:tc>
-          <w:tcPr>
-            <w:tcW w:w="274" w:type="pct"/>
-            <w:vAlign w:val="center"/>
-          </w:tcPr>
-          <w:p>
-            <w:r/>
-            <w:r/>
-          </w:p>
-        </w:tc>
-        <w:tc>
-          <w:tcPr>
-            <w:tcW w:w="274" w:type="pct"/>
-            <w:vAlign w:val="center"/>
-          </w:tcPr>
-          <w:p>
-            <w:r/>
-            <w:r/>
-          </w:p>
-        </w:tc>
-        <w:tc>
-          <w:tcPr>
-            <w:tcW w:w="274" w:type="pct"/>
-            <w:vAlign w:val="center"/>
-          </w:tcPr>
-          <w:p>
-            <w:r/>
-            <w:r/>
+            <w:r>
+              <w:t>{{ f_2_0_common_mode_l_n_pe_270_4 }}</w:t>
+            </w:r>
+          </w:p>
+        </w:tc>
+        <w:tc>
+          <w:tcPr>
+            <w:tcW w:w="274" w:type="pct"/>
+            <w:vAlign w:val="center"/>
+          </w:tcPr>
+          <w:p>
+            <w:r/>
+            <w:r>
+              <w:t>{{ f_2_0_differential_mode_l_n_0_4 }}</w:t>
+            </w:r>
+          </w:p>
+        </w:tc>
+        <w:tc>
+          <w:tcPr>
+            <w:tcW w:w="274" w:type="pct"/>
+            <w:vAlign w:val="center"/>
+          </w:tcPr>
+          <w:p>
+            <w:r/>
+            <w:r>
+              <w:t>{{ f_2_0_differential_mode_l_n_90_4 }}</w:t>
+            </w:r>
+          </w:p>
+        </w:tc>
+        <w:tc>
+          <w:tcPr>
+            <w:tcW w:w="274" w:type="pct"/>
+            <w:vAlign w:val="center"/>
+          </w:tcPr>
+          <w:p>
+            <w:r/>
+            <w:r>
+              <w:t>{{ f_2_0_differential_mode_l_n_180_4 }}</w:t>
+            </w:r>
           </w:p>
         </w:tc>
         <w:tc>
@@ -5430,7 +6843,9 @@
           </w:tcPr>
           <w:p>
             <w:r/>
-            <w:r/>
+            <w:r>
+              <w:t>{{ f_2_0_differential_mode_l_n_270_4 }}</w:t>
+            </w:r>
           </w:p>
         </w:tc>
       </w:tr>
@@ -5473,28 +6888,32 @@
           <w:p>
             <w:r/>
             <w:r>
-              <w:t>{{ f_4_0_3 }}</w:t>
-            </w:r>
-          </w:p>
-        </w:tc>
-        <w:tc>
-          <w:tcPr>
-            <w:tcW w:w="274" w:type="pct"/>
-            <w:vAlign w:val="center"/>
-          </w:tcPr>
-          <w:p>
-            <w:r/>
-            <w:r/>
-          </w:p>
-        </w:tc>
-        <w:tc>
-          <w:tcPr>
-            <w:tcW w:w="274" w:type="pct"/>
-            <w:vAlign w:val="center"/>
-          </w:tcPr>
-          <w:p>
-            <w:r/>
-            <w:r/>
+              <w:t>{{ f_4_0_common_mode_l_pe_0_3 }}</w:t>
+            </w:r>
+          </w:p>
+        </w:tc>
+        <w:tc>
+          <w:tcPr>
+            <w:tcW w:w="274" w:type="pct"/>
+            <w:vAlign w:val="center"/>
+          </w:tcPr>
+          <w:p>
+            <w:r/>
+            <w:r>
+              <w:t>{{ f_4_0_common_mode_l_pe_90_3 }}</w:t>
+            </w:r>
+          </w:p>
+        </w:tc>
+        <w:tc>
+          <w:tcPr>
+            <w:tcW w:w="274" w:type="pct"/>
+            <w:vAlign w:val="center"/>
+          </w:tcPr>
+          <w:p>
+            <w:r/>
+            <w:r>
+              <w:t>{{ f_4_0_common_mode_l_pe_180_3 }}</w:t>
+            </w:r>
           </w:p>
         </w:tc>
         <w:tc>
@@ -5504,37 +6923,45 @@
           </w:tcPr>
           <w:p>
             <w:r/>
-            <w:r/>
-          </w:p>
-        </w:tc>
-        <w:tc>
-          <w:tcPr>
-            <w:tcW w:w="274" w:type="pct"/>
-            <w:vAlign w:val="center"/>
-          </w:tcPr>
-          <w:p>
-            <w:r/>
-            <w:r/>
-          </w:p>
-        </w:tc>
-        <w:tc>
-          <w:tcPr>
-            <w:tcW w:w="274" w:type="pct"/>
-            <w:vAlign w:val="center"/>
-          </w:tcPr>
-          <w:p>
-            <w:r/>
-            <w:r/>
-          </w:p>
-        </w:tc>
-        <w:tc>
-          <w:tcPr>
-            <w:tcW w:w="274" w:type="pct"/>
-            <w:vAlign w:val="center"/>
-          </w:tcPr>
-          <w:p>
-            <w:r/>
-            <w:r/>
+            <w:r>
+              <w:t>{{ f_4_0_common_mode_l_pe_3 }}</w:t>
+            </w:r>
+          </w:p>
+        </w:tc>
+        <w:tc>
+          <w:tcPr>
+            <w:tcW w:w="274" w:type="pct"/>
+            <w:vAlign w:val="center"/>
+          </w:tcPr>
+          <w:p>
+            <w:r/>
+            <w:r>
+              <w:t>{{ f_4_0_common_mode_n_pe_0_3 }}</w:t>
+            </w:r>
+          </w:p>
+        </w:tc>
+        <w:tc>
+          <w:tcPr>
+            <w:tcW w:w="274" w:type="pct"/>
+            <w:vAlign w:val="center"/>
+          </w:tcPr>
+          <w:p>
+            <w:r/>
+            <w:r>
+              <w:t>{{ f_4_0_common_mode_n_pe_90_3 }}</w:t>
+            </w:r>
+          </w:p>
+        </w:tc>
+        <w:tc>
+          <w:tcPr>
+            <w:tcW w:w="274" w:type="pct"/>
+            <w:vAlign w:val="center"/>
+          </w:tcPr>
+          <w:p>
+            <w:r/>
+            <w:r>
+              <w:t>{{ f_4_0_common_mode_n_pe_180_3 }}</w:t>
+            </w:r>
           </w:p>
         </w:tc>
         <w:tc>
@@ -5544,37 +6971,45 @@
           </w:tcPr>
           <w:p>
             <w:r/>
-            <w:r/>
-          </w:p>
-        </w:tc>
-        <w:tc>
-          <w:tcPr>
-            <w:tcW w:w="274" w:type="pct"/>
-            <w:vAlign w:val="center"/>
-          </w:tcPr>
-          <w:p>
-            <w:r/>
-            <w:r/>
-          </w:p>
-        </w:tc>
-        <w:tc>
-          <w:tcPr>
-            <w:tcW w:w="274" w:type="pct"/>
-            <w:vAlign w:val="center"/>
-          </w:tcPr>
-          <w:p>
-            <w:r/>
-            <w:r/>
-          </w:p>
-        </w:tc>
-        <w:tc>
-          <w:tcPr>
-            <w:tcW w:w="274" w:type="pct"/>
-            <w:vAlign w:val="center"/>
-          </w:tcPr>
-          <w:p>
-            <w:r/>
-            <w:r/>
+            <w:r>
+              <w:t>{{ f_4_0_common_mode_n_pe_270_3 }}</w:t>
+            </w:r>
+          </w:p>
+        </w:tc>
+        <w:tc>
+          <w:tcPr>
+            <w:tcW w:w="274" w:type="pct"/>
+            <w:vAlign w:val="center"/>
+          </w:tcPr>
+          <w:p>
+            <w:r/>
+            <w:r>
+              <w:t>{{ f_4_0_common_mode_l_n_pe_0_3 }}</w:t>
+            </w:r>
+          </w:p>
+        </w:tc>
+        <w:tc>
+          <w:tcPr>
+            <w:tcW w:w="274" w:type="pct"/>
+            <w:vAlign w:val="center"/>
+          </w:tcPr>
+          <w:p>
+            <w:r/>
+            <w:r>
+              <w:t>{{ f_4_0_common_mode_l_n_pe_90_3 }}</w:t>
+            </w:r>
+          </w:p>
+        </w:tc>
+        <w:tc>
+          <w:tcPr>
+            <w:tcW w:w="274" w:type="pct"/>
+            <w:vAlign w:val="center"/>
+          </w:tcPr>
+          <w:p>
+            <w:r/>
+            <w:r>
+              <w:t>{{ f_4_0_common_mode_l_n_pe_180_3 }}</w:t>
+            </w:r>
           </w:p>
         </w:tc>
         <w:tc>
@@ -5584,37 +7019,45 @@
           </w:tcPr>
           <w:p>
             <w:r/>
-            <w:r/>
-          </w:p>
-        </w:tc>
-        <w:tc>
-          <w:tcPr>
-            <w:tcW w:w="274" w:type="pct"/>
-            <w:vAlign w:val="center"/>
-          </w:tcPr>
-          <w:p>
-            <w:r/>
-            <w:r/>
-          </w:p>
-        </w:tc>
-        <w:tc>
-          <w:tcPr>
-            <w:tcW w:w="274" w:type="pct"/>
-            <w:vAlign w:val="center"/>
-          </w:tcPr>
-          <w:p>
-            <w:r/>
-            <w:r/>
-          </w:p>
-        </w:tc>
-        <w:tc>
-          <w:tcPr>
-            <w:tcW w:w="274" w:type="pct"/>
-            <w:vAlign w:val="center"/>
-          </w:tcPr>
-          <w:p>
-            <w:r/>
-            <w:r/>
+            <w:r>
+              <w:t>{{ f_4_0_common_mode_l_n_pe_270_3 }}</w:t>
+            </w:r>
+          </w:p>
+        </w:tc>
+        <w:tc>
+          <w:tcPr>
+            <w:tcW w:w="274" w:type="pct"/>
+            <w:vAlign w:val="center"/>
+          </w:tcPr>
+          <w:p>
+            <w:r/>
+            <w:r>
+              <w:t>{{ f_4_0_differential_mode_l_n_0_3 }}</w:t>
+            </w:r>
+          </w:p>
+        </w:tc>
+        <w:tc>
+          <w:tcPr>
+            <w:tcW w:w="274" w:type="pct"/>
+            <w:vAlign w:val="center"/>
+          </w:tcPr>
+          <w:p>
+            <w:r/>
+            <w:r>
+              <w:t>{{ f_4_0_differential_mode_l_n_90_3 }}</w:t>
+            </w:r>
+          </w:p>
+        </w:tc>
+        <w:tc>
+          <w:tcPr>
+            <w:tcW w:w="274" w:type="pct"/>
+            <w:vAlign w:val="center"/>
+          </w:tcPr>
+          <w:p>
+            <w:r/>
+            <w:r>
+              <w:t>{{ f_4_0_differential_mode_l_n_180_3 }}</w:t>
+            </w:r>
           </w:p>
         </w:tc>
         <w:tc>
@@ -5624,7 +7067,9 @@
           </w:tcPr>
           <w:p>
             <w:r/>
-            <w:r/>
+            <w:r>
+              <w:t>{{ f_4_0_differential_mode_l_n_270_3 }}</w:t>
+            </w:r>
           </w:p>
         </w:tc>
       </w:tr>
@@ -5667,28 +7112,32 @@
           <w:p>
             <w:r/>
             <w:r>
-              <w:t>{{ f_4_0_4 }}</w:t>
-            </w:r>
-          </w:p>
-        </w:tc>
-        <w:tc>
-          <w:tcPr>
-            <w:tcW w:w="274" w:type="pct"/>
-            <w:vAlign w:val="center"/>
-          </w:tcPr>
-          <w:p>
-            <w:r/>
-            <w:r/>
-          </w:p>
-        </w:tc>
-        <w:tc>
-          <w:tcPr>
-            <w:tcW w:w="274" w:type="pct"/>
-            <w:vAlign w:val="center"/>
-          </w:tcPr>
-          <w:p>
-            <w:r/>
-            <w:r/>
+              <w:t>{{ f_4_0_common_mode_l_pe_0_4 }}</w:t>
+            </w:r>
+          </w:p>
+        </w:tc>
+        <w:tc>
+          <w:tcPr>
+            <w:tcW w:w="274" w:type="pct"/>
+            <w:vAlign w:val="center"/>
+          </w:tcPr>
+          <w:p>
+            <w:r/>
+            <w:r>
+              <w:t>{{ f_4_0_common_mode_l_pe_90_4 }}</w:t>
+            </w:r>
+          </w:p>
+        </w:tc>
+        <w:tc>
+          <w:tcPr>
+            <w:tcW w:w="274" w:type="pct"/>
+            <w:vAlign w:val="center"/>
+          </w:tcPr>
+          <w:p>
+            <w:r/>
+            <w:r>
+              <w:t>{{ f_4_0_common_mode_l_pe_180_4 }}</w:t>
+            </w:r>
           </w:p>
         </w:tc>
         <w:tc>
@@ -5698,37 +7147,45 @@
           </w:tcPr>
           <w:p>
             <w:r/>
-            <w:r/>
-          </w:p>
-        </w:tc>
-        <w:tc>
-          <w:tcPr>
-            <w:tcW w:w="274" w:type="pct"/>
-            <w:vAlign w:val="center"/>
-          </w:tcPr>
-          <w:p>
-            <w:r/>
-            <w:r/>
-          </w:p>
-        </w:tc>
-        <w:tc>
-          <w:tcPr>
-            <w:tcW w:w="274" w:type="pct"/>
-            <w:vAlign w:val="center"/>
-          </w:tcPr>
-          <w:p>
-            <w:r/>
-            <w:r/>
-          </w:p>
-        </w:tc>
-        <w:tc>
-          <w:tcPr>
-            <w:tcW w:w="274" w:type="pct"/>
-            <w:vAlign w:val="center"/>
-          </w:tcPr>
-          <w:p>
-            <w:r/>
-            <w:r/>
+            <w:r>
+              <w:t>{{ f_4_0_common_mode_l_pe_4 }}</w:t>
+            </w:r>
+          </w:p>
+        </w:tc>
+        <w:tc>
+          <w:tcPr>
+            <w:tcW w:w="274" w:type="pct"/>
+            <w:vAlign w:val="center"/>
+          </w:tcPr>
+          <w:p>
+            <w:r/>
+            <w:r>
+              <w:t>{{ f_4_0_common_mode_n_pe_0_4 }}</w:t>
+            </w:r>
+          </w:p>
+        </w:tc>
+        <w:tc>
+          <w:tcPr>
+            <w:tcW w:w="274" w:type="pct"/>
+            <w:vAlign w:val="center"/>
+          </w:tcPr>
+          <w:p>
+            <w:r/>
+            <w:r>
+              <w:t>{{ f_4_0_common_mode_n_pe_90_4 }}</w:t>
+            </w:r>
+          </w:p>
+        </w:tc>
+        <w:tc>
+          <w:tcPr>
+            <w:tcW w:w="274" w:type="pct"/>
+            <w:vAlign w:val="center"/>
+          </w:tcPr>
+          <w:p>
+            <w:r/>
+            <w:r>
+              <w:t>{{ f_4_0_common_mode_n_pe_180_4 }}</w:t>
+            </w:r>
           </w:p>
         </w:tc>
         <w:tc>
@@ -5738,37 +7195,45 @@
           </w:tcPr>
           <w:p>
             <w:r/>
-            <w:r/>
-          </w:p>
-        </w:tc>
-        <w:tc>
-          <w:tcPr>
-            <w:tcW w:w="274" w:type="pct"/>
-            <w:vAlign w:val="center"/>
-          </w:tcPr>
-          <w:p>
-            <w:r/>
-            <w:r/>
-          </w:p>
-        </w:tc>
-        <w:tc>
-          <w:tcPr>
-            <w:tcW w:w="274" w:type="pct"/>
-            <w:vAlign w:val="center"/>
-          </w:tcPr>
-          <w:p>
-            <w:r/>
-            <w:r/>
-          </w:p>
-        </w:tc>
-        <w:tc>
-          <w:tcPr>
-            <w:tcW w:w="274" w:type="pct"/>
-            <w:vAlign w:val="center"/>
-          </w:tcPr>
-          <w:p>
-            <w:r/>
-            <w:r/>
+            <w:r>
+              <w:t>{{ f_4_0_common_mode_n_pe_270_4 }}</w:t>
+            </w:r>
+          </w:p>
+        </w:tc>
+        <w:tc>
+          <w:tcPr>
+            <w:tcW w:w="274" w:type="pct"/>
+            <w:vAlign w:val="center"/>
+          </w:tcPr>
+          <w:p>
+            <w:r/>
+            <w:r>
+              <w:t>{{ f_4_0_common_mode_l_n_pe_0_4 }}</w:t>
+            </w:r>
+          </w:p>
+        </w:tc>
+        <w:tc>
+          <w:tcPr>
+            <w:tcW w:w="274" w:type="pct"/>
+            <w:vAlign w:val="center"/>
+          </w:tcPr>
+          <w:p>
+            <w:r/>
+            <w:r>
+              <w:t>{{ f_4_0_common_mode_l_n_pe_90_4 }}</w:t>
+            </w:r>
+          </w:p>
+        </w:tc>
+        <w:tc>
+          <w:tcPr>
+            <w:tcW w:w="274" w:type="pct"/>
+            <w:vAlign w:val="center"/>
+          </w:tcPr>
+          <w:p>
+            <w:r/>
+            <w:r>
+              <w:t>{{ f_4_0_common_mode_l_n_pe_180_4 }}</w:t>
+            </w:r>
           </w:p>
         </w:tc>
         <w:tc>
@@ -5778,37 +7243,45 @@
           </w:tcPr>
           <w:p>
             <w:r/>
-            <w:r/>
-          </w:p>
-        </w:tc>
-        <w:tc>
-          <w:tcPr>
-            <w:tcW w:w="274" w:type="pct"/>
-            <w:vAlign w:val="center"/>
-          </w:tcPr>
-          <w:p>
-            <w:r/>
-            <w:r/>
-          </w:p>
-        </w:tc>
-        <w:tc>
-          <w:tcPr>
-            <w:tcW w:w="274" w:type="pct"/>
-            <w:vAlign w:val="center"/>
-          </w:tcPr>
-          <w:p>
-            <w:r/>
-            <w:r/>
-          </w:p>
-        </w:tc>
-        <w:tc>
-          <w:tcPr>
-            <w:tcW w:w="274" w:type="pct"/>
-            <w:vAlign w:val="center"/>
-          </w:tcPr>
-          <w:p>
-            <w:r/>
-            <w:r/>
+            <w:r>
+              <w:t>{{ f_4_0_common_mode_l_n_pe_270_4 }}</w:t>
+            </w:r>
+          </w:p>
+        </w:tc>
+        <w:tc>
+          <w:tcPr>
+            <w:tcW w:w="274" w:type="pct"/>
+            <w:vAlign w:val="center"/>
+          </w:tcPr>
+          <w:p>
+            <w:r/>
+            <w:r>
+              <w:t>{{ f_4_0_differential_mode_l_n_0_4 }}</w:t>
+            </w:r>
+          </w:p>
+        </w:tc>
+        <w:tc>
+          <w:tcPr>
+            <w:tcW w:w="274" w:type="pct"/>
+            <w:vAlign w:val="center"/>
+          </w:tcPr>
+          <w:p>
+            <w:r/>
+            <w:r>
+              <w:t>{{ f_4_0_differential_mode_l_n_90_4 }}</w:t>
+            </w:r>
+          </w:p>
+        </w:tc>
+        <w:tc>
+          <w:tcPr>
+            <w:tcW w:w="274" w:type="pct"/>
+            <w:vAlign w:val="center"/>
+          </w:tcPr>
+          <w:p>
+            <w:r/>
+            <w:r>
+              <w:t>{{ f_4_0_differential_mode_l_n_180_4 }}</w:t>
+            </w:r>
           </w:p>
         </w:tc>
         <w:tc>
@@ -5818,7 +7291,9 @@
           </w:tcPr>
           <w:p>
             <w:r/>
-            <w:r/>
+            <w:r>
+              <w:t>{{ f_4_0_differential_mode_l_n_270_4 }}</w:t>
+            </w:r>
           </w:p>
         </w:tc>
       </w:tr>
@@ -6682,112 +8157,329 @@
         </w:tc>
       </w:tr>
       <w:tr>
-        <w:tc>
-          <w:tcPr>
-            <w:tcW w:type="dxa" w:w="1094"/>
-          </w:tcPr>
-          <w:p>
-            <w:r/>
-            <w:r>
-              <w:t>{%tr for r in obs_surge %}</w:t>
-            </w:r>
-          </w:p>
-        </w:tc>
-        <w:tc>
-          <w:tcPr>
-            <w:tcW w:type="dxa" w:w="496"/>
-          </w:tcPr>
-          <w:p/>
-        </w:tc>
-        <w:tc>
-          <w:tcPr>
-            <w:tcW w:type="dxa" w:w="496"/>
-          </w:tcPr>
-          <w:p/>
-        </w:tc>
-        <w:tc>
-          <w:tcPr>
-            <w:tcW w:type="dxa" w:w="494"/>
-          </w:tcPr>
-          <w:p/>
-        </w:tc>
-        <w:tc>
-          <w:tcPr>
-            <w:tcW w:type="dxa" w:w="496"/>
-          </w:tcPr>
-          <w:p/>
-        </w:tc>
-        <w:tc>
-          <w:tcPr>
-            <w:tcW w:type="dxa" w:w="494"/>
-          </w:tcPr>
-          <w:p/>
-        </w:tc>
-        <w:tc>
-          <w:tcPr>
-            <w:tcW w:type="dxa" w:w="496"/>
-          </w:tcPr>
-          <w:p/>
-        </w:tc>
-        <w:tc>
-          <w:tcPr>
-            <w:tcW w:type="dxa" w:w="496"/>
-          </w:tcPr>
-          <w:p/>
-        </w:tc>
-        <w:tc>
-          <w:tcPr>
-            <w:tcW w:type="dxa" w:w="496"/>
-          </w:tcPr>
-          <w:p/>
-        </w:tc>
-        <w:tc>
-          <w:tcPr>
-            <w:tcW w:type="dxa" w:w="494"/>
-          </w:tcPr>
-          <w:p/>
-        </w:tc>
-        <w:tc>
-          <w:tcPr>
-            <w:tcW w:type="dxa" w:w="496"/>
-          </w:tcPr>
-          <w:p/>
-        </w:tc>
-        <w:tc>
-          <w:tcPr>
-            <w:tcW w:type="dxa" w:w="494"/>
-          </w:tcPr>
-          <w:p/>
-        </w:tc>
-        <w:tc>
-          <w:tcPr>
-            <w:tcW w:type="dxa" w:w="496"/>
-          </w:tcPr>
-          <w:p/>
-        </w:tc>
-        <w:tc>
-          <w:tcPr>
-            <w:tcW w:type="dxa" w:w="494"/>
-          </w:tcPr>
-          <w:p/>
-        </w:tc>
-        <w:tc>
-          <w:tcPr>
-            <w:tcW w:type="dxa" w:w="496"/>
-          </w:tcPr>
-          <w:p/>
-        </w:tc>
-        <w:tc>
-          <w:tcPr>
-            <w:tcW w:type="dxa" w:w="494"/>
-          </w:tcPr>
-          <w:p/>
-        </w:tc>
-        <w:tc>
-          <w:tcPr>
-            <w:tcW w:type="dxa" w:w="494"/>
-          </w:tcPr>
-          <w:p/>
+        <w:trPr>
+          <w:trHeight w:val="300"/>
+        </w:trPr>
+        <w:tc>
+          <w:tcPr>
+            <w:tcW w:w="607" w:type="pct"/>
+            <w:vAlign w:val="center"/>
+          </w:tcPr>
+          <w:p>
+            <w:pPr>
+              <w:spacing w:after="0" w:line="240" w:lineRule="auto"/>
+              <w:rPr>
+                <w:rFonts w:ascii="Arial" w:eastAsia="Times New Roman" w:hAnsi="Arial" w:cs="Arial"/>
+                <w:b/>
+                <w:bCs/>
+                <w:lang w:val="en-US" w:eastAsia="en-IN"/>
+              </w:rPr>
+            </w:pPr>
+          </w:p>
+        </w:tc>
+        <w:tc>
+          <w:tcPr>
+            <w:tcW w:w="275" w:type="pct"/>
+            <w:vAlign w:val="center"/>
+          </w:tcPr>
+          <w:p>
+            <w:pPr>
+              <w:spacing w:after="0" w:line="240" w:lineRule="auto"/>
+              <w:jc w:val="center"/>
+              <w:textAlignment w:val="baseline"/>
+              <w:rPr>
+                <w:rFonts w:ascii="Arial" w:eastAsia="Times New Roman" w:hAnsi="Arial" w:cs="Arial"/>
+                <w:b/>
+                <w:bCs/>
+                <w:lang w:val="en-US" w:eastAsia="en-IN"/>
+              </w:rPr>
+            </w:pPr>
+          </w:p>
+        </w:tc>
+        <w:tc>
+          <w:tcPr>
+            <w:tcW w:w="275" w:type="pct"/>
+            <w:vAlign w:val="center"/>
+          </w:tcPr>
+          <w:p>
+            <w:pPr>
+              <w:spacing w:after="0" w:line="240" w:lineRule="auto"/>
+              <w:jc w:val="center"/>
+              <w:textAlignment w:val="baseline"/>
+              <w:rPr>
+                <w:rFonts w:ascii="Arial" w:eastAsia="Times New Roman" w:hAnsi="Arial" w:cs="Arial"/>
+                <w:b/>
+                <w:bCs/>
+                <w:lang w:val="en-US" w:eastAsia="en-IN"/>
+              </w:rPr>
+            </w:pPr>
+          </w:p>
+        </w:tc>
+        <w:tc>
+          <w:tcPr>
+            <w:tcW w:w="274" w:type="pct"/>
+            <w:vAlign w:val="center"/>
+          </w:tcPr>
+          <w:p>
+            <w:pPr>
+              <w:spacing w:after="0" w:line="240" w:lineRule="auto"/>
+              <w:jc w:val="center"/>
+              <w:textAlignment w:val="baseline"/>
+              <w:rPr>
+                <w:rFonts w:ascii="Arial" w:eastAsia="Times New Roman" w:hAnsi="Arial" w:cs="Arial"/>
+                <w:b/>
+                <w:bCs/>
+                <w:lang w:val="en-US" w:eastAsia="en-IN"/>
+              </w:rPr>
+            </w:pPr>
+          </w:p>
+        </w:tc>
+        <w:tc>
+          <w:tcPr>
+            <w:tcW w:w="275" w:type="pct"/>
+            <w:vAlign w:val="center"/>
+          </w:tcPr>
+          <w:p>
+            <w:pPr>
+              <w:spacing w:after="0" w:line="240" w:lineRule="auto"/>
+              <w:jc w:val="center"/>
+              <w:textAlignment w:val="baseline"/>
+              <w:rPr>
+                <w:rFonts w:ascii="Arial" w:eastAsia="Times New Roman" w:hAnsi="Arial" w:cs="Arial"/>
+                <w:b/>
+                <w:bCs/>
+                <w:lang w:val="en-US" w:eastAsia="en-IN"/>
+              </w:rPr>
+            </w:pPr>
+          </w:p>
+        </w:tc>
+        <w:tc>
+          <w:tcPr>
+            <w:tcW w:w="274" w:type="pct"/>
+            <w:vAlign w:val="center"/>
+          </w:tcPr>
+          <w:p>
+            <w:pPr>
+              <w:spacing w:after="0" w:line="240" w:lineRule="auto"/>
+              <w:jc w:val="center"/>
+              <w:textAlignment w:val="baseline"/>
+              <w:rPr>
+                <w:rFonts w:ascii="Arial" w:eastAsia="Times New Roman" w:hAnsi="Arial" w:cs="Arial"/>
+                <w:b/>
+                <w:bCs/>
+                <w:lang w:val="en-US" w:eastAsia="en-IN"/>
+              </w:rPr>
+            </w:pPr>
+          </w:p>
+        </w:tc>
+        <w:tc>
+          <w:tcPr>
+            <w:tcW w:w="275" w:type="pct"/>
+            <w:vAlign w:val="center"/>
+          </w:tcPr>
+          <w:p>
+            <w:pPr>
+              <w:spacing w:after="0" w:line="240" w:lineRule="auto"/>
+              <w:jc w:val="center"/>
+              <w:textAlignment w:val="baseline"/>
+              <w:rPr>
+                <w:rFonts w:ascii="Arial" w:eastAsia="Times New Roman" w:hAnsi="Arial" w:cs="Arial"/>
+                <w:b/>
+                <w:bCs/>
+                <w:lang w:val="en-US" w:eastAsia="en-IN"/>
+              </w:rPr>
+            </w:pPr>
+          </w:p>
+        </w:tc>
+        <w:tc>
+          <w:tcPr>
+            <w:tcW w:w="275" w:type="pct"/>
+            <w:vAlign w:val="center"/>
+          </w:tcPr>
+          <w:p>
+            <w:pPr>
+              <w:spacing w:after="0" w:line="240" w:lineRule="auto"/>
+              <w:jc w:val="center"/>
+              <w:textAlignment w:val="baseline"/>
+              <w:rPr>
+                <w:rFonts w:ascii="Arial" w:eastAsia="Times New Roman" w:hAnsi="Arial" w:cs="Arial"/>
+                <w:b/>
+                <w:bCs/>
+                <w:lang w:val="en-US" w:eastAsia="en-IN"/>
+              </w:rPr>
+            </w:pPr>
+          </w:p>
+        </w:tc>
+        <w:tc>
+          <w:tcPr>
+            <w:tcW w:w="275" w:type="pct"/>
+            <w:vAlign w:val="center"/>
+          </w:tcPr>
+          <w:p>
+            <w:pPr>
+              <w:spacing w:after="0" w:line="240" w:lineRule="auto"/>
+              <w:jc w:val="center"/>
+              <w:textAlignment w:val="baseline"/>
+              <w:rPr>
+                <w:rFonts w:ascii="Arial" w:eastAsia="Times New Roman" w:hAnsi="Arial" w:cs="Arial"/>
+                <w:b/>
+                <w:bCs/>
+                <w:lang w:val="en-US" w:eastAsia="en-IN"/>
+              </w:rPr>
+            </w:pPr>
+          </w:p>
+        </w:tc>
+        <w:tc>
+          <w:tcPr>
+            <w:tcW w:w="274" w:type="pct"/>
+            <w:vAlign w:val="center"/>
+          </w:tcPr>
+          <w:p>
+            <w:pPr>
+              <w:spacing w:after="0" w:line="240" w:lineRule="auto"/>
+              <w:jc w:val="center"/>
+              <w:textAlignment w:val="baseline"/>
+              <w:rPr>
+                <w:rFonts w:ascii="Arial" w:eastAsia="Times New Roman" w:hAnsi="Arial" w:cs="Arial"/>
+                <w:b/>
+                <w:bCs/>
+                <w:lang w:val="en-US" w:eastAsia="en-IN"/>
+              </w:rPr>
+            </w:pPr>
+          </w:p>
+        </w:tc>
+        <w:tc>
+          <w:tcPr>
+            <w:tcW w:w="275" w:type="pct"/>
+            <w:vAlign w:val="center"/>
+          </w:tcPr>
+          <w:p>
+            <w:pPr>
+              <w:spacing w:after="0" w:line="240" w:lineRule="auto"/>
+              <w:jc w:val="center"/>
+              <w:textAlignment w:val="baseline"/>
+              <w:rPr>
+                <w:rFonts w:ascii="Arial" w:eastAsia="Times New Roman" w:hAnsi="Arial" w:cs="Arial"/>
+                <w:b/>
+                <w:bCs/>
+                <w:lang w:val="en-US" w:eastAsia="en-IN"/>
+              </w:rPr>
+            </w:pPr>
+          </w:p>
+        </w:tc>
+        <w:tc>
+          <w:tcPr>
+            <w:tcW w:w="274" w:type="pct"/>
+            <w:vAlign w:val="center"/>
+          </w:tcPr>
+          <w:p>
+            <w:pPr>
+              <w:spacing w:after="0" w:line="240" w:lineRule="auto"/>
+              <w:jc w:val="center"/>
+              <w:textAlignment w:val="baseline"/>
+              <w:rPr>
+                <w:rFonts w:ascii="Arial" w:eastAsia="Times New Roman" w:hAnsi="Arial" w:cs="Arial"/>
+                <w:b/>
+                <w:bCs/>
+                <w:lang w:val="en-US" w:eastAsia="en-IN"/>
+              </w:rPr>
+            </w:pPr>
+          </w:p>
+        </w:tc>
+        <w:tc>
+          <w:tcPr>
+            <w:tcW w:w="275" w:type="pct"/>
+            <w:vAlign w:val="center"/>
+          </w:tcPr>
+          <w:p>
+            <w:pPr>
+              <w:spacing w:after="0" w:line="240" w:lineRule="auto"/>
+              <w:jc w:val="center"/>
+              <w:textAlignment w:val="baseline"/>
+              <w:rPr>
+                <w:rFonts w:ascii="Arial" w:eastAsia="Times New Roman" w:hAnsi="Arial" w:cs="Arial"/>
+                <w:b/>
+                <w:bCs/>
+                <w:lang w:val="en-US" w:eastAsia="en-IN"/>
+              </w:rPr>
+            </w:pPr>
+          </w:p>
+        </w:tc>
+        <w:tc>
+          <w:tcPr>
+            <w:tcW w:w="274" w:type="pct"/>
+            <w:vAlign w:val="center"/>
+          </w:tcPr>
+          <w:p>
+            <w:pPr>
+              <w:spacing w:after="0" w:line="240" w:lineRule="auto"/>
+              <w:jc w:val="center"/>
+              <w:textAlignment w:val="baseline"/>
+              <w:rPr>
+                <w:rFonts w:ascii="Arial" w:eastAsia="Times New Roman" w:hAnsi="Arial" w:cs="Arial"/>
+                <w:b/>
+                <w:bCs/>
+                <w:lang w:val="en-US" w:eastAsia="en-IN"/>
+              </w:rPr>
+            </w:pPr>
+          </w:p>
+        </w:tc>
+        <w:tc>
+          <w:tcPr>
+            <w:tcW w:w="275" w:type="pct"/>
+            <w:vAlign w:val="center"/>
+          </w:tcPr>
+          <w:p>
+            <w:pPr>
+              <w:spacing w:after="0" w:line="240" w:lineRule="auto"/>
+              <w:jc w:val="center"/>
+              <w:textAlignment w:val="baseline"/>
+              <w:rPr>
+                <w:rFonts w:ascii="Arial" w:eastAsia="Times New Roman" w:hAnsi="Arial" w:cs="Arial"/>
+                <w:b/>
+                <w:bCs/>
+                <w:lang w:val="en-US" w:eastAsia="en-IN"/>
+              </w:rPr>
+            </w:pPr>
+          </w:p>
+        </w:tc>
+        <w:tc>
+          <w:tcPr>
+            <w:tcW w:w="274" w:type="pct"/>
+            <w:vAlign w:val="center"/>
+          </w:tcPr>
+          <w:p>
+            <w:pPr>
+              <w:spacing w:after="0" w:line="240" w:lineRule="auto"/>
+              <w:jc w:val="center"/>
+              <w:textAlignment w:val="baseline"/>
+              <w:rPr>
+                <w:rFonts w:ascii="Arial" w:eastAsia="Times New Roman" w:hAnsi="Arial" w:cs="Arial"/>
+                <w:b/>
+                <w:bCs/>
+                <w:lang w:val="en-US" w:eastAsia="en-IN"/>
+              </w:rPr>
+            </w:pPr>
+          </w:p>
+        </w:tc>
+        <w:tc>
+          <w:tcPr>
+            <w:tcW w:w="274" w:type="pct"/>
+            <w:vAlign w:val="center"/>
+          </w:tcPr>
+          <w:p>
+            <w:pPr>
+              <w:spacing w:after="0" w:line="240" w:lineRule="auto"/>
+              <w:jc w:val="center"/>
+              <w:textAlignment w:val="baseline"/>
+              <w:rPr>
+                <w:rFonts w:ascii="Arial" w:eastAsia="Times New Roman" w:hAnsi="Arial" w:cs="Arial"/>
+                <w:b/>
+                <w:bCs/>
+                <w:lang w:val="en-US" w:eastAsia="en-IN"/>
+              </w:rPr>
+            </w:pPr>
+          </w:p>
         </w:tc>
       </w:tr>
       <w:tr>
@@ -6800,10 +8492,15 @@
             <w:vAlign w:val="center"/>
           </w:tcPr>
           <w:p>
-            <w:r/>
-            <w:r>
-              <w:t>{{ r.c0 }}</w:t>
-            </w:r>
+            <w:pPr>
+              <w:spacing w:after="0" w:line="240" w:lineRule="auto"/>
+              <w:rPr>
+                <w:rFonts w:ascii="Arial" w:eastAsia="Times New Roman" w:hAnsi="Arial" w:cs="Arial"/>
+                <w:b/>
+                <w:bCs/>
+                <w:lang w:val="en-US" w:eastAsia="en-IN"/>
+              </w:rPr>
+            </w:pPr>
           </w:p>
         </w:tc>
         <w:tc>
@@ -6812,10 +8509,17 @@
             <w:vAlign w:val="center"/>
           </w:tcPr>
           <w:p>
-            <w:r/>
-            <w:r>
-              <w:t>{{ r.c1 }}</w:t>
-            </w:r>
+            <w:pPr>
+              <w:spacing w:after="0" w:line="240" w:lineRule="auto"/>
+              <w:jc w:val="center"/>
+              <w:textAlignment w:val="baseline"/>
+              <w:rPr>
+                <w:rFonts w:ascii="Arial" w:eastAsia="Times New Roman" w:hAnsi="Arial" w:cs="Arial"/>
+                <w:b/>
+                <w:bCs/>
+                <w:lang w:val="en-US" w:eastAsia="en-IN"/>
+              </w:rPr>
+            </w:pPr>
           </w:p>
         </w:tc>
         <w:tc>
@@ -6824,22 +8528,36 @@
             <w:vAlign w:val="center"/>
           </w:tcPr>
           <w:p>
-            <w:r/>
-            <w:r>
-              <w:t>{{ r.c2 }}</w:t>
-            </w:r>
-          </w:p>
-        </w:tc>
-        <w:tc>
-          <w:tcPr>
-            <w:tcW w:w="274" w:type="pct"/>
-            <w:vAlign w:val="center"/>
-          </w:tcPr>
-          <w:p>
-            <w:r/>
-            <w:r>
-              <w:t>{{ r.c3 }}</w:t>
-            </w:r>
+            <w:pPr>
+              <w:spacing w:after="0" w:line="240" w:lineRule="auto"/>
+              <w:jc w:val="center"/>
+              <w:textAlignment w:val="baseline"/>
+              <w:rPr>
+                <w:rFonts w:ascii="Arial" w:eastAsia="Times New Roman" w:hAnsi="Arial" w:cs="Arial"/>
+                <w:b/>
+                <w:bCs/>
+                <w:lang w:val="en-US" w:eastAsia="en-IN"/>
+              </w:rPr>
+            </w:pPr>
+          </w:p>
+        </w:tc>
+        <w:tc>
+          <w:tcPr>
+            <w:tcW w:w="274" w:type="pct"/>
+            <w:vAlign w:val="center"/>
+          </w:tcPr>
+          <w:p>
+            <w:pPr>
+              <w:spacing w:after="0" w:line="240" w:lineRule="auto"/>
+              <w:jc w:val="center"/>
+              <w:textAlignment w:val="baseline"/>
+              <w:rPr>
+                <w:rFonts w:ascii="Arial" w:eastAsia="Times New Roman" w:hAnsi="Arial" w:cs="Arial"/>
+                <w:b/>
+                <w:bCs/>
+                <w:lang w:val="en-US" w:eastAsia="en-IN"/>
+              </w:rPr>
+            </w:pPr>
           </w:p>
         </w:tc>
         <w:tc>
@@ -6848,22 +8566,36 @@
             <w:vAlign w:val="center"/>
           </w:tcPr>
           <w:p>
-            <w:r/>
-            <w:r>
-              <w:t>{{ r.c4 }}</w:t>
-            </w:r>
-          </w:p>
-        </w:tc>
-        <w:tc>
-          <w:tcPr>
-            <w:tcW w:w="274" w:type="pct"/>
-            <w:vAlign w:val="center"/>
-          </w:tcPr>
-          <w:p>
-            <w:r/>
-            <w:r>
-              <w:t>{{ r.c5 }}</w:t>
-            </w:r>
+            <w:pPr>
+              <w:spacing w:after="0" w:line="240" w:lineRule="auto"/>
+              <w:jc w:val="center"/>
+              <w:textAlignment w:val="baseline"/>
+              <w:rPr>
+                <w:rFonts w:ascii="Arial" w:eastAsia="Times New Roman" w:hAnsi="Arial" w:cs="Arial"/>
+                <w:b/>
+                <w:bCs/>
+                <w:lang w:val="en-US" w:eastAsia="en-IN"/>
+              </w:rPr>
+            </w:pPr>
+          </w:p>
+        </w:tc>
+        <w:tc>
+          <w:tcPr>
+            <w:tcW w:w="274" w:type="pct"/>
+            <w:vAlign w:val="center"/>
+          </w:tcPr>
+          <w:p>
+            <w:pPr>
+              <w:spacing w:after="0" w:line="240" w:lineRule="auto"/>
+              <w:jc w:val="center"/>
+              <w:textAlignment w:val="baseline"/>
+              <w:rPr>
+                <w:rFonts w:ascii="Arial" w:eastAsia="Times New Roman" w:hAnsi="Arial" w:cs="Arial"/>
+                <w:b/>
+                <w:bCs/>
+                <w:lang w:val="en-US" w:eastAsia="en-IN"/>
+              </w:rPr>
+            </w:pPr>
           </w:p>
         </w:tc>
         <w:tc>
@@ -6872,10 +8604,17 @@
             <w:vAlign w:val="center"/>
           </w:tcPr>
           <w:p>
-            <w:r/>
-            <w:r>
-              <w:t>{{ r.c6 }}</w:t>
-            </w:r>
+            <w:pPr>
+              <w:spacing w:after="0" w:line="240" w:lineRule="auto"/>
+              <w:jc w:val="center"/>
+              <w:textAlignment w:val="baseline"/>
+              <w:rPr>
+                <w:rFonts w:ascii="Arial" w:eastAsia="Times New Roman" w:hAnsi="Arial" w:cs="Arial"/>
+                <w:b/>
+                <w:bCs/>
+                <w:lang w:val="en-US" w:eastAsia="en-IN"/>
+              </w:rPr>
+            </w:pPr>
           </w:p>
         </w:tc>
         <w:tc>
@@ -6884,10 +8623,17 @@
             <w:vAlign w:val="center"/>
           </w:tcPr>
           <w:p>
-            <w:r/>
-            <w:r>
-              <w:t>{{ r.c7 }}</w:t>
-            </w:r>
+            <w:pPr>
+              <w:spacing w:after="0" w:line="240" w:lineRule="auto"/>
+              <w:jc w:val="center"/>
+              <w:textAlignment w:val="baseline"/>
+              <w:rPr>
+                <w:rFonts w:ascii="Arial" w:eastAsia="Times New Roman" w:hAnsi="Arial" w:cs="Arial"/>
+                <w:b/>
+                <w:bCs/>
+                <w:lang w:val="en-US" w:eastAsia="en-IN"/>
+              </w:rPr>
+            </w:pPr>
           </w:p>
         </w:tc>
         <w:tc>
@@ -6896,22 +8642,36 @@
             <w:vAlign w:val="center"/>
           </w:tcPr>
           <w:p>
-            <w:r/>
-            <w:r>
-              <w:t>{{ r.c8 }}</w:t>
-            </w:r>
-          </w:p>
-        </w:tc>
-        <w:tc>
-          <w:tcPr>
-            <w:tcW w:w="274" w:type="pct"/>
-            <w:vAlign w:val="center"/>
-          </w:tcPr>
-          <w:p>
-            <w:r/>
-            <w:r>
-              <w:t>{{ r.c9 }}</w:t>
-            </w:r>
+            <w:pPr>
+              <w:spacing w:after="0" w:line="240" w:lineRule="auto"/>
+              <w:jc w:val="center"/>
+              <w:textAlignment w:val="baseline"/>
+              <w:rPr>
+                <w:rFonts w:ascii="Arial" w:eastAsia="Times New Roman" w:hAnsi="Arial" w:cs="Arial"/>
+                <w:b/>
+                <w:bCs/>
+                <w:lang w:val="en-US" w:eastAsia="en-IN"/>
+              </w:rPr>
+            </w:pPr>
+          </w:p>
+        </w:tc>
+        <w:tc>
+          <w:tcPr>
+            <w:tcW w:w="274" w:type="pct"/>
+            <w:vAlign w:val="center"/>
+          </w:tcPr>
+          <w:p>
+            <w:pPr>
+              <w:spacing w:after="0" w:line="240" w:lineRule="auto"/>
+              <w:jc w:val="center"/>
+              <w:textAlignment w:val="baseline"/>
+              <w:rPr>
+                <w:rFonts w:ascii="Arial" w:eastAsia="Times New Roman" w:hAnsi="Arial" w:cs="Arial"/>
+                <w:b/>
+                <w:bCs/>
+                <w:lang w:val="en-US" w:eastAsia="en-IN"/>
+              </w:rPr>
+            </w:pPr>
           </w:p>
         </w:tc>
         <w:tc>
@@ -6920,22 +8680,36 @@
             <w:vAlign w:val="center"/>
           </w:tcPr>
           <w:p>
-            <w:r/>
-            <w:r>
-              <w:t>{{ r.c10 }}</w:t>
-            </w:r>
-          </w:p>
-        </w:tc>
-        <w:tc>
-          <w:tcPr>
-            <w:tcW w:w="274" w:type="pct"/>
-            <w:vAlign w:val="center"/>
-          </w:tcPr>
-          <w:p>
-            <w:r/>
-            <w:r>
-              <w:t>{{ r.c11 }}</w:t>
-            </w:r>
+            <w:pPr>
+              <w:spacing w:after="0" w:line="240" w:lineRule="auto"/>
+              <w:jc w:val="center"/>
+              <w:textAlignment w:val="baseline"/>
+              <w:rPr>
+                <w:rFonts w:ascii="Arial" w:eastAsia="Times New Roman" w:hAnsi="Arial" w:cs="Arial"/>
+                <w:b/>
+                <w:bCs/>
+                <w:lang w:val="en-US" w:eastAsia="en-IN"/>
+              </w:rPr>
+            </w:pPr>
+          </w:p>
+        </w:tc>
+        <w:tc>
+          <w:tcPr>
+            <w:tcW w:w="274" w:type="pct"/>
+            <w:vAlign w:val="center"/>
+          </w:tcPr>
+          <w:p>
+            <w:pPr>
+              <w:spacing w:after="0" w:line="240" w:lineRule="auto"/>
+              <w:jc w:val="center"/>
+              <w:textAlignment w:val="baseline"/>
+              <w:rPr>
+                <w:rFonts w:ascii="Arial" w:eastAsia="Times New Roman" w:hAnsi="Arial" w:cs="Arial"/>
+                <w:b/>
+                <w:bCs/>
+                <w:lang w:val="en-US" w:eastAsia="en-IN"/>
+              </w:rPr>
+            </w:pPr>
           </w:p>
         </w:tc>
         <w:tc>
@@ -6944,22 +8718,36 @@
             <w:vAlign w:val="center"/>
           </w:tcPr>
           <w:p>
-            <w:r/>
-            <w:r>
-              <w:t>{{ r.c12 }}</w:t>
-            </w:r>
-          </w:p>
-        </w:tc>
-        <w:tc>
-          <w:tcPr>
-            <w:tcW w:w="274" w:type="pct"/>
-            <w:vAlign w:val="center"/>
-          </w:tcPr>
-          <w:p>
-            <w:r/>
-            <w:r>
-              <w:t>{{ r.c13 }}</w:t>
-            </w:r>
+            <w:pPr>
+              <w:spacing w:after="0" w:line="240" w:lineRule="auto"/>
+              <w:jc w:val="center"/>
+              <w:textAlignment w:val="baseline"/>
+              <w:rPr>
+                <w:rFonts w:ascii="Arial" w:eastAsia="Times New Roman" w:hAnsi="Arial" w:cs="Arial"/>
+                <w:b/>
+                <w:bCs/>
+                <w:lang w:val="en-US" w:eastAsia="en-IN"/>
+              </w:rPr>
+            </w:pPr>
+          </w:p>
+        </w:tc>
+        <w:tc>
+          <w:tcPr>
+            <w:tcW w:w="274" w:type="pct"/>
+            <w:vAlign w:val="center"/>
+          </w:tcPr>
+          <w:p>
+            <w:pPr>
+              <w:spacing w:after="0" w:line="240" w:lineRule="auto"/>
+              <w:jc w:val="center"/>
+              <w:textAlignment w:val="baseline"/>
+              <w:rPr>
+                <w:rFonts w:ascii="Arial" w:eastAsia="Times New Roman" w:hAnsi="Arial" w:cs="Arial"/>
+                <w:b/>
+                <w:bCs/>
+                <w:lang w:val="en-US" w:eastAsia="en-IN"/>
+              </w:rPr>
+            </w:pPr>
           </w:p>
         </w:tc>
         <w:tc>
@@ -6968,144 +8756,382 @@
             <w:vAlign w:val="center"/>
           </w:tcPr>
           <w:p>
-            <w:r/>
-            <w:r>
-              <w:t>{{ r.c14 }}</w:t>
-            </w:r>
-          </w:p>
-        </w:tc>
-        <w:tc>
-          <w:tcPr>
-            <w:tcW w:w="274" w:type="pct"/>
-            <w:vAlign w:val="center"/>
-          </w:tcPr>
-          <w:p>
-            <w:r/>
-            <w:r>
-              <w:t>{{ r.c15 }}</w:t>
-            </w:r>
-          </w:p>
-        </w:tc>
-        <w:tc>
-          <w:tcPr>
-            <w:tcW w:w="274" w:type="pct"/>
-            <w:vAlign w:val="center"/>
-          </w:tcPr>
-          <w:p>
-            <w:r/>
-            <w:r>
-              <w:t>{{ r.c16 }}</w:t>
-            </w:r>
+            <w:pPr>
+              <w:spacing w:after="0" w:line="240" w:lineRule="auto"/>
+              <w:jc w:val="center"/>
+              <w:textAlignment w:val="baseline"/>
+              <w:rPr>
+                <w:rFonts w:ascii="Arial" w:eastAsia="Times New Roman" w:hAnsi="Arial" w:cs="Arial"/>
+                <w:b/>
+                <w:bCs/>
+                <w:lang w:val="en-US" w:eastAsia="en-IN"/>
+              </w:rPr>
+            </w:pPr>
+          </w:p>
+        </w:tc>
+        <w:tc>
+          <w:tcPr>
+            <w:tcW w:w="274" w:type="pct"/>
+            <w:vAlign w:val="center"/>
+          </w:tcPr>
+          <w:p>
+            <w:pPr>
+              <w:spacing w:after="0" w:line="240" w:lineRule="auto"/>
+              <w:jc w:val="center"/>
+              <w:textAlignment w:val="baseline"/>
+              <w:rPr>
+                <w:rFonts w:ascii="Arial" w:eastAsia="Times New Roman" w:hAnsi="Arial" w:cs="Arial"/>
+                <w:b/>
+                <w:bCs/>
+                <w:lang w:val="en-US" w:eastAsia="en-IN"/>
+              </w:rPr>
+            </w:pPr>
+          </w:p>
+        </w:tc>
+        <w:tc>
+          <w:tcPr>
+            <w:tcW w:w="274" w:type="pct"/>
+            <w:vAlign w:val="center"/>
+          </w:tcPr>
+          <w:p>
+            <w:pPr>
+              <w:spacing w:after="0" w:line="240" w:lineRule="auto"/>
+              <w:jc w:val="center"/>
+              <w:textAlignment w:val="baseline"/>
+              <w:rPr>
+                <w:rFonts w:ascii="Arial" w:eastAsia="Times New Roman" w:hAnsi="Arial" w:cs="Arial"/>
+                <w:b/>
+                <w:bCs/>
+                <w:lang w:val="en-US" w:eastAsia="en-IN"/>
+              </w:rPr>
+            </w:pPr>
           </w:p>
         </w:tc>
       </w:tr>
       <w:tr>
-        <w:tc>
-          <w:tcPr>
-            <w:tcW w:type="dxa" w:w="1094"/>
-          </w:tcPr>
-          <w:p>
-            <w:r/>
-            <w:r>
-              <w:t>{%tr endfor %}</w:t>
-            </w:r>
-          </w:p>
-        </w:tc>
-        <w:tc>
-          <w:tcPr>
-            <w:tcW w:type="dxa" w:w="496"/>
-          </w:tcPr>
-          <w:p/>
-        </w:tc>
-        <w:tc>
-          <w:tcPr>
-            <w:tcW w:type="dxa" w:w="496"/>
-          </w:tcPr>
-          <w:p/>
-        </w:tc>
-        <w:tc>
-          <w:tcPr>
-            <w:tcW w:type="dxa" w:w="494"/>
-          </w:tcPr>
-          <w:p/>
-        </w:tc>
-        <w:tc>
-          <w:tcPr>
-            <w:tcW w:type="dxa" w:w="496"/>
-          </w:tcPr>
-          <w:p/>
-        </w:tc>
-        <w:tc>
-          <w:tcPr>
-            <w:tcW w:type="dxa" w:w="494"/>
-          </w:tcPr>
-          <w:p/>
-        </w:tc>
-        <w:tc>
-          <w:tcPr>
-            <w:tcW w:type="dxa" w:w="496"/>
-          </w:tcPr>
-          <w:p/>
-        </w:tc>
-        <w:tc>
-          <w:tcPr>
-            <w:tcW w:type="dxa" w:w="496"/>
-          </w:tcPr>
-          <w:p/>
-        </w:tc>
-        <w:tc>
-          <w:tcPr>
-            <w:tcW w:type="dxa" w:w="496"/>
-          </w:tcPr>
-          <w:p/>
-        </w:tc>
-        <w:tc>
-          <w:tcPr>
-            <w:tcW w:type="dxa" w:w="494"/>
-          </w:tcPr>
-          <w:p/>
-        </w:tc>
-        <w:tc>
-          <w:tcPr>
-            <w:tcW w:type="dxa" w:w="496"/>
-          </w:tcPr>
-          <w:p/>
-        </w:tc>
-        <w:tc>
-          <w:tcPr>
-            <w:tcW w:type="dxa" w:w="494"/>
-          </w:tcPr>
-          <w:p/>
-        </w:tc>
-        <w:tc>
-          <w:tcPr>
-            <w:tcW w:type="dxa" w:w="496"/>
-          </w:tcPr>
-          <w:p/>
-        </w:tc>
-        <w:tc>
-          <w:tcPr>
-            <w:tcW w:type="dxa" w:w="494"/>
-          </w:tcPr>
-          <w:p/>
-        </w:tc>
-        <w:tc>
-          <w:tcPr>
-            <w:tcW w:type="dxa" w:w="496"/>
-          </w:tcPr>
-          <w:p/>
-        </w:tc>
-        <w:tc>
-          <w:tcPr>
-            <w:tcW w:type="dxa" w:w="494"/>
-          </w:tcPr>
-          <w:p/>
-        </w:tc>
-        <w:tc>
-          <w:tcPr>
-            <w:tcW w:type="dxa" w:w="494"/>
-          </w:tcPr>
-          <w:p/>
+        <w:trPr>
+          <w:trHeight w:val="300"/>
+        </w:trPr>
+        <w:tc>
+          <w:tcPr>
+            <w:tcW w:w="607" w:type="pct"/>
+            <w:vAlign w:val="center"/>
+          </w:tcPr>
+          <w:p>
+            <w:pPr>
+              <w:spacing w:after="0" w:line="240" w:lineRule="auto"/>
+              <w:rPr>
+                <w:rFonts w:ascii="Arial" w:eastAsia="Times New Roman" w:hAnsi="Arial" w:cs="Arial"/>
+                <w:b/>
+                <w:bCs/>
+                <w:lang w:val="en-US" w:eastAsia="en-IN"/>
+              </w:rPr>
+            </w:pPr>
+          </w:p>
+        </w:tc>
+        <w:tc>
+          <w:tcPr>
+            <w:tcW w:w="275" w:type="pct"/>
+            <w:vAlign w:val="center"/>
+          </w:tcPr>
+          <w:p>
+            <w:pPr>
+              <w:spacing w:after="0" w:line="240" w:lineRule="auto"/>
+              <w:jc w:val="center"/>
+              <w:textAlignment w:val="baseline"/>
+              <w:rPr>
+                <w:rFonts w:ascii="Arial" w:eastAsia="Times New Roman" w:hAnsi="Arial" w:cs="Arial"/>
+                <w:b/>
+                <w:bCs/>
+                <w:lang w:val="en-US" w:eastAsia="en-IN"/>
+              </w:rPr>
+            </w:pPr>
+          </w:p>
+        </w:tc>
+        <w:tc>
+          <w:tcPr>
+            <w:tcW w:w="275" w:type="pct"/>
+            <w:vAlign w:val="center"/>
+          </w:tcPr>
+          <w:p>
+            <w:pPr>
+              <w:spacing w:after="0" w:line="240" w:lineRule="auto"/>
+              <w:jc w:val="center"/>
+              <w:textAlignment w:val="baseline"/>
+              <w:rPr>
+                <w:rFonts w:ascii="Arial" w:eastAsia="Times New Roman" w:hAnsi="Arial" w:cs="Arial"/>
+                <w:b/>
+                <w:bCs/>
+                <w:lang w:val="en-US" w:eastAsia="en-IN"/>
+              </w:rPr>
+            </w:pPr>
+          </w:p>
+        </w:tc>
+        <w:tc>
+          <w:tcPr>
+            <w:tcW w:w="274" w:type="pct"/>
+            <w:vAlign w:val="center"/>
+          </w:tcPr>
+          <w:p>
+            <w:pPr>
+              <w:spacing w:after="0" w:line="240" w:lineRule="auto"/>
+              <w:jc w:val="center"/>
+              <w:textAlignment w:val="baseline"/>
+              <w:rPr>
+                <w:rFonts w:ascii="Arial" w:eastAsia="Times New Roman" w:hAnsi="Arial" w:cs="Arial"/>
+                <w:b/>
+                <w:bCs/>
+                <w:lang w:val="en-US" w:eastAsia="en-IN"/>
+              </w:rPr>
+            </w:pPr>
+          </w:p>
+        </w:tc>
+        <w:tc>
+          <w:tcPr>
+            <w:tcW w:w="275" w:type="pct"/>
+            <w:vAlign w:val="center"/>
+          </w:tcPr>
+          <w:p>
+            <w:pPr>
+              <w:spacing w:after="0" w:line="240" w:lineRule="auto"/>
+              <w:jc w:val="center"/>
+              <w:textAlignment w:val="baseline"/>
+              <w:rPr>
+                <w:rFonts w:ascii="Arial" w:eastAsia="Times New Roman" w:hAnsi="Arial" w:cs="Arial"/>
+                <w:b/>
+                <w:bCs/>
+                <w:lang w:val="en-US" w:eastAsia="en-IN"/>
+              </w:rPr>
+            </w:pPr>
+          </w:p>
+        </w:tc>
+        <w:tc>
+          <w:tcPr>
+            <w:tcW w:w="274" w:type="pct"/>
+            <w:vAlign w:val="center"/>
+          </w:tcPr>
+          <w:p>
+            <w:pPr>
+              <w:spacing w:after="0" w:line="240" w:lineRule="auto"/>
+              <w:jc w:val="center"/>
+              <w:textAlignment w:val="baseline"/>
+              <w:rPr>
+                <w:rFonts w:ascii="Arial" w:eastAsia="Times New Roman" w:hAnsi="Arial" w:cs="Arial"/>
+                <w:b/>
+                <w:bCs/>
+                <w:lang w:val="en-US" w:eastAsia="en-IN"/>
+              </w:rPr>
+            </w:pPr>
+          </w:p>
+        </w:tc>
+        <w:tc>
+          <w:tcPr>
+            <w:tcW w:w="275" w:type="pct"/>
+            <w:vAlign w:val="center"/>
+          </w:tcPr>
+          <w:p>
+            <w:pPr>
+              <w:spacing w:after="0" w:line="240" w:lineRule="auto"/>
+              <w:jc w:val="center"/>
+              <w:textAlignment w:val="baseline"/>
+              <w:rPr>
+                <w:rFonts w:ascii="Arial" w:eastAsia="Times New Roman" w:hAnsi="Arial" w:cs="Arial"/>
+                <w:b/>
+                <w:bCs/>
+                <w:lang w:val="en-US" w:eastAsia="en-IN"/>
+              </w:rPr>
+            </w:pPr>
+          </w:p>
+        </w:tc>
+        <w:tc>
+          <w:tcPr>
+            <w:tcW w:w="275" w:type="pct"/>
+            <w:vAlign w:val="center"/>
+          </w:tcPr>
+          <w:p>
+            <w:pPr>
+              <w:spacing w:after="0" w:line="240" w:lineRule="auto"/>
+              <w:jc w:val="center"/>
+              <w:textAlignment w:val="baseline"/>
+              <w:rPr>
+                <w:rFonts w:ascii="Arial" w:eastAsia="Times New Roman" w:hAnsi="Arial" w:cs="Arial"/>
+                <w:b/>
+                <w:bCs/>
+                <w:lang w:val="en-US" w:eastAsia="en-IN"/>
+              </w:rPr>
+            </w:pPr>
+          </w:p>
+        </w:tc>
+        <w:tc>
+          <w:tcPr>
+            <w:tcW w:w="275" w:type="pct"/>
+            <w:vAlign w:val="center"/>
+          </w:tcPr>
+          <w:p>
+            <w:pPr>
+              <w:spacing w:after="0" w:line="240" w:lineRule="auto"/>
+              <w:jc w:val="center"/>
+              <w:textAlignment w:val="baseline"/>
+              <w:rPr>
+                <w:rFonts w:ascii="Arial" w:eastAsia="Times New Roman" w:hAnsi="Arial" w:cs="Arial"/>
+                <w:b/>
+                <w:bCs/>
+                <w:lang w:val="en-US" w:eastAsia="en-IN"/>
+              </w:rPr>
+            </w:pPr>
+          </w:p>
+        </w:tc>
+        <w:tc>
+          <w:tcPr>
+            <w:tcW w:w="274" w:type="pct"/>
+            <w:vAlign w:val="center"/>
+          </w:tcPr>
+          <w:p>
+            <w:pPr>
+              <w:spacing w:after="0" w:line="240" w:lineRule="auto"/>
+              <w:jc w:val="center"/>
+              <w:textAlignment w:val="baseline"/>
+              <w:rPr>
+                <w:rFonts w:ascii="Arial" w:eastAsia="Times New Roman" w:hAnsi="Arial" w:cs="Arial"/>
+                <w:b/>
+                <w:bCs/>
+                <w:lang w:val="en-US" w:eastAsia="en-IN"/>
+              </w:rPr>
+            </w:pPr>
+          </w:p>
+        </w:tc>
+        <w:tc>
+          <w:tcPr>
+            <w:tcW w:w="275" w:type="pct"/>
+            <w:vAlign w:val="center"/>
+          </w:tcPr>
+          <w:p>
+            <w:pPr>
+              <w:spacing w:after="0" w:line="240" w:lineRule="auto"/>
+              <w:jc w:val="center"/>
+              <w:textAlignment w:val="baseline"/>
+              <w:rPr>
+                <w:rFonts w:ascii="Arial" w:eastAsia="Times New Roman" w:hAnsi="Arial" w:cs="Arial"/>
+                <w:b/>
+                <w:bCs/>
+                <w:lang w:val="en-US" w:eastAsia="en-IN"/>
+              </w:rPr>
+            </w:pPr>
+          </w:p>
+        </w:tc>
+        <w:tc>
+          <w:tcPr>
+            <w:tcW w:w="274" w:type="pct"/>
+            <w:vAlign w:val="center"/>
+          </w:tcPr>
+          <w:p>
+            <w:pPr>
+              <w:spacing w:after="0" w:line="240" w:lineRule="auto"/>
+              <w:jc w:val="center"/>
+              <w:textAlignment w:val="baseline"/>
+              <w:rPr>
+                <w:rFonts w:ascii="Arial" w:eastAsia="Times New Roman" w:hAnsi="Arial" w:cs="Arial"/>
+                <w:b/>
+                <w:bCs/>
+                <w:lang w:val="en-US" w:eastAsia="en-IN"/>
+              </w:rPr>
+            </w:pPr>
+          </w:p>
+        </w:tc>
+        <w:tc>
+          <w:tcPr>
+            <w:tcW w:w="275" w:type="pct"/>
+            <w:vAlign w:val="center"/>
+          </w:tcPr>
+          <w:p>
+            <w:pPr>
+              <w:spacing w:after="0" w:line="240" w:lineRule="auto"/>
+              <w:jc w:val="center"/>
+              <w:textAlignment w:val="baseline"/>
+              <w:rPr>
+                <w:rFonts w:ascii="Arial" w:eastAsia="Times New Roman" w:hAnsi="Arial" w:cs="Arial"/>
+                <w:b/>
+                <w:bCs/>
+                <w:lang w:val="en-US" w:eastAsia="en-IN"/>
+              </w:rPr>
+            </w:pPr>
+          </w:p>
+        </w:tc>
+        <w:tc>
+          <w:tcPr>
+            <w:tcW w:w="274" w:type="pct"/>
+            <w:vAlign w:val="center"/>
+          </w:tcPr>
+          <w:p>
+            <w:pPr>
+              <w:spacing w:after="0" w:line="240" w:lineRule="auto"/>
+              <w:jc w:val="center"/>
+              <w:textAlignment w:val="baseline"/>
+              <w:rPr>
+                <w:rFonts w:ascii="Arial" w:eastAsia="Times New Roman" w:hAnsi="Arial" w:cs="Arial"/>
+                <w:b/>
+                <w:bCs/>
+                <w:lang w:val="en-US" w:eastAsia="en-IN"/>
+              </w:rPr>
+            </w:pPr>
+          </w:p>
+        </w:tc>
+        <w:tc>
+          <w:tcPr>
+            <w:tcW w:w="275" w:type="pct"/>
+            <w:vAlign w:val="center"/>
+          </w:tcPr>
+          <w:p>
+            <w:pPr>
+              <w:spacing w:after="0" w:line="240" w:lineRule="auto"/>
+              <w:jc w:val="center"/>
+              <w:textAlignment w:val="baseline"/>
+              <w:rPr>
+                <w:rFonts w:ascii="Arial" w:eastAsia="Times New Roman" w:hAnsi="Arial" w:cs="Arial"/>
+                <w:b/>
+                <w:bCs/>
+                <w:lang w:val="en-US" w:eastAsia="en-IN"/>
+              </w:rPr>
+            </w:pPr>
+          </w:p>
+        </w:tc>
+        <w:tc>
+          <w:tcPr>
+            <w:tcW w:w="274" w:type="pct"/>
+            <w:vAlign w:val="center"/>
+          </w:tcPr>
+          <w:p>
+            <w:pPr>
+              <w:spacing w:after="0" w:line="240" w:lineRule="auto"/>
+              <w:jc w:val="center"/>
+              <w:textAlignment w:val="baseline"/>
+              <w:rPr>
+                <w:rFonts w:ascii="Arial" w:eastAsia="Times New Roman" w:hAnsi="Arial" w:cs="Arial"/>
+                <w:b/>
+                <w:bCs/>
+                <w:lang w:val="en-US" w:eastAsia="en-IN"/>
+              </w:rPr>
+            </w:pPr>
+          </w:p>
+        </w:tc>
+        <w:tc>
+          <w:tcPr>
+            <w:tcW w:w="274" w:type="pct"/>
+            <w:vAlign w:val="center"/>
+          </w:tcPr>
+          <w:p>
+            <w:pPr>
+              <w:spacing w:after="0" w:line="240" w:lineRule="auto"/>
+              <w:jc w:val="center"/>
+              <w:textAlignment w:val="baseline"/>
+              <w:rPr>
+                <w:rFonts w:ascii="Arial" w:eastAsia="Times New Roman" w:hAnsi="Arial" w:cs="Arial"/>
+                <w:b/>
+                <w:bCs/>
+                <w:lang w:val="en-US" w:eastAsia="en-IN"/>
+              </w:rPr>
+            </w:pPr>
+          </w:p>
         </w:tc>
       </w:tr>
     </w:tbl>
@@ -7268,8 +9294,16 @@
     </w:p>
     <w:p>
       <w:pPr>
+        <w:spacing w:before="0" w:after="0"/>
+      </w:pPr>
+      <w:r>
+        <w:t>{{ img_photo_1 }}</w:t>
+      </w:r>
+    </w:p>
+    <w:p>
+      <w:pPr>
         <w:pStyle w:val="Caption"/>
-        <w:spacing w:after="0"/>
+        <w:spacing w:after="0" w:before="0"/>
         <w:jc w:val="center"/>
         <w:rPr>
           <w:rFonts w:ascii="Arial" w:hAnsi="Arial" w:cs="Arial"/>
@@ -7465,11 +9499,6 @@
       <w:bookmarkEnd w:id="135"/>
     </w:p>
     <w:p>
-      <w:r>
-        <w:t>{{ img_photo_1 }}</w:t>
-      </w:r>
-    </w:p>
-    <w:p>
       <w:pPr>
         <w:spacing w:after="0"/>
         <w:jc w:val="center"/>
@@ -7483,8 +9512,16 @@
     </w:p>
     <w:p>
       <w:pPr>
+        <w:spacing w:before="0" w:after="0"/>
+      </w:pPr>
+      <w:r>
+        <w:t>{{ img_photo_2 }}</w:t>
+      </w:r>
+    </w:p>
+    <w:p>
+      <w:pPr>
         <w:pStyle w:val="Caption"/>
-        <w:spacing w:after="0"/>
+        <w:spacing w:after="0" w:before="0"/>
         <w:jc w:val="center"/>
         <w:rPr>
           <w:rFonts w:ascii="Arial" w:hAnsi="Arial" w:cs="Arial"/>
@@ -7693,11 +9730,6 @@
       </w:r>
     </w:p>
     <w:p>
-      <w:r>
-        <w:t>{{ img_photo_2 }}</w:t>
-      </w:r>
-    </w:p>
-    <w:p>
       <w:pPr>
         <w:spacing w:after="0"/>
       </w:pPr>
@@ -7761,6 +9793,7 @@
       <w:tr>
         <w:trPr>
           <w:trHeight w:val="567"/>
+          <w:tblHeader/>
         </w:trPr>
         <w:tc>
           <w:tcPr>
@@ -8110,6 +10143,7 @@
       <w:tr>
         <w:trPr>
           <w:trHeight w:val="340"/>
+          <w:tblHeader/>
         </w:trPr>
         <w:tc>
           <w:tcPr>
@@ -8399,9 +10433,23 @@
             <w:vAlign w:val="center"/>
           </w:tcPr>
           <w:p>
-            <w:r/>
-            <w:r>
-              <w:t>{{ tested_by_2 }}</w:t>
+            <w:pPr>
+              <w:jc w:val="center"/>
+              <w:rPr>
+                <w:rFonts w:ascii="Arial" w:hAnsi="Arial" w:cs="Arial"/>
+                <w:b/>
+                <w:bCs/>
+                <w:color w:val="000000" w:themeColor="text1"/>
+              </w:rPr>
+            </w:pPr>
+            <w:r>
+              <w:rPr>
+                <w:rFonts w:ascii="Arial" w:eastAsiaTheme="majorEastAsia" w:hAnsi="Arial" w:cs="Arial"/>
+                <w:b/>
+                <w:bCs/>
+                <w:lang w:val="en-US"/>
+              </w:rPr>
+              <w:t>Tested By</w:t>
             </w:r>
           </w:p>
         </w:tc>

--- a/datasheet_gen/word_templates/SURGE.docx
+++ b/datasheet_gen/word_templates/SURGE.docx
@@ -991,6 +991,30 @@
     </w:p>
     <w:p>
       <w:pPr>
+        <w:jc w:val="center"/>
+      </w:pPr>
+      <w:r>
+        <w:t>{{ img_fc_1 }}</w:t>
+      </w:r>
+    </w:p>
+    <w:p>
+      <w:pPr>
+        <w:jc w:val="center"/>
+      </w:pPr>
+      <w:r>
+        <w:t>{{ img_fc_2 }}</w:t>
+      </w:r>
+    </w:p>
+    <w:p>
+      <w:pPr>
+        <w:jc w:val="center"/>
+      </w:pPr>
+      <w:r>
+        <w:t>{{ img_fc_3 }}</w:t>
+      </w:r>
+    </w:p>
+    <w:p>
+      <w:pPr>
         <w:pStyle w:val="Heading2"/>
         <w:numPr>
           <w:ilvl w:val="1"/>
@@ -1307,9 +1331,8 @@
             <w:vAlign w:val="center"/>
           </w:tcPr>
           <w:p>
-            <w:r/>
             <w:r>
-              <w:t>{{ immunity_test_requirement }}</w:t>
+              <w:t>{{r immunity_test_requirement }}</w:t>
             </w:r>
           </w:p>
         </w:tc>
@@ -1348,9 +1371,8 @@
             <w:vAlign w:val="center"/>
           </w:tcPr>
           <w:p>
-            <w:r/>
             <w:r>
-              <w:t>{{ test_port_col_2 }}</w:t>
+              <w:t>{{r test_port_power }}</w:t>
             </w:r>
           </w:p>
         </w:tc>
@@ -1360,9 +1382,8 @@
             <w:vAlign w:val="center"/>
           </w:tcPr>
           <w:p>
-            <w:r/>
             <w:r>
-              <w:t>{{ test_port_col_3 }}</w:t>
+              <w:t>{{r test_port_signal }}</w:t>
             </w:r>
           </w:p>
         </w:tc>
@@ -1423,11 +1444,15 @@
             <w:vAlign w:val="center"/>
           </w:tcPr>
           <w:p>
-            <w:r/>
             <w:r>
-              <w:t>{{ test_voltage_common_mode_col_2 }}</w:t>
+              <w:t>Power Line</w:t>
             </w:r>
           </w:p>
+          <w:p>
+            <w:r>
+              <w:t>{{r tv_cm_power }}</w:t>
+            </w:r>
+          </w:p>
         </w:tc>
         <w:tc>
           <w:tcPr>
@@ -1435,9 +1460,13 @@
             <w:vAlign w:val="center"/>
           </w:tcPr>
           <w:p>
-            <w:r/>
             <w:r>
-              <w:t>{{ test_voltage_common_mode_col_3 }}</w:t>
+              <w:t>Signal Line</w:t>
+            </w:r>
+          </w:p>
+          <w:p>
+            <w:r>
+              <w:t>{{r tv_cm_signal }}</w:t>
             </w:r>
           </w:p>
         </w:tc>
@@ -1491,11 +1520,15 @@
             <w:vAlign w:val="center"/>
           </w:tcPr>
           <w:p>
-            <w:r/>
             <w:r>
-              <w:t>{{ test_voltage_differential_mode_col_2 }}</w:t>
+              <w:t>Power Line</w:t>
             </w:r>
           </w:p>
+          <w:p>
+            <w:r>
+              <w:t>{{r tv_dm_power }}</w:t>
+            </w:r>
+          </w:p>
         </w:tc>
         <w:tc>
           <w:tcPr>
@@ -1503,9 +1536,13 @@
             <w:vAlign w:val="center"/>
           </w:tcPr>
           <w:p>
-            <w:r/>
             <w:r>
-              <w:t>{{ test_voltage_differential_mode_col_3 }}</w:t>
+              <w:t>Signal Line</w:t>
+            </w:r>
+          </w:p>
+          <w:p>
+            <w:r>
+              <w:t>{{r tv_dm_signal }}</w:t>
             </w:r>
           </w:p>
         </w:tc>
@@ -1545,9 +1582,8 @@
             <w:vAlign w:val="center"/>
           </w:tcPr>
           <w:p>
-            <w:r/>
             <w:r>
-              <w:t>{{ coupling_phases }}</w:t>
+              <w:t>{{r coupling_phases }}</w:t>
             </w:r>
           </w:p>
         </w:tc>
@@ -1587,9 +1623,8 @@
             <w:vAlign w:val="center"/>
           </w:tcPr>
           <w:p>
-            <w:r/>
             <w:r>
-              <w:t>{{ repetition_rate }}</w:t>
+              <w:t>{{r repetition_rate }}</w:t>
             </w:r>
           </w:p>
         </w:tc>
@@ -1776,9 +1811,8 @@
             <w:vAlign w:val="center"/>
           </w:tcPr>
           <w:p>
-            <w:r/>
             <w:r>
-              <w:t>{{ eut_configuration_col_2 }}</w:t>
+              <w:t>{{r eut_configuration_col_2 }}</w:t>
             </w:r>
           </w:p>
         </w:tc>
@@ -1788,9 +1822,8 @@
             <w:vAlign w:val="center"/>
           </w:tcPr>
           <w:p>
-            <w:r/>
             <w:r>
-              <w:t>{{ eut_configuration_col_3 }}</w:t>
+              <w:t>{{r eut_configuration_col_3 }}</w:t>
             </w:r>
           </w:p>
         </w:tc>
@@ -2244,2511 +2277,6 @@
         </w:rPr>
       </w:pPr>
     </w:p>
-    <w:tbl>
-      <w:tblPr>
-        <w:tblW w:w="5000" w:type="pct"/>
-        <w:tblBorders>
-          <w:top w:val="single" w:sz="4" w:space="0" w:color="auto"/>
-          <w:left w:val="single" w:sz="4" w:space="0" w:color="auto"/>
-          <w:bottom w:val="single" w:sz="4" w:space="0" w:color="auto"/>
-          <w:right w:val="single" w:sz="4" w:space="0" w:color="auto"/>
-          <w:insideH w:val="single" w:sz="4" w:space="0" w:color="auto"/>
-          <w:insideV w:val="single" w:sz="4" w:space="0" w:color="auto"/>
-        </w:tblBorders>
-        <w:tblCellMar>
-          <w:left w:w="0" w:type="dxa"/>
-          <w:right w:w="0" w:type="dxa"/>
-        </w:tblCellMar>
-        <w:tblLook w:val="04A0" w:firstRow="1" w:lastRow="0" w:firstColumn="1" w:lastColumn="0" w:noHBand="0" w:noVBand="1"/>
-      </w:tblPr>
-      <w:tblGrid>
-        <w:gridCol w:w="1104"/>
-        <w:gridCol w:w="494"/>
-        <w:gridCol w:w="494"/>
-        <w:gridCol w:w="494"/>
-        <w:gridCol w:w="496"/>
-        <w:gridCol w:w="494"/>
-        <w:gridCol w:w="494"/>
-        <w:gridCol w:w="494"/>
-        <w:gridCol w:w="498"/>
-        <w:gridCol w:w="494"/>
-        <w:gridCol w:w="494"/>
-        <w:gridCol w:w="494"/>
-        <w:gridCol w:w="501"/>
-        <w:gridCol w:w="494"/>
-        <w:gridCol w:w="494"/>
-        <w:gridCol w:w="494"/>
-        <w:gridCol w:w="489"/>
-      </w:tblGrid>
-      <w:tr>
-        <w:trPr>
-          <w:trHeight w:val="300"/>
-        </w:trPr>
-        <w:tc>
-          <w:tcPr>
-            <w:tcW w:w="612" w:type="pct"/>
-            <w:vMerge w:val="restart"/>
-            <w:vAlign w:val="center"/>
-          </w:tcPr>
-          <w:p>
-            <w:pPr>
-              <w:spacing w:after="0" w:line="240" w:lineRule="auto"/>
-              <w:jc w:val="center"/>
-              <w:rPr>
-                <w:rFonts w:ascii="Arial" w:eastAsia="Times New Roman" w:hAnsi="Arial" w:cs="Arial"/>
-                <w:b/>
-                <w:bCs/>
-                <w:lang w:val="en-US" w:eastAsia="en-IN"/>
-              </w:rPr>
-            </w:pPr>
-            <w:r>
-              <w:rPr>
-                <w:rFonts w:ascii="Arial" w:eastAsia="Times New Roman" w:hAnsi="Arial" w:cs="Arial"/>
-                <w:b/>
-                <w:bCs/>
-                <w:lang w:val="en-US" w:eastAsia="en-IN"/>
-              </w:rPr>
-              <w:t>Test Level (kV)</w:t>
-            </w:r>
-          </w:p>
-        </w:tc>
-        <w:tc>
-          <w:tcPr>
-            <w:tcW w:w="3295" w:type="pct"/>
-            <w:gridSpan w:val="12"/>
-            <w:vAlign w:val="center"/>
-          </w:tcPr>
-          <w:p>
-            <w:pPr>
-              <w:spacing w:after="0" w:line="240" w:lineRule="auto"/>
-              <w:jc w:val="center"/>
-              <w:textAlignment w:val="baseline"/>
-              <w:rPr>
-                <w:rFonts w:ascii="Arial" w:eastAsia="Times New Roman" w:hAnsi="Arial" w:cs="Arial"/>
-                <w:b/>
-                <w:bCs/>
-                <w:lang w:val="en-US" w:eastAsia="en-IN"/>
-              </w:rPr>
-            </w:pPr>
-            <w:r>
-              <w:rPr>
-                <w:rFonts w:ascii="Arial" w:eastAsia="Times New Roman" w:hAnsi="Arial" w:cs="Arial"/>
-                <w:b/>
-                <w:bCs/>
-                <w:lang w:val="en-US" w:eastAsia="en-IN"/>
-              </w:rPr>
-              <w:t>Common Mode</w:t>
-            </w:r>
-          </w:p>
-        </w:tc>
-        <w:tc>
-          <w:tcPr>
-            <w:tcW w:w="1094" w:type="pct"/>
-            <w:gridSpan w:val="4"/>
-            <w:vAlign w:val="center"/>
-          </w:tcPr>
-          <w:p>
-            <w:pPr>
-              <w:spacing w:after="0" w:line="240" w:lineRule="auto"/>
-              <w:jc w:val="center"/>
-              <w:textAlignment w:val="baseline"/>
-              <w:rPr>
-                <w:rFonts w:ascii="Arial" w:eastAsia="Times New Roman" w:hAnsi="Arial" w:cs="Arial"/>
-                <w:b/>
-                <w:bCs/>
-                <w:lang w:val="en-US" w:eastAsia="en-IN"/>
-              </w:rPr>
-            </w:pPr>
-            <w:r>
-              <w:rPr>
-                <w:rFonts w:ascii="Arial" w:eastAsia="Times New Roman" w:hAnsi="Arial" w:cs="Arial"/>
-                <w:b/>
-                <w:bCs/>
-                <w:lang w:val="en-US" w:eastAsia="en-IN"/>
-              </w:rPr>
-              <w:t>Differential Mode</w:t>
-            </w:r>
-          </w:p>
-        </w:tc>
-      </w:tr>
-      <w:tr>
-        <w:trPr>
-          <w:trHeight w:val="300"/>
-        </w:trPr>
-        <w:tc>
-          <w:tcPr>
-            <w:tcW w:w="612" w:type="pct"/>
-            <w:vMerge/>
-            <w:vAlign w:val="center"/>
-          </w:tcPr>
-          <w:p>
-            <w:pPr>
-              <w:spacing w:after="0" w:line="240" w:lineRule="auto"/>
-              <w:rPr>
-                <w:rFonts w:ascii="Arial" w:eastAsia="Times New Roman" w:hAnsi="Arial" w:cs="Arial"/>
-                <w:b/>
-                <w:bCs/>
-                <w:lang w:val="en-US" w:eastAsia="en-IN"/>
-              </w:rPr>
-            </w:pPr>
-          </w:p>
-        </w:tc>
-        <w:tc>
-          <w:tcPr>
-            <w:tcW w:w="1097" w:type="pct"/>
-            <w:gridSpan w:val="4"/>
-            <w:vAlign w:val="center"/>
-          </w:tcPr>
-          <w:p>
-            <w:pPr>
-              <w:spacing w:after="0" w:line="240" w:lineRule="auto"/>
-              <w:jc w:val="center"/>
-              <w:textAlignment w:val="baseline"/>
-              <w:rPr>
-                <w:rFonts w:ascii="Arial" w:eastAsia="Times New Roman" w:hAnsi="Arial" w:cs="Arial"/>
-                <w:b/>
-                <w:bCs/>
-                <w:lang w:val="en-US" w:eastAsia="en-IN"/>
-              </w:rPr>
-            </w:pPr>
-            <w:r>
-              <w:rPr>
-                <w:rFonts w:ascii="Arial" w:eastAsia="Times New Roman" w:hAnsi="Arial" w:cs="Arial"/>
-                <w:b/>
-                <w:bCs/>
-                <w:lang w:val="en-US" w:eastAsia="en-IN"/>
-              </w:rPr>
-              <w:t>L→PE</w:t>
-            </w:r>
-          </w:p>
-        </w:tc>
-        <w:tc>
-          <w:tcPr>
-            <w:tcW w:w="1098" w:type="pct"/>
-            <w:gridSpan w:val="4"/>
-            <w:vAlign w:val="center"/>
-          </w:tcPr>
-          <w:p>
-            <w:pPr>
-              <w:spacing w:after="0" w:line="240" w:lineRule="auto"/>
-              <w:jc w:val="center"/>
-              <w:textAlignment w:val="baseline"/>
-              <w:rPr>
-                <w:rFonts w:ascii="Arial" w:eastAsia="Times New Roman" w:hAnsi="Arial" w:cs="Arial"/>
-                <w:b/>
-                <w:bCs/>
-                <w:lang w:val="en-US" w:eastAsia="en-IN"/>
-              </w:rPr>
-            </w:pPr>
-            <w:r>
-              <w:rPr>
-                <w:rFonts w:ascii="Arial" w:eastAsia="Times New Roman" w:hAnsi="Arial" w:cs="Arial"/>
-                <w:b/>
-                <w:bCs/>
-                <w:lang w:val="en-US" w:eastAsia="en-IN"/>
-              </w:rPr>
-              <w:t>N→PE</w:t>
-            </w:r>
-          </w:p>
-        </w:tc>
-        <w:tc>
-          <w:tcPr>
-            <w:tcW w:w="1100" w:type="pct"/>
-            <w:gridSpan w:val="4"/>
-            <w:vAlign w:val="center"/>
-          </w:tcPr>
-          <w:p>
-            <w:pPr>
-              <w:spacing w:after="0" w:line="240" w:lineRule="auto"/>
-              <w:ind w:right="162"/>
-              <w:jc w:val="center"/>
-              <w:textAlignment w:val="baseline"/>
-              <w:rPr>
-                <w:rFonts w:ascii="Arial" w:eastAsia="Times New Roman" w:hAnsi="Arial" w:cs="Arial"/>
-                <w:b/>
-                <w:bCs/>
-                <w:lang w:val="en-US" w:eastAsia="en-IN"/>
-              </w:rPr>
-            </w:pPr>
-            <w:r>
-              <w:rPr>
-                <w:rFonts w:ascii="Arial" w:eastAsia="Times New Roman" w:hAnsi="Arial" w:cs="Arial"/>
-                <w:b/>
-                <w:bCs/>
-                <w:lang w:val="en-US" w:eastAsia="en-IN"/>
-              </w:rPr>
-              <w:t>L+N→PE</w:t>
-            </w:r>
-          </w:p>
-        </w:tc>
-        <w:tc>
-          <w:tcPr>
-            <w:tcW w:w="1094" w:type="pct"/>
-            <w:gridSpan w:val="4"/>
-            <w:vAlign w:val="center"/>
-          </w:tcPr>
-          <w:p>
-            <w:pPr>
-              <w:spacing w:after="0" w:line="240" w:lineRule="auto"/>
-              <w:jc w:val="center"/>
-              <w:textAlignment w:val="baseline"/>
-              <w:rPr>
-                <w:rFonts w:ascii="Arial" w:eastAsia="Times New Roman" w:hAnsi="Arial" w:cs="Arial"/>
-                <w:b/>
-                <w:bCs/>
-                <w:lang w:val="en-US" w:eastAsia="en-IN"/>
-              </w:rPr>
-            </w:pPr>
-            <w:r>
-              <w:rPr>
-                <w:rFonts w:ascii="Arial" w:eastAsia="Times New Roman" w:hAnsi="Arial" w:cs="Arial"/>
-                <w:b/>
-                <w:bCs/>
-                <w:lang w:val="en-US" w:eastAsia="en-IN"/>
-              </w:rPr>
-              <w:t>L→N</w:t>
-            </w:r>
-          </w:p>
-        </w:tc>
-      </w:tr>
-      <w:tr>
-        <w:trPr>
-          <w:trHeight w:val="300"/>
-        </w:trPr>
-        <w:tc>
-          <w:tcPr>
-            <w:tcW w:w="612" w:type="pct"/>
-            <w:vMerge/>
-            <w:vAlign w:val="center"/>
-          </w:tcPr>
-          <w:p>
-            <w:pPr>
-              <w:spacing w:after="0" w:line="240" w:lineRule="auto"/>
-              <w:rPr>
-                <w:rFonts w:ascii="Arial" w:eastAsia="Times New Roman" w:hAnsi="Arial" w:cs="Arial"/>
-                <w:b/>
-                <w:bCs/>
-                <w:lang w:val="en-US" w:eastAsia="en-IN"/>
-              </w:rPr>
-            </w:pPr>
-          </w:p>
-        </w:tc>
-        <w:tc>
-          <w:tcPr>
-            <w:tcW w:w="274" w:type="pct"/>
-            <w:vAlign w:val="center"/>
-          </w:tcPr>
-          <w:p>
-            <w:pPr>
-              <w:spacing w:after="0" w:line="240" w:lineRule="auto"/>
-              <w:jc w:val="center"/>
-              <w:textAlignment w:val="baseline"/>
-              <w:rPr>
-                <w:rFonts w:ascii="Arial" w:hAnsi="Arial" w:cs="Arial"/>
-                <w:b/>
-                <w:bCs/>
-              </w:rPr>
-            </w:pPr>
-            <w:r>
-              <w:rPr>
-                <w:rFonts w:ascii="Arial" w:hAnsi="Arial" w:cs="Arial"/>
-                <w:b/>
-                <w:bCs/>
-              </w:rPr>
-              <w:t>0°</w:t>
-            </w:r>
-          </w:p>
-        </w:tc>
-        <w:tc>
-          <w:tcPr>
-            <w:tcW w:w="274" w:type="pct"/>
-            <w:vAlign w:val="center"/>
-          </w:tcPr>
-          <w:p>
-            <w:pPr>
-              <w:spacing w:after="0" w:line="240" w:lineRule="auto"/>
-              <w:jc w:val="center"/>
-              <w:textAlignment w:val="baseline"/>
-              <w:rPr>
-                <w:rFonts w:ascii="Arial" w:hAnsi="Arial" w:cs="Arial"/>
-                <w:b/>
-                <w:bCs/>
-              </w:rPr>
-            </w:pPr>
-            <w:r>
-              <w:rPr>
-                <w:rFonts w:ascii="Arial" w:hAnsi="Arial" w:cs="Arial"/>
-                <w:b/>
-                <w:bCs/>
-              </w:rPr>
-              <w:t>90°</w:t>
-            </w:r>
-          </w:p>
-        </w:tc>
-        <w:tc>
-          <w:tcPr>
-            <w:tcW w:w="274" w:type="pct"/>
-            <w:vAlign w:val="center"/>
-          </w:tcPr>
-          <w:p>
-            <w:pPr>
-              <w:spacing w:after="0" w:line="240" w:lineRule="auto"/>
-              <w:jc w:val="center"/>
-              <w:textAlignment w:val="baseline"/>
-              <w:rPr>
-                <w:rFonts w:ascii="Arial" w:hAnsi="Arial" w:cs="Arial"/>
-                <w:b/>
-                <w:bCs/>
-              </w:rPr>
-            </w:pPr>
-            <w:r>
-              <w:rPr>
-                <w:rFonts w:ascii="Arial" w:hAnsi="Arial" w:cs="Arial"/>
-                <w:b/>
-                <w:bCs/>
-              </w:rPr>
-              <w:t>180°</w:t>
-            </w:r>
-          </w:p>
-        </w:tc>
-        <w:tc>
-          <w:tcPr>
-            <w:tcW w:w="275" w:type="pct"/>
-            <w:vAlign w:val="center"/>
-          </w:tcPr>
-          <w:p>
-            <w:pPr>
-              <w:spacing w:after="0" w:line="240" w:lineRule="auto"/>
-              <w:jc w:val="center"/>
-              <w:textAlignment w:val="baseline"/>
-              <w:rPr>
-                <w:rFonts w:ascii="Arial" w:hAnsi="Arial" w:cs="Arial"/>
-                <w:b/>
-                <w:bCs/>
-              </w:rPr>
-            </w:pPr>
-            <w:r>
-              <w:rPr>
-                <w:rFonts w:ascii="Arial" w:hAnsi="Arial" w:cs="Arial"/>
-                <w:b/>
-                <w:bCs/>
-              </w:rPr>
-              <w:t>270°</w:t>
-            </w:r>
-          </w:p>
-        </w:tc>
-        <w:tc>
-          <w:tcPr>
-            <w:tcW w:w="274" w:type="pct"/>
-            <w:vAlign w:val="center"/>
-          </w:tcPr>
-          <w:p>
-            <w:pPr>
-              <w:spacing w:after="0" w:line="240" w:lineRule="auto"/>
-              <w:jc w:val="center"/>
-              <w:textAlignment w:val="baseline"/>
-              <w:rPr>
-                <w:rFonts w:ascii="Arial" w:hAnsi="Arial" w:cs="Arial"/>
-                <w:b/>
-                <w:bCs/>
-              </w:rPr>
-            </w:pPr>
-            <w:r>
-              <w:rPr>
-                <w:rFonts w:ascii="Arial" w:hAnsi="Arial" w:cs="Arial"/>
-                <w:b/>
-                <w:bCs/>
-              </w:rPr>
-              <w:t>0°</w:t>
-            </w:r>
-          </w:p>
-        </w:tc>
-        <w:tc>
-          <w:tcPr>
-            <w:tcW w:w="274" w:type="pct"/>
-            <w:vAlign w:val="center"/>
-          </w:tcPr>
-          <w:p>
-            <w:pPr>
-              <w:spacing w:after="0" w:line="240" w:lineRule="auto"/>
-              <w:jc w:val="center"/>
-              <w:textAlignment w:val="baseline"/>
-              <w:rPr>
-                <w:rFonts w:ascii="Arial" w:hAnsi="Arial" w:cs="Arial"/>
-                <w:b/>
-                <w:bCs/>
-              </w:rPr>
-            </w:pPr>
-            <w:r>
-              <w:rPr>
-                <w:rFonts w:ascii="Arial" w:hAnsi="Arial" w:cs="Arial"/>
-                <w:b/>
-                <w:bCs/>
-              </w:rPr>
-              <w:t>90°</w:t>
-            </w:r>
-          </w:p>
-        </w:tc>
-        <w:tc>
-          <w:tcPr>
-            <w:tcW w:w="274" w:type="pct"/>
-            <w:vAlign w:val="center"/>
-          </w:tcPr>
-          <w:p>
-            <w:pPr>
-              <w:spacing w:after="0" w:line="240" w:lineRule="auto"/>
-              <w:jc w:val="center"/>
-              <w:textAlignment w:val="baseline"/>
-              <w:rPr>
-                <w:rFonts w:ascii="Arial" w:hAnsi="Arial" w:cs="Arial"/>
-                <w:b/>
-                <w:bCs/>
-              </w:rPr>
-            </w:pPr>
-            <w:r>
-              <w:rPr>
-                <w:rFonts w:ascii="Arial" w:hAnsi="Arial" w:cs="Arial"/>
-                <w:b/>
-                <w:bCs/>
-              </w:rPr>
-              <w:t>180°</w:t>
-            </w:r>
-          </w:p>
-        </w:tc>
-        <w:tc>
-          <w:tcPr>
-            <w:tcW w:w="276" w:type="pct"/>
-            <w:vAlign w:val="center"/>
-          </w:tcPr>
-          <w:p>
-            <w:pPr>
-              <w:spacing w:after="0" w:line="240" w:lineRule="auto"/>
-              <w:jc w:val="center"/>
-              <w:textAlignment w:val="baseline"/>
-              <w:rPr>
-                <w:rFonts w:ascii="Arial" w:hAnsi="Arial" w:cs="Arial"/>
-                <w:b/>
-                <w:bCs/>
-              </w:rPr>
-            </w:pPr>
-            <w:r>
-              <w:rPr>
-                <w:rFonts w:ascii="Arial" w:hAnsi="Arial" w:cs="Arial"/>
-                <w:b/>
-                <w:bCs/>
-              </w:rPr>
-              <w:t>270°</w:t>
-            </w:r>
-          </w:p>
-        </w:tc>
-        <w:tc>
-          <w:tcPr>
-            <w:tcW w:w="274" w:type="pct"/>
-            <w:vAlign w:val="center"/>
-          </w:tcPr>
-          <w:p>
-            <w:pPr>
-              <w:spacing w:after="0" w:line="240" w:lineRule="auto"/>
-              <w:jc w:val="center"/>
-              <w:textAlignment w:val="baseline"/>
-              <w:rPr>
-                <w:rFonts w:ascii="Arial" w:hAnsi="Arial" w:cs="Arial"/>
-                <w:b/>
-                <w:bCs/>
-              </w:rPr>
-            </w:pPr>
-            <w:r>
-              <w:rPr>
-                <w:rFonts w:ascii="Arial" w:hAnsi="Arial" w:cs="Arial"/>
-                <w:b/>
-                <w:bCs/>
-              </w:rPr>
-              <w:t>0°</w:t>
-            </w:r>
-          </w:p>
-        </w:tc>
-        <w:tc>
-          <w:tcPr>
-            <w:tcW w:w="274" w:type="pct"/>
-            <w:vAlign w:val="center"/>
-          </w:tcPr>
-          <w:p>
-            <w:pPr>
-              <w:spacing w:after="0" w:line="240" w:lineRule="auto"/>
-              <w:jc w:val="center"/>
-              <w:textAlignment w:val="baseline"/>
-              <w:rPr>
-                <w:rFonts w:ascii="Arial" w:hAnsi="Arial" w:cs="Arial"/>
-                <w:b/>
-                <w:bCs/>
-              </w:rPr>
-            </w:pPr>
-            <w:r>
-              <w:rPr>
-                <w:rFonts w:ascii="Arial" w:hAnsi="Arial" w:cs="Arial"/>
-                <w:b/>
-                <w:bCs/>
-              </w:rPr>
-              <w:t>90°</w:t>
-            </w:r>
-          </w:p>
-        </w:tc>
-        <w:tc>
-          <w:tcPr>
-            <w:tcW w:w="274" w:type="pct"/>
-            <w:vAlign w:val="center"/>
-          </w:tcPr>
-          <w:p>
-            <w:pPr>
-              <w:spacing w:after="0" w:line="240" w:lineRule="auto"/>
-              <w:jc w:val="center"/>
-              <w:textAlignment w:val="baseline"/>
-              <w:rPr>
-                <w:rFonts w:ascii="Arial" w:hAnsi="Arial" w:cs="Arial"/>
-                <w:b/>
-                <w:bCs/>
-              </w:rPr>
-            </w:pPr>
-            <w:r>
-              <w:rPr>
-                <w:rFonts w:ascii="Arial" w:hAnsi="Arial" w:cs="Arial"/>
-                <w:b/>
-                <w:bCs/>
-              </w:rPr>
-              <w:t>180°</w:t>
-            </w:r>
-          </w:p>
-        </w:tc>
-        <w:tc>
-          <w:tcPr>
-            <w:tcW w:w="278" w:type="pct"/>
-            <w:vAlign w:val="center"/>
-          </w:tcPr>
-          <w:p>
-            <w:pPr>
-              <w:spacing w:after="0" w:line="240" w:lineRule="auto"/>
-              <w:jc w:val="center"/>
-              <w:textAlignment w:val="baseline"/>
-              <w:rPr>
-                <w:rFonts w:ascii="Arial" w:hAnsi="Arial" w:cs="Arial"/>
-                <w:b/>
-                <w:bCs/>
-              </w:rPr>
-            </w:pPr>
-            <w:r>
-              <w:rPr>
-                <w:rFonts w:ascii="Arial" w:hAnsi="Arial" w:cs="Arial"/>
-                <w:b/>
-                <w:bCs/>
-              </w:rPr>
-              <w:t>270°</w:t>
-            </w:r>
-          </w:p>
-        </w:tc>
-        <w:tc>
-          <w:tcPr>
-            <w:tcW w:w="274" w:type="pct"/>
-            <w:vAlign w:val="center"/>
-          </w:tcPr>
-          <w:p>
-            <w:pPr>
-              <w:spacing w:after="0" w:line="240" w:lineRule="auto"/>
-              <w:jc w:val="center"/>
-              <w:textAlignment w:val="baseline"/>
-              <w:rPr>
-                <w:rFonts w:ascii="Arial" w:eastAsia="Times New Roman" w:hAnsi="Arial" w:cs="Arial"/>
-                <w:b/>
-                <w:bCs/>
-                <w:lang w:val="en-US" w:eastAsia="en-IN"/>
-              </w:rPr>
-            </w:pPr>
-            <w:r>
-              <w:rPr>
-                <w:rFonts w:ascii="Arial" w:hAnsi="Arial" w:cs="Arial"/>
-                <w:b/>
-                <w:bCs/>
-              </w:rPr>
-              <w:t>0°</w:t>
-            </w:r>
-          </w:p>
-        </w:tc>
-        <w:tc>
-          <w:tcPr>
-            <w:tcW w:w="274" w:type="pct"/>
-            <w:vAlign w:val="center"/>
-          </w:tcPr>
-          <w:p>
-            <w:pPr>
-              <w:spacing w:after="0" w:line="240" w:lineRule="auto"/>
-              <w:jc w:val="center"/>
-              <w:textAlignment w:val="baseline"/>
-              <w:rPr>
-                <w:rFonts w:ascii="Arial" w:eastAsia="Times New Roman" w:hAnsi="Arial" w:cs="Arial"/>
-                <w:b/>
-                <w:bCs/>
-                <w:lang w:val="en-US" w:eastAsia="en-IN"/>
-              </w:rPr>
-            </w:pPr>
-            <w:r>
-              <w:rPr>
-                <w:rFonts w:ascii="Arial" w:hAnsi="Arial" w:cs="Arial"/>
-                <w:b/>
-                <w:bCs/>
-              </w:rPr>
-              <w:t>90°</w:t>
-            </w:r>
-          </w:p>
-        </w:tc>
-        <w:tc>
-          <w:tcPr>
-            <w:tcW w:w="274" w:type="pct"/>
-            <w:vAlign w:val="center"/>
-          </w:tcPr>
-          <w:p>
-            <w:pPr>
-              <w:spacing w:after="0" w:line="240" w:lineRule="auto"/>
-              <w:jc w:val="center"/>
-              <w:textAlignment w:val="baseline"/>
-              <w:rPr>
-                <w:rFonts w:ascii="Arial" w:eastAsia="Times New Roman" w:hAnsi="Arial" w:cs="Arial"/>
-                <w:b/>
-                <w:bCs/>
-                <w:lang w:val="en-US" w:eastAsia="en-IN"/>
-              </w:rPr>
-            </w:pPr>
-            <w:r>
-              <w:rPr>
-                <w:rFonts w:ascii="Arial" w:hAnsi="Arial" w:cs="Arial"/>
-                <w:b/>
-                <w:bCs/>
-              </w:rPr>
-              <w:t>180°</w:t>
-            </w:r>
-          </w:p>
-        </w:tc>
-        <w:tc>
-          <w:tcPr>
-            <w:tcW w:w="272" w:type="pct"/>
-            <w:vAlign w:val="center"/>
-          </w:tcPr>
-          <w:p>
-            <w:pPr>
-              <w:spacing w:after="0" w:line="240" w:lineRule="auto"/>
-              <w:jc w:val="center"/>
-              <w:textAlignment w:val="baseline"/>
-              <w:rPr>
-                <w:rFonts w:ascii="Arial" w:eastAsia="Times New Roman" w:hAnsi="Arial" w:cs="Arial"/>
-                <w:b/>
-                <w:bCs/>
-                <w:i/>
-                <w:iCs/>
-                <w:lang w:val="en-US" w:eastAsia="en-IN"/>
-              </w:rPr>
-            </w:pPr>
-            <w:r>
-              <w:rPr>
-                <w:rFonts w:ascii="Arial" w:hAnsi="Arial" w:cs="Arial"/>
-                <w:b/>
-                <w:bCs/>
-              </w:rPr>
-              <w:t>270°</w:t>
-            </w:r>
-          </w:p>
-        </w:tc>
-      </w:tr>
-      <w:tr>
-        <w:trPr>
-          <w:trHeight w:val="300"/>
-        </w:trPr>
-        <w:tc>
-          <w:tcPr>
-            <w:tcW w:w="612" w:type="pct"/>
-            <w:vAlign w:val="center"/>
-          </w:tcPr>
-          <w:p>
-            <w:pPr>
-              <w:spacing w:after="0" w:line="240" w:lineRule="auto"/>
-              <w:jc w:val="center"/>
-              <w:rPr>
-                <w:rFonts w:ascii="Arial" w:eastAsia="Times New Roman" w:hAnsi="Arial" w:cs="Arial"/>
-                <w:b/>
-                <w:bCs/>
-                <w:lang w:val="en-US" w:eastAsia="en-IN"/>
-              </w:rPr>
-            </w:pPr>
-            <w:r>
-              <w:rPr>
-                <w:rFonts w:ascii="Arial" w:eastAsia="Times New Roman" w:hAnsi="Arial" w:cs="Arial"/>
-                <w:b/>
-                <w:bCs/>
-                <w:lang w:val="en-US" w:eastAsia="en-IN"/>
-              </w:rPr>
-              <w:t>+0.5</w:t>
-            </w:r>
-          </w:p>
-        </w:tc>
-        <w:tc>
-          <w:tcPr>
-            <w:tcW w:w="274" w:type="pct"/>
-            <w:vAlign w:val="center"/>
-          </w:tcPr>
-          <w:p>
-            <w:r/>
-            <w:r>
-              <w:t>{{ f_0_5_common_mode_l_pe_0 }}</w:t>
-            </w:r>
-          </w:p>
-        </w:tc>
-        <w:tc>
-          <w:tcPr>
-            <w:tcW w:w="274" w:type="pct"/>
-            <w:vAlign w:val="center"/>
-          </w:tcPr>
-          <w:p>
-            <w:r/>
-            <w:r>
-              <w:t>{{ f_0_5_common_mode_l_pe_90 }}</w:t>
-            </w:r>
-          </w:p>
-        </w:tc>
-        <w:tc>
-          <w:tcPr>
-            <w:tcW w:w="274" w:type="pct"/>
-            <w:vAlign w:val="center"/>
-          </w:tcPr>
-          <w:p>
-            <w:r/>
-            <w:r>
-              <w:t>{{ f_0_5_common_mode_l_pe_180 }}</w:t>
-            </w:r>
-          </w:p>
-        </w:tc>
-        <w:tc>
-          <w:tcPr>
-            <w:tcW w:w="275" w:type="pct"/>
-            <w:vAlign w:val="center"/>
-          </w:tcPr>
-          <w:p>
-            <w:r/>
-            <w:r>
-              <w:t>{{ f_0_5_common_mode_l_pe }}</w:t>
-            </w:r>
-          </w:p>
-        </w:tc>
-        <w:tc>
-          <w:tcPr>
-            <w:tcW w:w="274" w:type="pct"/>
-            <w:vAlign w:val="center"/>
-          </w:tcPr>
-          <w:p>
-            <w:r/>
-            <w:r>
-              <w:t>{{ f_0_5_common_mode_n_pe_0 }}</w:t>
-            </w:r>
-          </w:p>
-        </w:tc>
-        <w:tc>
-          <w:tcPr>
-            <w:tcW w:w="274" w:type="pct"/>
-            <w:vAlign w:val="center"/>
-          </w:tcPr>
-          <w:p>
-            <w:r/>
-            <w:r>
-              <w:t>{{ f_0_5_common_mode_n_pe_90 }}</w:t>
-            </w:r>
-          </w:p>
-        </w:tc>
-        <w:tc>
-          <w:tcPr>
-            <w:tcW w:w="274" w:type="pct"/>
-            <w:vAlign w:val="center"/>
-          </w:tcPr>
-          <w:p>
-            <w:r/>
-            <w:r>
-              <w:t>{{ f_0_5_common_mode_n_pe_180 }}</w:t>
-            </w:r>
-          </w:p>
-        </w:tc>
-        <w:tc>
-          <w:tcPr>
-            <w:tcW w:w="276" w:type="pct"/>
-            <w:vAlign w:val="center"/>
-          </w:tcPr>
-          <w:p>
-            <w:r/>
-            <w:r>
-              <w:t>{{ f_0_5_common_mode_n_pe_270 }}</w:t>
-            </w:r>
-          </w:p>
-        </w:tc>
-        <w:tc>
-          <w:tcPr>
-            <w:tcW w:w="274" w:type="pct"/>
-            <w:vAlign w:val="center"/>
-          </w:tcPr>
-          <w:p>
-            <w:r/>
-            <w:r>
-              <w:t>{{ f_0_5_common_mode_l_n_pe_0 }}</w:t>
-            </w:r>
-          </w:p>
-        </w:tc>
-        <w:tc>
-          <w:tcPr>
-            <w:tcW w:w="274" w:type="pct"/>
-            <w:vAlign w:val="center"/>
-          </w:tcPr>
-          <w:p>
-            <w:r/>
-            <w:r>
-              <w:t>{{ f_0_5_common_mode_l_n_pe_90 }}</w:t>
-            </w:r>
-          </w:p>
-        </w:tc>
-        <w:tc>
-          <w:tcPr>
-            <w:tcW w:w="274" w:type="pct"/>
-            <w:vAlign w:val="center"/>
-          </w:tcPr>
-          <w:p>
-            <w:r/>
-            <w:r>
-              <w:t>{{ f_0_5_common_mode_l_n_pe_180 }}</w:t>
-            </w:r>
-          </w:p>
-        </w:tc>
-        <w:tc>
-          <w:tcPr>
-            <w:tcW w:w="278" w:type="pct"/>
-            <w:vAlign w:val="center"/>
-          </w:tcPr>
-          <w:p>
-            <w:r/>
-            <w:r>
-              <w:t>{{ f_0_5_common_mode_l_n_pe_270 }}</w:t>
-            </w:r>
-          </w:p>
-        </w:tc>
-        <w:tc>
-          <w:tcPr>
-            <w:tcW w:w="274" w:type="pct"/>
-            <w:vAlign w:val="center"/>
-          </w:tcPr>
-          <w:p>
-            <w:r/>
-            <w:r>
-              <w:t>{{ f_0_5_differential_mode_l_n_0 }}</w:t>
-            </w:r>
-          </w:p>
-        </w:tc>
-        <w:tc>
-          <w:tcPr>
-            <w:tcW w:w="274" w:type="pct"/>
-            <w:vAlign w:val="center"/>
-          </w:tcPr>
-          <w:p>
-            <w:r/>
-            <w:r>
-              <w:t>{{ f_0_5_differential_mode_l_n_90 }}</w:t>
-            </w:r>
-          </w:p>
-        </w:tc>
-        <w:tc>
-          <w:tcPr>
-            <w:tcW w:w="274" w:type="pct"/>
-            <w:vAlign w:val="center"/>
-          </w:tcPr>
-          <w:p>
-            <w:r/>
-            <w:r>
-              <w:t>{{ f_0_5_differential_mode_l_n_180 }}</w:t>
-            </w:r>
-          </w:p>
-        </w:tc>
-        <w:tc>
-          <w:tcPr>
-            <w:tcW w:w="272" w:type="pct"/>
-            <w:vAlign w:val="center"/>
-          </w:tcPr>
-          <w:p>
-            <w:r/>
-            <w:r>
-              <w:t>{{ f_0_5_differential_mode_l_n_270 }}</w:t>
-            </w:r>
-          </w:p>
-        </w:tc>
-      </w:tr>
-      <w:tr>
-        <w:trPr>
-          <w:trHeight w:val="300"/>
-        </w:trPr>
-        <w:tc>
-          <w:tcPr>
-            <w:tcW w:w="612" w:type="pct"/>
-            <w:vAlign w:val="center"/>
-          </w:tcPr>
-          <w:p>
-            <w:pPr>
-              <w:spacing w:after="0" w:line="240" w:lineRule="auto"/>
-              <w:jc w:val="center"/>
-              <w:rPr>
-                <w:rFonts w:ascii="Arial" w:eastAsia="Times New Roman" w:hAnsi="Arial" w:cs="Arial"/>
-                <w:b/>
-                <w:bCs/>
-                <w:lang w:val="en-US" w:eastAsia="en-IN"/>
-              </w:rPr>
-            </w:pPr>
-            <w:r>
-              <w:rPr>
-                <w:rFonts w:ascii="Arial" w:eastAsia="Times New Roman" w:hAnsi="Arial" w:cs="Arial"/>
-                <w:b/>
-                <w:bCs/>
-                <w:lang w:val="en-US" w:eastAsia="en-IN"/>
-              </w:rPr>
-              <w:t>-0.5</w:t>
-            </w:r>
-          </w:p>
-        </w:tc>
-        <w:tc>
-          <w:tcPr>
-            <w:tcW w:w="274" w:type="pct"/>
-            <w:vAlign w:val="center"/>
-          </w:tcPr>
-          <w:p>
-            <w:r/>
-            <w:r>
-              <w:t>{{ f_0_5_common_mode_l_pe_0_2 }}</w:t>
-            </w:r>
-          </w:p>
-        </w:tc>
-        <w:tc>
-          <w:tcPr>
-            <w:tcW w:w="274" w:type="pct"/>
-            <w:vAlign w:val="center"/>
-          </w:tcPr>
-          <w:p>
-            <w:r/>
-            <w:r>
-              <w:t>{{ f_0_5_common_mode_l_pe_90_2 }}</w:t>
-            </w:r>
-          </w:p>
-        </w:tc>
-        <w:tc>
-          <w:tcPr>
-            <w:tcW w:w="274" w:type="pct"/>
-            <w:vAlign w:val="center"/>
-          </w:tcPr>
-          <w:p>
-            <w:r/>
-            <w:r>
-              <w:t>{{ f_0_5_common_mode_l_pe_180_2 }}</w:t>
-            </w:r>
-          </w:p>
-        </w:tc>
-        <w:tc>
-          <w:tcPr>
-            <w:tcW w:w="275" w:type="pct"/>
-            <w:vAlign w:val="center"/>
-          </w:tcPr>
-          <w:p>
-            <w:r/>
-            <w:r>
-              <w:t>{{ f_0_5_common_mode_l_pe_2 }}</w:t>
-            </w:r>
-          </w:p>
-        </w:tc>
-        <w:tc>
-          <w:tcPr>
-            <w:tcW w:w="274" w:type="pct"/>
-            <w:vAlign w:val="center"/>
-          </w:tcPr>
-          <w:p>
-            <w:r/>
-            <w:r>
-              <w:t>{{ f_0_5_common_mode_n_pe_0_2 }}</w:t>
-            </w:r>
-          </w:p>
-        </w:tc>
-        <w:tc>
-          <w:tcPr>
-            <w:tcW w:w="274" w:type="pct"/>
-            <w:vAlign w:val="center"/>
-          </w:tcPr>
-          <w:p>
-            <w:r/>
-            <w:r>
-              <w:t>{{ f_0_5_common_mode_n_pe_90_2 }}</w:t>
-            </w:r>
-          </w:p>
-        </w:tc>
-        <w:tc>
-          <w:tcPr>
-            <w:tcW w:w="274" w:type="pct"/>
-            <w:vAlign w:val="center"/>
-          </w:tcPr>
-          <w:p>
-            <w:r/>
-            <w:r>
-              <w:t>{{ f_0_5_common_mode_n_pe_180_2 }}</w:t>
-            </w:r>
-          </w:p>
-        </w:tc>
-        <w:tc>
-          <w:tcPr>
-            <w:tcW w:w="276" w:type="pct"/>
-            <w:vAlign w:val="center"/>
-          </w:tcPr>
-          <w:p>
-            <w:r/>
-            <w:r>
-              <w:t>{{ f_0_5_common_mode_n_pe_270_2 }}</w:t>
-            </w:r>
-          </w:p>
-        </w:tc>
-        <w:tc>
-          <w:tcPr>
-            <w:tcW w:w="274" w:type="pct"/>
-            <w:vAlign w:val="center"/>
-          </w:tcPr>
-          <w:p>
-            <w:r/>
-            <w:r>
-              <w:t>{{ f_0_5_common_mode_l_n_pe_0_2 }}</w:t>
-            </w:r>
-          </w:p>
-        </w:tc>
-        <w:tc>
-          <w:tcPr>
-            <w:tcW w:w="274" w:type="pct"/>
-            <w:vAlign w:val="center"/>
-          </w:tcPr>
-          <w:p>
-            <w:r/>
-            <w:r>
-              <w:t>{{ f_0_5_common_mode_l_n_pe_90_2 }}</w:t>
-            </w:r>
-          </w:p>
-        </w:tc>
-        <w:tc>
-          <w:tcPr>
-            <w:tcW w:w="274" w:type="pct"/>
-            <w:vAlign w:val="center"/>
-          </w:tcPr>
-          <w:p>
-            <w:r/>
-            <w:r>
-              <w:t>{{ f_0_5_common_mode_l_n_pe_180_2 }}</w:t>
-            </w:r>
-          </w:p>
-        </w:tc>
-        <w:tc>
-          <w:tcPr>
-            <w:tcW w:w="278" w:type="pct"/>
-            <w:vAlign w:val="center"/>
-          </w:tcPr>
-          <w:p>
-            <w:r/>
-            <w:r>
-              <w:t>{{ f_0_5_common_mode_l_n_pe_270_2 }}</w:t>
-            </w:r>
-          </w:p>
-        </w:tc>
-        <w:tc>
-          <w:tcPr>
-            <w:tcW w:w="274" w:type="pct"/>
-            <w:vAlign w:val="center"/>
-          </w:tcPr>
-          <w:p>
-            <w:r/>
-            <w:r>
-              <w:t>{{ f_0_5_differential_mode_l_n_0_2 }}</w:t>
-            </w:r>
-          </w:p>
-        </w:tc>
-        <w:tc>
-          <w:tcPr>
-            <w:tcW w:w="274" w:type="pct"/>
-            <w:vAlign w:val="center"/>
-          </w:tcPr>
-          <w:p>
-            <w:r/>
-            <w:r>
-              <w:t>{{ f_0_5_differential_mode_l_n_90_2 }}</w:t>
-            </w:r>
-          </w:p>
-        </w:tc>
-        <w:tc>
-          <w:tcPr>
-            <w:tcW w:w="274" w:type="pct"/>
-            <w:vAlign w:val="center"/>
-          </w:tcPr>
-          <w:p>
-            <w:r/>
-            <w:r>
-              <w:t>{{ f_0_5_differential_mode_l_n_180_2 }}</w:t>
-            </w:r>
-          </w:p>
-        </w:tc>
-        <w:tc>
-          <w:tcPr>
-            <w:tcW w:w="272" w:type="pct"/>
-            <w:vAlign w:val="center"/>
-          </w:tcPr>
-          <w:p>
-            <w:r/>
-            <w:r>
-              <w:t>{{ f_0_5_differential_mode_l_n_270_2 }}</w:t>
-            </w:r>
-          </w:p>
-        </w:tc>
-      </w:tr>
-      <w:tr>
-        <w:trPr>
-          <w:trHeight w:val="300"/>
-        </w:trPr>
-        <w:tc>
-          <w:tcPr>
-            <w:tcW w:w="612" w:type="pct"/>
-            <w:vAlign w:val="center"/>
-          </w:tcPr>
-          <w:p>
-            <w:pPr>
-              <w:spacing w:after="0" w:line="240" w:lineRule="auto"/>
-              <w:jc w:val="center"/>
-              <w:rPr>
-                <w:rFonts w:ascii="Arial" w:eastAsia="Times New Roman" w:hAnsi="Arial" w:cs="Arial"/>
-                <w:b/>
-                <w:bCs/>
-                <w:lang w:val="en-US" w:eastAsia="en-IN"/>
-              </w:rPr>
-            </w:pPr>
-            <w:r>
-              <w:rPr>
-                <w:rFonts w:ascii="Arial" w:eastAsia="Times New Roman" w:hAnsi="Arial" w:cs="Arial"/>
-                <w:b/>
-                <w:bCs/>
-                <w:lang w:val="en-US" w:eastAsia="en-IN"/>
-              </w:rPr>
-              <w:t>+1.0</w:t>
-            </w:r>
-          </w:p>
-        </w:tc>
-        <w:tc>
-          <w:tcPr>
-            <w:tcW w:w="274" w:type="pct"/>
-            <w:vAlign w:val="center"/>
-          </w:tcPr>
-          <w:p>
-            <w:r/>
-            <w:r>
-              <w:t>{{ f_1_0_common_mode_l_pe }}</w:t>
-            </w:r>
-          </w:p>
-        </w:tc>
-        <w:tc>
-          <w:tcPr>
-            <w:tcW w:w="274" w:type="pct"/>
-            <w:vAlign w:val="center"/>
-          </w:tcPr>
-          <w:p>
-            <w:r/>
-            <w:r>
-              <w:t>{{ f_1_0_common_mode_l_pe_90 }}</w:t>
-            </w:r>
-          </w:p>
-        </w:tc>
-        <w:tc>
-          <w:tcPr>
-            <w:tcW w:w="274" w:type="pct"/>
-            <w:vAlign w:val="center"/>
-          </w:tcPr>
-          <w:p>
-            <w:r/>
-            <w:r>
-              <w:t>{{ f_1_0_common_mode_l_pe_180 }}</w:t>
-            </w:r>
-          </w:p>
-        </w:tc>
-        <w:tc>
-          <w:tcPr>
-            <w:tcW w:w="275" w:type="pct"/>
-            <w:vAlign w:val="center"/>
-          </w:tcPr>
-          <w:p>
-            <w:r/>
-            <w:r>
-              <w:t>{{ f_1_0_common_mode_l_pe_2 }}</w:t>
-            </w:r>
-          </w:p>
-        </w:tc>
-        <w:tc>
-          <w:tcPr>
-            <w:tcW w:w="274" w:type="pct"/>
-            <w:vAlign w:val="center"/>
-          </w:tcPr>
-          <w:p>
-            <w:r/>
-            <w:r>
-              <w:t>{{ f_1_0_common_mode_n_pe_0 }}</w:t>
-            </w:r>
-          </w:p>
-        </w:tc>
-        <w:tc>
-          <w:tcPr>
-            <w:tcW w:w="274" w:type="pct"/>
-            <w:vAlign w:val="center"/>
-          </w:tcPr>
-          <w:p>
-            <w:r/>
-            <w:r>
-              <w:t>{{ f_1_0_common_mode_n_pe_90 }}</w:t>
-            </w:r>
-          </w:p>
-        </w:tc>
-        <w:tc>
-          <w:tcPr>
-            <w:tcW w:w="274" w:type="pct"/>
-            <w:vAlign w:val="center"/>
-          </w:tcPr>
-          <w:p>
-            <w:r/>
-            <w:r>
-              <w:t>{{ f_1_0_common_mode_n_pe_180 }}</w:t>
-            </w:r>
-          </w:p>
-        </w:tc>
-        <w:tc>
-          <w:tcPr>
-            <w:tcW w:w="276" w:type="pct"/>
-            <w:vAlign w:val="center"/>
-          </w:tcPr>
-          <w:p>
-            <w:r/>
-            <w:r>
-              <w:t>{{ f_1_0_common_mode_n_pe_270 }}</w:t>
-            </w:r>
-          </w:p>
-        </w:tc>
-        <w:tc>
-          <w:tcPr>
-            <w:tcW w:w="274" w:type="pct"/>
-            <w:vAlign w:val="center"/>
-          </w:tcPr>
-          <w:p>
-            <w:r/>
-            <w:r>
-              <w:t>{{ f_1_0_common_mode_l_n_pe_0 }}</w:t>
-            </w:r>
-          </w:p>
-        </w:tc>
-        <w:tc>
-          <w:tcPr>
-            <w:tcW w:w="274" w:type="pct"/>
-            <w:vAlign w:val="center"/>
-          </w:tcPr>
-          <w:p>
-            <w:r/>
-            <w:r>
-              <w:t>{{ f_1_0_common_mode_l_n_pe_90 }}</w:t>
-            </w:r>
-          </w:p>
-        </w:tc>
-        <w:tc>
-          <w:tcPr>
-            <w:tcW w:w="274" w:type="pct"/>
-            <w:vAlign w:val="center"/>
-          </w:tcPr>
-          <w:p>
-            <w:r/>
-            <w:r>
-              <w:t>{{ f_1_0_common_mode_l_n_pe_180 }}</w:t>
-            </w:r>
-          </w:p>
-        </w:tc>
-        <w:tc>
-          <w:tcPr>
-            <w:tcW w:w="278" w:type="pct"/>
-            <w:vAlign w:val="center"/>
-          </w:tcPr>
-          <w:p>
-            <w:r/>
-            <w:r>
-              <w:t>{{ f_1_0_common_mode_l_n_pe_270 }}</w:t>
-            </w:r>
-          </w:p>
-        </w:tc>
-        <w:tc>
-          <w:tcPr>
-            <w:tcW w:w="274" w:type="pct"/>
-            <w:vAlign w:val="center"/>
-          </w:tcPr>
-          <w:p>
-            <w:r/>
-            <w:r>
-              <w:t>{{ f_1_0_differential_mode_l_n_0 }}</w:t>
-            </w:r>
-          </w:p>
-        </w:tc>
-        <w:tc>
-          <w:tcPr>
-            <w:tcW w:w="274" w:type="pct"/>
-            <w:vAlign w:val="center"/>
-          </w:tcPr>
-          <w:p>
-            <w:r/>
-            <w:r>
-              <w:t>{{ f_1_0_differential_mode_l_n_90 }}</w:t>
-            </w:r>
-          </w:p>
-        </w:tc>
-        <w:tc>
-          <w:tcPr>
-            <w:tcW w:w="274" w:type="pct"/>
-            <w:vAlign w:val="center"/>
-          </w:tcPr>
-          <w:p>
-            <w:r/>
-            <w:r>
-              <w:t>{{ f_1_0_differential_mode_l_n_180 }}</w:t>
-            </w:r>
-          </w:p>
-        </w:tc>
-        <w:tc>
-          <w:tcPr>
-            <w:tcW w:w="272" w:type="pct"/>
-            <w:vAlign w:val="center"/>
-          </w:tcPr>
-          <w:p>
-            <w:r/>
-            <w:r>
-              <w:t>{{ f_1_0_differential_mode_l_n_270 }}</w:t>
-            </w:r>
-          </w:p>
-        </w:tc>
-      </w:tr>
-      <w:tr>
-        <w:trPr>
-          <w:trHeight w:val="300"/>
-        </w:trPr>
-        <w:tc>
-          <w:tcPr>
-            <w:tcW w:w="612" w:type="pct"/>
-            <w:vAlign w:val="center"/>
-          </w:tcPr>
-          <w:p>
-            <w:pPr>
-              <w:spacing w:after="0" w:line="240" w:lineRule="auto"/>
-              <w:jc w:val="center"/>
-              <w:rPr>
-                <w:rFonts w:ascii="Arial" w:eastAsia="Times New Roman" w:hAnsi="Arial" w:cs="Arial"/>
-                <w:b/>
-                <w:bCs/>
-                <w:lang w:val="en-US" w:eastAsia="en-IN"/>
-              </w:rPr>
-            </w:pPr>
-            <w:r>
-              <w:rPr>
-                <w:rFonts w:ascii="Arial" w:eastAsia="Times New Roman" w:hAnsi="Arial" w:cs="Arial"/>
-                <w:b/>
-                <w:bCs/>
-                <w:lang w:val="en-US" w:eastAsia="en-IN"/>
-              </w:rPr>
-              <w:t>-1.0</w:t>
-            </w:r>
-          </w:p>
-        </w:tc>
-        <w:tc>
-          <w:tcPr>
-            <w:tcW w:w="274" w:type="pct"/>
-            <w:vAlign w:val="center"/>
-          </w:tcPr>
-          <w:p>
-            <w:r/>
-            <w:r>
-              <w:t>{{ f_1_0_common_mode_l_pe_0 }}</w:t>
-            </w:r>
-          </w:p>
-        </w:tc>
-        <w:tc>
-          <w:tcPr>
-            <w:tcW w:w="274" w:type="pct"/>
-            <w:vAlign w:val="center"/>
-          </w:tcPr>
-          <w:p>
-            <w:r/>
-            <w:r>
-              <w:t>{{ f_1_0_common_mode_l_pe_90_2 }}</w:t>
-            </w:r>
-          </w:p>
-        </w:tc>
-        <w:tc>
-          <w:tcPr>
-            <w:tcW w:w="274" w:type="pct"/>
-            <w:vAlign w:val="center"/>
-          </w:tcPr>
-          <w:p>
-            <w:r/>
-            <w:r>
-              <w:t>{{ f_1_0_common_mode_l_pe_3 }}</w:t>
-            </w:r>
-          </w:p>
-        </w:tc>
-        <w:tc>
-          <w:tcPr>
-            <w:tcW w:w="275" w:type="pct"/>
-            <w:vAlign w:val="center"/>
-          </w:tcPr>
-          <w:p>
-            <w:r/>
-            <w:r>
-              <w:t>{{ f_1_0_common_mode_l_pe_270 }}</w:t>
-            </w:r>
-          </w:p>
-        </w:tc>
-        <w:tc>
-          <w:tcPr>
-            <w:tcW w:w="274" w:type="pct"/>
-            <w:vAlign w:val="center"/>
-          </w:tcPr>
-          <w:p>
-            <w:r/>
-            <w:r>
-              <w:t>{{ f_1_0_common_mode_n_pe_0_2 }}</w:t>
-            </w:r>
-          </w:p>
-        </w:tc>
-        <w:tc>
-          <w:tcPr>
-            <w:tcW w:w="274" w:type="pct"/>
-            <w:vAlign w:val="center"/>
-          </w:tcPr>
-          <w:p>
-            <w:r/>
-            <w:r>
-              <w:t>{{ f_1_0_common_mode_n_pe_90_2 }}</w:t>
-            </w:r>
-          </w:p>
-        </w:tc>
-        <w:tc>
-          <w:tcPr>
-            <w:tcW w:w="274" w:type="pct"/>
-            <w:vAlign w:val="center"/>
-          </w:tcPr>
-          <w:p>
-            <w:r/>
-            <w:r>
-              <w:t>{{ f_1_0_common_mode_n_pe_180_2 }}</w:t>
-            </w:r>
-          </w:p>
-        </w:tc>
-        <w:tc>
-          <w:tcPr>
-            <w:tcW w:w="276" w:type="pct"/>
-            <w:vAlign w:val="center"/>
-          </w:tcPr>
-          <w:p>
-            <w:r/>
-            <w:r>
-              <w:t>{{ f_1_0_common_mode_n_pe_270_2 }}</w:t>
-            </w:r>
-          </w:p>
-        </w:tc>
-        <w:tc>
-          <w:tcPr>
-            <w:tcW w:w="274" w:type="pct"/>
-            <w:vAlign w:val="center"/>
-          </w:tcPr>
-          <w:p>
-            <w:r/>
-            <w:r>
-              <w:t>{{ f_1_0_common_mode_l_n_pe_0_2 }}</w:t>
-            </w:r>
-          </w:p>
-        </w:tc>
-        <w:tc>
-          <w:tcPr>
-            <w:tcW w:w="274" w:type="pct"/>
-            <w:vAlign w:val="center"/>
-          </w:tcPr>
-          <w:p>
-            <w:r/>
-            <w:r>
-              <w:t>{{ f_1_0_common_mode_l_n_pe_90_2 }}</w:t>
-            </w:r>
-          </w:p>
-        </w:tc>
-        <w:tc>
-          <w:tcPr>
-            <w:tcW w:w="274" w:type="pct"/>
-            <w:vAlign w:val="center"/>
-          </w:tcPr>
-          <w:p>
-            <w:r/>
-            <w:r>
-              <w:t>{{ f_1_0_common_mode_l_n_pe_180_2 }}</w:t>
-            </w:r>
-          </w:p>
-        </w:tc>
-        <w:tc>
-          <w:tcPr>
-            <w:tcW w:w="278" w:type="pct"/>
-            <w:vAlign w:val="center"/>
-          </w:tcPr>
-          <w:p>
-            <w:r/>
-            <w:r>
-              <w:t>{{ f_1_0_common_mode_l_n_pe_270_2 }}</w:t>
-            </w:r>
-          </w:p>
-        </w:tc>
-        <w:tc>
-          <w:tcPr>
-            <w:tcW w:w="274" w:type="pct"/>
-            <w:vAlign w:val="center"/>
-          </w:tcPr>
-          <w:p>
-            <w:r/>
-            <w:r>
-              <w:t>{{ f_1_0_differential_mode_l_n_0_2 }}</w:t>
-            </w:r>
-          </w:p>
-        </w:tc>
-        <w:tc>
-          <w:tcPr>
-            <w:tcW w:w="274" w:type="pct"/>
-            <w:vAlign w:val="center"/>
-          </w:tcPr>
-          <w:p>
-            <w:r/>
-            <w:r>
-              <w:t>{{ f_1_0_differential_mode_l_n_90_2 }}</w:t>
-            </w:r>
-          </w:p>
-        </w:tc>
-        <w:tc>
-          <w:tcPr>
-            <w:tcW w:w="274" w:type="pct"/>
-            <w:vAlign w:val="center"/>
-          </w:tcPr>
-          <w:p>
-            <w:r/>
-            <w:r>
-              <w:t>{{ f_1_0_differential_mode_l_n_180_2 }}</w:t>
-            </w:r>
-          </w:p>
-        </w:tc>
-        <w:tc>
-          <w:tcPr>
-            <w:tcW w:w="272" w:type="pct"/>
-            <w:vAlign w:val="center"/>
-          </w:tcPr>
-          <w:p>
-            <w:r/>
-            <w:r>
-              <w:t>{{ f_1_0_differential_mode_l_n_270_2 }}</w:t>
-            </w:r>
-          </w:p>
-        </w:tc>
-      </w:tr>
-      <w:tr>
-        <w:trPr>
-          <w:trHeight w:val="300"/>
-        </w:trPr>
-        <w:tc>
-          <w:tcPr>
-            <w:tcW w:w="612" w:type="pct"/>
-            <w:vAlign w:val="center"/>
-          </w:tcPr>
-          <w:p>
-            <w:pPr>
-              <w:spacing w:after="0" w:line="240" w:lineRule="auto"/>
-              <w:jc w:val="center"/>
-              <w:rPr>
-                <w:rFonts w:ascii="Arial" w:eastAsia="Times New Roman" w:hAnsi="Arial" w:cs="Arial"/>
-                <w:b/>
-                <w:bCs/>
-                <w:lang w:val="en-US" w:eastAsia="en-IN"/>
-              </w:rPr>
-            </w:pPr>
-            <w:r>
-              <w:rPr>
-                <w:rFonts w:ascii="Arial" w:eastAsia="Times New Roman" w:hAnsi="Arial" w:cs="Arial"/>
-                <w:b/>
-                <w:bCs/>
-                <w:lang w:val="en-US" w:eastAsia="en-IN"/>
-              </w:rPr>
-              <w:t>+2.0</w:t>
-            </w:r>
-          </w:p>
-        </w:tc>
-        <w:tc>
-          <w:tcPr>
-            <w:tcW w:w="274" w:type="pct"/>
-            <w:vAlign w:val="center"/>
-          </w:tcPr>
-          <w:p>
-            <w:r/>
-            <w:r>
-              <w:t>{{ f_2_0_common_mode_l_pe_0 }}</w:t>
-            </w:r>
-          </w:p>
-        </w:tc>
-        <w:tc>
-          <w:tcPr>
-            <w:tcW w:w="274" w:type="pct"/>
-            <w:vAlign w:val="center"/>
-          </w:tcPr>
-          <w:p>
-            <w:r/>
-            <w:r>
-              <w:t>{{ f_2_0_common_mode_l_pe_90 }}</w:t>
-            </w:r>
-          </w:p>
-        </w:tc>
-        <w:tc>
-          <w:tcPr>
-            <w:tcW w:w="274" w:type="pct"/>
-            <w:vAlign w:val="center"/>
-          </w:tcPr>
-          <w:p>
-            <w:r/>
-            <w:r>
-              <w:t>{{ f_2_0_common_mode_l_pe_180 }}</w:t>
-            </w:r>
-          </w:p>
-        </w:tc>
-        <w:tc>
-          <w:tcPr>
-            <w:tcW w:w="275" w:type="pct"/>
-            <w:vAlign w:val="center"/>
-          </w:tcPr>
-          <w:p>
-            <w:r/>
-            <w:r>
-              <w:t>{{ f_2_0_common_mode_l_pe_270 }}</w:t>
-            </w:r>
-          </w:p>
-        </w:tc>
-        <w:tc>
-          <w:tcPr>
-            <w:tcW w:w="274" w:type="pct"/>
-            <w:vAlign w:val="center"/>
-          </w:tcPr>
-          <w:p>
-            <w:r/>
-            <w:r>
-              <w:t>{{ f_2_0_common_mode_n_pe_0 }}</w:t>
-            </w:r>
-          </w:p>
-        </w:tc>
-        <w:tc>
-          <w:tcPr>
-            <w:tcW w:w="274" w:type="pct"/>
-            <w:vAlign w:val="center"/>
-          </w:tcPr>
-          <w:p>
-            <w:r/>
-            <w:r>
-              <w:t>{{ f_2_0_common_mode_n_pe_90 }}</w:t>
-            </w:r>
-          </w:p>
-        </w:tc>
-        <w:tc>
-          <w:tcPr>
-            <w:tcW w:w="274" w:type="pct"/>
-            <w:vAlign w:val="center"/>
-          </w:tcPr>
-          <w:p>
-            <w:r/>
-            <w:r>
-              <w:t>{{ f_2_0_common_mode_n_pe_180 }}</w:t>
-            </w:r>
-          </w:p>
-        </w:tc>
-        <w:tc>
-          <w:tcPr>
-            <w:tcW w:w="276" w:type="pct"/>
-            <w:vAlign w:val="center"/>
-          </w:tcPr>
-          <w:p>
-            <w:r/>
-            <w:r>
-              <w:t>{{ f_2_0_common_mode_n_pe_270 }}</w:t>
-            </w:r>
-          </w:p>
-        </w:tc>
-        <w:tc>
-          <w:tcPr>
-            <w:tcW w:w="274" w:type="pct"/>
-            <w:vAlign w:val="center"/>
-          </w:tcPr>
-          <w:p>
-            <w:r/>
-            <w:r>
-              <w:t>{{ f_2_0_common_mode_l_n_pe_0 }}</w:t>
-            </w:r>
-          </w:p>
-        </w:tc>
-        <w:tc>
-          <w:tcPr>
-            <w:tcW w:w="274" w:type="pct"/>
-            <w:vAlign w:val="center"/>
-          </w:tcPr>
-          <w:p>
-            <w:r/>
-            <w:r>
-              <w:t>{{ f_2_0_common_mode_l_n_pe_90 }}</w:t>
-            </w:r>
-          </w:p>
-        </w:tc>
-        <w:tc>
-          <w:tcPr>
-            <w:tcW w:w="274" w:type="pct"/>
-            <w:vAlign w:val="center"/>
-          </w:tcPr>
-          <w:p>
-            <w:r/>
-            <w:r>
-              <w:t>{{ f_2_0_common_mode_l_n_pe_180 }}</w:t>
-            </w:r>
-          </w:p>
-        </w:tc>
-        <w:tc>
-          <w:tcPr>
-            <w:tcW w:w="278" w:type="pct"/>
-            <w:vAlign w:val="center"/>
-          </w:tcPr>
-          <w:p>
-            <w:r/>
-            <w:r>
-              <w:t>{{ f_2_0_common_mode_l_n_pe_270 }}</w:t>
-            </w:r>
-          </w:p>
-        </w:tc>
-        <w:tc>
-          <w:tcPr>
-            <w:tcW w:w="274" w:type="pct"/>
-            <w:vAlign w:val="center"/>
-          </w:tcPr>
-          <w:p>
-            <w:r/>
-            <w:r>
-              <w:t>{{ f_2_0_differential_mode_l_n_0 }}</w:t>
-            </w:r>
-          </w:p>
-        </w:tc>
-        <w:tc>
-          <w:tcPr>
-            <w:tcW w:w="274" w:type="pct"/>
-            <w:vAlign w:val="center"/>
-          </w:tcPr>
-          <w:p>
-            <w:r/>
-            <w:r>
-              <w:t>{{ f_2_0_differential_mode_l_n_90 }}</w:t>
-            </w:r>
-          </w:p>
-        </w:tc>
-        <w:tc>
-          <w:tcPr>
-            <w:tcW w:w="274" w:type="pct"/>
-            <w:vAlign w:val="center"/>
-          </w:tcPr>
-          <w:p>
-            <w:r/>
-            <w:r>
-              <w:t>{{ f_2_0_differential_mode_l_n_180 }}</w:t>
-            </w:r>
-          </w:p>
-        </w:tc>
-        <w:tc>
-          <w:tcPr>
-            <w:tcW w:w="272" w:type="pct"/>
-            <w:vAlign w:val="center"/>
-          </w:tcPr>
-          <w:p>
-            <w:r/>
-            <w:r>
-              <w:t>{{ f_2_0_differential_mode_l_n_270 }}</w:t>
-            </w:r>
-          </w:p>
-        </w:tc>
-      </w:tr>
-      <w:tr>
-        <w:trPr>
-          <w:trHeight w:val="300"/>
-        </w:trPr>
-        <w:tc>
-          <w:tcPr>
-            <w:tcW w:w="612" w:type="pct"/>
-            <w:vAlign w:val="center"/>
-          </w:tcPr>
-          <w:p>
-            <w:pPr>
-              <w:spacing w:after="0" w:line="240" w:lineRule="auto"/>
-              <w:jc w:val="center"/>
-              <w:rPr>
-                <w:rFonts w:ascii="Arial" w:eastAsia="Times New Roman" w:hAnsi="Arial" w:cs="Arial"/>
-                <w:b/>
-                <w:bCs/>
-                <w:lang w:val="en-US" w:eastAsia="en-IN"/>
-              </w:rPr>
-            </w:pPr>
-            <w:r>
-              <w:rPr>
-                <w:rFonts w:ascii="Arial" w:eastAsia="Times New Roman" w:hAnsi="Arial" w:cs="Arial"/>
-                <w:b/>
-                <w:bCs/>
-                <w:lang w:val="en-US" w:eastAsia="en-IN"/>
-              </w:rPr>
-              <w:t>-2.0</w:t>
-            </w:r>
-          </w:p>
-        </w:tc>
-        <w:tc>
-          <w:tcPr>
-            <w:tcW w:w="274" w:type="pct"/>
-            <w:vAlign w:val="center"/>
-          </w:tcPr>
-          <w:p>
-            <w:r/>
-            <w:r>
-              <w:t>{{ f_2_0_common_mode_l_pe_0_2 }}</w:t>
-            </w:r>
-          </w:p>
-        </w:tc>
-        <w:tc>
-          <w:tcPr>
-            <w:tcW w:w="274" w:type="pct"/>
-            <w:vAlign w:val="center"/>
-          </w:tcPr>
-          <w:p>
-            <w:r/>
-            <w:r>
-              <w:t>{{ f_2_0_common_mode_l_pe_90_2 }}</w:t>
-            </w:r>
-          </w:p>
-        </w:tc>
-        <w:tc>
-          <w:tcPr>
-            <w:tcW w:w="274" w:type="pct"/>
-            <w:vAlign w:val="center"/>
-          </w:tcPr>
-          <w:p>
-            <w:r/>
-            <w:r>
-              <w:t>{{ f_2_0_common_mode_l_pe_180_2 }}</w:t>
-            </w:r>
-          </w:p>
-        </w:tc>
-        <w:tc>
-          <w:tcPr>
-            <w:tcW w:w="275" w:type="pct"/>
-            <w:vAlign w:val="center"/>
-          </w:tcPr>
-          <w:p>
-            <w:r/>
-            <w:r>
-              <w:t>{{ f_2_0_common_mode_l_pe }}</w:t>
-            </w:r>
-          </w:p>
-        </w:tc>
-        <w:tc>
-          <w:tcPr>
-            <w:tcW w:w="274" w:type="pct"/>
-            <w:vAlign w:val="center"/>
-          </w:tcPr>
-          <w:p>
-            <w:r/>
-            <w:r>
-              <w:t>{{ f_2_0_common_mode_n_pe_0_2 }}</w:t>
-            </w:r>
-          </w:p>
-        </w:tc>
-        <w:tc>
-          <w:tcPr>
-            <w:tcW w:w="274" w:type="pct"/>
-            <w:vAlign w:val="center"/>
-          </w:tcPr>
-          <w:p>
-            <w:r/>
-            <w:r>
-              <w:t>{{ f_2_0_common_mode_n_pe_90_2 }}</w:t>
-            </w:r>
-          </w:p>
-        </w:tc>
-        <w:tc>
-          <w:tcPr>
-            <w:tcW w:w="274" w:type="pct"/>
-            <w:vAlign w:val="center"/>
-          </w:tcPr>
-          <w:p>
-            <w:r/>
-            <w:r>
-              <w:t>{{ f_2_0_common_mode_n_pe_180_2 }}</w:t>
-            </w:r>
-          </w:p>
-        </w:tc>
-        <w:tc>
-          <w:tcPr>
-            <w:tcW w:w="276" w:type="pct"/>
-            <w:vAlign w:val="center"/>
-          </w:tcPr>
-          <w:p>
-            <w:r/>
-            <w:r>
-              <w:t>{{ f_2_0_common_mode_n_pe_270_2 }}</w:t>
-            </w:r>
-          </w:p>
-        </w:tc>
-        <w:tc>
-          <w:tcPr>
-            <w:tcW w:w="274" w:type="pct"/>
-            <w:vAlign w:val="center"/>
-          </w:tcPr>
-          <w:p>
-            <w:r/>
-            <w:r>
-              <w:t>{{ f_2_0_common_mode_l_n_pe_0_2 }}</w:t>
-            </w:r>
-          </w:p>
-        </w:tc>
-        <w:tc>
-          <w:tcPr>
-            <w:tcW w:w="274" w:type="pct"/>
-            <w:vAlign w:val="center"/>
-          </w:tcPr>
-          <w:p>
-            <w:r/>
-            <w:r>
-              <w:t>{{ f_2_0_common_mode_l_n_pe_90_2 }}</w:t>
-            </w:r>
-          </w:p>
-        </w:tc>
-        <w:tc>
-          <w:tcPr>
-            <w:tcW w:w="274" w:type="pct"/>
-            <w:vAlign w:val="center"/>
-          </w:tcPr>
-          <w:p>
-            <w:r/>
-            <w:r>
-              <w:t>{{ f_2_0_common_mode_l_n_pe_180_2 }}</w:t>
-            </w:r>
-          </w:p>
-        </w:tc>
-        <w:tc>
-          <w:tcPr>
-            <w:tcW w:w="278" w:type="pct"/>
-            <w:vAlign w:val="center"/>
-          </w:tcPr>
-          <w:p>
-            <w:r/>
-            <w:r>
-              <w:t>{{ f_2_0_common_mode_l_n_pe_270_2 }}</w:t>
-            </w:r>
-          </w:p>
-        </w:tc>
-        <w:tc>
-          <w:tcPr>
-            <w:tcW w:w="274" w:type="pct"/>
-            <w:vAlign w:val="center"/>
-          </w:tcPr>
-          <w:p>
-            <w:r/>
-            <w:r>
-              <w:t>{{ f_2_0_differential_mode_l_n_0_2 }}</w:t>
-            </w:r>
-          </w:p>
-        </w:tc>
-        <w:tc>
-          <w:tcPr>
-            <w:tcW w:w="274" w:type="pct"/>
-            <w:vAlign w:val="center"/>
-          </w:tcPr>
-          <w:p>
-            <w:r/>
-            <w:r>
-              <w:t>{{ f_2_0_differential_mode_l_n_90_2 }}</w:t>
-            </w:r>
-          </w:p>
-        </w:tc>
-        <w:tc>
-          <w:tcPr>
-            <w:tcW w:w="274" w:type="pct"/>
-            <w:vAlign w:val="center"/>
-          </w:tcPr>
-          <w:p>
-            <w:r/>
-            <w:r>
-              <w:t>{{ f_2_0_differential_mode_l_n_180_2 }}</w:t>
-            </w:r>
-          </w:p>
-        </w:tc>
-        <w:tc>
-          <w:tcPr>
-            <w:tcW w:w="272" w:type="pct"/>
-            <w:vAlign w:val="center"/>
-          </w:tcPr>
-          <w:p>
-            <w:r/>
-            <w:r>
-              <w:t>{{ f_2_0_differential_mode_l_n_270_2 }}</w:t>
-            </w:r>
-          </w:p>
-        </w:tc>
-      </w:tr>
-      <w:tr>
-        <w:trPr>
-          <w:trHeight w:val="300"/>
-        </w:trPr>
-        <w:tc>
-          <w:tcPr>
-            <w:tcW w:w="612" w:type="pct"/>
-            <w:vAlign w:val="center"/>
-          </w:tcPr>
-          <w:p>
-            <w:pPr>
-              <w:spacing w:after="0" w:line="240" w:lineRule="auto"/>
-              <w:jc w:val="center"/>
-              <w:rPr>
-                <w:rFonts w:ascii="Arial" w:eastAsia="Times New Roman" w:hAnsi="Arial" w:cs="Arial"/>
-                <w:b/>
-                <w:bCs/>
-                <w:lang w:val="en-US" w:eastAsia="en-IN"/>
-              </w:rPr>
-            </w:pPr>
-            <w:r>
-              <w:rPr>
-                <w:rFonts w:ascii="Arial" w:eastAsia="Times New Roman" w:hAnsi="Arial" w:cs="Arial"/>
-                <w:b/>
-                <w:bCs/>
-                <w:lang w:val="en-US" w:eastAsia="en-IN"/>
-              </w:rPr>
-              <w:t>+4.0</w:t>
-            </w:r>
-          </w:p>
-        </w:tc>
-        <w:tc>
-          <w:tcPr>
-            <w:tcW w:w="274" w:type="pct"/>
-            <w:vAlign w:val="center"/>
-          </w:tcPr>
-          <w:p>
-            <w:r/>
-            <w:r>
-              <w:t>{{ f_4_0_common_mode_l_pe_0 }}</w:t>
-            </w:r>
-          </w:p>
-        </w:tc>
-        <w:tc>
-          <w:tcPr>
-            <w:tcW w:w="274" w:type="pct"/>
-            <w:vAlign w:val="center"/>
-          </w:tcPr>
-          <w:p>
-            <w:r/>
-            <w:r>
-              <w:t>{{ f_4_0_common_mode_l_pe_90 }}</w:t>
-            </w:r>
-          </w:p>
-        </w:tc>
-        <w:tc>
-          <w:tcPr>
-            <w:tcW w:w="274" w:type="pct"/>
-            <w:vAlign w:val="center"/>
-          </w:tcPr>
-          <w:p>
-            <w:r/>
-            <w:r>
-              <w:t>{{ f_4_0_common_mode_l_pe_180 }}</w:t>
-            </w:r>
-          </w:p>
-        </w:tc>
-        <w:tc>
-          <w:tcPr>
-            <w:tcW w:w="275" w:type="pct"/>
-            <w:vAlign w:val="center"/>
-          </w:tcPr>
-          <w:p>
-            <w:r/>
-            <w:r>
-              <w:t>{{ f_4_0_common_mode_l_pe }}</w:t>
-            </w:r>
-          </w:p>
-        </w:tc>
-        <w:tc>
-          <w:tcPr>
-            <w:tcW w:w="274" w:type="pct"/>
-            <w:vAlign w:val="center"/>
-          </w:tcPr>
-          <w:p>
-            <w:r/>
-            <w:r>
-              <w:t>{{ f_4_0_common_mode_n_pe_0 }}</w:t>
-            </w:r>
-          </w:p>
-        </w:tc>
-        <w:tc>
-          <w:tcPr>
-            <w:tcW w:w="274" w:type="pct"/>
-            <w:vAlign w:val="center"/>
-          </w:tcPr>
-          <w:p>
-            <w:r/>
-            <w:r>
-              <w:t>{{ f_4_0_common_mode_n_pe_90 }}</w:t>
-            </w:r>
-          </w:p>
-        </w:tc>
-        <w:tc>
-          <w:tcPr>
-            <w:tcW w:w="274" w:type="pct"/>
-            <w:vAlign w:val="center"/>
-          </w:tcPr>
-          <w:p>
-            <w:r/>
-            <w:r>
-              <w:t>{{ f_4_0_common_mode_n_pe_180 }}</w:t>
-            </w:r>
-          </w:p>
-        </w:tc>
-        <w:tc>
-          <w:tcPr>
-            <w:tcW w:w="276" w:type="pct"/>
-            <w:vAlign w:val="center"/>
-          </w:tcPr>
-          <w:p>
-            <w:r/>
-            <w:r>
-              <w:t>{{ f_4_0_common_mode_n_pe_270 }}</w:t>
-            </w:r>
-          </w:p>
-        </w:tc>
-        <w:tc>
-          <w:tcPr>
-            <w:tcW w:w="274" w:type="pct"/>
-            <w:vAlign w:val="center"/>
-          </w:tcPr>
-          <w:p>
-            <w:r/>
-            <w:r>
-              <w:t>{{ f_4_0_common_mode_l_n_pe_0 }}</w:t>
-            </w:r>
-          </w:p>
-        </w:tc>
-        <w:tc>
-          <w:tcPr>
-            <w:tcW w:w="274" w:type="pct"/>
-            <w:vAlign w:val="center"/>
-          </w:tcPr>
-          <w:p>
-            <w:r/>
-            <w:r>
-              <w:t>{{ f_4_0_common_mode_l_n_pe_90 }}</w:t>
-            </w:r>
-          </w:p>
-        </w:tc>
-        <w:tc>
-          <w:tcPr>
-            <w:tcW w:w="274" w:type="pct"/>
-            <w:vAlign w:val="center"/>
-          </w:tcPr>
-          <w:p>
-            <w:r/>
-            <w:r>
-              <w:t>{{ f_4_0_common_mode_l_n_pe_180 }}</w:t>
-            </w:r>
-          </w:p>
-        </w:tc>
-        <w:tc>
-          <w:tcPr>
-            <w:tcW w:w="278" w:type="pct"/>
-            <w:vAlign w:val="center"/>
-          </w:tcPr>
-          <w:p>
-            <w:r/>
-            <w:r>
-              <w:t>{{ f_4_0_common_mode_l_n_pe_270 }}</w:t>
-            </w:r>
-          </w:p>
-        </w:tc>
-        <w:tc>
-          <w:tcPr>
-            <w:tcW w:w="274" w:type="pct"/>
-            <w:vAlign w:val="center"/>
-          </w:tcPr>
-          <w:p>
-            <w:r/>
-            <w:r>
-              <w:t>{{ f_4_0_differential_mode_l_n_0 }}</w:t>
-            </w:r>
-          </w:p>
-        </w:tc>
-        <w:tc>
-          <w:tcPr>
-            <w:tcW w:w="274" w:type="pct"/>
-            <w:vAlign w:val="center"/>
-          </w:tcPr>
-          <w:p>
-            <w:r/>
-            <w:r>
-              <w:t>{{ f_4_0_differential_mode_l_n_90 }}</w:t>
-            </w:r>
-          </w:p>
-        </w:tc>
-        <w:tc>
-          <w:tcPr>
-            <w:tcW w:w="274" w:type="pct"/>
-            <w:vAlign w:val="center"/>
-          </w:tcPr>
-          <w:p>
-            <w:r/>
-            <w:r>
-              <w:t>{{ f_4_0_differential_mode_l_n_180 }}</w:t>
-            </w:r>
-          </w:p>
-        </w:tc>
-        <w:tc>
-          <w:tcPr>
-            <w:tcW w:w="272" w:type="pct"/>
-            <w:vAlign w:val="center"/>
-          </w:tcPr>
-          <w:p>
-            <w:r/>
-            <w:r>
-              <w:t>{{ f_4_0_differential_mode_l_n_270 }}</w:t>
-            </w:r>
-          </w:p>
-        </w:tc>
-      </w:tr>
-      <w:tr>
-        <w:trPr>
-          <w:trHeight w:val="300"/>
-        </w:trPr>
-        <w:tc>
-          <w:tcPr>
-            <w:tcW w:w="612" w:type="pct"/>
-            <w:vAlign w:val="center"/>
-          </w:tcPr>
-          <w:p>
-            <w:pPr>
-              <w:spacing w:after="0" w:line="240" w:lineRule="auto"/>
-              <w:jc w:val="center"/>
-              <w:rPr>
-                <w:rFonts w:ascii="Arial" w:eastAsia="Times New Roman" w:hAnsi="Arial" w:cs="Arial"/>
-                <w:b/>
-                <w:bCs/>
-                <w:lang w:val="en-US" w:eastAsia="en-IN"/>
-              </w:rPr>
-            </w:pPr>
-            <w:r>
-              <w:rPr>
-                <w:rFonts w:ascii="Arial" w:eastAsia="Times New Roman" w:hAnsi="Arial" w:cs="Arial"/>
-                <w:b/>
-                <w:bCs/>
-                <w:lang w:val="en-US" w:eastAsia="en-IN"/>
-              </w:rPr>
-              <w:t>-4.0</w:t>
-            </w:r>
-          </w:p>
-        </w:tc>
-        <w:tc>
-          <w:tcPr>
-            <w:tcW w:w="274" w:type="pct"/>
-            <w:vAlign w:val="center"/>
-          </w:tcPr>
-          <w:p>
-            <w:r/>
-            <w:r>
-              <w:t>{{ f_4_0_common_mode_l_pe_0_2 }}</w:t>
-            </w:r>
-          </w:p>
-        </w:tc>
-        <w:tc>
-          <w:tcPr>
-            <w:tcW w:w="274" w:type="pct"/>
-            <w:vAlign w:val="center"/>
-          </w:tcPr>
-          <w:p>
-            <w:r/>
-            <w:r>
-              <w:t>{{ f_4_0_common_mode_l_pe_90_2 }}</w:t>
-            </w:r>
-          </w:p>
-        </w:tc>
-        <w:tc>
-          <w:tcPr>
-            <w:tcW w:w="274" w:type="pct"/>
-            <w:vAlign w:val="center"/>
-          </w:tcPr>
-          <w:p>
-            <w:r/>
-            <w:r>
-              <w:t>{{ f_4_0_common_mode_l_pe_180_2 }}</w:t>
-            </w:r>
-          </w:p>
-        </w:tc>
-        <w:tc>
-          <w:tcPr>
-            <w:tcW w:w="275" w:type="pct"/>
-            <w:vAlign w:val="center"/>
-          </w:tcPr>
-          <w:p>
-            <w:r/>
-            <w:r>
-              <w:t>{{ f_4_0_common_mode_l_pe_2 }}</w:t>
-            </w:r>
-          </w:p>
-        </w:tc>
-        <w:tc>
-          <w:tcPr>
-            <w:tcW w:w="274" w:type="pct"/>
-            <w:vAlign w:val="center"/>
-          </w:tcPr>
-          <w:p>
-            <w:r/>
-            <w:r>
-              <w:t>{{ f_4_0_common_mode_n_pe_0_2 }}</w:t>
-            </w:r>
-          </w:p>
-        </w:tc>
-        <w:tc>
-          <w:tcPr>
-            <w:tcW w:w="274" w:type="pct"/>
-            <w:vAlign w:val="center"/>
-          </w:tcPr>
-          <w:p>
-            <w:r/>
-            <w:r>
-              <w:t>{{ f_4_0_common_mode_n_pe_90_2 }}</w:t>
-            </w:r>
-          </w:p>
-        </w:tc>
-        <w:tc>
-          <w:tcPr>
-            <w:tcW w:w="274" w:type="pct"/>
-            <w:vAlign w:val="center"/>
-          </w:tcPr>
-          <w:p>
-            <w:r/>
-            <w:r>
-              <w:t>{{ f_4_0_common_mode_n_pe_180_2 }}</w:t>
-            </w:r>
-          </w:p>
-        </w:tc>
-        <w:tc>
-          <w:tcPr>
-            <w:tcW w:w="276" w:type="pct"/>
-            <w:vAlign w:val="center"/>
-          </w:tcPr>
-          <w:p>
-            <w:r/>
-            <w:r>
-              <w:t>{{ f_4_0_common_mode_n_pe_270_2 }}</w:t>
-            </w:r>
-          </w:p>
-        </w:tc>
-        <w:tc>
-          <w:tcPr>
-            <w:tcW w:w="274" w:type="pct"/>
-            <w:vAlign w:val="center"/>
-          </w:tcPr>
-          <w:p>
-            <w:r/>
-            <w:r>
-              <w:t>{{ f_4_0_common_mode_l_n_pe_0_2 }}</w:t>
-            </w:r>
-          </w:p>
-        </w:tc>
-        <w:tc>
-          <w:tcPr>
-            <w:tcW w:w="274" w:type="pct"/>
-            <w:vAlign w:val="center"/>
-          </w:tcPr>
-          <w:p>
-            <w:r/>
-            <w:r>
-              <w:t>{{ f_4_0_common_mode_l_n_pe_90_2 }}</w:t>
-            </w:r>
-          </w:p>
-        </w:tc>
-        <w:tc>
-          <w:tcPr>
-            <w:tcW w:w="274" w:type="pct"/>
-            <w:vAlign w:val="center"/>
-          </w:tcPr>
-          <w:p>
-            <w:r/>
-            <w:r>
-              <w:t>{{ f_4_0_common_mode_l_n_pe_180_2 }}</w:t>
-            </w:r>
-          </w:p>
-        </w:tc>
-        <w:tc>
-          <w:tcPr>
-            <w:tcW w:w="278" w:type="pct"/>
-            <w:vAlign w:val="center"/>
-          </w:tcPr>
-          <w:p>
-            <w:r/>
-            <w:r>
-              <w:t>{{ f_4_0_common_mode_l_n_pe_270_2 }}</w:t>
-            </w:r>
-          </w:p>
-        </w:tc>
-        <w:tc>
-          <w:tcPr>
-            <w:tcW w:w="274" w:type="pct"/>
-            <w:vAlign w:val="center"/>
-          </w:tcPr>
-          <w:p>
-            <w:r/>
-            <w:r>
-              <w:t>{{ f_4_0_differential_mode_l_n_0_2 }}</w:t>
-            </w:r>
-          </w:p>
-        </w:tc>
-        <w:tc>
-          <w:tcPr>
-            <w:tcW w:w="274" w:type="pct"/>
-            <w:vAlign w:val="center"/>
-          </w:tcPr>
-          <w:p>
-            <w:r/>
-            <w:r>
-              <w:t>{{ f_4_0_differential_mode_l_n_90_2 }}</w:t>
-            </w:r>
-          </w:p>
-        </w:tc>
-        <w:tc>
-          <w:tcPr>
-            <w:tcW w:w="274" w:type="pct"/>
-            <w:vAlign w:val="center"/>
-          </w:tcPr>
-          <w:p>
-            <w:r/>
-            <w:r>
-              <w:t>{{ f_4_0_differential_mode_l_n_180_2 }}</w:t>
-            </w:r>
-          </w:p>
-        </w:tc>
-        <w:tc>
-          <w:tcPr>
-            <w:tcW w:w="272" w:type="pct"/>
-            <w:vAlign w:val="center"/>
-          </w:tcPr>
-          <w:p>
-            <w:r/>
-            <w:r>
-              <w:t>{{ f_4_0_differential_mode_l_n_270_2 }}</w:t>
-            </w:r>
-          </w:p>
-        </w:tc>
-      </w:tr>
-    </w:tbl>
     <w:p>
       <w:pPr>
         <w:spacing w:after="0"/>
@@ -4793,2511 +2321,6 @@
         </w:rPr>
       </w:pPr>
     </w:p>
-    <w:tbl>
-      <w:tblPr>
-        <w:tblW w:w="5000" w:type="pct"/>
-        <w:tblBorders>
-          <w:top w:val="single" w:sz="4" w:space="0" w:color="auto"/>
-          <w:left w:val="single" w:sz="4" w:space="0" w:color="auto"/>
-          <w:bottom w:val="single" w:sz="4" w:space="0" w:color="auto"/>
-          <w:right w:val="single" w:sz="4" w:space="0" w:color="auto"/>
-          <w:insideH w:val="single" w:sz="4" w:space="0" w:color="auto"/>
-          <w:insideV w:val="single" w:sz="4" w:space="0" w:color="auto"/>
-        </w:tblBorders>
-        <w:tblCellMar>
-          <w:left w:w="0" w:type="dxa"/>
-          <w:right w:w="0" w:type="dxa"/>
-        </w:tblCellMar>
-        <w:tblLook w:val="04A0" w:firstRow="1" w:lastRow="0" w:firstColumn="1" w:lastColumn="0" w:noHBand="0" w:noVBand="1"/>
-      </w:tblPr>
-      <w:tblGrid>
-        <w:gridCol w:w="1083"/>
-        <w:gridCol w:w="475"/>
-        <w:gridCol w:w="476"/>
-        <w:gridCol w:w="476"/>
-        <w:gridCol w:w="478"/>
-        <w:gridCol w:w="476"/>
-        <w:gridCol w:w="476"/>
-        <w:gridCol w:w="476"/>
-        <w:gridCol w:w="480"/>
-        <w:gridCol w:w="553"/>
-        <w:gridCol w:w="553"/>
-        <w:gridCol w:w="553"/>
-        <w:gridCol w:w="561"/>
-        <w:gridCol w:w="476"/>
-        <w:gridCol w:w="476"/>
-        <w:gridCol w:w="476"/>
-        <w:gridCol w:w="472"/>
-      </w:tblGrid>
-      <w:tr>
-        <w:trPr>
-          <w:trHeight w:val="300"/>
-        </w:trPr>
-        <w:tc>
-          <w:tcPr>
-            <w:tcW w:w="611" w:type="pct"/>
-            <w:vMerge w:val="restart"/>
-            <w:vAlign w:val="center"/>
-          </w:tcPr>
-          <w:p>
-            <w:pPr>
-              <w:spacing w:after="0" w:line="240" w:lineRule="auto"/>
-              <w:jc w:val="center"/>
-              <w:rPr>
-                <w:rFonts w:ascii="Arial" w:eastAsia="Times New Roman" w:hAnsi="Arial" w:cs="Arial"/>
-                <w:b/>
-                <w:bCs/>
-                <w:lang w:val="en-US" w:eastAsia="en-IN"/>
-              </w:rPr>
-            </w:pPr>
-            <w:r>
-              <w:rPr>
-                <w:rFonts w:ascii="Arial" w:eastAsia="Times New Roman" w:hAnsi="Arial" w:cs="Arial"/>
-                <w:b/>
-                <w:bCs/>
-                <w:lang w:val="en-US" w:eastAsia="en-IN"/>
-              </w:rPr>
-              <w:t>Test Level (kV)</w:t>
-            </w:r>
-          </w:p>
-        </w:tc>
-        <w:tc>
-          <w:tcPr>
-            <w:tcW w:w="3294" w:type="pct"/>
-            <w:gridSpan w:val="12"/>
-            <w:vAlign w:val="center"/>
-          </w:tcPr>
-          <w:p>
-            <w:pPr>
-              <w:spacing w:after="0" w:line="240" w:lineRule="auto"/>
-              <w:jc w:val="center"/>
-              <w:textAlignment w:val="baseline"/>
-              <w:rPr>
-                <w:rFonts w:ascii="Arial" w:eastAsia="Times New Roman" w:hAnsi="Arial" w:cs="Arial"/>
-                <w:b/>
-                <w:bCs/>
-                <w:lang w:val="en-US" w:eastAsia="en-IN"/>
-              </w:rPr>
-            </w:pPr>
-            <w:r>
-              <w:rPr>
-                <w:rFonts w:ascii="Arial" w:eastAsia="Times New Roman" w:hAnsi="Arial" w:cs="Arial"/>
-                <w:b/>
-                <w:bCs/>
-                <w:lang w:val="en-US" w:eastAsia="en-IN"/>
-              </w:rPr>
-              <w:t>Common Mode</w:t>
-            </w:r>
-          </w:p>
-        </w:tc>
-        <w:tc>
-          <w:tcPr>
-            <w:tcW w:w="1096" w:type="pct"/>
-            <w:gridSpan w:val="4"/>
-            <w:vAlign w:val="center"/>
-          </w:tcPr>
-          <w:p>
-            <w:pPr>
-              <w:spacing w:after="0" w:line="240" w:lineRule="auto"/>
-              <w:jc w:val="center"/>
-              <w:textAlignment w:val="baseline"/>
-              <w:rPr>
-                <w:rFonts w:ascii="Arial" w:eastAsia="Times New Roman" w:hAnsi="Arial" w:cs="Arial"/>
-                <w:b/>
-                <w:bCs/>
-                <w:lang w:val="en-US" w:eastAsia="en-IN"/>
-              </w:rPr>
-            </w:pPr>
-            <w:r>
-              <w:rPr>
-                <w:rFonts w:ascii="Arial" w:eastAsia="Times New Roman" w:hAnsi="Arial" w:cs="Arial"/>
-                <w:b/>
-                <w:bCs/>
-                <w:lang w:val="en-US" w:eastAsia="en-IN"/>
-              </w:rPr>
-              <w:t>Differential Mode</w:t>
-            </w:r>
-          </w:p>
-        </w:tc>
-      </w:tr>
-      <w:tr>
-        <w:trPr>
-          <w:trHeight w:val="300"/>
-        </w:trPr>
-        <w:tc>
-          <w:tcPr>
-            <w:tcW w:w="611" w:type="pct"/>
-            <w:vMerge/>
-            <w:vAlign w:val="center"/>
-          </w:tcPr>
-          <w:p>
-            <w:pPr>
-              <w:spacing w:after="0" w:line="240" w:lineRule="auto"/>
-              <w:rPr>
-                <w:rFonts w:ascii="Arial" w:eastAsia="Times New Roman" w:hAnsi="Arial" w:cs="Arial"/>
-                <w:b/>
-                <w:bCs/>
-                <w:lang w:val="en-US" w:eastAsia="en-IN"/>
-              </w:rPr>
-            </w:pPr>
-          </w:p>
-        </w:tc>
-        <w:tc>
-          <w:tcPr>
-            <w:tcW w:w="1096" w:type="pct"/>
-            <w:gridSpan w:val="4"/>
-            <w:vAlign w:val="center"/>
-          </w:tcPr>
-          <w:p>
-            <w:pPr>
-              <w:spacing w:after="0" w:line="240" w:lineRule="auto"/>
-              <w:jc w:val="center"/>
-              <w:textAlignment w:val="baseline"/>
-              <w:rPr>
-                <w:rFonts w:ascii="Arial" w:eastAsia="Times New Roman" w:hAnsi="Arial" w:cs="Arial"/>
-                <w:b/>
-                <w:bCs/>
-                <w:lang w:val="en-US" w:eastAsia="en-IN"/>
-              </w:rPr>
-            </w:pPr>
-            <w:r>
-              <w:rPr>
-                <w:rFonts w:ascii="Arial" w:eastAsia="Times New Roman" w:hAnsi="Arial" w:cs="Arial"/>
-                <w:b/>
-                <w:bCs/>
-                <w:lang w:val="en-US" w:eastAsia="en-IN"/>
-              </w:rPr>
-              <w:t>L(Pos)→PE</w:t>
-            </w:r>
-          </w:p>
-        </w:tc>
-        <w:tc>
-          <w:tcPr>
-            <w:tcW w:w="1098" w:type="pct"/>
-            <w:gridSpan w:val="4"/>
-            <w:vAlign w:val="center"/>
-          </w:tcPr>
-          <w:p>
-            <w:pPr>
-              <w:spacing w:after="0" w:line="240" w:lineRule="auto"/>
-              <w:jc w:val="center"/>
-              <w:textAlignment w:val="baseline"/>
-              <w:rPr>
-                <w:rFonts w:ascii="Arial" w:eastAsia="Times New Roman" w:hAnsi="Arial" w:cs="Arial"/>
-                <w:b/>
-                <w:bCs/>
-                <w:lang w:val="en-US" w:eastAsia="en-IN"/>
-              </w:rPr>
-            </w:pPr>
-            <w:r>
-              <w:rPr>
-                <w:rFonts w:ascii="Arial" w:eastAsia="Times New Roman" w:hAnsi="Arial" w:cs="Arial"/>
-                <w:b/>
-                <w:bCs/>
-                <w:lang w:val="en-US" w:eastAsia="en-IN"/>
-              </w:rPr>
-              <w:t>N(Neg)→PE</w:t>
-            </w:r>
-          </w:p>
-        </w:tc>
-        <w:tc>
-          <w:tcPr>
-            <w:tcW w:w="1100" w:type="pct"/>
-            <w:gridSpan w:val="4"/>
-            <w:vAlign w:val="center"/>
-          </w:tcPr>
-          <w:p>
-            <w:pPr>
-              <w:spacing w:after="0" w:line="240" w:lineRule="auto"/>
-              <w:ind w:right="162"/>
-              <w:jc w:val="center"/>
-              <w:textAlignment w:val="baseline"/>
-              <w:rPr>
-                <w:rFonts w:ascii="Arial" w:eastAsia="Times New Roman" w:hAnsi="Arial" w:cs="Arial"/>
-                <w:b/>
-                <w:bCs/>
-                <w:lang w:val="en-US" w:eastAsia="en-IN"/>
-              </w:rPr>
-            </w:pPr>
-            <w:r>
-              <w:rPr>
-                <w:rFonts w:ascii="Arial" w:eastAsia="Times New Roman" w:hAnsi="Arial" w:cs="Arial"/>
-                <w:b/>
-                <w:bCs/>
-                <w:lang w:val="en-US" w:eastAsia="en-IN"/>
-              </w:rPr>
-              <w:t>L(Pos)+N(Neg)→PE</w:t>
-            </w:r>
-          </w:p>
-        </w:tc>
-        <w:tc>
-          <w:tcPr>
-            <w:tcW w:w="1096" w:type="pct"/>
-            <w:gridSpan w:val="4"/>
-            <w:vAlign w:val="center"/>
-          </w:tcPr>
-          <w:p>
-            <w:pPr>
-              <w:spacing w:after="0" w:line="240" w:lineRule="auto"/>
-              <w:jc w:val="center"/>
-              <w:textAlignment w:val="baseline"/>
-              <w:rPr>
-                <w:rFonts w:ascii="Arial" w:eastAsia="Times New Roman" w:hAnsi="Arial" w:cs="Arial"/>
-                <w:b/>
-                <w:bCs/>
-                <w:lang w:val="en-US" w:eastAsia="en-IN"/>
-              </w:rPr>
-            </w:pPr>
-            <w:r>
-              <w:rPr>
-                <w:rFonts w:ascii="Arial" w:eastAsia="Times New Roman" w:hAnsi="Arial" w:cs="Arial"/>
-                <w:b/>
-                <w:bCs/>
-                <w:lang w:val="en-US" w:eastAsia="en-IN"/>
-              </w:rPr>
-              <w:t>L(Pos)→N(Neg)</w:t>
-            </w:r>
-          </w:p>
-        </w:tc>
-      </w:tr>
-      <w:tr>
-        <w:trPr>
-          <w:trHeight w:val="300"/>
-        </w:trPr>
-        <w:tc>
-          <w:tcPr>
-            <w:tcW w:w="611" w:type="pct"/>
-            <w:vMerge/>
-            <w:vAlign w:val="center"/>
-          </w:tcPr>
-          <w:p>
-            <w:pPr>
-              <w:spacing w:after="0" w:line="240" w:lineRule="auto"/>
-              <w:rPr>
-                <w:rFonts w:ascii="Arial" w:eastAsia="Times New Roman" w:hAnsi="Arial" w:cs="Arial"/>
-                <w:b/>
-                <w:bCs/>
-                <w:lang w:val="en-US" w:eastAsia="en-IN"/>
-              </w:rPr>
-            </w:pPr>
-          </w:p>
-        </w:tc>
-        <w:tc>
-          <w:tcPr>
-            <w:tcW w:w="274" w:type="pct"/>
-            <w:vAlign w:val="center"/>
-          </w:tcPr>
-          <w:p>
-            <w:pPr>
-              <w:spacing w:after="0" w:line="240" w:lineRule="auto"/>
-              <w:jc w:val="center"/>
-              <w:textAlignment w:val="baseline"/>
-              <w:rPr>
-                <w:rFonts w:ascii="Arial" w:hAnsi="Arial" w:cs="Arial"/>
-                <w:b/>
-                <w:bCs/>
-              </w:rPr>
-            </w:pPr>
-            <w:r>
-              <w:rPr>
-                <w:rFonts w:ascii="Arial" w:hAnsi="Arial" w:cs="Arial"/>
-                <w:b/>
-                <w:bCs/>
-              </w:rPr>
-              <w:t>0°</w:t>
-            </w:r>
-          </w:p>
-        </w:tc>
-        <w:tc>
-          <w:tcPr>
-            <w:tcW w:w="274" w:type="pct"/>
-            <w:vAlign w:val="center"/>
-          </w:tcPr>
-          <w:p>
-            <w:pPr>
-              <w:spacing w:after="0" w:line="240" w:lineRule="auto"/>
-              <w:jc w:val="center"/>
-              <w:textAlignment w:val="baseline"/>
-              <w:rPr>
-                <w:rFonts w:ascii="Arial" w:hAnsi="Arial" w:cs="Arial"/>
-                <w:b/>
-                <w:bCs/>
-              </w:rPr>
-            </w:pPr>
-            <w:r>
-              <w:rPr>
-                <w:rFonts w:ascii="Arial" w:hAnsi="Arial" w:cs="Arial"/>
-                <w:b/>
-                <w:bCs/>
-              </w:rPr>
-              <w:t>90°</w:t>
-            </w:r>
-          </w:p>
-        </w:tc>
-        <w:tc>
-          <w:tcPr>
-            <w:tcW w:w="274" w:type="pct"/>
-            <w:vAlign w:val="center"/>
-          </w:tcPr>
-          <w:p>
-            <w:pPr>
-              <w:spacing w:after="0" w:line="240" w:lineRule="auto"/>
-              <w:jc w:val="center"/>
-              <w:textAlignment w:val="baseline"/>
-              <w:rPr>
-                <w:rFonts w:ascii="Arial" w:hAnsi="Arial" w:cs="Arial"/>
-                <w:b/>
-                <w:bCs/>
-              </w:rPr>
-            </w:pPr>
-            <w:r>
-              <w:rPr>
-                <w:rFonts w:ascii="Arial" w:hAnsi="Arial" w:cs="Arial"/>
-                <w:b/>
-                <w:bCs/>
-              </w:rPr>
-              <w:t>180°</w:t>
-            </w:r>
-          </w:p>
-        </w:tc>
-        <w:tc>
-          <w:tcPr>
-            <w:tcW w:w="275" w:type="pct"/>
-            <w:vAlign w:val="center"/>
-          </w:tcPr>
-          <w:p>
-            <w:pPr>
-              <w:spacing w:after="0" w:line="240" w:lineRule="auto"/>
-              <w:jc w:val="center"/>
-              <w:textAlignment w:val="baseline"/>
-              <w:rPr>
-                <w:rFonts w:ascii="Arial" w:hAnsi="Arial" w:cs="Arial"/>
-                <w:b/>
-                <w:bCs/>
-              </w:rPr>
-            </w:pPr>
-            <w:r>
-              <w:rPr>
-                <w:rFonts w:ascii="Arial" w:hAnsi="Arial" w:cs="Arial"/>
-                <w:b/>
-                <w:bCs/>
-              </w:rPr>
-              <w:t>270°</w:t>
-            </w:r>
-          </w:p>
-        </w:tc>
-        <w:tc>
-          <w:tcPr>
-            <w:tcW w:w="274" w:type="pct"/>
-            <w:vAlign w:val="center"/>
-          </w:tcPr>
-          <w:p>
-            <w:pPr>
-              <w:spacing w:after="0" w:line="240" w:lineRule="auto"/>
-              <w:jc w:val="center"/>
-              <w:textAlignment w:val="baseline"/>
-              <w:rPr>
-                <w:rFonts w:ascii="Arial" w:hAnsi="Arial" w:cs="Arial"/>
-                <w:b/>
-                <w:bCs/>
-              </w:rPr>
-            </w:pPr>
-            <w:r>
-              <w:rPr>
-                <w:rFonts w:ascii="Arial" w:hAnsi="Arial" w:cs="Arial"/>
-                <w:b/>
-                <w:bCs/>
-              </w:rPr>
-              <w:t>0°</w:t>
-            </w:r>
-          </w:p>
-        </w:tc>
-        <w:tc>
-          <w:tcPr>
-            <w:tcW w:w="274" w:type="pct"/>
-            <w:vAlign w:val="center"/>
-          </w:tcPr>
-          <w:p>
-            <w:pPr>
-              <w:spacing w:after="0" w:line="240" w:lineRule="auto"/>
-              <w:jc w:val="center"/>
-              <w:textAlignment w:val="baseline"/>
-              <w:rPr>
-                <w:rFonts w:ascii="Arial" w:hAnsi="Arial" w:cs="Arial"/>
-                <w:b/>
-                <w:bCs/>
-              </w:rPr>
-            </w:pPr>
-            <w:r>
-              <w:rPr>
-                <w:rFonts w:ascii="Arial" w:hAnsi="Arial" w:cs="Arial"/>
-                <w:b/>
-                <w:bCs/>
-              </w:rPr>
-              <w:t>90°</w:t>
-            </w:r>
-          </w:p>
-        </w:tc>
-        <w:tc>
-          <w:tcPr>
-            <w:tcW w:w="274" w:type="pct"/>
-            <w:vAlign w:val="center"/>
-          </w:tcPr>
-          <w:p>
-            <w:pPr>
-              <w:spacing w:after="0" w:line="240" w:lineRule="auto"/>
-              <w:jc w:val="center"/>
-              <w:textAlignment w:val="baseline"/>
-              <w:rPr>
-                <w:rFonts w:ascii="Arial" w:hAnsi="Arial" w:cs="Arial"/>
-                <w:b/>
-                <w:bCs/>
-              </w:rPr>
-            </w:pPr>
-            <w:r>
-              <w:rPr>
-                <w:rFonts w:ascii="Arial" w:hAnsi="Arial" w:cs="Arial"/>
-                <w:b/>
-                <w:bCs/>
-              </w:rPr>
-              <w:t>180°</w:t>
-            </w:r>
-          </w:p>
-        </w:tc>
-        <w:tc>
-          <w:tcPr>
-            <w:tcW w:w="276" w:type="pct"/>
-            <w:vAlign w:val="center"/>
-          </w:tcPr>
-          <w:p>
-            <w:pPr>
-              <w:spacing w:after="0" w:line="240" w:lineRule="auto"/>
-              <w:jc w:val="center"/>
-              <w:textAlignment w:val="baseline"/>
-              <w:rPr>
-                <w:rFonts w:ascii="Arial" w:hAnsi="Arial" w:cs="Arial"/>
-                <w:b/>
-                <w:bCs/>
-              </w:rPr>
-            </w:pPr>
-            <w:r>
-              <w:rPr>
-                <w:rFonts w:ascii="Arial" w:hAnsi="Arial" w:cs="Arial"/>
-                <w:b/>
-                <w:bCs/>
-              </w:rPr>
-              <w:t>270°</w:t>
-            </w:r>
-          </w:p>
-        </w:tc>
-        <w:tc>
-          <w:tcPr>
-            <w:tcW w:w="274" w:type="pct"/>
-            <w:vAlign w:val="center"/>
-          </w:tcPr>
-          <w:p>
-            <w:pPr>
-              <w:spacing w:after="0" w:line="240" w:lineRule="auto"/>
-              <w:jc w:val="center"/>
-              <w:textAlignment w:val="baseline"/>
-              <w:rPr>
-                <w:rFonts w:ascii="Arial" w:hAnsi="Arial" w:cs="Arial"/>
-                <w:b/>
-                <w:bCs/>
-              </w:rPr>
-            </w:pPr>
-            <w:r>
-              <w:rPr>
-                <w:rFonts w:ascii="Arial" w:hAnsi="Arial" w:cs="Arial"/>
-                <w:b/>
-                <w:bCs/>
-              </w:rPr>
-              <w:t>0°</w:t>
-            </w:r>
-          </w:p>
-        </w:tc>
-        <w:tc>
-          <w:tcPr>
-            <w:tcW w:w="274" w:type="pct"/>
-            <w:vAlign w:val="center"/>
-          </w:tcPr>
-          <w:p>
-            <w:pPr>
-              <w:spacing w:after="0" w:line="240" w:lineRule="auto"/>
-              <w:jc w:val="center"/>
-              <w:textAlignment w:val="baseline"/>
-              <w:rPr>
-                <w:rFonts w:ascii="Arial" w:hAnsi="Arial" w:cs="Arial"/>
-                <w:b/>
-                <w:bCs/>
-              </w:rPr>
-            </w:pPr>
-            <w:r>
-              <w:rPr>
-                <w:rFonts w:ascii="Arial" w:hAnsi="Arial" w:cs="Arial"/>
-                <w:b/>
-                <w:bCs/>
-              </w:rPr>
-              <w:t>90°</w:t>
-            </w:r>
-          </w:p>
-        </w:tc>
-        <w:tc>
-          <w:tcPr>
-            <w:tcW w:w="274" w:type="pct"/>
-            <w:vAlign w:val="center"/>
-          </w:tcPr>
-          <w:p>
-            <w:pPr>
-              <w:spacing w:after="0" w:line="240" w:lineRule="auto"/>
-              <w:jc w:val="center"/>
-              <w:textAlignment w:val="baseline"/>
-              <w:rPr>
-                <w:rFonts w:ascii="Arial" w:hAnsi="Arial" w:cs="Arial"/>
-                <w:b/>
-                <w:bCs/>
-              </w:rPr>
-            </w:pPr>
-            <w:r>
-              <w:rPr>
-                <w:rFonts w:ascii="Arial" w:hAnsi="Arial" w:cs="Arial"/>
-                <w:b/>
-                <w:bCs/>
-              </w:rPr>
-              <w:t>180°</w:t>
-            </w:r>
-          </w:p>
-        </w:tc>
-        <w:tc>
-          <w:tcPr>
-            <w:tcW w:w="277" w:type="pct"/>
-            <w:vAlign w:val="center"/>
-          </w:tcPr>
-          <w:p>
-            <w:pPr>
-              <w:spacing w:after="0" w:line="240" w:lineRule="auto"/>
-              <w:jc w:val="center"/>
-              <w:textAlignment w:val="baseline"/>
-              <w:rPr>
-                <w:rFonts w:ascii="Arial" w:hAnsi="Arial" w:cs="Arial"/>
-                <w:b/>
-                <w:bCs/>
-              </w:rPr>
-            </w:pPr>
-            <w:r>
-              <w:rPr>
-                <w:rFonts w:ascii="Arial" w:hAnsi="Arial" w:cs="Arial"/>
-                <w:b/>
-                <w:bCs/>
-              </w:rPr>
-              <w:t>270°</w:t>
-            </w:r>
-          </w:p>
-        </w:tc>
-        <w:tc>
-          <w:tcPr>
-            <w:tcW w:w="274" w:type="pct"/>
-            <w:vAlign w:val="center"/>
-          </w:tcPr>
-          <w:p>
-            <w:pPr>
-              <w:spacing w:after="0" w:line="240" w:lineRule="auto"/>
-              <w:jc w:val="center"/>
-              <w:textAlignment w:val="baseline"/>
-              <w:rPr>
-                <w:rFonts w:ascii="Arial" w:eastAsia="Times New Roman" w:hAnsi="Arial" w:cs="Arial"/>
-                <w:b/>
-                <w:bCs/>
-                <w:lang w:val="en-US" w:eastAsia="en-IN"/>
-              </w:rPr>
-            </w:pPr>
-            <w:r>
-              <w:rPr>
-                <w:rFonts w:ascii="Arial" w:hAnsi="Arial" w:cs="Arial"/>
-                <w:b/>
-                <w:bCs/>
-              </w:rPr>
-              <w:t>0°</w:t>
-            </w:r>
-          </w:p>
-        </w:tc>
-        <w:tc>
-          <w:tcPr>
-            <w:tcW w:w="274" w:type="pct"/>
-            <w:vAlign w:val="center"/>
-          </w:tcPr>
-          <w:p>
-            <w:pPr>
-              <w:spacing w:after="0" w:line="240" w:lineRule="auto"/>
-              <w:jc w:val="center"/>
-              <w:textAlignment w:val="baseline"/>
-              <w:rPr>
-                <w:rFonts w:ascii="Arial" w:eastAsia="Times New Roman" w:hAnsi="Arial" w:cs="Arial"/>
-                <w:b/>
-                <w:bCs/>
-                <w:lang w:val="en-US" w:eastAsia="en-IN"/>
-              </w:rPr>
-            </w:pPr>
-            <w:r>
-              <w:rPr>
-                <w:rFonts w:ascii="Arial" w:hAnsi="Arial" w:cs="Arial"/>
-                <w:b/>
-                <w:bCs/>
-              </w:rPr>
-              <w:t>90°</w:t>
-            </w:r>
-          </w:p>
-        </w:tc>
-        <w:tc>
-          <w:tcPr>
-            <w:tcW w:w="274" w:type="pct"/>
-            <w:vAlign w:val="center"/>
-          </w:tcPr>
-          <w:p>
-            <w:pPr>
-              <w:spacing w:after="0" w:line="240" w:lineRule="auto"/>
-              <w:jc w:val="center"/>
-              <w:textAlignment w:val="baseline"/>
-              <w:rPr>
-                <w:rFonts w:ascii="Arial" w:eastAsia="Times New Roman" w:hAnsi="Arial" w:cs="Arial"/>
-                <w:b/>
-                <w:bCs/>
-                <w:lang w:val="en-US" w:eastAsia="en-IN"/>
-              </w:rPr>
-            </w:pPr>
-            <w:r>
-              <w:rPr>
-                <w:rFonts w:ascii="Arial" w:hAnsi="Arial" w:cs="Arial"/>
-                <w:b/>
-                <w:bCs/>
-              </w:rPr>
-              <w:t>180°</w:t>
-            </w:r>
-          </w:p>
-        </w:tc>
-        <w:tc>
-          <w:tcPr>
-            <w:tcW w:w="273" w:type="pct"/>
-            <w:vAlign w:val="center"/>
-          </w:tcPr>
-          <w:p>
-            <w:pPr>
-              <w:spacing w:after="0" w:line="240" w:lineRule="auto"/>
-              <w:jc w:val="center"/>
-              <w:textAlignment w:val="baseline"/>
-              <w:rPr>
-                <w:rFonts w:ascii="Arial" w:eastAsia="Times New Roman" w:hAnsi="Arial" w:cs="Arial"/>
-                <w:b/>
-                <w:bCs/>
-                <w:i/>
-                <w:iCs/>
-                <w:lang w:val="en-US" w:eastAsia="en-IN"/>
-              </w:rPr>
-            </w:pPr>
-            <w:r>
-              <w:rPr>
-                <w:rFonts w:ascii="Arial" w:hAnsi="Arial" w:cs="Arial"/>
-                <w:b/>
-                <w:bCs/>
-              </w:rPr>
-              <w:t>270°</w:t>
-            </w:r>
-          </w:p>
-        </w:tc>
-      </w:tr>
-      <w:tr>
-        <w:trPr>
-          <w:trHeight w:val="281"/>
-        </w:trPr>
-        <w:tc>
-          <w:tcPr>
-            <w:tcW w:w="611" w:type="pct"/>
-            <w:vAlign w:val="center"/>
-          </w:tcPr>
-          <w:p>
-            <w:pPr>
-              <w:spacing w:after="0" w:line="240" w:lineRule="auto"/>
-              <w:jc w:val="center"/>
-              <w:rPr>
-                <w:rFonts w:ascii="Arial" w:eastAsia="Times New Roman" w:hAnsi="Arial" w:cs="Arial"/>
-                <w:b/>
-                <w:bCs/>
-                <w:lang w:val="en-US" w:eastAsia="en-IN"/>
-              </w:rPr>
-            </w:pPr>
-            <w:r>
-              <w:rPr>
-                <w:rFonts w:ascii="Arial" w:eastAsia="Times New Roman" w:hAnsi="Arial" w:cs="Arial"/>
-                <w:b/>
-                <w:bCs/>
-                <w:lang w:val="en-US" w:eastAsia="en-IN"/>
-              </w:rPr>
-              <w:t>+0.5</w:t>
-            </w:r>
-          </w:p>
-        </w:tc>
-        <w:tc>
-          <w:tcPr>
-            <w:tcW w:w="274" w:type="pct"/>
-            <w:vAlign w:val="center"/>
-          </w:tcPr>
-          <w:p>
-            <w:r/>
-            <w:r>
-              <w:t>{{ f_0_5_common_mode_l_pe_0_3 }}</w:t>
-            </w:r>
-          </w:p>
-        </w:tc>
-        <w:tc>
-          <w:tcPr>
-            <w:tcW w:w="274" w:type="pct"/>
-            <w:vAlign w:val="center"/>
-          </w:tcPr>
-          <w:p>
-            <w:r/>
-            <w:r>
-              <w:t>{{ f_0_5_common_mode_l_pe_90_3 }}</w:t>
-            </w:r>
-          </w:p>
-        </w:tc>
-        <w:tc>
-          <w:tcPr>
-            <w:tcW w:w="274" w:type="pct"/>
-            <w:vAlign w:val="center"/>
-          </w:tcPr>
-          <w:p>
-            <w:r/>
-            <w:r>
-              <w:t>{{ f_0_5_common_mode_l_pe_180_3 }}</w:t>
-            </w:r>
-          </w:p>
-        </w:tc>
-        <w:tc>
-          <w:tcPr>
-            <w:tcW w:w="275" w:type="pct"/>
-            <w:vAlign w:val="center"/>
-          </w:tcPr>
-          <w:p>
-            <w:r/>
-            <w:r>
-              <w:t>{{ f_0_5_common_mode_l_pe_3 }}</w:t>
-            </w:r>
-          </w:p>
-        </w:tc>
-        <w:tc>
-          <w:tcPr>
-            <w:tcW w:w="274" w:type="pct"/>
-            <w:vAlign w:val="center"/>
-          </w:tcPr>
-          <w:p>
-            <w:r/>
-            <w:r>
-              <w:t>{{ f_0_5_common_mode_n_pe_0_3 }}</w:t>
-            </w:r>
-          </w:p>
-        </w:tc>
-        <w:tc>
-          <w:tcPr>
-            <w:tcW w:w="274" w:type="pct"/>
-            <w:vAlign w:val="center"/>
-          </w:tcPr>
-          <w:p>
-            <w:r/>
-            <w:r>
-              <w:t>{{ f_0_5_common_mode_n_pe_90_3 }}</w:t>
-            </w:r>
-          </w:p>
-        </w:tc>
-        <w:tc>
-          <w:tcPr>
-            <w:tcW w:w="274" w:type="pct"/>
-            <w:vAlign w:val="center"/>
-          </w:tcPr>
-          <w:p>
-            <w:r/>
-            <w:r>
-              <w:t>{{ f_0_5_common_mode_n_pe_180_3 }}</w:t>
-            </w:r>
-          </w:p>
-        </w:tc>
-        <w:tc>
-          <w:tcPr>
-            <w:tcW w:w="276" w:type="pct"/>
-            <w:vAlign w:val="center"/>
-          </w:tcPr>
-          <w:p>
-            <w:r/>
-            <w:r>
-              <w:t>{{ f_0_5_common_mode_n_pe_270_3 }}</w:t>
-            </w:r>
-          </w:p>
-        </w:tc>
-        <w:tc>
-          <w:tcPr>
-            <w:tcW w:w="274" w:type="pct"/>
-            <w:vAlign w:val="center"/>
-          </w:tcPr>
-          <w:p>
-            <w:r/>
-            <w:r>
-              <w:t>{{ f_0_5_common_mode_l_n_pe_0_3 }}</w:t>
-            </w:r>
-          </w:p>
-        </w:tc>
-        <w:tc>
-          <w:tcPr>
-            <w:tcW w:w="274" w:type="pct"/>
-            <w:vAlign w:val="center"/>
-          </w:tcPr>
-          <w:p>
-            <w:r/>
-            <w:r>
-              <w:t>{{ f_0_5_common_mode_l_n_pe_90_3 }}</w:t>
-            </w:r>
-          </w:p>
-        </w:tc>
-        <w:tc>
-          <w:tcPr>
-            <w:tcW w:w="274" w:type="pct"/>
-            <w:vAlign w:val="center"/>
-          </w:tcPr>
-          <w:p>
-            <w:r/>
-            <w:r>
-              <w:t>{{ f_0_5_common_mode_l_n_pe_180_3 }}</w:t>
-            </w:r>
-          </w:p>
-        </w:tc>
-        <w:tc>
-          <w:tcPr>
-            <w:tcW w:w="277" w:type="pct"/>
-            <w:vAlign w:val="center"/>
-          </w:tcPr>
-          <w:p>
-            <w:r/>
-            <w:r>
-              <w:t>{{ f_0_5_common_mode_l_n_pe_270_3 }}</w:t>
-            </w:r>
-          </w:p>
-        </w:tc>
-        <w:tc>
-          <w:tcPr>
-            <w:tcW w:w="274" w:type="pct"/>
-            <w:vAlign w:val="center"/>
-          </w:tcPr>
-          <w:p>
-            <w:r/>
-            <w:r>
-              <w:t>{{ f_0_5_differential_mode_l_n_0_3 }}</w:t>
-            </w:r>
-          </w:p>
-        </w:tc>
-        <w:tc>
-          <w:tcPr>
-            <w:tcW w:w="274" w:type="pct"/>
-            <w:vAlign w:val="center"/>
-          </w:tcPr>
-          <w:p>
-            <w:r/>
-            <w:r>
-              <w:t>{{ f_0_5_differential_mode_l_n_90_3 }}</w:t>
-            </w:r>
-          </w:p>
-        </w:tc>
-        <w:tc>
-          <w:tcPr>
-            <w:tcW w:w="274" w:type="pct"/>
-            <w:vAlign w:val="center"/>
-          </w:tcPr>
-          <w:p>
-            <w:r/>
-            <w:r>
-              <w:t>{{ f_0_5_differential_mode_l_n_180_3 }}</w:t>
-            </w:r>
-          </w:p>
-        </w:tc>
-        <w:tc>
-          <w:tcPr>
-            <w:tcW w:w="273" w:type="pct"/>
-            <w:vAlign w:val="center"/>
-          </w:tcPr>
-          <w:p>
-            <w:r/>
-            <w:r>
-              <w:t>{{ f_0_5_differential_mode_l_n_270_3 }}</w:t>
-            </w:r>
-          </w:p>
-        </w:tc>
-      </w:tr>
-      <w:tr>
-        <w:trPr>
-          <w:trHeight w:val="300"/>
-        </w:trPr>
-        <w:tc>
-          <w:tcPr>
-            <w:tcW w:w="611" w:type="pct"/>
-            <w:vAlign w:val="center"/>
-          </w:tcPr>
-          <w:p>
-            <w:pPr>
-              <w:spacing w:after="0" w:line="240" w:lineRule="auto"/>
-              <w:jc w:val="center"/>
-              <w:rPr>
-                <w:rFonts w:ascii="Arial" w:eastAsia="Times New Roman" w:hAnsi="Arial" w:cs="Arial"/>
-                <w:b/>
-                <w:bCs/>
-                <w:lang w:val="en-US" w:eastAsia="en-IN"/>
-              </w:rPr>
-            </w:pPr>
-            <w:r>
-              <w:rPr>
-                <w:rFonts w:ascii="Arial" w:eastAsia="Times New Roman" w:hAnsi="Arial" w:cs="Arial"/>
-                <w:b/>
-                <w:bCs/>
-                <w:lang w:val="en-US" w:eastAsia="en-IN"/>
-              </w:rPr>
-              <w:t>-0.5</w:t>
-            </w:r>
-          </w:p>
-        </w:tc>
-        <w:tc>
-          <w:tcPr>
-            <w:tcW w:w="274" w:type="pct"/>
-            <w:vAlign w:val="center"/>
-          </w:tcPr>
-          <w:p>
-            <w:r/>
-            <w:r>
-              <w:t>{{ f_0_5_common_mode_l_pe_0_4 }}</w:t>
-            </w:r>
-          </w:p>
-        </w:tc>
-        <w:tc>
-          <w:tcPr>
-            <w:tcW w:w="274" w:type="pct"/>
-            <w:vAlign w:val="center"/>
-          </w:tcPr>
-          <w:p>
-            <w:r/>
-            <w:r>
-              <w:t>{{ f_0_5_common_mode_l_pe_90_4 }}</w:t>
-            </w:r>
-          </w:p>
-        </w:tc>
-        <w:tc>
-          <w:tcPr>
-            <w:tcW w:w="274" w:type="pct"/>
-            <w:vAlign w:val="center"/>
-          </w:tcPr>
-          <w:p>
-            <w:r/>
-            <w:r>
-              <w:t>{{ f_0_5_common_mode_l_pe_180_4 }}</w:t>
-            </w:r>
-          </w:p>
-        </w:tc>
-        <w:tc>
-          <w:tcPr>
-            <w:tcW w:w="275" w:type="pct"/>
-            <w:vAlign w:val="center"/>
-          </w:tcPr>
-          <w:p>
-            <w:r/>
-            <w:r>
-              <w:t>{{ f_0_5_common_mode_l_pe_4 }}</w:t>
-            </w:r>
-          </w:p>
-        </w:tc>
-        <w:tc>
-          <w:tcPr>
-            <w:tcW w:w="274" w:type="pct"/>
-            <w:vAlign w:val="center"/>
-          </w:tcPr>
-          <w:p>
-            <w:r/>
-            <w:r>
-              <w:t>{{ f_0_5_common_mode_n_pe_0_4 }}</w:t>
-            </w:r>
-          </w:p>
-        </w:tc>
-        <w:tc>
-          <w:tcPr>
-            <w:tcW w:w="274" w:type="pct"/>
-            <w:vAlign w:val="center"/>
-          </w:tcPr>
-          <w:p>
-            <w:r/>
-            <w:r>
-              <w:t>{{ f_0_5_common_mode_n_pe_90_4 }}</w:t>
-            </w:r>
-          </w:p>
-        </w:tc>
-        <w:tc>
-          <w:tcPr>
-            <w:tcW w:w="274" w:type="pct"/>
-            <w:vAlign w:val="center"/>
-          </w:tcPr>
-          <w:p>
-            <w:r/>
-            <w:r>
-              <w:t>{{ f_0_5_common_mode_n_pe_180_4 }}</w:t>
-            </w:r>
-          </w:p>
-        </w:tc>
-        <w:tc>
-          <w:tcPr>
-            <w:tcW w:w="276" w:type="pct"/>
-            <w:vAlign w:val="center"/>
-          </w:tcPr>
-          <w:p>
-            <w:r/>
-            <w:r>
-              <w:t>{{ f_0_5_common_mode_n_pe_270_4 }}</w:t>
-            </w:r>
-          </w:p>
-        </w:tc>
-        <w:tc>
-          <w:tcPr>
-            <w:tcW w:w="274" w:type="pct"/>
-            <w:vAlign w:val="center"/>
-          </w:tcPr>
-          <w:p>
-            <w:r/>
-            <w:r>
-              <w:t>{{ f_0_5_common_mode_l_n_pe_0_4 }}</w:t>
-            </w:r>
-          </w:p>
-        </w:tc>
-        <w:tc>
-          <w:tcPr>
-            <w:tcW w:w="274" w:type="pct"/>
-            <w:vAlign w:val="center"/>
-          </w:tcPr>
-          <w:p>
-            <w:r/>
-            <w:r>
-              <w:t>{{ f_0_5_common_mode_l_n_pe_90_4 }}</w:t>
-            </w:r>
-          </w:p>
-        </w:tc>
-        <w:tc>
-          <w:tcPr>
-            <w:tcW w:w="274" w:type="pct"/>
-            <w:vAlign w:val="center"/>
-          </w:tcPr>
-          <w:p>
-            <w:r/>
-            <w:r>
-              <w:t>{{ f_0_5_common_mode_l_n_pe_180_4 }}</w:t>
-            </w:r>
-          </w:p>
-        </w:tc>
-        <w:tc>
-          <w:tcPr>
-            <w:tcW w:w="277" w:type="pct"/>
-            <w:vAlign w:val="center"/>
-          </w:tcPr>
-          <w:p>
-            <w:r/>
-            <w:r>
-              <w:t>{{ f_0_5_common_mode_l_n_pe_270_4 }}</w:t>
-            </w:r>
-          </w:p>
-        </w:tc>
-        <w:tc>
-          <w:tcPr>
-            <w:tcW w:w="274" w:type="pct"/>
-            <w:vAlign w:val="center"/>
-          </w:tcPr>
-          <w:p>
-            <w:r/>
-            <w:r>
-              <w:t>{{ f_0_5_differential_mode_l_n_0_4 }}</w:t>
-            </w:r>
-          </w:p>
-        </w:tc>
-        <w:tc>
-          <w:tcPr>
-            <w:tcW w:w="274" w:type="pct"/>
-            <w:vAlign w:val="center"/>
-          </w:tcPr>
-          <w:p>
-            <w:r/>
-            <w:r>
-              <w:t>{{ f_0_5_differential_mode_l_n_90_4 }}</w:t>
-            </w:r>
-          </w:p>
-        </w:tc>
-        <w:tc>
-          <w:tcPr>
-            <w:tcW w:w="274" w:type="pct"/>
-            <w:vAlign w:val="center"/>
-          </w:tcPr>
-          <w:p>
-            <w:r/>
-            <w:r>
-              <w:t>{{ f_0_5_differential_mode_l_n_180_4 }}</w:t>
-            </w:r>
-          </w:p>
-        </w:tc>
-        <w:tc>
-          <w:tcPr>
-            <w:tcW w:w="273" w:type="pct"/>
-            <w:vAlign w:val="center"/>
-          </w:tcPr>
-          <w:p>
-            <w:r/>
-            <w:r>
-              <w:t>{{ f_0_5_differential_mode_l_n_270_4 }}</w:t>
-            </w:r>
-          </w:p>
-        </w:tc>
-      </w:tr>
-      <w:tr>
-        <w:trPr>
-          <w:trHeight w:val="300"/>
-        </w:trPr>
-        <w:tc>
-          <w:tcPr>
-            <w:tcW w:w="611" w:type="pct"/>
-            <w:vAlign w:val="center"/>
-          </w:tcPr>
-          <w:p>
-            <w:pPr>
-              <w:spacing w:after="0" w:line="240" w:lineRule="auto"/>
-              <w:jc w:val="center"/>
-              <w:rPr>
-                <w:rFonts w:ascii="Arial" w:eastAsia="Times New Roman" w:hAnsi="Arial" w:cs="Arial"/>
-                <w:b/>
-                <w:bCs/>
-                <w:lang w:val="en-US" w:eastAsia="en-IN"/>
-              </w:rPr>
-            </w:pPr>
-            <w:r>
-              <w:rPr>
-                <w:rFonts w:ascii="Arial" w:eastAsia="Times New Roman" w:hAnsi="Arial" w:cs="Arial"/>
-                <w:b/>
-                <w:bCs/>
-                <w:lang w:val="en-US" w:eastAsia="en-IN"/>
-              </w:rPr>
-              <w:t>+1.0</w:t>
-            </w:r>
-          </w:p>
-        </w:tc>
-        <w:tc>
-          <w:tcPr>
-            <w:tcW w:w="274" w:type="pct"/>
-            <w:vAlign w:val="center"/>
-          </w:tcPr>
-          <w:p>
-            <w:r/>
-            <w:r>
-              <w:t>{{ f_1_0_common_mode_l_pe_0_2 }}</w:t>
-            </w:r>
-          </w:p>
-        </w:tc>
-        <w:tc>
-          <w:tcPr>
-            <w:tcW w:w="274" w:type="pct"/>
-            <w:vAlign w:val="center"/>
-          </w:tcPr>
-          <w:p>
-            <w:r/>
-            <w:r>
-              <w:t>{{ f_1_0_common_mode_l_pe_90_3 }}</w:t>
-            </w:r>
-          </w:p>
-        </w:tc>
-        <w:tc>
-          <w:tcPr>
-            <w:tcW w:w="274" w:type="pct"/>
-            <w:vAlign w:val="center"/>
-          </w:tcPr>
-          <w:p>
-            <w:r/>
-            <w:r>
-              <w:t>{{ f_1_0_common_mode_l_pe_180_2 }}</w:t>
-            </w:r>
-          </w:p>
-        </w:tc>
-        <w:tc>
-          <w:tcPr>
-            <w:tcW w:w="275" w:type="pct"/>
-            <w:vAlign w:val="center"/>
-          </w:tcPr>
-          <w:p>
-            <w:r/>
-            <w:r>
-              <w:t>{{ f_1_0_common_mode_l_pe_4 }}</w:t>
-            </w:r>
-          </w:p>
-        </w:tc>
-        <w:tc>
-          <w:tcPr>
-            <w:tcW w:w="274" w:type="pct"/>
-            <w:vAlign w:val="center"/>
-          </w:tcPr>
-          <w:p>
-            <w:r/>
-            <w:r>
-              <w:t>{{ f_1_0_common_mode_n_pe_0_3 }}</w:t>
-            </w:r>
-          </w:p>
-        </w:tc>
-        <w:tc>
-          <w:tcPr>
-            <w:tcW w:w="274" w:type="pct"/>
-            <w:vAlign w:val="center"/>
-          </w:tcPr>
-          <w:p>
-            <w:r/>
-            <w:r>
-              <w:t>{{ f_1_0_common_mode_n_pe_90_3 }}</w:t>
-            </w:r>
-          </w:p>
-        </w:tc>
-        <w:tc>
-          <w:tcPr>
-            <w:tcW w:w="274" w:type="pct"/>
-            <w:vAlign w:val="center"/>
-          </w:tcPr>
-          <w:p>
-            <w:r/>
-            <w:r>
-              <w:t>{{ f_1_0_common_mode_n_pe_180_3 }}</w:t>
-            </w:r>
-          </w:p>
-        </w:tc>
-        <w:tc>
-          <w:tcPr>
-            <w:tcW w:w="276" w:type="pct"/>
-            <w:vAlign w:val="center"/>
-          </w:tcPr>
-          <w:p>
-            <w:r/>
-            <w:r>
-              <w:t>{{ f_1_0_common_mode_n_pe_270_3 }}</w:t>
-            </w:r>
-          </w:p>
-        </w:tc>
-        <w:tc>
-          <w:tcPr>
-            <w:tcW w:w="274" w:type="pct"/>
-            <w:vAlign w:val="center"/>
-          </w:tcPr>
-          <w:p>
-            <w:r/>
-            <w:r>
-              <w:t>{{ f_1_0_common_mode_l_n_pe_0_3 }}</w:t>
-            </w:r>
-          </w:p>
-        </w:tc>
-        <w:tc>
-          <w:tcPr>
-            <w:tcW w:w="274" w:type="pct"/>
-            <w:vAlign w:val="center"/>
-          </w:tcPr>
-          <w:p>
-            <w:r/>
-            <w:r>
-              <w:t>{{ f_1_0_common_mode_l_n_pe_90_3 }}</w:t>
-            </w:r>
-          </w:p>
-        </w:tc>
-        <w:tc>
-          <w:tcPr>
-            <w:tcW w:w="274" w:type="pct"/>
-            <w:vAlign w:val="center"/>
-          </w:tcPr>
-          <w:p>
-            <w:r/>
-            <w:r>
-              <w:t>{{ f_1_0_common_mode_l_n_pe_180_3 }}</w:t>
-            </w:r>
-          </w:p>
-        </w:tc>
-        <w:tc>
-          <w:tcPr>
-            <w:tcW w:w="277" w:type="pct"/>
-            <w:vAlign w:val="center"/>
-          </w:tcPr>
-          <w:p>
-            <w:r/>
-            <w:r>
-              <w:t>{{ f_1_0_common_mode_l_n_pe_270_3 }}</w:t>
-            </w:r>
-          </w:p>
-        </w:tc>
-        <w:tc>
-          <w:tcPr>
-            <w:tcW w:w="274" w:type="pct"/>
-            <w:vAlign w:val="center"/>
-          </w:tcPr>
-          <w:p>
-            <w:r/>
-            <w:r>
-              <w:t>{{ f_1_0_differential_mode_l_n_0_3 }}</w:t>
-            </w:r>
-          </w:p>
-        </w:tc>
-        <w:tc>
-          <w:tcPr>
-            <w:tcW w:w="274" w:type="pct"/>
-            <w:vAlign w:val="center"/>
-          </w:tcPr>
-          <w:p>
-            <w:r/>
-            <w:r>
-              <w:t>{{ f_1_0_differential_mode_l_n_90_3 }}</w:t>
-            </w:r>
-          </w:p>
-        </w:tc>
-        <w:tc>
-          <w:tcPr>
-            <w:tcW w:w="274" w:type="pct"/>
-            <w:vAlign w:val="center"/>
-          </w:tcPr>
-          <w:p>
-            <w:r/>
-            <w:r>
-              <w:t>{{ f_1_0_differential_mode_l_n_180_3 }}</w:t>
-            </w:r>
-          </w:p>
-        </w:tc>
-        <w:tc>
-          <w:tcPr>
-            <w:tcW w:w="273" w:type="pct"/>
-            <w:vAlign w:val="center"/>
-          </w:tcPr>
-          <w:p>
-            <w:r/>
-            <w:r>
-              <w:t>{{ f_1_0_differential_mode_l_n_270_3 }}</w:t>
-            </w:r>
-          </w:p>
-        </w:tc>
-      </w:tr>
-      <w:tr>
-        <w:trPr>
-          <w:trHeight w:val="300"/>
-        </w:trPr>
-        <w:tc>
-          <w:tcPr>
-            <w:tcW w:w="611" w:type="pct"/>
-            <w:vAlign w:val="center"/>
-          </w:tcPr>
-          <w:p>
-            <w:pPr>
-              <w:spacing w:after="0" w:line="240" w:lineRule="auto"/>
-              <w:jc w:val="center"/>
-              <w:rPr>
-                <w:rFonts w:ascii="Arial" w:eastAsia="Times New Roman" w:hAnsi="Arial" w:cs="Arial"/>
-                <w:b/>
-                <w:bCs/>
-                <w:lang w:val="en-US" w:eastAsia="en-IN"/>
-              </w:rPr>
-            </w:pPr>
-            <w:r>
-              <w:rPr>
-                <w:rFonts w:ascii="Arial" w:eastAsia="Times New Roman" w:hAnsi="Arial" w:cs="Arial"/>
-                <w:b/>
-                <w:bCs/>
-                <w:lang w:val="en-US" w:eastAsia="en-IN"/>
-              </w:rPr>
-              <w:t>-1.0</w:t>
-            </w:r>
-          </w:p>
-        </w:tc>
-        <w:tc>
-          <w:tcPr>
-            <w:tcW w:w="274" w:type="pct"/>
-            <w:vAlign w:val="center"/>
-          </w:tcPr>
-          <w:p>
-            <w:r/>
-            <w:r>
-              <w:t>{{ f_1_0_common_mode_l_pe_0_3 }}</w:t>
-            </w:r>
-          </w:p>
-        </w:tc>
-        <w:tc>
-          <w:tcPr>
-            <w:tcW w:w="274" w:type="pct"/>
-            <w:vAlign w:val="center"/>
-          </w:tcPr>
-          <w:p>
-            <w:r/>
-            <w:r>
-              <w:t>{{ f_1_0_common_mode_l_pe_90_4 }}</w:t>
-            </w:r>
-          </w:p>
-        </w:tc>
-        <w:tc>
-          <w:tcPr>
-            <w:tcW w:w="274" w:type="pct"/>
-            <w:vAlign w:val="center"/>
-          </w:tcPr>
-          <w:p>
-            <w:r/>
-            <w:r>
-              <w:t>{{ f_1_0_common_mode_l_pe_180_3 }}</w:t>
-            </w:r>
-          </w:p>
-        </w:tc>
-        <w:tc>
-          <w:tcPr>
-            <w:tcW w:w="275" w:type="pct"/>
-            <w:vAlign w:val="center"/>
-          </w:tcPr>
-          <w:p>
-            <w:r/>
-            <w:r>
-              <w:t>{{ f_1_0_common_mode_l_pe_5 }}</w:t>
-            </w:r>
-          </w:p>
-        </w:tc>
-        <w:tc>
-          <w:tcPr>
-            <w:tcW w:w="274" w:type="pct"/>
-            <w:vAlign w:val="center"/>
-          </w:tcPr>
-          <w:p>
-            <w:r/>
-            <w:r>
-              <w:t>{{ f_1_0_common_mode_n_pe_0_4 }}</w:t>
-            </w:r>
-          </w:p>
-        </w:tc>
-        <w:tc>
-          <w:tcPr>
-            <w:tcW w:w="274" w:type="pct"/>
-            <w:vAlign w:val="center"/>
-          </w:tcPr>
-          <w:p>
-            <w:r/>
-            <w:r>
-              <w:t>{{ f_1_0_common_mode_n_pe_90_4 }}</w:t>
-            </w:r>
-          </w:p>
-        </w:tc>
-        <w:tc>
-          <w:tcPr>
-            <w:tcW w:w="274" w:type="pct"/>
-            <w:vAlign w:val="center"/>
-          </w:tcPr>
-          <w:p>
-            <w:r/>
-            <w:r>
-              <w:t>{{ f_1_0_common_mode_n_pe_180_4 }}</w:t>
-            </w:r>
-          </w:p>
-        </w:tc>
-        <w:tc>
-          <w:tcPr>
-            <w:tcW w:w="276" w:type="pct"/>
-            <w:vAlign w:val="center"/>
-          </w:tcPr>
-          <w:p>
-            <w:r/>
-            <w:r>
-              <w:t>{{ f_1_0_common_mode_n_pe_270_4 }}</w:t>
-            </w:r>
-          </w:p>
-        </w:tc>
-        <w:tc>
-          <w:tcPr>
-            <w:tcW w:w="274" w:type="pct"/>
-            <w:vAlign w:val="center"/>
-          </w:tcPr>
-          <w:p>
-            <w:r/>
-            <w:r>
-              <w:t>{{ f_1_0_common_mode_l_n_pe_0_4 }}</w:t>
-            </w:r>
-          </w:p>
-        </w:tc>
-        <w:tc>
-          <w:tcPr>
-            <w:tcW w:w="274" w:type="pct"/>
-            <w:vAlign w:val="center"/>
-          </w:tcPr>
-          <w:p>
-            <w:r/>
-            <w:r>
-              <w:t>{{ f_1_0_common_mode_l_n_pe_90_4 }}</w:t>
-            </w:r>
-          </w:p>
-        </w:tc>
-        <w:tc>
-          <w:tcPr>
-            <w:tcW w:w="274" w:type="pct"/>
-            <w:vAlign w:val="center"/>
-          </w:tcPr>
-          <w:p>
-            <w:r/>
-            <w:r>
-              <w:t>{{ f_1_0_common_mode_l_n_pe_180_4 }}</w:t>
-            </w:r>
-          </w:p>
-        </w:tc>
-        <w:tc>
-          <w:tcPr>
-            <w:tcW w:w="277" w:type="pct"/>
-            <w:vAlign w:val="center"/>
-          </w:tcPr>
-          <w:p>
-            <w:r/>
-            <w:r>
-              <w:t>{{ f_1_0_common_mode_l_n_pe_270_4 }}</w:t>
-            </w:r>
-          </w:p>
-        </w:tc>
-        <w:tc>
-          <w:tcPr>
-            <w:tcW w:w="274" w:type="pct"/>
-            <w:vAlign w:val="center"/>
-          </w:tcPr>
-          <w:p>
-            <w:r/>
-            <w:r>
-              <w:t>{{ f_1_0_differential_mode_l_n_0_4 }}</w:t>
-            </w:r>
-          </w:p>
-        </w:tc>
-        <w:tc>
-          <w:tcPr>
-            <w:tcW w:w="274" w:type="pct"/>
-            <w:vAlign w:val="center"/>
-          </w:tcPr>
-          <w:p>
-            <w:r/>
-            <w:r>
-              <w:t>{{ f_1_0_differential_mode_l_n_90_4 }}</w:t>
-            </w:r>
-          </w:p>
-        </w:tc>
-        <w:tc>
-          <w:tcPr>
-            <w:tcW w:w="274" w:type="pct"/>
-            <w:vAlign w:val="center"/>
-          </w:tcPr>
-          <w:p>
-            <w:r/>
-            <w:r>
-              <w:t>{{ f_1_0_differential_mode_l_n_180_4 }}</w:t>
-            </w:r>
-          </w:p>
-        </w:tc>
-        <w:tc>
-          <w:tcPr>
-            <w:tcW w:w="273" w:type="pct"/>
-            <w:vAlign w:val="center"/>
-          </w:tcPr>
-          <w:p>
-            <w:r/>
-            <w:r>
-              <w:t>{{ f_1_0_differential_mode_l_n_270_4 }}</w:t>
-            </w:r>
-          </w:p>
-        </w:tc>
-      </w:tr>
-      <w:tr>
-        <w:trPr>
-          <w:trHeight w:val="300"/>
-        </w:trPr>
-        <w:tc>
-          <w:tcPr>
-            <w:tcW w:w="611" w:type="pct"/>
-            <w:vAlign w:val="center"/>
-          </w:tcPr>
-          <w:p>
-            <w:pPr>
-              <w:spacing w:after="0" w:line="240" w:lineRule="auto"/>
-              <w:jc w:val="center"/>
-              <w:rPr>
-                <w:rFonts w:ascii="Arial" w:eastAsia="Times New Roman" w:hAnsi="Arial" w:cs="Arial"/>
-                <w:b/>
-                <w:bCs/>
-                <w:lang w:val="en-US" w:eastAsia="en-IN"/>
-              </w:rPr>
-            </w:pPr>
-            <w:r>
-              <w:rPr>
-                <w:rFonts w:ascii="Arial" w:eastAsia="Times New Roman" w:hAnsi="Arial" w:cs="Arial"/>
-                <w:b/>
-                <w:bCs/>
-                <w:lang w:val="en-US" w:eastAsia="en-IN"/>
-              </w:rPr>
-              <w:t>+2.0</w:t>
-            </w:r>
-          </w:p>
-        </w:tc>
-        <w:tc>
-          <w:tcPr>
-            <w:tcW w:w="274" w:type="pct"/>
-            <w:vAlign w:val="center"/>
-          </w:tcPr>
-          <w:p>
-            <w:r/>
-            <w:r>
-              <w:t>{{ f_2_0_common_mode_l_pe_0_3 }}</w:t>
-            </w:r>
-          </w:p>
-        </w:tc>
-        <w:tc>
-          <w:tcPr>
-            <w:tcW w:w="274" w:type="pct"/>
-            <w:vAlign w:val="center"/>
-          </w:tcPr>
-          <w:p>
-            <w:r/>
-            <w:r>
-              <w:t>{{ f_2_0_common_mode_l_pe_90_3 }}</w:t>
-            </w:r>
-          </w:p>
-        </w:tc>
-        <w:tc>
-          <w:tcPr>
-            <w:tcW w:w="274" w:type="pct"/>
-            <w:vAlign w:val="center"/>
-          </w:tcPr>
-          <w:p>
-            <w:r/>
-            <w:r>
-              <w:t>{{ f_2_0_common_mode_l_pe_180_3 }}</w:t>
-            </w:r>
-          </w:p>
-        </w:tc>
-        <w:tc>
-          <w:tcPr>
-            <w:tcW w:w="275" w:type="pct"/>
-            <w:vAlign w:val="center"/>
-          </w:tcPr>
-          <w:p>
-            <w:r/>
-            <w:r>
-              <w:t>{{ f_2_0_common_mode_l_pe_270_2 }}</w:t>
-            </w:r>
-          </w:p>
-        </w:tc>
-        <w:tc>
-          <w:tcPr>
-            <w:tcW w:w="274" w:type="pct"/>
-            <w:vAlign w:val="center"/>
-          </w:tcPr>
-          <w:p>
-            <w:r/>
-            <w:r>
-              <w:t>{{ f_2_0_common_mode_n_pe_0_3 }}</w:t>
-            </w:r>
-          </w:p>
-        </w:tc>
-        <w:tc>
-          <w:tcPr>
-            <w:tcW w:w="274" w:type="pct"/>
-            <w:vAlign w:val="center"/>
-          </w:tcPr>
-          <w:p>
-            <w:r/>
-            <w:r>
-              <w:t>{{ f_2_0_common_mode_n_pe_90_3 }}</w:t>
-            </w:r>
-          </w:p>
-        </w:tc>
-        <w:tc>
-          <w:tcPr>
-            <w:tcW w:w="274" w:type="pct"/>
-            <w:vAlign w:val="center"/>
-          </w:tcPr>
-          <w:p>
-            <w:r/>
-            <w:r>
-              <w:t>{{ f_2_0_common_mode_n_pe_180_3 }}</w:t>
-            </w:r>
-          </w:p>
-        </w:tc>
-        <w:tc>
-          <w:tcPr>
-            <w:tcW w:w="276" w:type="pct"/>
-            <w:vAlign w:val="center"/>
-          </w:tcPr>
-          <w:p>
-            <w:r/>
-            <w:r>
-              <w:t>{{ f_2_0_common_mode_n_pe_270_3 }}</w:t>
-            </w:r>
-          </w:p>
-        </w:tc>
-        <w:tc>
-          <w:tcPr>
-            <w:tcW w:w="274" w:type="pct"/>
-            <w:vAlign w:val="center"/>
-          </w:tcPr>
-          <w:p>
-            <w:r/>
-            <w:r>
-              <w:t>{{ f_2_0_common_mode_l_n_pe_0_3 }}</w:t>
-            </w:r>
-          </w:p>
-        </w:tc>
-        <w:tc>
-          <w:tcPr>
-            <w:tcW w:w="274" w:type="pct"/>
-            <w:vAlign w:val="center"/>
-          </w:tcPr>
-          <w:p>
-            <w:r/>
-            <w:r>
-              <w:t>{{ f_2_0_common_mode_l_n_pe_90_3 }}</w:t>
-            </w:r>
-          </w:p>
-        </w:tc>
-        <w:tc>
-          <w:tcPr>
-            <w:tcW w:w="274" w:type="pct"/>
-            <w:vAlign w:val="center"/>
-          </w:tcPr>
-          <w:p>
-            <w:r/>
-            <w:r>
-              <w:t>{{ f_2_0_common_mode_l_n_pe_180_3 }}</w:t>
-            </w:r>
-          </w:p>
-        </w:tc>
-        <w:tc>
-          <w:tcPr>
-            <w:tcW w:w="277" w:type="pct"/>
-            <w:vAlign w:val="center"/>
-          </w:tcPr>
-          <w:p>
-            <w:r/>
-            <w:r>
-              <w:t>{{ f_2_0_common_mode_l_n_pe_270_3 }}</w:t>
-            </w:r>
-          </w:p>
-        </w:tc>
-        <w:tc>
-          <w:tcPr>
-            <w:tcW w:w="274" w:type="pct"/>
-            <w:vAlign w:val="center"/>
-          </w:tcPr>
-          <w:p>
-            <w:r/>
-            <w:r>
-              <w:t>{{ f_2_0_differential_mode_l_n_0_3 }}</w:t>
-            </w:r>
-          </w:p>
-        </w:tc>
-        <w:tc>
-          <w:tcPr>
-            <w:tcW w:w="274" w:type="pct"/>
-            <w:vAlign w:val="center"/>
-          </w:tcPr>
-          <w:p>
-            <w:r/>
-            <w:r>
-              <w:t>{{ f_2_0_differential_mode_l_n_90_3 }}</w:t>
-            </w:r>
-          </w:p>
-        </w:tc>
-        <w:tc>
-          <w:tcPr>
-            <w:tcW w:w="274" w:type="pct"/>
-            <w:vAlign w:val="center"/>
-          </w:tcPr>
-          <w:p>
-            <w:r/>
-            <w:r>
-              <w:t>{{ f_2_0_differential_mode_l_n_180_3 }}</w:t>
-            </w:r>
-          </w:p>
-        </w:tc>
-        <w:tc>
-          <w:tcPr>
-            <w:tcW w:w="273" w:type="pct"/>
-            <w:vAlign w:val="center"/>
-          </w:tcPr>
-          <w:p>
-            <w:r/>
-            <w:r>
-              <w:t>{{ f_2_0_differential_mode_l_n_270_3 }}</w:t>
-            </w:r>
-          </w:p>
-        </w:tc>
-      </w:tr>
-      <w:tr>
-        <w:trPr>
-          <w:trHeight w:val="300"/>
-        </w:trPr>
-        <w:tc>
-          <w:tcPr>
-            <w:tcW w:w="611" w:type="pct"/>
-            <w:vAlign w:val="center"/>
-          </w:tcPr>
-          <w:p>
-            <w:pPr>
-              <w:spacing w:after="0" w:line="240" w:lineRule="auto"/>
-              <w:jc w:val="center"/>
-              <w:rPr>
-                <w:rFonts w:ascii="Arial" w:eastAsia="Times New Roman" w:hAnsi="Arial" w:cs="Arial"/>
-                <w:b/>
-                <w:bCs/>
-                <w:lang w:val="en-US" w:eastAsia="en-IN"/>
-              </w:rPr>
-            </w:pPr>
-            <w:r>
-              <w:rPr>
-                <w:rFonts w:ascii="Arial" w:eastAsia="Times New Roman" w:hAnsi="Arial" w:cs="Arial"/>
-                <w:b/>
-                <w:bCs/>
-                <w:lang w:val="en-US" w:eastAsia="en-IN"/>
-              </w:rPr>
-              <w:t>-2.0</w:t>
-            </w:r>
-          </w:p>
-        </w:tc>
-        <w:tc>
-          <w:tcPr>
-            <w:tcW w:w="274" w:type="pct"/>
-            <w:vAlign w:val="center"/>
-          </w:tcPr>
-          <w:p>
-            <w:r/>
-            <w:r>
-              <w:t>{{ f_2_0_common_mode_l_pe_0_4 }}</w:t>
-            </w:r>
-          </w:p>
-        </w:tc>
-        <w:tc>
-          <w:tcPr>
-            <w:tcW w:w="274" w:type="pct"/>
-            <w:vAlign w:val="center"/>
-          </w:tcPr>
-          <w:p>
-            <w:r/>
-            <w:r>
-              <w:t>{{ f_2_0_common_mode_l_pe_90_4 }}</w:t>
-            </w:r>
-          </w:p>
-        </w:tc>
-        <w:tc>
-          <w:tcPr>
-            <w:tcW w:w="274" w:type="pct"/>
-            <w:vAlign w:val="center"/>
-          </w:tcPr>
-          <w:p>
-            <w:r/>
-            <w:r>
-              <w:t>{{ f_2_0_common_mode_l_pe_180_4 }}</w:t>
-            </w:r>
-          </w:p>
-        </w:tc>
-        <w:tc>
-          <w:tcPr>
-            <w:tcW w:w="275" w:type="pct"/>
-            <w:vAlign w:val="center"/>
-          </w:tcPr>
-          <w:p>
-            <w:r/>
-            <w:r>
-              <w:t>{{ f_2_0_common_mode_l_pe_2 }}</w:t>
-            </w:r>
-          </w:p>
-        </w:tc>
-        <w:tc>
-          <w:tcPr>
-            <w:tcW w:w="274" w:type="pct"/>
-            <w:vAlign w:val="center"/>
-          </w:tcPr>
-          <w:p>
-            <w:r/>
-            <w:r>
-              <w:t>{{ f_2_0_common_mode_n_pe_0_4 }}</w:t>
-            </w:r>
-          </w:p>
-        </w:tc>
-        <w:tc>
-          <w:tcPr>
-            <w:tcW w:w="274" w:type="pct"/>
-            <w:vAlign w:val="center"/>
-          </w:tcPr>
-          <w:p>
-            <w:r/>
-            <w:r>
-              <w:t>{{ f_2_0_common_mode_n_pe_90_4 }}</w:t>
-            </w:r>
-          </w:p>
-        </w:tc>
-        <w:tc>
-          <w:tcPr>
-            <w:tcW w:w="274" w:type="pct"/>
-            <w:vAlign w:val="center"/>
-          </w:tcPr>
-          <w:p>
-            <w:r/>
-            <w:r>
-              <w:t>{{ f_2_0_common_mode_n_pe_180_4 }}</w:t>
-            </w:r>
-          </w:p>
-        </w:tc>
-        <w:tc>
-          <w:tcPr>
-            <w:tcW w:w="276" w:type="pct"/>
-            <w:vAlign w:val="center"/>
-          </w:tcPr>
-          <w:p>
-            <w:r/>
-            <w:r>
-              <w:t>{{ f_2_0_common_mode_n_pe_270_4 }}</w:t>
-            </w:r>
-          </w:p>
-        </w:tc>
-        <w:tc>
-          <w:tcPr>
-            <w:tcW w:w="274" w:type="pct"/>
-            <w:vAlign w:val="center"/>
-          </w:tcPr>
-          <w:p>
-            <w:r/>
-            <w:r>
-              <w:t>{{ f_2_0_common_mode_l_n_pe_0_4 }}</w:t>
-            </w:r>
-          </w:p>
-        </w:tc>
-        <w:tc>
-          <w:tcPr>
-            <w:tcW w:w="274" w:type="pct"/>
-            <w:vAlign w:val="center"/>
-          </w:tcPr>
-          <w:p>
-            <w:r/>
-            <w:r>
-              <w:t>{{ f_2_0_common_mode_l_n_pe_90_4 }}</w:t>
-            </w:r>
-          </w:p>
-        </w:tc>
-        <w:tc>
-          <w:tcPr>
-            <w:tcW w:w="274" w:type="pct"/>
-            <w:vAlign w:val="center"/>
-          </w:tcPr>
-          <w:p>
-            <w:r/>
-            <w:r>
-              <w:t>{{ f_2_0_common_mode_l_n_pe_180_4 }}</w:t>
-            </w:r>
-          </w:p>
-        </w:tc>
-        <w:tc>
-          <w:tcPr>
-            <w:tcW w:w="277" w:type="pct"/>
-            <w:vAlign w:val="center"/>
-          </w:tcPr>
-          <w:p>
-            <w:r/>
-            <w:r>
-              <w:t>{{ f_2_0_common_mode_l_n_pe_270_4 }}</w:t>
-            </w:r>
-          </w:p>
-        </w:tc>
-        <w:tc>
-          <w:tcPr>
-            <w:tcW w:w="274" w:type="pct"/>
-            <w:vAlign w:val="center"/>
-          </w:tcPr>
-          <w:p>
-            <w:r/>
-            <w:r>
-              <w:t>{{ f_2_0_differential_mode_l_n_0_4 }}</w:t>
-            </w:r>
-          </w:p>
-        </w:tc>
-        <w:tc>
-          <w:tcPr>
-            <w:tcW w:w="274" w:type="pct"/>
-            <w:vAlign w:val="center"/>
-          </w:tcPr>
-          <w:p>
-            <w:r/>
-            <w:r>
-              <w:t>{{ f_2_0_differential_mode_l_n_90_4 }}</w:t>
-            </w:r>
-          </w:p>
-        </w:tc>
-        <w:tc>
-          <w:tcPr>
-            <w:tcW w:w="274" w:type="pct"/>
-            <w:vAlign w:val="center"/>
-          </w:tcPr>
-          <w:p>
-            <w:r/>
-            <w:r>
-              <w:t>{{ f_2_0_differential_mode_l_n_180_4 }}</w:t>
-            </w:r>
-          </w:p>
-        </w:tc>
-        <w:tc>
-          <w:tcPr>
-            <w:tcW w:w="273" w:type="pct"/>
-            <w:vAlign w:val="center"/>
-          </w:tcPr>
-          <w:p>
-            <w:r/>
-            <w:r>
-              <w:t>{{ f_2_0_differential_mode_l_n_270_4 }}</w:t>
-            </w:r>
-          </w:p>
-        </w:tc>
-      </w:tr>
-      <w:tr>
-        <w:trPr>
-          <w:trHeight w:val="300"/>
-        </w:trPr>
-        <w:tc>
-          <w:tcPr>
-            <w:tcW w:w="611" w:type="pct"/>
-            <w:vAlign w:val="center"/>
-          </w:tcPr>
-          <w:p>
-            <w:pPr>
-              <w:spacing w:after="0" w:line="240" w:lineRule="auto"/>
-              <w:jc w:val="center"/>
-              <w:rPr>
-                <w:rFonts w:ascii="Arial" w:eastAsia="Times New Roman" w:hAnsi="Arial" w:cs="Arial"/>
-                <w:b/>
-                <w:bCs/>
-                <w:lang w:val="en-US" w:eastAsia="en-IN"/>
-              </w:rPr>
-            </w:pPr>
-            <w:r>
-              <w:rPr>
-                <w:rFonts w:ascii="Arial" w:eastAsia="Times New Roman" w:hAnsi="Arial" w:cs="Arial"/>
-                <w:b/>
-                <w:bCs/>
-                <w:lang w:val="en-US" w:eastAsia="en-IN"/>
-              </w:rPr>
-              <w:t>+4.0</w:t>
-            </w:r>
-          </w:p>
-        </w:tc>
-        <w:tc>
-          <w:tcPr>
-            <w:tcW w:w="274" w:type="pct"/>
-            <w:vAlign w:val="center"/>
-          </w:tcPr>
-          <w:p>
-            <w:r/>
-            <w:r>
-              <w:t>{{ f_4_0_common_mode_l_pe_0_3 }}</w:t>
-            </w:r>
-          </w:p>
-        </w:tc>
-        <w:tc>
-          <w:tcPr>
-            <w:tcW w:w="274" w:type="pct"/>
-            <w:vAlign w:val="center"/>
-          </w:tcPr>
-          <w:p>
-            <w:r/>
-            <w:r>
-              <w:t>{{ f_4_0_common_mode_l_pe_90_3 }}</w:t>
-            </w:r>
-          </w:p>
-        </w:tc>
-        <w:tc>
-          <w:tcPr>
-            <w:tcW w:w="274" w:type="pct"/>
-            <w:vAlign w:val="center"/>
-          </w:tcPr>
-          <w:p>
-            <w:r/>
-            <w:r>
-              <w:t>{{ f_4_0_common_mode_l_pe_180_3 }}</w:t>
-            </w:r>
-          </w:p>
-        </w:tc>
-        <w:tc>
-          <w:tcPr>
-            <w:tcW w:w="275" w:type="pct"/>
-            <w:vAlign w:val="center"/>
-          </w:tcPr>
-          <w:p>
-            <w:r/>
-            <w:r>
-              <w:t>{{ f_4_0_common_mode_l_pe_3 }}</w:t>
-            </w:r>
-          </w:p>
-        </w:tc>
-        <w:tc>
-          <w:tcPr>
-            <w:tcW w:w="274" w:type="pct"/>
-            <w:vAlign w:val="center"/>
-          </w:tcPr>
-          <w:p>
-            <w:r/>
-            <w:r>
-              <w:t>{{ f_4_0_common_mode_n_pe_0_3 }}</w:t>
-            </w:r>
-          </w:p>
-        </w:tc>
-        <w:tc>
-          <w:tcPr>
-            <w:tcW w:w="274" w:type="pct"/>
-            <w:vAlign w:val="center"/>
-          </w:tcPr>
-          <w:p>
-            <w:r/>
-            <w:r>
-              <w:t>{{ f_4_0_common_mode_n_pe_90_3 }}</w:t>
-            </w:r>
-          </w:p>
-        </w:tc>
-        <w:tc>
-          <w:tcPr>
-            <w:tcW w:w="274" w:type="pct"/>
-            <w:vAlign w:val="center"/>
-          </w:tcPr>
-          <w:p>
-            <w:r/>
-            <w:r>
-              <w:t>{{ f_4_0_common_mode_n_pe_180_3 }}</w:t>
-            </w:r>
-          </w:p>
-        </w:tc>
-        <w:tc>
-          <w:tcPr>
-            <w:tcW w:w="276" w:type="pct"/>
-            <w:vAlign w:val="center"/>
-          </w:tcPr>
-          <w:p>
-            <w:r/>
-            <w:r>
-              <w:t>{{ f_4_0_common_mode_n_pe_270_3 }}</w:t>
-            </w:r>
-          </w:p>
-        </w:tc>
-        <w:tc>
-          <w:tcPr>
-            <w:tcW w:w="274" w:type="pct"/>
-            <w:vAlign w:val="center"/>
-          </w:tcPr>
-          <w:p>
-            <w:r/>
-            <w:r>
-              <w:t>{{ f_4_0_common_mode_l_n_pe_0_3 }}</w:t>
-            </w:r>
-          </w:p>
-        </w:tc>
-        <w:tc>
-          <w:tcPr>
-            <w:tcW w:w="274" w:type="pct"/>
-            <w:vAlign w:val="center"/>
-          </w:tcPr>
-          <w:p>
-            <w:r/>
-            <w:r>
-              <w:t>{{ f_4_0_common_mode_l_n_pe_90_3 }}</w:t>
-            </w:r>
-          </w:p>
-        </w:tc>
-        <w:tc>
-          <w:tcPr>
-            <w:tcW w:w="274" w:type="pct"/>
-            <w:vAlign w:val="center"/>
-          </w:tcPr>
-          <w:p>
-            <w:r/>
-            <w:r>
-              <w:t>{{ f_4_0_common_mode_l_n_pe_180_3 }}</w:t>
-            </w:r>
-          </w:p>
-        </w:tc>
-        <w:tc>
-          <w:tcPr>
-            <w:tcW w:w="277" w:type="pct"/>
-            <w:vAlign w:val="center"/>
-          </w:tcPr>
-          <w:p>
-            <w:r/>
-            <w:r>
-              <w:t>{{ f_4_0_common_mode_l_n_pe_270_3 }}</w:t>
-            </w:r>
-          </w:p>
-        </w:tc>
-        <w:tc>
-          <w:tcPr>
-            <w:tcW w:w="274" w:type="pct"/>
-            <w:vAlign w:val="center"/>
-          </w:tcPr>
-          <w:p>
-            <w:r/>
-            <w:r>
-              <w:t>{{ f_4_0_differential_mode_l_n_0_3 }}</w:t>
-            </w:r>
-          </w:p>
-        </w:tc>
-        <w:tc>
-          <w:tcPr>
-            <w:tcW w:w="274" w:type="pct"/>
-            <w:vAlign w:val="center"/>
-          </w:tcPr>
-          <w:p>
-            <w:r/>
-            <w:r>
-              <w:t>{{ f_4_0_differential_mode_l_n_90_3 }}</w:t>
-            </w:r>
-          </w:p>
-        </w:tc>
-        <w:tc>
-          <w:tcPr>
-            <w:tcW w:w="274" w:type="pct"/>
-            <w:vAlign w:val="center"/>
-          </w:tcPr>
-          <w:p>
-            <w:r/>
-            <w:r>
-              <w:t>{{ f_4_0_differential_mode_l_n_180_3 }}</w:t>
-            </w:r>
-          </w:p>
-        </w:tc>
-        <w:tc>
-          <w:tcPr>
-            <w:tcW w:w="273" w:type="pct"/>
-            <w:vAlign w:val="center"/>
-          </w:tcPr>
-          <w:p>
-            <w:r/>
-            <w:r>
-              <w:t>{{ f_4_0_differential_mode_l_n_270_3 }}</w:t>
-            </w:r>
-          </w:p>
-        </w:tc>
-      </w:tr>
-      <w:tr>
-        <w:trPr>
-          <w:trHeight w:val="300"/>
-        </w:trPr>
-        <w:tc>
-          <w:tcPr>
-            <w:tcW w:w="611" w:type="pct"/>
-            <w:vAlign w:val="center"/>
-          </w:tcPr>
-          <w:p>
-            <w:pPr>
-              <w:spacing w:after="0" w:line="240" w:lineRule="auto"/>
-              <w:jc w:val="center"/>
-              <w:rPr>
-                <w:rFonts w:ascii="Arial" w:eastAsia="Times New Roman" w:hAnsi="Arial" w:cs="Arial"/>
-                <w:b/>
-                <w:bCs/>
-                <w:lang w:val="en-US" w:eastAsia="en-IN"/>
-              </w:rPr>
-            </w:pPr>
-            <w:r>
-              <w:rPr>
-                <w:rFonts w:ascii="Arial" w:eastAsia="Times New Roman" w:hAnsi="Arial" w:cs="Arial"/>
-                <w:b/>
-                <w:bCs/>
-                <w:lang w:val="en-US" w:eastAsia="en-IN"/>
-              </w:rPr>
-              <w:t>-4.0</w:t>
-            </w:r>
-          </w:p>
-        </w:tc>
-        <w:tc>
-          <w:tcPr>
-            <w:tcW w:w="274" w:type="pct"/>
-            <w:vAlign w:val="center"/>
-          </w:tcPr>
-          <w:p>
-            <w:r/>
-            <w:r>
-              <w:t>{{ f_4_0_common_mode_l_pe_0_4 }}</w:t>
-            </w:r>
-          </w:p>
-        </w:tc>
-        <w:tc>
-          <w:tcPr>
-            <w:tcW w:w="274" w:type="pct"/>
-            <w:vAlign w:val="center"/>
-          </w:tcPr>
-          <w:p>
-            <w:r/>
-            <w:r>
-              <w:t>{{ f_4_0_common_mode_l_pe_90_4 }}</w:t>
-            </w:r>
-          </w:p>
-        </w:tc>
-        <w:tc>
-          <w:tcPr>
-            <w:tcW w:w="274" w:type="pct"/>
-            <w:vAlign w:val="center"/>
-          </w:tcPr>
-          <w:p>
-            <w:r/>
-            <w:r>
-              <w:t>{{ f_4_0_common_mode_l_pe_180_4 }}</w:t>
-            </w:r>
-          </w:p>
-        </w:tc>
-        <w:tc>
-          <w:tcPr>
-            <w:tcW w:w="275" w:type="pct"/>
-            <w:vAlign w:val="center"/>
-          </w:tcPr>
-          <w:p>
-            <w:r/>
-            <w:r>
-              <w:t>{{ f_4_0_common_mode_l_pe_4 }}</w:t>
-            </w:r>
-          </w:p>
-        </w:tc>
-        <w:tc>
-          <w:tcPr>
-            <w:tcW w:w="274" w:type="pct"/>
-            <w:vAlign w:val="center"/>
-          </w:tcPr>
-          <w:p>
-            <w:r/>
-            <w:r>
-              <w:t>{{ f_4_0_common_mode_n_pe_0_4 }}</w:t>
-            </w:r>
-          </w:p>
-        </w:tc>
-        <w:tc>
-          <w:tcPr>
-            <w:tcW w:w="274" w:type="pct"/>
-            <w:vAlign w:val="center"/>
-          </w:tcPr>
-          <w:p>
-            <w:r/>
-            <w:r>
-              <w:t>{{ f_4_0_common_mode_n_pe_90_4 }}</w:t>
-            </w:r>
-          </w:p>
-        </w:tc>
-        <w:tc>
-          <w:tcPr>
-            <w:tcW w:w="274" w:type="pct"/>
-            <w:vAlign w:val="center"/>
-          </w:tcPr>
-          <w:p>
-            <w:r/>
-            <w:r>
-              <w:t>{{ f_4_0_common_mode_n_pe_180_4 }}</w:t>
-            </w:r>
-          </w:p>
-        </w:tc>
-        <w:tc>
-          <w:tcPr>
-            <w:tcW w:w="276" w:type="pct"/>
-            <w:vAlign w:val="center"/>
-          </w:tcPr>
-          <w:p>
-            <w:r/>
-            <w:r>
-              <w:t>{{ f_4_0_common_mode_n_pe_270_4 }}</w:t>
-            </w:r>
-          </w:p>
-        </w:tc>
-        <w:tc>
-          <w:tcPr>
-            <w:tcW w:w="274" w:type="pct"/>
-            <w:vAlign w:val="center"/>
-          </w:tcPr>
-          <w:p>
-            <w:r/>
-            <w:r>
-              <w:t>{{ f_4_0_common_mode_l_n_pe_0_4 }}</w:t>
-            </w:r>
-          </w:p>
-        </w:tc>
-        <w:tc>
-          <w:tcPr>
-            <w:tcW w:w="274" w:type="pct"/>
-            <w:vAlign w:val="center"/>
-          </w:tcPr>
-          <w:p>
-            <w:r/>
-            <w:r>
-              <w:t>{{ f_4_0_common_mode_l_n_pe_90_4 }}</w:t>
-            </w:r>
-          </w:p>
-        </w:tc>
-        <w:tc>
-          <w:tcPr>
-            <w:tcW w:w="274" w:type="pct"/>
-            <w:vAlign w:val="center"/>
-          </w:tcPr>
-          <w:p>
-            <w:r/>
-            <w:r>
-              <w:t>{{ f_4_0_common_mode_l_n_pe_180_4 }}</w:t>
-            </w:r>
-          </w:p>
-        </w:tc>
-        <w:tc>
-          <w:tcPr>
-            <w:tcW w:w="277" w:type="pct"/>
-            <w:vAlign w:val="center"/>
-          </w:tcPr>
-          <w:p>
-            <w:r/>
-            <w:r>
-              <w:t>{{ f_4_0_common_mode_l_n_pe_270_4 }}</w:t>
-            </w:r>
-          </w:p>
-        </w:tc>
-        <w:tc>
-          <w:tcPr>
-            <w:tcW w:w="274" w:type="pct"/>
-            <w:vAlign w:val="center"/>
-          </w:tcPr>
-          <w:p>
-            <w:r/>
-            <w:r>
-              <w:t>{{ f_4_0_differential_mode_l_n_0_4 }}</w:t>
-            </w:r>
-          </w:p>
-        </w:tc>
-        <w:tc>
-          <w:tcPr>
-            <w:tcW w:w="274" w:type="pct"/>
-            <w:vAlign w:val="center"/>
-          </w:tcPr>
-          <w:p>
-            <w:r/>
-            <w:r>
-              <w:t>{{ f_4_0_differential_mode_l_n_90_4 }}</w:t>
-            </w:r>
-          </w:p>
-        </w:tc>
-        <w:tc>
-          <w:tcPr>
-            <w:tcW w:w="274" w:type="pct"/>
-            <w:vAlign w:val="center"/>
-          </w:tcPr>
-          <w:p>
-            <w:r/>
-            <w:r>
-              <w:t>{{ f_4_0_differential_mode_l_n_180_4 }}</w:t>
-            </w:r>
-          </w:p>
-        </w:tc>
-        <w:tc>
-          <w:tcPr>
-            <w:tcW w:w="273" w:type="pct"/>
-            <w:vAlign w:val="center"/>
-          </w:tcPr>
-          <w:p>
-            <w:r/>
-            <w:r>
-              <w:t>{{ f_4_0_differential_mode_l_n_270_4 }}</w:t>
-            </w:r>
-          </w:p>
-        </w:tc>
-      </w:tr>
-    </w:tbl>
     <w:p>
       <w:pPr>
         <w:spacing w:after="0"/>
@@ -7332,1809 +2355,6 @@
         </w:rPr>
       </w:pPr>
     </w:p>
-    <w:tbl>
-      <w:tblPr>
-        <w:tblW w:w="5000" w:type="pct"/>
-        <w:tblBorders>
-          <w:top w:val="single" w:sz="4" w:space="0" w:color="auto"/>
-          <w:left w:val="single" w:sz="4" w:space="0" w:color="auto"/>
-          <w:bottom w:val="single" w:sz="4" w:space="0" w:color="auto"/>
-          <w:right w:val="single" w:sz="4" w:space="0" w:color="auto"/>
-          <w:insideH w:val="single" w:sz="4" w:space="0" w:color="auto"/>
-          <w:insideV w:val="single" w:sz="4" w:space="0" w:color="auto"/>
-        </w:tblBorders>
-        <w:tblCellMar>
-          <w:left w:w="0" w:type="dxa"/>
-          <w:right w:w="0" w:type="dxa"/>
-        </w:tblCellMar>
-        <w:tblLook w:val="04A0" w:firstRow="1" w:lastRow="0" w:firstColumn="1" w:lastColumn="0" w:noHBand="0" w:noVBand="1"/>
-      </w:tblPr>
-      <w:tblGrid>
-        <w:gridCol w:w="1094"/>
-        <w:gridCol w:w="496"/>
-        <w:gridCol w:w="496"/>
-        <w:gridCol w:w="494"/>
-        <w:gridCol w:w="496"/>
-        <w:gridCol w:w="494"/>
-        <w:gridCol w:w="496"/>
-        <w:gridCol w:w="496"/>
-        <w:gridCol w:w="496"/>
-        <w:gridCol w:w="494"/>
-        <w:gridCol w:w="496"/>
-        <w:gridCol w:w="494"/>
-        <w:gridCol w:w="496"/>
-        <w:gridCol w:w="494"/>
-        <w:gridCol w:w="496"/>
-        <w:gridCol w:w="494"/>
-        <w:gridCol w:w="494"/>
-      </w:tblGrid>
-      <w:tr>
-        <w:trPr>
-          <w:trHeight w:val="300"/>
-        </w:trPr>
-        <w:tc>
-          <w:tcPr>
-            <w:tcW w:w="607" w:type="pct"/>
-            <w:vMerge w:val="restart"/>
-            <w:vAlign w:val="center"/>
-          </w:tcPr>
-          <w:p>
-            <w:pPr>
-              <w:spacing w:after="0" w:line="240" w:lineRule="auto"/>
-              <w:jc w:val="center"/>
-              <w:rPr>
-                <w:rFonts w:ascii="Arial" w:eastAsia="Times New Roman" w:hAnsi="Arial" w:cs="Arial"/>
-                <w:b/>
-                <w:bCs/>
-                <w:lang w:val="en-US" w:eastAsia="en-IN"/>
-              </w:rPr>
-            </w:pPr>
-            <w:r>
-              <w:rPr>
-                <w:rFonts w:ascii="Arial" w:eastAsia="Times New Roman" w:hAnsi="Arial" w:cs="Arial"/>
-                <w:b/>
-                <w:bCs/>
-                <w:lang w:val="en-US" w:eastAsia="en-IN"/>
-              </w:rPr>
-              <w:t>Name of the signal Line</w:t>
-            </w:r>
-          </w:p>
-        </w:tc>
-        <w:tc>
-          <w:tcPr>
-            <w:tcW w:w="4393" w:type="pct"/>
-            <w:gridSpan w:val="16"/>
-            <w:vAlign w:val="center"/>
-          </w:tcPr>
-          <w:p>
-            <w:pPr>
-              <w:spacing w:after="0" w:line="240" w:lineRule="auto"/>
-              <w:jc w:val="center"/>
-              <w:textAlignment w:val="baseline"/>
-              <w:rPr>
-                <w:rFonts w:ascii="Arial" w:eastAsia="Times New Roman" w:hAnsi="Arial" w:cs="Arial"/>
-                <w:b/>
-                <w:bCs/>
-                <w:lang w:val="en-US" w:eastAsia="en-IN"/>
-              </w:rPr>
-            </w:pPr>
-            <w:r>
-              <w:rPr>
-                <w:rFonts w:ascii="Arial" w:eastAsia="Times New Roman" w:hAnsi="Arial" w:cs="Arial"/>
-                <w:b/>
-                <w:bCs/>
-                <w:lang w:val="en-US" w:eastAsia="en-IN"/>
-              </w:rPr>
-              <w:t>Test Level (kV)</w:t>
-            </w:r>
-          </w:p>
-        </w:tc>
-      </w:tr>
-      <w:tr>
-        <w:trPr>
-          <w:trHeight w:val="300"/>
-        </w:trPr>
-        <w:tc>
-          <w:tcPr>
-            <w:tcW w:w="607" w:type="pct"/>
-            <w:vMerge/>
-            <w:vAlign w:val="center"/>
-          </w:tcPr>
-          <w:p>
-            <w:pPr>
-              <w:spacing w:after="0" w:line="240" w:lineRule="auto"/>
-              <w:rPr>
-                <w:rFonts w:ascii="Arial" w:eastAsia="Times New Roman" w:hAnsi="Arial" w:cs="Arial"/>
-                <w:b/>
-                <w:bCs/>
-                <w:lang w:val="en-US" w:eastAsia="en-IN"/>
-              </w:rPr>
-            </w:pPr>
-          </w:p>
-        </w:tc>
-        <w:tc>
-          <w:tcPr>
-            <w:tcW w:w="549" w:type="pct"/>
-            <w:gridSpan w:val="2"/>
-            <w:vAlign w:val="center"/>
-          </w:tcPr>
-          <w:p>
-            <w:pPr>
-              <w:spacing w:after="0" w:line="240" w:lineRule="auto"/>
-              <w:jc w:val="center"/>
-              <w:textAlignment w:val="baseline"/>
-              <w:rPr>
-                <w:rFonts w:ascii="Arial" w:eastAsia="Times New Roman" w:hAnsi="Arial" w:cs="Arial"/>
-                <w:b/>
-                <w:bCs/>
-                <w:lang w:val="en-US" w:eastAsia="en-IN"/>
-              </w:rPr>
-            </w:pPr>
-            <w:r>
-              <w:rPr>
-                <w:rFonts w:ascii="Arial" w:eastAsia="Times New Roman" w:hAnsi="Arial" w:cs="Arial"/>
-                <w:b/>
-                <w:bCs/>
-                <w:lang w:val="en-US" w:eastAsia="en-IN"/>
-              </w:rPr>
-              <w:t>+0.25</w:t>
-            </w:r>
-          </w:p>
-        </w:tc>
-        <w:tc>
-          <w:tcPr>
-            <w:tcW w:w="548" w:type="pct"/>
-            <w:gridSpan w:val="2"/>
-            <w:vAlign w:val="center"/>
-          </w:tcPr>
-          <w:p>
-            <w:pPr>
-              <w:spacing w:after="0" w:line="240" w:lineRule="auto"/>
-              <w:jc w:val="center"/>
-              <w:textAlignment w:val="baseline"/>
-              <w:rPr>
-                <w:rFonts w:ascii="Arial" w:eastAsia="Times New Roman" w:hAnsi="Arial" w:cs="Arial"/>
-                <w:b/>
-                <w:bCs/>
-                <w:lang w:val="en-US" w:eastAsia="en-IN"/>
-              </w:rPr>
-            </w:pPr>
-            <w:r>
-              <w:rPr>
-                <w:rFonts w:ascii="Arial" w:eastAsia="Times New Roman" w:hAnsi="Arial" w:cs="Arial"/>
-                <w:b/>
-                <w:bCs/>
-                <w:lang w:val="en-US" w:eastAsia="en-IN"/>
-              </w:rPr>
-              <w:t>-0.25</w:t>
-            </w:r>
-          </w:p>
-        </w:tc>
-        <w:tc>
-          <w:tcPr>
-            <w:tcW w:w="549" w:type="pct"/>
-            <w:gridSpan w:val="2"/>
-            <w:vAlign w:val="center"/>
-          </w:tcPr>
-          <w:p>
-            <w:pPr>
-              <w:spacing w:after="0" w:line="240" w:lineRule="auto"/>
-              <w:jc w:val="center"/>
-              <w:textAlignment w:val="baseline"/>
-              <w:rPr>
-                <w:rFonts w:ascii="Arial" w:eastAsia="Times New Roman" w:hAnsi="Arial" w:cs="Arial"/>
-                <w:b/>
-                <w:bCs/>
-                <w:lang w:val="en-US" w:eastAsia="en-IN"/>
-              </w:rPr>
-            </w:pPr>
-            <w:r>
-              <w:rPr>
-                <w:rFonts w:ascii="Arial" w:eastAsia="Times New Roman" w:hAnsi="Arial" w:cs="Arial"/>
-                <w:b/>
-                <w:bCs/>
-                <w:lang w:val="en-US" w:eastAsia="en-IN"/>
-              </w:rPr>
-              <w:t>+0.5</w:t>
-            </w:r>
-          </w:p>
-        </w:tc>
-        <w:tc>
-          <w:tcPr>
-            <w:tcW w:w="550" w:type="pct"/>
-            <w:gridSpan w:val="2"/>
-            <w:vAlign w:val="center"/>
-          </w:tcPr>
-          <w:p>
-            <w:pPr>
-              <w:spacing w:after="0" w:line="240" w:lineRule="auto"/>
-              <w:jc w:val="center"/>
-              <w:textAlignment w:val="baseline"/>
-              <w:rPr>
-                <w:rFonts w:ascii="Arial" w:eastAsia="Times New Roman" w:hAnsi="Arial" w:cs="Arial"/>
-                <w:b/>
-                <w:bCs/>
-                <w:lang w:val="en-US" w:eastAsia="en-IN"/>
-              </w:rPr>
-            </w:pPr>
-            <w:r>
-              <w:rPr>
-                <w:rFonts w:ascii="Arial" w:eastAsia="Times New Roman" w:hAnsi="Arial" w:cs="Arial"/>
-                <w:b/>
-                <w:bCs/>
-                <w:lang w:val="en-US" w:eastAsia="en-IN"/>
-              </w:rPr>
-              <w:t>-0.5</w:t>
-            </w:r>
-          </w:p>
-        </w:tc>
-        <w:tc>
-          <w:tcPr>
-            <w:tcW w:w="549" w:type="pct"/>
-            <w:gridSpan w:val="2"/>
-            <w:vAlign w:val="center"/>
-          </w:tcPr>
-          <w:p>
-            <w:pPr>
-              <w:spacing w:after="0" w:line="240" w:lineRule="auto"/>
-              <w:jc w:val="center"/>
-              <w:textAlignment w:val="baseline"/>
-              <w:rPr>
-                <w:rFonts w:ascii="Arial" w:eastAsia="Times New Roman" w:hAnsi="Arial" w:cs="Arial"/>
-                <w:b/>
-                <w:bCs/>
-                <w:lang w:val="en-US" w:eastAsia="en-IN"/>
-              </w:rPr>
-            </w:pPr>
-            <w:r>
-              <w:rPr>
-                <w:rFonts w:ascii="Arial" w:eastAsia="Times New Roman" w:hAnsi="Arial" w:cs="Arial"/>
-                <w:b/>
-                <w:bCs/>
-                <w:lang w:val="en-US" w:eastAsia="en-IN"/>
-              </w:rPr>
-              <w:t>+1.0</w:t>
-            </w:r>
-          </w:p>
-        </w:tc>
-        <w:tc>
-          <w:tcPr>
-            <w:tcW w:w="549" w:type="pct"/>
-            <w:gridSpan w:val="2"/>
-            <w:vAlign w:val="center"/>
-          </w:tcPr>
-          <w:p>
-            <w:pPr>
-              <w:spacing w:after="0" w:line="240" w:lineRule="auto"/>
-              <w:jc w:val="center"/>
-              <w:textAlignment w:val="baseline"/>
-              <w:rPr>
-                <w:rFonts w:ascii="Arial" w:eastAsia="Times New Roman" w:hAnsi="Arial" w:cs="Arial"/>
-                <w:b/>
-                <w:bCs/>
-                <w:lang w:val="en-US" w:eastAsia="en-IN"/>
-              </w:rPr>
-            </w:pPr>
-            <w:r>
-              <w:rPr>
-                <w:rFonts w:ascii="Arial" w:eastAsia="Times New Roman" w:hAnsi="Arial" w:cs="Arial"/>
-                <w:b/>
-                <w:bCs/>
-                <w:lang w:val="en-US" w:eastAsia="en-IN"/>
-              </w:rPr>
-              <w:t>-1.0</w:t>
-            </w:r>
-          </w:p>
-        </w:tc>
-        <w:tc>
-          <w:tcPr>
-            <w:tcW w:w="549" w:type="pct"/>
-            <w:gridSpan w:val="2"/>
-            <w:vAlign w:val="center"/>
-          </w:tcPr>
-          <w:p>
-            <w:pPr>
-              <w:spacing w:after="0" w:line="240" w:lineRule="auto"/>
-              <w:jc w:val="center"/>
-              <w:textAlignment w:val="baseline"/>
-              <w:rPr>
-                <w:rFonts w:ascii="Arial" w:eastAsia="Times New Roman" w:hAnsi="Arial" w:cs="Arial"/>
-                <w:b/>
-                <w:bCs/>
-                <w:lang w:val="en-US" w:eastAsia="en-IN"/>
-              </w:rPr>
-            </w:pPr>
-            <w:r>
-              <w:rPr>
-                <w:rFonts w:ascii="Arial" w:eastAsia="Times New Roman" w:hAnsi="Arial" w:cs="Arial"/>
-                <w:b/>
-                <w:bCs/>
-                <w:lang w:val="en-US" w:eastAsia="en-IN"/>
-              </w:rPr>
-              <w:t>+2.0</w:t>
-            </w:r>
-          </w:p>
-        </w:tc>
-        <w:tc>
-          <w:tcPr>
-            <w:tcW w:w="548" w:type="pct"/>
-            <w:gridSpan w:val="2"/>
-            <w:vAlign w:val="center"/>
-          </w:tcPr>
-          <w:p>
-            <w:pPr>
-              <w:spacing w:after="0" w:line="240" w:lineRule="auto"/>
-              <w:jc w:val="center"/>
-              <w:textAlignment w:val="baseline"/>
-              <w:rPr>
-                <w:rFonts w:ascii="Arial" w:eastAsia="Times New Roman" w:hAnsi="Arial" w:cs="Arial"/>
-                <w:b/>
-                <w:bCs/>
-                <w:lang w:val="en-US" w:eastAsia="en-IN"/>
-              </w:rPr>
-            </w:pPr>
-            <w:r>
-              <w:rPr>
-                <w:rFonts w:ascii="Arial" w:eastAsia="Times New Roman" w:hAnsi="Arial" w:cs="Arial"/>
-                <w:b/>
-                <w:bCs/>
-                <w:lang w:val="en-US" w:eastAsia="en-IN"/>
-              </w:rPr>
-              <w:t>-2.0</w:t>
-            </w:r>
-          </w:p>
-        </w:tc>
-      </w:tr>
-      <w:tr>
-        <w:trPr>
-          <w:trHeight w:val="300"/>
-        </w:trPr>
-        <w:tc>
-          <w:tcPr>
-            <w:tcW w:w="607" w:type="pct"/>
-            <w:vMerge/>
-            <w:vAlign w:val="center"/>
-          </w:tcPr>
-          <w:p>
-            <w:pPr>
-              <w:spacing w:after="0" w:line="240" w:lineRule="auto"/>
-              <w:rPr>
-                <w:rFonts w:ascii="Arial" w:eastAsia="Times New Roman" w:hAnsi="Arial" w:cs="Arial"/>
-                <w:b/>
-                <w:bCs/>
-                <w:lang w:val="en-US" w:eastAsia="en-IN"/>
-              </w:rPr>
-            </w:pPr>
-          </w:p>
-        </w:tc>
-        <w:tc>
-          <w:tcPr>
-            <w:tcW w:w="275" w:type="pct"/>
-            <w:vAlign w:val="center"/>
-          </w:tcPr>
-          <w:p>
-            <w:pPr>
-              <w:spacing w:after="0" w:line="240" w:lineRule="auto"/>
-              <w:jc w:val="center"/>
-              <w:textAlignment w:val="baseline"/>
-              <w:rPr>
-                <w:rFonts w:ascii="Arial" w:eastAsia="Times New Roman" w:hAnsi="Arial" w:cs="Arial"/>
-                <w:b/>
-                <w:bCs/>
-                <w:lang w:val="en-US" w:eastAsia="en-IN"/>
-              </w:rPr>
-            </w:pPr>
-            <w:r>
-              <w:rPr>
-                <w:rFonts w:ascii="Arial" w:eastAsia="Times New Roman" w:hAnsi="Arial" w:cs="Arial"/>
-                <w:b/>
-                <w:bCs/>
-                <w:lang w:val="en-US" w:eastAsia="en-IN"/>
-              </w:rPr>
-              <w:t>CM</w:t>
-            </w:r>
-          </w:p>
-        </w:tc>
-        <w:tc>
-          <w:tcPr>
-            <w:tcW w:w="275" w:type="pct"/>
-            <w:vAlign w:val="center"/>
-          </w:tcPr>
-          <w:p>
-            <w:pPr>
-              <w:spacing w:after="0" w:line="240" w:lineRule="auto"/>
-              <w:jc w:val="center"/>
-              <w:textAlignment w:val="baseline"/>
-              <w:rPr>
-                <w:rFonts w:ascii="Arial" w:eastAsia="Times New Roman" w:hAnsi="Arial" w:cs="Arial"/>
-                <w:b/>
-                <w:bCs/>
-                <w:lang w:val="en-US" w:eastAsia="en-IN"/>
-              </w:rPr>
-            </w:pPr>
-            <w:r>
-              <w:rPr>
-                <w:rFonts w:ascii="Arial" w:eastAsia="Times New Roman" w:hAnsi="Arial" w:cs="Arial"/>
-                <w:b/>
-                <w:bCs/>
-                <w:lang w:val="en-US" w:eastAsia="en-IN"/>
-              </w:rPr>
-              <w:t>DM</w:t>
-            </w:r>
-          </w:p>
-        </w:tc>
-        <w:tc>
-          <w:tcPr>
-            <w:tcW w:w="274" w:type="pct"/>
-            <w:vAlign w:val="center"/>
-          </w:tcPr>
-          <w:p>
-            <w:pPr>
-              <w:spacing w:after="0" w:line="240" w:lineRule="auto"/>
-              <w:jc w:val="center"/>
-              <w:textAlignment w:val="baseline"/>
-              <w:rPr>
-                <w:rFonts w:ascii="Arial" w:eastAsia="Times New Roman" w:hAnsi="Arial" w:cs="Arial"/>
-                <w:b/>
-                <w:bCs/>
-                <w:lang w:val="en-US" w:eastAsia="en-IN"/>
-              </w:rPr>
-            </w:pPr>
-            <w:r>
-              <w:rPr>
-                <w:rFonts w:ascii="Arial" w:eastAsia="Times New Roman" w:hAnsi="Arial" w:cs="Arial"/>
-                <w:b/>
-                <w:bCs/>
-                <w:lang w:val="en-US" w:eastAsia="en-IN"/>
-              </w:rPr>
-              <w:t>CM</w:t>
-            </w:r>
-          </w:p>
-        </w:tc>
-        <w:tc>
-          <w:tcPr>
-            <w:tcW w:w="275" w:type="pct"/>
-            <w:vAlign w:val="center"/>
-          </w:tcPr>
-          <w:p>
-            <w:pPr>
-              <w:spacing w:after="0" w:line="240" w:lineRule="auto"/>
-              <w:jc w:val="center"/>
-              <w:textAlignment w:val="baseline"/>
-              <w:rPr>
-                <w:rFonts w:ascii="Arial" w:eastAsia="Times New Roman" w:hAnsi="Arial" w:cs="Arial"/>
-                <w:b/>
-                <w:bCs/>
-                <w:lang w:val="en-US" w:eastAsia="en-IN"/>
-              </w:rPr>
-            </w:pPr>
-            <w:r>
-              <w:rPr>
-                <w:rFonts w:ascii="Arial" w:eastAsia="Times New Roman" w:hAnsi="Arial" w:cs="Arial"/>
-                <w:b/>
-                <w:bCs/>
-                <w:lang w:val="en-US" w:eastAsia="en-IN"/>
-              </w:rPr>
-              <w:t>DM</w:t>
-            </w:r>
-          </w:p>
-        </w:tc>
-        <w:tc>
-          <w:tcPr>
-            <w:tcW w:w="274" w:type="pct"/>
-            <w:vAlign w:val="center"/>
-          </w:tcPr>
-          <w:p>
-            <w:pPr>
-              <w:spacing w:after="0" w:line="240" w:lineRule="auto"/>
-              <w:jc w:val="center"/>
-              <w:textAlignment w:val="baseline"/>
-              <w:rPr>
-                <w:rFonts w:ascii="Arial" w:eastAsia="Times New Roman" w:hAnsi="Arial" w:cs="Arial"/>
-                <w:b/>
-                <w:bCs/>
-                <w:lang w:val="en-US" w:eastAsia="en-IN"/>
-              </w:rPr>
-            </w:pPr>
-            <w:r>
-              <w:rPr>
-                <w:rFonts w:ascii="Arial" w:eastAsia="Times New Roman" w:hAnsi="Arial" w:cs="Arial"/>
-                <w:b/>
-                <w:bCs/>
-                <w:lang w:val="en-US" w:eastAsia="en-IN"/>
-              </w:rPr>
-              <w:t>CM</w:t>
-            </w:r>
-          </w:p>
-        </w:tc>
-        <w:tc>
-          <w:tcPr>
-            <w:tcW w:w="275" w:type="pct"/>
-            <w:vAlign w:val="center"/>
-          </w:tcPr>
-          <w:p>
-            <w:pPr>
-              <w:spacing w:after="0" w:line="240" w:lineRule="auto"/>
-              <w:jc w:val="center"/>
-              <w:textAlignment w:val="baseline"/>
-              <w:rPr>
-                <w:rFonts w:ascii="Arial" w:eastAsia="Times New Roman" w:hAnsi="Arial" w:cs="Arial"/>
-                <w:b/>
-                <w:bCs/>
-                <w:lang w:val="en-US" w:eastAsia="en-IN"/>
-              </w:rPr>
-            </w:pPr>
-            <w:r>
-              <w:rPr>
-                <w:rFonts w:ascii="Arial" w:eastAsia="Times New Roman" w:hAnsi="Arial" w:cs="Arial"/>
-                <w:b/>
-                <w:bCs/>
-                <w:lang w:val="en-US" w:eastAsia="en-IN"/>
-              </w:rPr>
-              <w:t>DM</w:t>
-            </w:r>
-          </w:p>
-        </w:tc>
-        <w:tc>
-          <w:tcPr>
-            <w:tcW w:w="275" w:type="pct"/>
-            <w:vAlign w:val="center"/>
-          </w:tcPr>
-          <w:p>
-            <w:pPr>
-              <w:spacing w:after="0" w:line="240" w:lineRule="auto"/>
-              <w:jc w:val="center"/>
-              <w:textAlignment w:val="baseline"/>
-              <w:rPr>
-                <w:rFonts w:ascii="Arial" w:eastAsia="Times New Roman" w:hAnsi="Arial" w:cs="Arial"/>
-                <w:b/>
-                <w:bCs/>
-                <w:lang w:val="en-US" w:eastAsia="en-IN"/>
-              </w:rPr>
-            </w:pPr>
-            <w:r>
-              <w:rPr>
-                <w:rFonts w:ascii="Arial" w:eastAsia="Times New Roman" w:hAnsi="Arial" w:cs="Arial"/>
-                <w:b/>
-                <w:bCs/>
-                <w:lang w:val="en-US" w:eastAsia="en-IN"/>
-              </w:rPr>
-              <w:t>CM</w:t>
-            </w:r>
-          </w:p>
-        </w:tc>
-        <w:tc>
-          <w:tcPr>
-            <w:tcW w:w="275" w:type="pct"/>
-            <w:vAlign w:val="center"/>
-          </w:tcPr>
-          <w:p>
-            <w:pPr>
-              <w:spacing w:after="0" w:line="240" w:lineRule="auto"/>
-              <w:jc w:val="center"/>
-              <w:textAlignment w:val="baseline"/>
-              <w:rPr>
-                <w:rFonts w:ascii="Arial" w:eastAsia="Times New Roman" w:hAnsi="Arial" w:cs="Arial"/>
-                <w:b/>
-                <w:bCs/>
-                <w:lang w:val="en-US" w:eastAsia="en-IN"/>
-              </w:rPr>
-            </w:pPr>
-            <w:r>
-              <w:rPr>
-                <w:rFonts w:ascii="Arial" w:eastAsia="Times New Roman" w:hAnsi="Arial" w:cs="Arial"/>
-                <w:b/>
-                <w:bCs/>
-                <w:lang w:val="en-US" w:eastAsia="en-IN"/>
-              </w:rPr>
-              <w:t>DM</w:t>
-            </w:r>
-          </w:p>
-        </w:tc>
-        <w:tc>
-          <w:tcPr>
-            <w:tcW w:w="274" w:type="pct"/>
-            <w:vAlign w:val="center"/>
-          </w:tcPr>
-          <w:p>
-            <w:pPr>
-              <w:spacing w:after="0" w:line="240" w:lineRule="auto"/>
-              <w:jc w:val="center"/>
-              <w:textAlignment w:val="baseline"/>
-              <w:rPr>
-                <w:rFonts w:ascii="Arial" w:eastAsia="Times New Roman" w:hAnsi="Arial" w:cs="Arial"/>
-                <w:b/>
-                <w:bCs/>
-                <w:lang w:val="en-US" w:eastAsia="en-IN"/>
-              </w:rPr>
-            </w:pPr>
-            <w:r>
-              <w:rPr>
-                <w:rFonts w:ascii="Arial" w:eastAsia="Times New Roman" w:hAnsi="Arial" w:cs="Arial"/>
-                <w:b/>
-                <w:bCs/>
-                <w:lang w:val="en-US" w:eastAsia="en-IN"/>
-              </w:rPr>
-              <w:t>CM</w:t>
-            </w:r>
-          </w:p>
-        </w:tc>
-        <w:tc>
-          <w:tcPr>
-            <w:tcW w:w="275" w:type="pct"/>
-            <w:vAlign w:val="center"/>
-          </w:tcPr>
-          <w:p>
-            <w:pPr>
-              <w:spacing w:after="0" w:line="240" w:lineRule="auto"/>
-              <w:jc w:val="center"/>
-              <w:textAlignment w:val="baseline"/>
-              <w:rPr>
-                <w:rFonts w:ascii="Arial" w:eastAsia="Times New Roman" w:hAnsi="Arial" w:cs="Arial"/>
-                <w:b/>
-                <w:bCs/>
-                <w:lang w:val="en-US" w:eastAsia="en-IN"/>
-              </w:rPr>
-            </w:pPr>
-            <w:r>
-              <w:rPr>
-                <w:rFonts w:ascii="Arial" w:eastAsia="Times New Roman" w:hAnsi="Arial" w:cs="Arial"/>
-                <w:b/>
-                <w:bCs/>
-                <w:lang w:val="en-US" w:eastAsia="en-IN"/>
-              </w:rPr>
-              <w:t>DM</w:t>
-            </w:r>
-          </w:p>
-        </w:tc>
-        <w:tc>
-          <w:tcPr>
-            <w:tcW w:w="274" w:type="pct"/>
-            <w:vAlign w:val="center"/>
-          </w:tcPr>
-          <w:p>
-            <w:pPr>
-              <w:spacing w:after="0" w:line="240" w:lineRule="auto"/>
-              <w:jc w:val="center"/>
-              <w:textAlignment w:val="baseline"/>
-              <w:rPr>
-                <w:rFonts w:ascii="Arial" w:eastAsia="Times New Roman" w:hAnsi="Arial" w:cs="Arial"/>
-                <w:b/>
-                <w:bCs/>
-                <w:lang w:val="en-US" w:eastAsia="en-IN"/>
-              </w:rPr>
-            </w:pPr>
-            <w:r>
-              <w:rPr>
-                <w:rFonts w:ascii="Arial" w:eastAsia="Times New Roman" w:hAnsi="Arial" w:cs="Arial"/>
-                <w:b/>
-                <w:bCs/>
-                <w:lang w:val="en-US" w:eastAsia="en-IN"/>
-              </w:rPr>
-              <w:t>CM</w:t>
-            </w:r>
-          </w:p>
-        </w:tc>
-        <w:tc>
-          <w:tcPr>
-            <w:tcW w:w="275" w:type="pct"/>
-            <w:vAlign w:val="center"/>
-          </w:tcPr>
-          <w:p>
-            <w:pPr>
-              <w:spacing w:after="0" w:line="240" w:lineRule="auto"/>
-              <w:jc w:val="center"/>
-              <w:textAlignment w:val="baseline"/>
-              <w:rPr>
-                <w:rFonts w:ascii="Arial" w:eastAsia="Times New Roman" w:hAnsi="Arial" w:cs="Arial"/>
-                <w:b/>
-                <w:bCs/>
-                <w:lang w:val="en-US" w:eastAsia="en-IN"/>
-              </w:rPr>
-            </w:pPr>
-            <w:r>
-              <w:rPr>
-                <w:rFonts w:ascii="Arial" w:eastAsia="Times New Roman" w:hAnsi="Arial" w:cs="Arial"/>
-                <w:b/>
-                <w:bCs/>
-                <w:lang w:val="en-US" w:eastAsia="en-IN"/>
-              </w:rPr>
-              <w:t>DM</w:t>
-            </w:r>
-          </w:p>
-        </w:tc>
-        <w:tc>
-          <w:tcPr>
-            <w:tcW w:w="274" w:type="pct"/>
-            <w:vAlign w:val="center"/>
-          </w:tcPr>
-          <w:p>
-            <w:pPr>
-              <w:spacing w:after="0" w:line="240" w:lineRule="auto"/>
-              <w:jc w:val="center"/>
-              <w:textAlignment w:val="baseline"/>
-              <w:rPr>
-                <w:rFonts w:ascii="Arial" w:eastAsia="Times New Roman" w:hAnsi="Arial" w:cs="Arial"/>
-                <w:b/>
-                <w:bCs/>
-                <w:lang w:val="en-US" w:eastAsia="en-IN"/>
-              </w:rPr>
-            </w:pPr>
-            <w:r>
-              <w:rPr>
-                <w:rFonts w:ascii="Arial" w:eastAsia="Times New Roman" w:hAnsi="Arial" w:cs="Arial"/>
-                <w:b/>
-                <w:bCs/>
-                <w:lang w:val="en-US" w:eastAsia="en-IN"/>
-              </w:rPr>
-              <w:t>CM</w:t>
-            </w:r>
-          </w:p>
-        </w:tc>
-        <w:tc>
-          <w:tcPr>
-            <w:tcW w:w="275" w:type="pct"/>
-            <w:vAlign w:val="center"/>
-          </w:tcPr>
-          <w:p>
-            <w:pPr>
-              <w:spacing w:after="0" w:line="240" w:lineRule="auto"/>
-              <w:jc w:val="center"/>
-              <w:textAlignment w:val="baseline"/>
-              <w:rPr>
-                <w:rFonts w:ascii="Arial" w:eastAsia="Times New Roman" w:hAnsi="Arial" w:cs="Arial"/>
-                <w:b/>
-                <w:bCs/>
-                <w:lang w:val="en-US" w:eastAsia="en-IN"/>
-              </w:rPr>
-            </w:pPr>
-            <w:r>
-              <w:rPr>
-                <w:rFonts w:ascii="Arial" w:eastAsia="Times New Roman" w:hAnsi="Arial" w:cs="Arial"/>
-                <w:b/>
-                <w:bCs/>
-                <w:lang w:val="en-US" w:eastAsia="en-IN"/>
-              </w:rPr>
-              <w:t>DM</w:t>
-            </w:r>
-          </w:p>
-        </w:tc>
-        <w:tc>
-          <w:tcPr>
-            <w:tcW w:w="274" w:type="pct"/>
-            <w:vAlign w:val="center"/>
-          </w:tcPr>
-          <w:p>
-            <w:pPr>
-              <w:spacing w:after="0" w:line="240" w:lineRule="auto"/>
-              <w:jc w:val="center"/>
-              <w:textAlignment w:val="baseline"/>
-              <w:rPr>
-                <w:rFonts w:ascii="Arial" w:eastAsia="Times New Roman" w:hAnsi="Arial" w:cs="Arial"/>
-                <w:b/>
-                <w:bCs/>
-                <w:lang w:val="en-US" w:eastAsia="en-IN"/>
-              </w:rPr>
-            </w:pPr>
-            <w:r>
-              <w:rPr>
-                <w:rFonts w:ascii="Arial" w:eastAsia="Times New Roman" w:hAnsi="Arial" w:cs="Arial"/>
-                <w:b/>
-                <w:bCs/>
-                <w:lang w:val="en-US" w:eastAsia="en-IN"/>
-              </w:rPr>
-              <w:t>CM</w:t>
-            </w:r>
-          </w:p>
-        </w:tc>
-        <w:tc>
-          <w:tcPr>
-            <w:tcW w:w="274" w:type="pct"/>
-            <w:vAlign w:val="center"/>
-          </w:tcPr>
-          <w:p>
-            <w:pPr>
-              <w:spacing w:after="0" w:line="240" w:lineRule="auto"/>
-              <w:jc w:val="center"/>
-              <w:textAlignment w:val="baseline"/>
-              <w:rPr>
-                <w:rFonts w:ascii="Arial" w:eastAsia="Times New Roman" w:hAnsi="Arial" w:cs="Arial"/>
-                <w:b/>
-                <w:bCs/>
-                <w:lang w:val="en-US" w:eastAsia="en-IN"/>
-              </w:rPr>
-            </w:pPr>
-            <w:r>
-              <w:rPr>
-                <w:rFonts w:ascii="Arial" w:eastAsia="Times New Roman" w:hAnsi="Arial" w:cs="Arial"/>
-                <w:b/>
-                <w:bCs/>
-                <w:lang w:val="en-US" w:eastAsia="en-IN"/>
-              </w:rPr>
-              <w:t>DM</w:t>
-            </w:r>
-          </w:p>
-        </w:tc>
-      </w:tr>
-      <w:tr>
-        <w:trPr>
-          <w:trHeight w:val="300"/>
-        </w:trPr>
-        <w:tc>
-          <w:tcPr>
-            <w:tcW w:w="607" w:type="pct"/>
-            <w:vAlign w:val="center"/>
-          </w:tcPr>
-          <w:p>
-            <w:pPr>
-              <w:spacing w:after="0" w:line="240" w:lineRule="auto"/>
-              <w:rPr>
-                <w:rFonts w:ascii="Arial" w:eastAsia="Times New Roman" w:hAnsi="Arial" w:cs="Arial"/>
-                <w:b/>
-                <w:bCs/>
-                <w:lang w:val="en-US" w:eastAsia="en-IN"/>
-              </w:rPr>
-            </w:pPr>
-          </w:p>
-        </w:tc>
-        <w:tc>
-          <w:tcPr>
-            <w:tcW w:w="275" w:type="pct"/>
-            <w:vAlign w:val="center"/>
-          </w:tcPr>
-          <w:p>
-            <w:pPr>
-              <w:spacing w:after="0" w:line="240" w:lineRule="auto"/>
-              <w:jc w:val="center"/>
-              <w:textAlignment w:val="baseline"/>
-              <w:rPr>
-                <w:rFonts w:ascii="Arial" w:eastAsia="Times New Roman" w:hAnsi="Arial" w:cs="Arial"/>
-                <w:b/>
-                <w:bCs/>
-                <w:lang w:val="en-US" w:eastAsia="en-IN"/>
-              </w:rPr>
-            </w:pPr>
-          </w:p>
-        </w:tc>
-        <w:tc>
-          <w:tcPr>
-            <w:tcW w:w="275" w:type="pct"/>
-            <w:vAlign w:val="center"/>
-          </w:tcPr>
-          <w:p>
-            <w:pPr>
-              <w:spacing w:after="0" w:line="240" w:lineRule="auto"/>
-              <w:jc w:val="center"/>
-              <w:textAlignment w:val="baseline"/>
-              <w:rPr>
-                <w:rFonts w:ascii="Arial" w:eastAsia="Times New Roman" w:hAnsi="Arial" w:cs="Arial"/>
-                <w:b/>
-                <w:bCs/>
-                <w:lang w:val="en-US" w:eastAsia="en-IN"/>
-              </w:rPr>
-            </w:pPr>
-          </w:p>
-        </w:tc>
-        <w:tc>
-          <w:tcPr>
-            <w:tcW w:w="274" w:type="pct"/>
-            <w:vAlign w:val="center"/>
-          </w:tcPr>
-          <w:p>
-            <w:pPr>
-              <w:spacing w:after="0" w:line="240" w:lineRule="auto"/>
-              <w:jc w:val="center"/>
-              <w:textAlignment w:val="baseline"/>
-              <w:rPr>
-                <w:rFonts w:ascii="Arial" w:eastAsia="Times New Roman" w:hAnsi="Arial" w:cs="Arial"/>
-                <w:b/>
-                <w:bCs/>
-                <w:lang w:val="en-US" w:eastAsia="en-IN"/>
-              </w:rPr>
-            </w:pPr>
-          </w:p>
-        </w:tc>
-        <w:tc>
-          <w:tcPr>
-            <w:tcW w:w="275" w:type="pct"/>
-            <w:vAlign w:val="center"/>
-          </w:tcPr>
-          <w:p>
-            <w:pPr>
-              <w:spacing w:after="0" w:line="240" w:lineRule="auto"/>
-              <w:jc w:val="center"/>
-              <w:textAlignment w:val="baseline"/>
-              <w:rPr>
-                <w:rFonts w:ascii="Arial" w:eastAsia="Times New Roman" w:hAnsi="Arial" w:cs="Arial"/>
-                <w:b/>
-                <w:bCs/>
-                <w:lang w:val="en-US" w:eastAsia="en-IN"/>
-              </w:rPr>
-            </w:pPr>
-          </w:p>
-        </w:tc>
-        <w:tc>
-          <w:tcPr>
-            <w:tcW w:w="274" w:type="pct"/>
-            <w:vAlign w:val="center"/>
-          </w:tcPr>
-          <w:p>
-            <w:pPr>
-              <w:spacing w:after="0" w:line="240" w:lineRule="auto"/>
-              <w:jc w:val="center"/>
-              <w:textAlignment w:val="baseline"/>
-              <w:rPr>
-                <w:rFonts w:ascii="Arial" w:eastAsia="Times New Roman" w:hAnsi="Arial" w:cs="Arial"/>
-                <w:b/>
-                <w:bCs/>
-                <w:lang w:val="en-US" w:eastAsia="en-IN"/>
-              </w:rPr>
-            </w:pPr>
-          </w:p>
-        </w:tc>
-        <w:tc>
-          <w:tcPr>
-            <w:tcW w:w="275" w:type="pct"/>
-            <w:vAlign w:val="center"/>
-          </w:tcPr>
-          <w:p>
-            <w:pPr>
-              <w:spacing w:after="0" w:line="240" w:lineRule="auto"/>
-              <w:jc w:val="center"/>
-              <w:textAlignment w:val="baseline"/>
-              <w:rPr>
-                <w:rFonts w:ascii="Arial" w:eastAsia="Times New Roman" w:hAnsi="Arial" w:cs="Arial"/>
-                <w:b/>
-                <w:bCs/>
-                <w:lang w:val="en-US" w:eastAsia="en-IN"/>
-              </w:rPr>
-            </w:pPr>
-          </w:p>
-        </w:tc>
-        <w:tc>
-          <w:tcPr>
-            <w:tcW w:w="275" w:type="pct"/>
-            <w:vAlign w:val="center"/>
-          </w:tcPr>
-          <w:p>
-            <w:pPr>
-              <w:spacing w:after="0" w:line="240" w:lineRule="auto"/>
-              <w:jc w:val="center"/>
-              <w:textAlignment w:val="baseline"/>
-              <w:rPr>
-                <w:rFonts w:ascii="Arial" w:eastAsia="Times New Roman" w:hAnsi="Arial" w:cs="Arial"/>
-                <w:b/>
-                <w:bCs/>
-                <w:lang w:val="en-US" w:eastAsia="en-IN"/>
-              </w:rPr>
-            </w:pPr>
-          </w:p>
-        </w:tc>
-        <w:tc>
-          <w:tcPr>
-            <w:tcW w:w="275" w:type="pct"/>
-            <w:vAlign w:val="center"/>
-          </w:tcPr>
-          <w:p>
-            <w:pPr>
-              <w:spacing w:after="0" w:line="240" w:lineRule="auto"/>
-              <w:jc w:val="center"/>
-              <w:textAlignment w:val="baseline"/>
-              <w:rPr>
-                <w:rFonts w:ascii="Arial" w:eastAsia="Times New Roman" w:hAnsi="Arial" w:cs="Arial"/>
-                <w:b/>
-                <w:bCs/>
-                <w:lang w:val="en-US" w:eastAsia="en-IN"/>
-              </w:rPr>
-            </w:pPr>
-          </w:p>
-        </w:tc>
-        <w:tc>
-          <w:tcPr>
-            <w:tcW w:w="274" w:type="pct"/>
-            <w:vAlign w:val="center"/>
-          </w:tcPr>
-          <w:p>
-            <w:pPr>
-              <w:spacing w:after="0" w:line="240" w:lineRule="auto"/>
-              <w:jc w:val="center"/>
-              <w:textAlignment w:val="baseline"/>
-              <w:rPr>
-                <w:rFonts w:ascii="Arial" w:eastAsia="Times New Roman" w:hAnsi="Arial" w:cs="Arial"/>
-                <w:b/>
-                <w:bCs/>
-                <w:lang w:val="en-US" w:eastAsia="en-IN"/>
-              </w:rPr>
-            </w:pPr>
-          </w:p>
-        </w:tc>
-        <w:tc>
-          <w:tcPr>
-            <w:tcW w:w="275" w:type="pct"/>
-            <w:vAlign w:val="center"/>
-          </w:tcPr>
-          <w:p>
-            <w:pPr>
-              <w:spacing w:after="0" w:line="240" w:lineRule="auto"/>
-              <w:jc w:val="center"/>
-              <w:textAlignment w:val="baseline"/>
-              <w:rPr>
-                <w:rFonts w:ascii="Arial" w:eastAsia="Times New Roman" w:hAnsi="Arial" w:cs="Arial"/>
-                <w:b/>
-                <w:bCs/>
-                <w:lang w:val="en-US" w:eastAsia="en-IN"/>
-              </w:rPr>
-            </w:pPr>
-          </w:p>
-        </w:tc>
-        <w:tc>
-          <w:tcPr>
-            <w:tcW w:w="274" w:type="pct"/>
-            <w:vAlign w:val="center"/>
-          </w:tcPr>
-          <w:p>
-            <w:pPr>
-              <w:spacing w:after="0" w:line="240" w:lineRule="auto"/>
-              <w:jc w:val="center"/>
-              <w:textAlignment w:val="baseline"/>
-              <w:rPr>
-                <w:rFonts w:ascii="Arial" w:eastAsia="Times New Roman" w:hAnsi="Arial" w:cs="Arial"/>
-                <w:b/>
-                <w:bCs/>
-                <w:lang w:val="en-US" w:eastAsia="en-IN"/>
-              </w:rPr>
-            </w:pPr>
-          </w:p>
-        </w:tc>
-        <w:tc>
-          <w:tcPr>
-            <w:tcW w:w="275" w:type="pct"/>
-            <w:vAlign w:val="center"/>
-          </w:tcPr>
-          <w:p>
-            <w:pPr>
-              <w:spacing w:after="0" w:line="240" w:lineRule="auto"/>
-              <w:jc w:val="center"/>
-              <w:textAlignment w:val="baseline"/>
-              <w:rPr>
-                <w:rFonts w:ascii="Arial" w:eastAsia="Times New Roman" w:hAnsi="Arial" w:cs="Arial"/>
-                <w:b/>
-                <w:bCs/>
-                <w:lang w:val="en-US" w:eastAsia="en-IN"/>
-              </w:rPr>
-            </w:pPr>
-          </w:p>
-        </w:tc>
-        <w:tc>
-          <w:tcPr>
-            <w:tcW w:w="274" w:type="pct"/>
-            <w:vAlign w:val="center"/>
-          </w:tcPr>
-          <w:p>
-            <w:pPr>
-              <w:spacing w:after="0" w:line="240" w:lineRule="auto"/>
-              <w:jc w:val="center"/>
-              <w:textAlignment w:val="baseline"/>
-              <w:rPr>
-                <w:rFonts w:ascii="Arial" w:eastAsia="Times New Roman" w:hAnsi="Arial" w:cs="Arial"/>
-                <w:b/>
-                <w:bCs/>
-                <w:lang w:val="en-US" w:eastAsia="en-IN"/>
-              </w:rPr>
-            </w:pPr>
-          </w:p>
-        </w:tc>
-        <w:tc>
-          <w:tcPr>
-            <w:tcW w:w="275" w:type="pct"/>
-            <w:vAlign w:val="center"/>
-          </w:tcPr>
-          <w:p>
-            <w:pPr>
-              <w:spacing w:after="0" w:line="240" w:lineRule="auto"/>
-              <w:jc w:val="center"/>
-              <w:textAlignment w:val="baseline"/>
-              <w:rPr>
-                <w:rFonts w:ascii="Arial" w:eastAsia="Times New Roman" w:hAnsi="Arial" w:cs="Arial"/>
-                <w:b/>
-                <w:bCs/>
-                <w:lang w:val="en-US" w:eastAsia="en-IN"/>
-              </w:rPr>
-            </w:pPr>
-          </w:p>
-        </w:tc>
-        <w:tc>
-          <w:tcPr>
-            <w:tcW w:w="274" w:type="pct"/>
-            <w:vAlign w:val="center"/>
-          </w:tcPr>
-          <w:p>
-            <w:pPr>
-              <w:spacing w:after="0" w:line="240" w:lineRule="auto"/>
-              <w:jc w:val="center"/>
-              <w:textAlignment w:val="baseline"/>
-              <w:rPr>
-                <w:rFonts w:ascii="Arial" w:eastAsia="Times New Roman" w:hAnsi="Arial" w:cs="Arial"/>
-                <w:b/>
-                <w:bCs/>
-                <w:lang w:val="en-US" w:eastAsia="en-IN"/>
-              </w:rPr>
-            </w:pPr>
-          </w:p>
-        </w:tc>
-        <w:tc>
-          <w:tcPr>
-            <w:tcW w:w="274" w:type="pct"/>
-            <w:vAlign w:val="center"/>
-          </w:tcPr>
-          <w:p>
-            <w:pPr>
-              <w:spacing w:after="0" w:line="240" w:lineRule="auto"/>
-              <w:jc w:val="center"/>
-              <w:textAlignment w:val="baseline"/>
-              <w:rPr>
-                <w:rFonts w:ascii="Arial" w:eastAsia="Times New Roman" w:hAnsi="Arial" w:cs="Arial"/>
-                <w:b/>
-                <w:bCs/>
-                <w:lang w:val="en-US" w:eastAsia="en-IN"/>
-              </w:rPr>
-            </w:pPr>
-          </w:p>
-        </w:tc>
-      </w:tr>
-      <w:tr>
-        <w:trPr>
-          <w:trHeight w:val="300"/>
-        </w:trPr>
-        <w:tc>
-          <w:tcPr>
-            <w:tcW w:w="607" w:type="pct"/>
-            <w:vAlign w:val="center"/>
-          </w:tcPr>
-          <w:p>
-            <w:pPr>
-              <w:spacing w:after="0" w:line="240" w:lineRule="auto"/>
-              <w:rPr>
-                <w:rFonts w:ascii="Arial" w:eastAsia="Times New Roman" w:hAnsi="Arial" w:cs="Arial"/>
-                <w:b/>
-                <w:bCs/>
-                <w:lang w:val="en-US" w:eastAsia="en-IN"/>
-              </w:rPr>
-            </w:pPr>
-          </w:p>
-        </w:tc>
-        <w:tc>
-          <w:tcPr>
-            <w:tcW w:w="275" w:type="pct"/>
-            <w:vAlign w:val="center"/>
-          </w:tcPr>
-          <w:p>
-            <w:pPr>
-              <w:spacing w:after="0" w:line="240" w:lineRule="auto"/>
-              <w:jc w:val="center"/>
-              <w:textAlignment w:val="baseline"/>
-              <w:rPr>
-                <w:rFonts w:ascii="Arial" w:eastAsia="Times New Roman" w:hAnsi="Arial" w:cs="Arial"/>
-                <w:b/>
-                <w:bCs/>
-                <w:lang w:val="en-US" w:eastAsia="en-IN"/>
-              </w:rPr>
-            </w:pPr>
-          </w:p>
-        </w:tc>
-        <w:tc>
-          <w:tcPr>
-            <w:tcW w:w="275" w:type="pct"/>
-            <w:vAlign w:val="center"/>
-          </w:tcPr>
-          <w:p>
-            <w:pPr>
-              <w:spacing w:after="0" w:line="240" w:lineRule="auto"/>
-              <w:jc w:val="center"/>
-              <w:textAlignment w:val="baseline"/>
-              <w:rPr>
-                <w:rFonts w:ascii="Arial" w:eastAsia="Times New Roman" w:hAnsi="Arial" w:cs="Arial"/>
-                <w:b/>
-                <w:bCs/>
-                <w:lang w:val="en-US" w:eastAsia="en-IN"/>
-              </w:rPr>
-            </w:pPr>
-          </w:p>
-        </w:tc>
-        <w:tc>
-          <w:tcPr>
-            <w:tcW w:w="274" w:type="pct"/>
-            <w:vAlign w:val="center"/>
-          </w:tcPr>
-          <w:p>
-            <w:pPr>
-              <w:spacing w:after="0" w:line="240" w:lineRule="auto"/>
-              <w:jc w:val="center"/>
-              <w:textAlignment w:val="baseline"/>
-              <w:rPr>
-                <w:rFonts w:ascii="Arial" w:eastAsia="Times New Roman" w:hAnsi="Arial" w:cs="Arial"/>
-                <w:b/>
-                <w:bCs/>
-                <w:lang w:val="en-US" w:eastAsia="en-IN"/>
-              </w:rPr>
-            </w:pPr>
-          </w:p>
-        </w:tc>
-        <w:tc>
-          <w:tcPr>
-            <w:tcW w:w="275" w:type="pct"/>
-            <w:vAlign w:val="center"/>
-          </w:tcPr>
-          <w:p>
-            <w:pPr>
-              <w:spacing w:after="0" w:line="240" w:lineRule="auto"/>
-              <w:jc w:val="center"/>
-              <w:textAlignment w:val="baseline"/>
-              <w:rPr>
-                <w:rFonts w:ascii="Arial" w:eastAsia="Times New Roman" w:hAnsi="Arial" w:cs="Arial"/>
-                <w:b/>
-                <w:bCs/>
-                <w:lang w:val="en-US" w:eastAsia="en-IN"/>
-              </w:rPr>
-            </w:pPr>
-          </w:p>
-        </w:tc>
-        <w:tc>
-          <w:tcPr>
-            <w:tcW w:w="274" w:type="pct"/>
-            <w:vAlign w:val="center"/>
-          </w:tcPr>
-          <w:p>
-            <w:pPr>
-              <w:spacing w:after="0" w:line="240" w:lineRule="auto"/>
-              <w:jc w:val="center"/>
-              <w:textAlignment w:val="baseline"/>
-              <w:rPr>
-                <w:rFonts w:ascii="Arial" w:eastAsia="Times New Roman" w:hAnsi="Arial" w:cs="Arial"/>
-                <w:b/>
-                <w:bCs/>
-                <w:lang w:val="en-US" w:eastAsia="en-IN"/>
-              </w:rPr>
-            </w:pPr>
-          </w:p>
-        </w:tc>
-        <w:tc>
-          <w:tcPr>
-            <w:tcW w:w="275" w:type="pct"/>
-            <w:vAlign w:val="center"/>
-          </w:tcPr>
-          <w:p>
-            <w:pPr>
-              <w:spacing w:after="0" w:line="240" w:lineRule="auto"/>
-              <w:jc w:val="center"/>
-              <w:textAlignment w:val="baseline"/>
-              <w:rPr>
-                <w:rFonts w:ascii="Arial" w:eastAsia="Times New Roman" w:hAnsi="Arial" w:cs="Arial"/>
-                <w:b/>
-                <w:bCs/>
-                <w:lang w:val="en-US" w:eastAsia="en-IN"/>
-              </w:rPr>
-            </w:pPr>
-          </w:p>
-        </w:tc>
-        <w:tc>
-          <w:tcPr>
-            <w:tcW w:w="275" w:type="pct"/>
-            <w:vAlign w:val="center"/>
-          </w:tcPr>
-          <w:p>
-            <w:pPr>
-              <w:spacing w:after="0" w:line="240" w:lineRule="auto"/>
-              <w:jc w:val="center"/>
-              <w:textAlignment w:val="baseline"/>
-              <w:rPr>
-                <w:rFonts w:ascii="Arial" w:eastAsia="Times New Roman" w:hAnsi="Arial" w:cs="Arial"/>
-                <w:b/>
-                <w:bCs/>
-                <w:lang w:val="en-US" w:eastAsia="en-IN"/>
-              </w:rPr>
-            </w:pPr>
-          </w:p>
-        </w:tc>
-        <w:tc>
-          <w:tcPr>
-            <w:tcW w:w="275" w:type="pct"/>
-            <w:vAlign w:val="center"/>
-          </w:tcPr>
-          <w:p>
-            <w:pPr>
-              <w:spacing w:after="0" w:line="240" w:lineRule="auto"/>
-              <w:jc w:val="center"/>
-              <w:textAlignment w:val="baseline"/>
-              <w:rPr>
-                <w:rFonts w:ascii="Arial" w:eastAsia="Times New Roman" w:hAnsi="Arial" w:cs="Arial"/>
-                <w:b/>
-                <w:bCs/>
-                <w:lang w:val="en-US" w:eastAsia="en-IN"/>
-              </w:rPr>
-            </w:pPr>
-          </w:p>
-        </w:tc>
-        <w:tc>
-          <w:tcPr>
-            <w:tcW w:w="274" w:type="pct"/>
-            <w:vAlign w:val="center"/>
-          </w:tcPr>
-          <w:p>
-            <w:pPr>
-              <w:spacing w:after="0" w:line="240" w:lineRule="auto"/>
-              <w:jc w:val="center"/>
-              <w:textAlignment w:val="baseline"/>
-              <w:rPr>
-                <w:rFonts w:ascii="Arial" w:eastAsia="Times New Roman" w:hAnsi="Arial" w:cs="Arial"/>
-                <w:b/>
-                <w:bCs/>
-                <w:lang w:val="en-US" w:eastAsia="en-IN"/>
-              </w:rPr>
-            </w:pPr>
-          </w:p>
-        </w:tc>
-        <w:tc>
-          <w:tcPr>
-            <w:tcW w:w="275" w:type="pct"/>
-            <w:vAlign w:val="center"/>
-          </w:tcPr>
-          <w:p>
-            <w:pPr>
-              <w:spacing w:after="0" w:line="240" w:lineRule="auto"/>
-              <w:jc w:val="center"/>
-              <w:textAlignment w:val="baseline"/>
-              <w:rPr>
-                <w:rFonts w:ascii="Arial" w:eastAsia="Times New Roman" w:hAnsi="Arial" w:cs="Arial"/>
-                <w:b/>
-                <w:bCs/>
-                <w:lang w:val="en-US" w:eastAsia="en-IN"/>
-              </w:rPr>
-            </w:pPr>
-          </w:p>
-        </w:tc>
-        <w:tc>
-          <w:tcPr>
-            <w:tcW w:w="274" w:type="pct"/>
-            <w:vAlign w:val="center"/>
-          </w:tcPr>
-          <w:p>
-            <w:pPr>
-              <w:spacing w:after="0" w:line="240" w:lineRule="auto"/>
-              <w:jc w:val="center"/>
-              <w:textAlignment w:val="baseline"/>
-              <w:rPr>
-                <w:rFonts w:ascii="Arial" w:eastAsia="Times New Roman" w:hAnsi="Arial" w:cs="Arial"/>
-                <w:b/>
-                <w:bCs/>
-                <w:lang w:val="en-US" w:eastAsia="en-IN"/>
-              </w:rPr>
-            </w:pPr>
-          </w:p>
-        </w:tc>
-        <w:tc>
-          <w:tcPr>
-            <w:tcW w:w="275" w:type="pct"/>
-            <w:vAlign w:val="center"/>
-          </w:tcPr>
-          <w:p>
-            <w:pPr>
-              <w:spacing w:after="0" w:line="240" w:lineRule="auto"/>
-              <w:jc w:val="center"/>
-              <w:textAlignment w:val="baseline"/>
-              <w:rPr>
-                <w:rFonts w:ascii="Arial" w:eastAsia="Times New Roman" w:hAnsi="Arial" w:cs="Arial"/>
-                <w:b/>
-                <w:bCs/>
-                <w:lang w:val="en-US" w:eastAsia="en-IN"/>
-              </w:rPr>
-            </w:pPr>
-          </w:p>
-        </w:tc>
-        <w:tc>
-          <w:tcPr>
-            <w:tcW w:w="274" w:type="pct"/>
-            <w:vAlign w:val="center"/>
-          </w:tcPr>
-          <w:p>
-            <w:pPr>
-              <w:spacing w:after="0" w:line="240" w:lineRule="auto"/>
-              <w:jc w:val="center"/>
-              <w:textAlignment w:val="baseline"/>
-              <w:rPr>
-                <w:rFonts w:ascii="Arial" w:eastAsia="Times New Roman" w:hAnsi="Arial" w:cs="Arial"/>
-                <w:b/>
-                <w:bCs/>
-                <w:lang w:val="en-US" w:eastAsia="en-IN"/>
-              </w:rPr>
-            </w:pPr>
-          </w:p>
-        </w:tc>
-        <w:tc>
-          <w:tcPr>
-            <w:tcW w:w="275" w:type="pct"/>
-            <w:vAlign w:val="center"/>
-          </w:tcPr>
-          <w:p>
-            <w:pPr>
-              <w:spacing w:after="0" w:line="240" w:lineRule="auto"/>
-              <w:jc w:val="center"/>
-              <w:textAlignment w:val="baseline"/>
-              <w:rPr>
-                <w:rFonts w:ascii="Arial" w:eastAsia="Times New Roman" w:hAnsi="Arial" w:cs="Arial"/>
-                <w:b/>
-                <w:bCs/>
-                <w:lang w:val="en-US" w:eastAsia="en-IN"/>
-              </w:rPr>
-            </w:pPr>
-          </w:p>
-        </w:tc>
-        <w:tc>
-          <w:tcPr>
-            <w:tcW w:w="274" w:type="pct"/>
-            <w:vAlign w:val="center"/>
-          </w:tcPr>
-          <w:p>
-            <w:pPr>
-              <w:spacing w:after="0" w:line="240" w:lineRule="auto"/>
-              <w:jc w:val="center"/>
-              <w:textAlignment w:val="baseline"/>
-              <w:rPr>
-                <w:rFonts w:ascii="Arial" w:eastAsia="Times New Roman" w:hAnsi="Arial" w:cs="Arial"/>
-                <w:b/>
-                <w:bCs/>
-                <w:lang w:val="en-US" w:eastAsia="en-IN"/>
-              </w:rPr>
-            </w:pPr>
-          </w:p>
-        </w:tc>
-        <w:tc>
-          <w:tcPr>
-            <w:tcW w:w="274" w:type="pct"/>
-            <w:vAlign w:val="center"/>
-          </w:tcPr>
-          <w:p>
-            <w:pPr>
-              <w:spacing w:after="0" w:line="240" w:lineRule="auto"/>
-              <w:jc w:val="center"/>
-              <w:textAlignment w:val="baseline"/>
-              <w:rPr>
-                <w:rFonts w:ascii="Arial" w:eastAsia="Times New Roman" w:hAnsi="Arial" w:cs="Arial"/>
-                <w:b/>
-                <w:bCs/>
-                <w:lang w:val="en-US" w:eastAsia="en-IN"/>
-              </w:rPr>
-            </w:pPr>
-          </w:p>
-        </w:tc>
-      </w:tr>
-      <w:tr>
-        <w:trPr>
-          <w:trHeight w:val="300"/>
-        </w:trPr>
-        <w:tc>
-          <w:tcPr>
-            <w:tcW w:w="607" w:type="pct"/>
-            <w:vAlign w:val="center"/>
-          </w:tcPr>
-          <w:p>
-            <w:pPr>
-              <w:spacing w:after="0" w:line="240" w:lineRule="auto"/>
-              <w:rPr>
-                <w:rFonts w:ascii="Arial" w:eastAsia="Times New Roman" w:hAnsi="Arial" w:cs="Arial"/>
-                <w:b/>
-                <w:bCs/>
-                <w:lang w:val="en-US" w:eastAsia="en-IN"/>
-              </w:rPr>
-            </w:pPr>
-          </w:p>
-        </w:tc>
-        <w:tc>
-          <w:tcPr>
-            <w:tcW w:w="275" w:type="pct"/>
-            <w:vAlign w:val="center"/>
-          </w:tcPr>
-          <w:p>
-            <w:pPr>
-              <w:spacing w:after="0" w:line="240" w:lineRule="auto"/>
-              <w:jc w:val="center"/>
-              <w:textAlignment w:val="baseline"/>
-              <w:rPr>
-                <w:rFonts w:ascii="Arial" w:eastAsia="Times New Roman" w:hAnsi="Arial" w:cs="Arial"/>
-                <w:b/>
-                <w:bCs/>
-                <w:lang w:val="en-US" w:eastAsia="en-IN"/>
-              </w:rPr>
-            </w:pPr>
-          </w:p>
-        </w:tc>
-        <w:tc>
-          <w:tcPr>
-            <w:tcW w:w="275" w:type="pct"/>
-            <w:vAlign w:val="center"/>
-          </w:tcPr>
-          <w:p>
-            <w:pPr>
-              <w:spacing w:after="0" w:line="240" w:lineRule="auto"/>
-              <w:jc w:val="center"/>
-              <w:textAlignment w:val="baseline"/>
-              <w:rPr>
-                <w:rFonts w:ascii="Arial" w:eastAsia="Times New Roman" w:hAnsi="Arial" w:cs="Arial"/>
-                <w:b/>
-                <w:bCs/>
-                <w:lang w:val="en-US" w:eastAsia="en-IN"/>
-              </w:rPr>
-            </w:pPr>
-          </w:p>
-        </w:tc>
-        <w:tc>
-          <w:tcPr>
-            <w:tcW w:w="274" w:type="pct"/>
-            <w:vAlign w:val="center"/>
-          </w:tcPr>
-          <w:p>
-            <w:pPr>
-              <w:spacing w:after="0" w:line="240" w:lineRule="auto"/>
-              <w:jc w:val="center"/>
-              <w:textAlignment w:val="baseline"/>
-              <w:rPr>
-                <w:rFonts w:ascii="Arial" w:eastAsia="Times New Roman" w:hAnsi="Arial" w:cs="Arial"/>
-                <w:b/>
-                <w:bCs/>
-                <w:lang w:val="en-US" w:eastAsia="en-IN"/>
-              </w:rPr>
-            </w:pPr>
-          </w:p>
-        </w:tc>
-        <w:tc>
-          <w:tcPr>
-            <w:tcW w:w="275" w:type="pct"/>
-            <w:vAlign w:val="center"/>
-          </w:tcPr>
-          <w:p>
-            <w:pPr>
-              <w:spacing w:after="0" w:line="240" w:lineRule="auto"/>
-              <w:jc w:val="center"/>
-              <w:textAlignment w:val="baseline"/>
-              <w:rPr>
-                <w:rFonts w:ascii="Arial" w:eastAsia="Times New Roman" w:hAnsi="Arial" w:cs="Arial"/>
-                <w:b/>
-                <w:bCs/>
-                <w:lang w:val="en-US" w:eastAsia="en-IN"/>
-              </w:rPr>
-            </w:pPr>
-          </w:p>
-        </w:tc>
-        <w:tc>
-          <w:tcPr>
-            <w:tcW w:w="274" w:type="pct"/>
-            <w:vAlign w:val="center"/>
-          </w:tcPr>
-          <w:p>
-            <w:pPr>
-              <w:spacing w:after="0" w:line="240" w:lineRule="auto"/>
-              <w:jc w:val="center"/>
-              <w:textAlignment w:val="baseline"/>
-              <w:rPr>
-                <w:rFonts w:ascii="Arial" w:eastAsia="Times New Roman" w:hAnsi="Arial" w:cs="Arial"/>
-                <w:b/>
-                <w:bCs/>
-                <w:lang w:val="en-US" w:eastAsia="en-IN"/>
-              </w:rPr>
-            </w:pPr>
-          </w:p>
-        </w:tc>
-        <w:tc>
-          <w:tcPr>
-            <w:tcW w:w="275" w:type="pct"/>
-            <w:vAlign w:val="center"/>
-          </w:tcPr>
-          <w:p>
-            <w:pPr>
-              <w:spacing w:after="0" w:line="240" w:lineRule="auto"/>
-              <w:jc w:val="center"/>
-              <w:textAlignment w:val="baseline"/>
-              <w:rPr>
-                <w:rFonts w:ascii="Arial" w:eastAsia="Times New Roman" w:hAnsi="Arial" w:cs="Arial"/>
-                <w:b/>
-                <w:bCs/>
-                <w:lang w:val="en-US" w:eastAsia="en-IN"/>
-              </w:rPr>
-            </w:pPr>
-          </w:p>
-        </w:tc>
-        <w:tc>
-          <w:tcPr>
-            <w:tcW w:w="275" w:type="pct"/>
-            <w:vAlign w:val="center"/>
-          </w:tcPr>
-          <w:p>
-            <w:pPr>
-              <w:spacing w:after="0" w:line="240" w:lineRule="auto"/>
-              <w:jc w:val="center"/>
-              <w:textAlignment w:val="baseline"/>
-              <w:rPr>
-                <w:rFonts w:ascii="Arial" w:eastAsia="Times New Roman" w:hAnsi="Arial" w:cs="Arial"/>
-                <w:b/>
-                <w:bCs/>
-                <w:lang w:val="en-US" w:eastAsia="en-IN"/>
-              </w:rPr>
-            </w:pPr>
-          </w:p>
-        </w:tc>
-        <w:tc>
-          <w:tcPr>
-            <w:tcW w:w="275" w:type="pct"/>
-            <w:vAlign w:val="center"/>
-          </w:tcPr>
-          <w:p>
-            <w:pPr>
-              <w:spacing w:after="0" w:line="240" w:lineRule="auto"/>
-              <w:jc w:val="center"/>
-              <w:textAlignment w:val="baseline"/>
-              <w:rPr>
-                <w:rFonts w:ascii="Arial" w:eastAsia="Times New Roman" w:hAnsi="Arial" w:cs="Arial"/>
-                <w:b/>
-                <w:bCs/>
-                <w:lang w:val="en-US" w:eastAsia="en-IN"/>
-              </w:rPr>
-            </w:pPr>
-          </w:p>
-        </w:tc>
-        <w:tc>
-          <w:tcPr>
-            <w:tcW w:w="274" w:type="pct"/>
-            <w:vAlign w:val="center"/>
-          </w:tcPr>
-          <w:p>
-            <w:pPr>
-              <w:spacing w:after="0" w:line="240" w:lineRule="auto"/>
-              <w:jc w:val="center"/>
-              <w:textAlignment w:val="baseline"/>
-              <w:rPr>
-                <w:rFonts w:ascii="Arial" w:eastAsia="Times New Roman" w:hAnsi="Arial" w:cs="Arial"/>
-                <w:b/>
-                <w:bCs/>
-                <w:lang w:val="en-US" w:eastAsia="en-IN"/>
-              </w:rPr>
-            </w:pPr>
-          </w:p>
-        </w:tc>
-        <w:tc>
-          <w:tcPr>
-            <w:tcW w:w="275" w:type="pct"/>
-            <w:vAlign w:val="center"/>
-          </w:tcPr>
-          <w:p>
-            <w:pPr>
-              <w:spacing w:after="0" w:line="240" w:lineRule="auto"/>
-              <w:jc w:val="center"/>
-              <w:textAlignment w:val="baseline"/>
-              <w:rPr>
-                <w:rFonts w:ascii="Arial" w:eastAsia="Times New Roman" w:hAnsi="Arial" w:cs="Arial"/>
-                <w:b/>
-                <w:bCs/>
-                <w:lang w:val="en-US" w:eastAsia="en-IN"/>
-              </w:rPr>
-            </w:pPr>
-          </w:p>
-        </w:tc>
-        <w:tc>
-          <w:tcPr>
-            <w:tcW w:w="274" w:type="pct"/>
-            <w:vAlign w:val="center"/>
-          </w:tcPr>
-          <w:p>
-            <w:pPr>
-              <w:spacing w:after="0" w:line="240" w:lineRule="auto"/>
-              <w:jc w:val="center"/>
-              <w:textAlignment w:val="baseline"/>
-              <w:rPr>
-                <w:rFonts w:ascii="Arial" w:eastAsia="Times New Roman" w:hAnsi="Arial" w:cs="Arial"/>
-                <w:b/>
-                <w:bCs/>
-                <w:lang w:val="en-US" w:eastAsia="en-IN"/>
-              </w:rPr>
-            </w:pPr>
-          </w:p>
-        </w:tc>
-        <w:tc>
-          <w:tcPr>
-            <w:tcW w:w="275" w:type="pct"/>
-            <w:vAlign w:val="center"/>
-          </w:tcPr>
-          <w:p>
-            <w:pPr>
-              <w:spacing w:after="0" w:line="240" w:lineRule="auto"/>
-              <w:jc w:val="center"/>
-              <w:textAlignment w:val="baseline"/>
-              <w:rPr>
-                <w:rFonts w:ascii="Arial" w:eastAsia="Times New Roman" w:hAnsi="Arial" w:cs="Arial"/>
-                <w:b/>
-                <w:bCs/>
-                <w:lang w:val="en-US" w:eastAsia="en-IN"/>
-              </w:rPr>
-            </w:pPr>
-          </w:p>
-        </w:tc>
-        <w:tc>
-          <w:tcPr>
-            <w:tcW w:w="274" w:type="pct"/>
-            <w:vAlign w:val="center"/>
-          </w:tcPr>
-          <w:p>
-            <w:pPr>
-              <w:spacing w:after="0" w:line="240" w:lineRule="auto"/>
-              <w:jc w:val="center"/>
-              <w:textAlignment w:val="baseline"/>
-              <w:rPr>
-                <w:rFonts w:ascii="Arial" w:eastAsia="Times New Roman" w:hAnsi="Arial" w:cs="Arial"/>
-                <w:b/>
-                <w:bCs/>
-                <w:lang w:val="en-US" w:eastAsia="en-IN"/>
-              </w:rPr>
-            </w:pPr>
-          </w:p>
-        </w:tc>
-        <w:tc>
-          <w:tcPr>
-            <w:tcW w:w="275" w:type="pct"/>
-            <w:vAlign w:val="center"/>
-          </w:tcPr>
-          <w:p>
-            <w:pPr>
-              <w:spacing w:after="0" w:line="240" w:lineRule="auto"/>
-              <w:jc w:val="center"/>
-              <w:textAlignment w:val="baseline"/>
-              <w:rPr>
-                <w:rFonts w:ascii="Arial" w:eastAsia="Times New Roman" w:hAnsi="Arial" w:cs="Arial"/>
-                <w:b/>
-                <w:bCs/>
-                <w:lang w:val="en-US" w:eastAsia="en-IN"/>
-              </w:rPr>
-            </w:pPr>
-          </w:p>
-        </w:tc>
-        <w:tc>
-          <w:tcPr>
-            <w:tcW w:w="274" w:type="pct"/>
-            <w:vAlign w:val="center"/>
-          </w:tcPr>
-          <w:p>
-            <w:pPr>
-              <w:spacing w:after="0" w:line="240" w:lineRule="auto"/>
-              <w:jc w:val="center"/>
-              <w:textAlignment w:val="baseline"/>
-              <w:rPr>
-                <w:rFonts w:ascii="Arial" w:eastAsia="Times New Roman" w:hAnsi="Arial" w:cs="Arial"/>
-                <w:b/>
-                <w:bCs/>
-                <w:lang w:val="en-US" w:eastAsia="en-IN"/>
-              </w:rPr>
-            </w:pPr>
-          </w:p>
-        </w:tc>
-        <w:tc>
-          <w:tcPr>
-            <w:tcW w:w="274" w:type="pct"/>
-            <w:vAlign w:val="center"/>
-          </w:tcPr>
-          <w:p>
-            <w:pPr>
-              <w:spacing w:after="0" w:line="240" w:lineRule="auto"/>
-              <w:jc w:val="center"/>
-              <w:textAlignment w:val="baseline"/>
-              <w:rPr>
-                <w:rFonts w:ascii="Arial" w:eastAsia="Times New Roman" w:hAnsi="Arial" w:cs="Arial"/>
-                <w:b/>
-                <w:bCs/>
-                <w:lang w:val="en-US" w:eastAsia="en-IN"/>
-              </w:rPr>
-            </w:pPr>
-          </w:p>
-        </w:tc>
-      </w:tr>
-    </w:tbl>
     <w:p>
       <w:pPr>
         <w:spacing w:before="120"/>

--- a/datasheet_gen/word_templates/SURGE.docx
+++ b/datasheet_gen/word_templates/SURGE.docx
@@ -2551,7 +2551,7 @@
           <w:szCs w:val="20"/>
           <w:u w:val="none"/>
         </w:rPr>
-        <w:t>Photo</w:t>
+        <w:t>{{ img_photo_1_caption }}</w:t>
       </w:r>
       <w:r>
         <w:rPr>
@@ -2565,7 +2565,6 @@
           <w:color w:val="auto"/>
           <w:u w:val="none"/>
         </w:rPr>
-        <w:t xml:space="preserve"> </w:t>
       </w:r>
       <w:r>
         <w:rPr>
@@ -2581,7 +2580,6 @@
           <w:szCs w:val="20"/>
           <w:u w:val="none"/>
         </w:rPr>
-        <w:fldChar w:fldCharType="begin"/>
       </w:r>
       <w:r>
         <w:rPr>
@@ -2597,7 +2595,6 @@
           <w:szCs w:val="20"/>
           <w:u w:val="none"/>
         </w:rPr>
-        <w:instrText xml:space="preserve"> SEQ Photo \* ARABIC </w:instrText>
       </w:r>
       <w:r>
         <w:rPr>
@@ -2613,7 +2610,6 @@
           <w:szCs w:val="20"/>
           <w:u w:val="none"/>
         </w:rPr>
-        <w:fldChar w:fldCharType="separate"/>
       </w:r>
       <w:r>
         <w:rPr>
@@ -2629,7 +2625,6 @@
           <w:szCs w:val="20"/>
           <w:u w:val="none"/>
         </w:rPr>
-        <w:t>1</w:t>
       </w:r>
       <w:r>
         <w:rPr>
@@ -2645,7 +2640,6 @@
           <w:szCs w:val="20"/>
           <w:u w:val="none"/>
         </w:rPr>
-        <w:fldChar w:fldCharType="end"/>
       </w:r>
       <w:r>
         <w:rPr>
@@ -2661,7 +2655,6 @@
           <w:szCs w:val="20"/>
           <w:u w:val="none"/>
         </w:rPr>
-        <w:t>:</w:t>
       </w:r>
       <w:r>
         <w:rPr>
@@ -2675,7 +2668,6 @@
           <w:szCs w:val="20"/>
           <w:u w:val="none"/>
         </w:rPr>
-        <w:t xml:space="preserve"> </w:t>
       </w:r>
       <w:r>
         <w:rPr>
@@ -2688,7 +2680,6 @@
           <w:sz w:val="20"/>
           <w:szCs w:val="20"/>
         </w:rPr>
-        <w:t xml:space="preserve">Surge test setup </w:t>
       </w:r>
       <w:r>
         <w:rPr>
@@ -2701,7 +2692,6 @@
           <w:sz w:val="20"/>
           <w:szCs w:val="20"/>
         </w:rPr>
-        <w:t>-</w:t>
       </w:r>
       <w:r>
         <w:rPr>
@@ -2714,7 +2704,6 @@
           <w:sz w:val="20"/>
           <w:szCs w:val="20"/>
         </w:rPr>
-        <w:t xml:space="preserve"> Power Line</w:t>
       </w:r>
       <w:bookmarkEnd w:id="135"/>
     </w:p>
@@ -2769,7 +2758,7 @@
           <w:szCs w:val="20"/>
           <w:u w:val="none"/>
         </w:rPr>
-        <w:t>Photo</w:t>
+        <w:t>{{ img_photo_2_caption }}</w:t>
       </w:r>
       <w:r>
         <w:rPr>
@@ -2783,7 +2772,6 @@
           <w:color w:val="auto"/>
           <w:u w:val="none"/>
         </w:rPr>
-        <w:t xml:space="preserve"> </w:t>
       </w:r>
       <w:r>
         <w:rPr>
@@ -2799,7 +2787,6 @@
           <w:szCs w:val="20"/>
           <w:u w:val="none"/>
         </w:rPr>
-        <w:fldChar w:fldCharType="begin"/>
       </w:r>
       <w:r>
         <w:rPr>
@@ -2815,7 +2802,6 @@
           <w:szCs w:val="20"/>
           <w:u w:val="none"/>
         </w:rPr>
-        <w:instrText xml:space="preserve"> SEQ Photo \* ARABIC </w:instrText>
       </w:r>
       <w:r>
         <w:rPr>
@@ -2831,7 +2817,6 @@
           <w:szCs w:val="20"/>
           <w:u w:val="none"/>
         </w:rPr>
-        <w:fldChar w:fldCharType="separate"/>
       </w:r>
       <w:r>
         <w:rPr>
@@ -2847,7 +2832,6 @@
           <w:szCs w:val="20"/>
           <w:u w:val="none"/>
         </w:rPr>
-        <w:t>2</w:t>
       </w:r>
       <w:r>
         <w:rPr>
@@ -2863,7 +2847,6 @@
           <w:szCs w:val="20"/>
           <w:u w:val="none"/>
         </w:rPr>
-        <w:fldChar w:fldCharType="end"/>
       </w:r>
       <w:r>
         <w:rPr>
@@ -2879,7 +2862,6 @@
           <w:szCs w:val="20"/>
           <w:u w:val="none"/>
         </w:rPr>
-        <w:t>:</w:t>
       </w:r>
       <w:r>
         <w:rPr>
@@ -2893,7 +2875,6 @@
           <w:szCs w:val="20"/>
           <w:u w:val="none"/>
         </w:rPr>
-        <w:t xml:space="preserve"> </w:t>
       </w:r>
       <w:r>
         <w:rPr>
@@ -2906,7 +2887,6 @@
           <w:sz w:val="20"/>
           <w:szCs w:val="20"/>
         </w:rPr>
-        <w:t xml:space="preserve">Surge test setup </w:t>
       </w:r>
       <w:r>
         <w:rPr>
@@ -2919,7 +2899,6 @@
           <w:sz w:val="20"/>
           <w:szCs w:val="20"/>
         </w:rPr>
-        <w:t>-</w:t>
       </w:r>
       <w:r>
         <w:rPr>
@@ -2932,7 +2911,6 @@
           <w:sz w:val="20"/>
           <w:szCs w:val="20"/>
         </w:rPr>
-        <w:t xml:space="preserve"> Signal Line</w:t>
       </w:r>
       <w:bookmarkEnd w:id="136"/>
       <w:r>
@@ -2946,7 +2924,6 @@
           <w:sz w:val="20"/>
           <w:szCs w:val="20"/>
         </w:rPr>
-        <w:t xml:space="preserve">                                                                                                                                                                                                                                                                                                                                             </w:t>
       </w:r>
     </w:p>
     <w:p>

--- a/datasheet_gen/word_templates/SURGE.docx
+++ b/datasheet_gen/word_templates/SURGE.docx
@@ -1443,11 +1443,7 @@
             <w:tcW w:w="2834" w:type="dxa"/>
             <w:vAlign w:val="center"/>
           </w:tcPr>
-          <w:p>
-            <w:r>
-              <w:t>Power Line</w:t>
-            </w:r>
-          </w:p>
+          <w:p/>
           <w:p>
             <w:r>
               <w:t>{{r tv_cm_power }}</w:t>
@@ -1459,11 +1455,7 @@
             <w:tcW w:w="2834" w:type="dxa"/>
             <w:vAlign w:val="center"/>
           </w:tcPr>
-          <w:p>
-            <w:r>
-              <w:t>Signal Line</w:t>
-            </w:r>
-          </w:p>
+          <w:p/>
           <w:p>
             <w:r>
               <w:t>{{r tv_cm_signal }}</w:t>
@@ -1519,11 +1511,7 @@
             <w:tcW w:w="2834" w:type="dxa"/>
             <w:vAlign w:val="center"/>
           </w:tcPr>
-          <w:p>
-            <w:r>
-              <w:t>Power Line</w:t>
-            </w:r>
-          </w:p>
+          <w:p/>
           <w:p>
             <w:r>
               <w:t>{{r tv_dm_power }}</w:t>
@@ -1535,11 +1523,7 @@
             <w:tcW w:w="2834" w:type="dxa"/>
             <w:vAlign w:val="center"/>
           </w:tcPr>
-          <w:p>
-            <w:r>
-              <w:t>Signal Line</w:t>
-            </w:r>
-          </w:p>
+          <w:p/>
           <w:p>
             <w:r>
               <w:t>{{r tv_dm_signal }}</w:t>
@@ -2373,7 +2357,7 @@
           <w:highlight w:val="yellow"/>
           <w:lang w:val="en-US"/>
         </w:rPr>
-        <w:t>A: No degradation was observed during the test based on the parameters monitored.</w:t>
+        <w:t xml:space="preserve">{%p for l in surge_obs_legend %}</w:t>
       </w:r>
     </w:p>
     <w:p>
@@ -2394,7 +2378,7 @@
           <w:highlight w:val="yellow"/>
           <w:lang w:val="en-US"/>
         </w:rPr>
-        <w:t>B: Write the observation in case of not meeting the required criteria. If needed use more criteria such as B1, B2, B3, …etc. The EUT recovered automatically without manual intervention.</w:t>
+        <w:t xml:space="preserve">{{ l.code }}: {{ l.desc }}</w:t>
       </w:r>
     </w:p>
     <w:p>
@@ -2415,27 +2399,7 @@
           <w:highlight w:val="yellow"/>
           <w:lang w:val="en-US"/>
         </w:rPr>
-        <w:t>C: Write the observation in case of not meeting the required criteria. If needed use more criteria such as C1, C2, C3, ...etc. The EUT recovered after manual intervention.</w:t>
-      </w:r>
-    </w:p>
-    <w:p>
-      <w:pPr>
-        <w:spacing w:before="120" w:after="0"/>
-        <w:jc w:val="both"/>
-        <w:rPr>
-          <w:rFonts w:ascii="Arial" w:hAnsi="Arial" w:cs="Arial"/>
-          <w:bCs/>
-          <w:lang w:val="en-US"/>
-        </w:rPr>
-      </w:pPr>
-      <w:r>
-        <w:rPr>
-          <w:rFonts w:ascii="Arial" w:hAnsi="Arial" w:cs="Arial"/>
-          <w:bCs/>
-          <w:highlight w:val="yellow"/>
-          <w:lang w:val="en-US"/>
-        </w:rPr>
-        <w:t>D: Write the observation in case of not meeting the required criteria. If needed use more criteria such as D1, D2, D3, ...etc. The EUT got damaged permanently.</w:t>
+        <w:t xml:space="preserve">{%p endfor %}</w:t>
       </w:r>
     </w:p>
     <w:p>
@@ -2925,6 +2889,119 @@
           <w:szCs w:val="20"/>
         </w:rPr>
       </w:r>
+    </w:p>
+    <w:p>
+      <w:pPr>
+        <w:pStyle w:val="Caption"/>
+        <w:spacing w:after="0" w:before="0"/>
+        <w:jc w:val="center"/>
+        <w:rPr>
+          <w:rFonts w:ascii="Arial" w:hAnsi="Arial" w:cs="Arial"/>
+          <w:b/>
+          <w:bCs/>
+          <w:i w:val="0"/>
+          <w:iCs w:val="0"/>
+          <w:color w:val="auto"/>
+          <w:sz w:val="20"/>
+          <w:szCs w:val="20"/>
+        </w:rPr>
+      </w:pPr>
+      <w:bookmarkStart w:id="136" w:name="_Toc225977190"/>
+      <w:r>
+        <w:rPr>
+          <w:rStyle w:val="Hyperlink"/>
+          <w:rFonts w:ascii="Arial" w:hAnsi="Arial" w:cs="Arial"/>
+          <w:b/>
+          <w:bCs/>
+          <w:i w:val="0"/>
+          <w:iCs w:val="0"/>
+          <w:noProof/>
+          <w:color w:val="auto"/>
+          <w:sz w:val="20"/>
+          <w:szCs w:val="20"/>
+          <w:u w:val="none"/>
+        </w:rPr>
+        <w:t xml:space="preserve">{%p for pic in re_extra_photos %}</w:t>
+      </w:r>
+      <w:bookmarkEnd w:id="136"/>
+    </w:p>
+    <w:p>
+      <w:pPr>
+        <w:spacing w:before="0" w:after="0"/>
+      </w:pPr>
+      <w:r>
+        <w:t xml:space="preserve">{{ pic.img }}</w:t>
+      </w:r>
+    </w:p>
+    <w:p>
+      <w:pPr>
+        <w:pStyle w:val="Caption"/>
+        <w:spacing w:after="0" w:before="0"/>
+        <w:jc w:val="center"/>
+        <w:rPr>
+          <w:rFonts w:ascii="Arial" w:hAnsi="Arial" w:cs="Arial"/>
+          <w:b/>
+          <w:bCs/>
+          <w:i w:val="0"/>
+          <w:iCs w:val="0"/>
+          <w:color w:val="auto"/>
+          <w:sz w:val="20"/>
+          <w:szCs w:val="20"/>
+        </w:rPr>
+      </w:pPr>
+      <w:bookmarkStart w:id="136" w:name="_Toc225977190"/>
+      <w:r>
+        <w:rPr>
+          <w:rStyle w:val="Hyperlink"/>
+          <w:rFonts w:ascii="Arial" w:hAnsi="Arial" w:cs="Arial"/>
+          <w:b/>
+          <w:bCs/>
+          <w:i w:val="0"/>
+          <w:iCs w:val="0"/>
+          <w:noProof/>
+          <w:color w:val="auto"/>
+          <w:sz w:val="20"/>
+          <w:szCs w:val="20"/>
+          <w:u w:val="none"/>
+        </w:rPr>
+        <w:t xml:space="preserve">{{ pic.caption }}</w:t>
+      </w:r>
+      <w:bookmarkEnd w:id="136"/>
+    </w:p>
+    <w:p>
+      <w:pPr>
+        <w:pStyle w:val="Caption"/>
+        <w:spacing w:after="0" w:before="0"/>
+        <w:jc w:val="center"/>
+        <w:rPr>
+          <w:rFonts w:ascii="Arial" w:hAnsi="Arial" w:cs="Arial"/>
+          <w:b/>
+          <w:bCs/>
+          <w:i w:val="0"/>
+          <w:iCs w:val="0"/>
+          <w:color w:val="auto"/>
+          <w:sz w:val="20"/>
+          <w:szCs w:val="20"/>
+        </w:rPr>
+      </w:pPr>
+      <w:bookmarkStart w:id="136" w:name="_Toc225977190"/>
+      <w:r>
+        <w:rPr>
+          <w:rStyle w:val="Hyperlink"/>
+          <w:rFonts w:ascii="Arial" w:hAnsi="Arial" w:cs="Arial"/>
+          <w:b/>
+          <w:bCs/>
+          <w:i w:val="0"/>
+          <w:iCs w:val="0"/>
+          <w:noProof/>
+          <w:color w:val="auto"/>
+          <w:sz w:val="20"/>
+          <w:szCs w:val="20"/>
+          <w:u w:val="none"/>
+        </w:rPr>
+        <w:t xml:space="preserve">{%p endfor %}</w:t>
+      </w:r>
+      <w:bookmarkEnd w:id="136"/>
     </w:p>
     <w:p>
       <w:pPr>

--- a/datasheet_gen/word_templates/SURGE.docx
+++ b/datasheet_gen/word_templates/SURGE.docx
@@ -2245,7 +2245,7 @@
           <w:bCs/>
           <w:lang w:val="en-US"/>
         </w:rPr>
-        <w:t xml:space="preserve">AC Power Line: </w:t>
+        <w:t>{{ surge_obs_anchor }}</w:t>
       </w:r>
     </w:p>
     <w:p>
@@ -2279,52 +2279,11 @@
           <w:rFonts w:ascii="Arial" w:hAnsi="Arial" w:cs="Arial"/>
           <w:b/>
           <w:bCs/>
-          <w:lang w:val="en-US"/>
-        </w:rPr>
-      </w:pPr>
-      <w:r>
-        <w:rPr>
-          <w:rFonts w:ascii="Arial" w:hAnsi="Arial" w:cs="Arial"/>
-          <w:b/>
-          <w:bCs/>
-          <w:lang w:val="en-US"/>
-        </w:rPr>
-        <w:t xml:space="preserve">DC Power Line: </w:t>
-      </w:r>
-    </w:p>
-    <w:p>
-      <w:pPr>
-        <w:spacing w:after="0"/>
-        <w:rPr>
-          <w:rFonts w:ascii="Arial" w:hAnsi="Arial" w:cs="Arial"/>
-          <w:b/>
-          <w:bCs/>
           <w:sz w:val="12"/>
           <w:szCs w:val="12"/>
           <w:lang w:val="en-US"/>
         </w:rPr>
       </w:pPr>
-    </w:p>
-    <w:p>
-      <w:pPr>
-        <w:spacing w:after="0"/>
-        <w:rPr>
-          <w:rFonts w:ascii="Arial" w:hAnsi="Arial" w:cs="Arial"/>
-          <w:b/>
-          <w:bCs/>
-          <w:lang w:val="en-US"/>
-        </w:rPr>
-      </w:pPr>
-      <w:r>
-        <w:rPr>
-          <w:rFonts w:ascii="Arial" w:hAnsi="Arial" w:cs="Arial"/>
-          <w:b/>
-          <w:bCs/>
-          <w:lang w:val="en-US"/>
-        </w:rPr>
-        <w:lastRenderedPageBreak/>
-        <w:t>Signal Line:</w:t>
-      </w:r>
     </w:p>
     <w:p>
       <w:pPr>

--- a/datasheet_gen/word_templates/SURGE.docx
+++ b/datasheet_gen/word_templates/SURGE.docx
@@ -1443,7 +1443,6 @@
             <w:tcW w:w="2834" w:type="dxa"/>
             <w:vAlign w:val="center"/>
           </w:tcPr>
-          <w:p/>
           <w:p>
             <w:r>
               <w:t>{{r tv_cm_power }}</w:t>
@@ -1455,7 +1454,6 @@
             <w:tcW w:w="2834" w:type="dxa"/>
             <w:vAlign w:val="center"/>
           </w:tcPr>
-          <w:p/>
           <w:p>
             <w:r>
               <w:t>{{r tv_cm_signal }}</w:t>
@@ -1511,7 +1509,6 @@
             <w:tcW w:w="2834" w:type="dxa"/>
             <w:vAlign w:val="center"/>
           </w:tcPr>
-          <w:p/>
           <w:p>
             <w:r>
               <w:t>{{r tv_dm_power }}</w:t>
@@ -1523,7 +1520,6 @@
             <w:tcW w:w="2834" w:type="dxa"/>
             <w:vAlign w:val="center"/>
           </w:tcPr>
-          <w:p/>
           <w:p>
             <w:r>
               <w:t>{{r tv_dm_signal }}</w:t>
